--- a/docs/public/HDL Workflow Hands-On Guide.docx
+++ b/docs/public/HDL Workflow Hands-On Guide.docx
@@ -77,7 +77,7 @@
           <w:r>
             <w:fldChar w:fldCharType="separate"/>
           </w:r>
-          <w:hyperlink w:anchor="_Toc210041306" w:history="1">
+          <w:hyperlink w:anchor="_Toc210048113" w:history="1">
             <w:r>
               <w:rPr>
                 <w:rStyle w:val="Hyperlink"/>
@@ -97,7 +97,21 @@
                 <w:rStyle w:val="Hyperlink"/>
                 <w:noProof/>
               </w:rPr>
-              <w:t>Getting Started</w:t>
+              <w:t>Gettin</w:t>
+            </w:r>
+            <w:r>
+              <w:rPr>
+                <w:rStyle w:val="Hyperlink"/>
+                <w:noProof/>
+              </w:rPr>
+              <w:t>g</w:t>
+            </w:r>
+            <w:r>
+              <w:rPr>
+                <w:rStyle w:val="Hyperlink"/>
+                <w:noProof/>
+              </w:rPr>
+              <w:t xml:space="preserve"> Started</w:t>
             </w:r>
             <w:r>
               <w:rPr>
@@ -118,7 +132,7 @@
                 <w:noProof/>
                 <w:webHidden/>
               </w:rPr>
-              <w:instrText xml:space="preserve"> PAGEREF _Toc210041306 \h </w:instrText>
+              <w:instrText xml:space="preserve"> PAGEREF _Toc210048113 \h </w:instrText>
             </w:r>
             <w:r>
               <w:rPr>
@@ -161,7 +175,7 @@
               <w:noProof/>
             </w:rPr>
           </w:pPr>
-          <w:hyperlink w:anchor="_Toc210041307" w:history="1">
+          <w:hyperlink w:anchor="_Toc210048114" w:history="1">
             <w:r>
               <w:rPr>
                 <w:rStyle w:val="Hyperlink"/>
@@ -202,7 +216,7 @@
                 <w:noProof/>
                 <w:webHidden/>
               </w:rPr>
-              <w:instrText xml:space="preserve"> PAGEREF _Toc210041307 \h </w:instrText>
+              <w:instrText xml:space="preserve"> PAGEREF _Toc210048114 \h </w:instrText>
             </w:r>
             <w:r>
               <w:rPr>
@@ -245,7 +259,7 @@
               <w:noProof/>
             </w:rPr>
           </w:pPr>
-          <w:hyperlink w:anchor="_Toc210041308" w:history="1">
+          <w:hyperlink w:anchor="_Toc210048115" w:history="1">
             <w:r>
               <w:rPr>
                 <w:rStyle w:val="Hyperlink"/>
@@ -286,7 +300,7 @@
                 <w:noProof/>
                 <w:webHidden/>
               </w:rPr>
-              <w:instrText xml:space="preserve"> PAGEREF _Toc210041308 \h </w:instrText>
+              <w:instrText xml:space="preserve"> PAGEREF _Toc210048115 \h </w:instrText>
             </w:r>
             <w:r>
               <w:rPr>
@@ -329,7 +343,7 @@
               <w:noProof/>
             </w:rPr>
           </w:pPr>
-          <w:hyperlink w:anchor="_Toc210041309" w:history="1">
+          <w:hyperlink w:anchor="_Toc210048116" w:history="1">
             <w:r>
               <w:rPr>
                 <w:rStyle w:val="Hyperlink"/>
@@ -370,7 +384,7 @@
                 <w:noProof/>
                 <w:webHidden/>
               </w:rPr>
-              <w:instrText xml:space="preserve"> PAGEREF _Toc210041309 \h </w:instrText>
+              <w:instrText xml:space="preserve"> PAGEREF _Toc210048116 \h </w:instrText>
             </w:r>
             <w:r>
               <w:rPr>
@@ -413,7 +427,7 @@
               <w:noProof/>
             </w:rPr>
           </w:pPr>
-          <w:hyperlink w:anchor="_Toc210041310" w:history="1">
+          <w:hyperlink w:anchor="_Toc210048117" w:history="1">
             <w:r>
               <w:rPr>
                 <w:rStyle w:val="Hyperlink"/>
@@ -454,7 +468,7 @@
                 <w:noProof/>
                 <w:webHidden/>
               </w:rPr>
-              <w:instrText xml:space="preserve"> PAGEREF _Toc210041310 \h </w:instrText>
+              <w:instrText xml:space="preserve"> PAGEREF _Toc210048117 \h </w:instrText>
             </w:r>
             <w:r>
               <w:rPr>
@@ -497,7 +511,7 @@
               <w:noProof/>
             </w:rPr>
           </w:pPr>
-          <w:hyperlink w:anchor="_Toc210041311" w:history="1">
+          <w:hyperlink w:anchor="_Toc210048118" w:history="1">
             <w:r>
               <w:rPr>
                 <w:rStyle w:val="Hyperlink"/>
@@ -538,7 +552,7 @@
                 <w:noProof/>
                 <w:webHidden/>
               </w:rPr>
-              <w:instrText xml:space="preserve"> PAGEREF _Toc210041311 \h </w:instrText>
+              <w:instrText xml:space="preserve"> PAGEREF _Toc210048118 \h </w:instrText>
             </w:r>
             <w:r>
               <w:rPr>
@@ -581,7 +595,7 @@
               <w:noProof/>
             </w:rPr>
           </w:pPr>
-          <w:hyperlink w:anchor="_Toc210041312" w:history="1">
+          <w:hyperlink w:anchor="_Toc210048119" w:history="1">
             <w:r>
               <w:rPr>
                 <w:rStyle w:val="Hyperlink"/>
@@ -622,7 +636,7 @@
                 <w:noProof/>
                 <w:webHidden/>
               </w:rPr>
-              <w:instrText xml:space="preserve"> PAGEREF _Toc210041312 \h </w:instrText>
+              <w:instrText xml:space="preserve"> PAGEREF _Toc210048119 \h </w:instrText>
             </w:r>
             <w:r>
               <w:rPr>
@@ -665,7 +679,7 @@
               <w:noProof/>
             </w:rPr>
           </w:pPr>
-          <w:hyperlink w:anchor="_Toc210041313" w:history="1">
+          <w:hyperlink w:anchor="_Toc210048120" w:history="1">
             <w:r>
               <w:rPr>
                 <w:rStyle w:val="Hyperlink"/>
@@ -706,7 +720,7 @@
                 <w:noProof/>
                 <w:webHidden/>
               </w:rPr>
-              <w:instrText xml:space="preserve"> PAGEREF _Toc210041313 \h </w:instrText>
+              <w:instrText xml:space="preserve"> PAGEREF _Toc210048120 \h </w:instrText>
             </w:r>
             <w:r>
               <w:rPr>
@@ -749,7 +763,7 @@
               <w:noProof/>
             </w:rPr>
           </w:pPr>
-          <w:hyperlink w:anchor="_Toc210041314" w:history="1">
+          <w:hyperlink w:anchor="_Toc210048121" w:history="1">
             <w:r>
               <w:rPr>
                 <w:rStyle w:val="Hyperlink"/>
@@ -790,7 +804,7 @@
                 <w:noProof/>
                 <w:webHidden/>
               </w:rPr>
-              <w:instrText xml:space="preserve"> PAGEREF _Toc210041314 \h </w:instrText>
+              <w:instrText xml:space="preserve"> PAGEREF _Toc210048121 \h </w:instrText>
             </w:r>
             <w:r>
               <w:rPr>
@@ -833,7 +847,7 @@
               <w:noProof/>
             </w:rPr>
           </w:pPr>
-          <w:hyperlink w:anchor="_Toc210041315" w:history="1">
+          <w:hyperlink w:anchor="_Toc210048122" w:history="1">
             <w:r>
               <w:rPr>
                 <w:rStyle w:val="Hyperlink"/>
@@ -874,7 +888,7 @@
                 <w:noProof/>
                 <w:webHidden/>
               </w:rPr>
-              <w:instrText xml:space="preserve"> PAGEREF _Toc210041315 \h </w:instrText>
+              <w:instrText xml:space="preserve"> PAGEREF _Toc210048122 \h </w:instrText>
             </w:r>
             <w:r>
               <w:rPr>
@@ -917,7 +931,7 @@
               <w:noProof/>
             </w:rPr>
           </w:pPr>
-          <w:hyperlink w:anchor="_Toc210041316" w:history="1">
+          <w:hyperlink w:anchor="_Toc210048123" w:history="1">
             <w:r>
               <w:rPr>
                 <w:rStyle w:val="Hyperlink"/>
@@ -958,7 +972,7 @@
                 <w:noProof/>
                 <w:webHidden/>
               </w:rPr>
-              <w:instrText xml:space="preserve"> PAGEREF _Toc210041316 \h </w:instrText>
+              <w:instrText xml:space="preserve"> PAGEREF _Toc210048123 \h </w:instrText>
             </w:r>
             <w:r>
               <w:rPr>
@@ -1001,7 +1015,7 @@
               <w:noProof/>
             </w:rPr>
           </w:pPr>
-          <w:hyperlink w:anchor="_Toc210041317" w:history="1">
+          <w:hyperlink w:anchor="_Toc210048124" w:history="1">
             <w:r>
               <w:rPr>
                 <w:rStyle w:val="Hyperlink"/>
@@ -1042,7 +1056,7 @@
                 <w:noProof/>
                 <w:webHidden/>
               </w:rPr>
-              <w:instrText xml:space="preserve"> PAGEREF _Toc210041317 \h </w:instrText>
+              <w:instrText xml:space="preserve"> PAGEREF _Toc210048124 \h </w:instrText>
             </w:r>
             <w:r>
               <w:rPr>
@@ -1085,7 +1099,7 @@
               <w:noProof/>
             </w:rPr>
           </w:pPr>
-          <w:hyperlink w:anchor="_Toc210041318" w:history="1">
+          <w:hyperlink w:anchor="_Toc210048125" w:history="1">
             <w:r>
               <w:rPr>
                 <w:rStyle w:val="Hyperlink"/>
@@ -1126,7 +1140,7 @@
                 <w:noProof/>
                 <w:webHidden/>
               </w:rPr>
-              <w:instrText xml:space="preserve"> PAGEREF _Toc210041318 \h </w:instrText>
+              <w:instrText xml:space="preserve"> PAGEREF _Toc210048125 \h </w:instrText>
             </w:r>
             <w:r>
               <w:rPr>
@@ -1169,7 +1183,7 @@
               <w:noProof/>
             </w:rPr>
           </w:pPr>
-          <w:hyperlink w:anchor="_Toc210041319" w:history="1">
+          <w:hyperlink w:anchor="_Toc210048126" w:history="1">
             <w:r>
               <w:rPr>
                 <w:rStyle w:val="Hyperlink"/>
@@ -1210,7 +1224,7 @@
                 <w:noProof/>
                 <w:webHidden/>
               </w:rPr>
-              <w:instrText xml:space="preserve"> PAGEREF _Toc210041319 \h </w:instrText>
+              <w:instrText xml:space="preserve"> PAGEREF _Toc210048126 \h </w:instrText>
             </w:r>
             <w:r>
               <w:rPr>
@@ -1253,7 +1267,7 @@
               <w:noProof/>
             </w:rPr>
           </w:pPr>
-          <w:hyperlink w:anchor="_Toc210041320" w:history="1">
+          <w:hyperlink w:anchor="_Toc210048127" w:history="1">
             <w:r>
               <w:rPr>
                 <w:rStyle w:val="Hyperlink"/>
@@ -1294,7 +1308,7 @@
                 <w:noProof/>
                 <w:webHidden/>
               </w:rPr>
-              <w:instrText xml:space="preserve"> PAGEREF _Toc210041320 \h </w:instrText>
+              <w:instrText xml:space="preserve"> PAGEREF _Toc210048127 \h </w:instrText>
             </w:r>
             <w:r>
               <w:rPr>
@@ -1337,7 +1351,7 @@
               <w:noProof/>
             </w:rPr>
           </w:pPr>
-          <w:hyperlink w:anchor="_Toc210041321" w:history="1">
+          <w:hyperlink w:anchor="_Toc210048128" w:history="1">
             <w:r>
               <w:rPr>
                 <w:rStyle w:val="Hyperlink"/>
@@ -1378,7 +1392,7 @@
                 <w:noProof/>
                 <w:webHidden/>
               </w:rPr>
-              <w:instrText xml:space="preserve"> PAGEREF _Toc210041321 \h </w:instrText>
+              <w:instrText xml:space="preserve"> PAGEREF _Toc210048128 \h </w:instrText>
             </w:r>
             <w:r>
               <w:rPr>
@@ -1421,7 +1435,7 @@
               <w:noProof/>
             </w:rPr>
           </w:pPr>
-          <w:hyperlink w:anchor="_Toc210041322" w:history="1">
+          <w:hyperlink w:anchor="_Toc210048129" w:history="1">
             <w:r>
               <w:rPr>
                 <w:rStyle w:val="Hyperlink"/>
@@ -1462,7 +1476,7 @@
                 <w:noProof/>
                 <w:webHidden/>
               </w:rPr>
-              <w:instrText xml:space="preserve"> PAGEREF _Toc210041322 \h </w:instrText>
+              <w:instrText xml:space="preserve"> PAGEREF _Toc210048129 \h </w:instrText>
             </w:r>
             <w:r>
               <w:rPr>
@@ -1505,7 +1519,7 @@
               <w:noProof/>
             </w:rPr>
           </w:pPr>
-          <w:hyperlink w:anchor="_Toc210041323" w:history="1">
+          <w:hyperlink w:anchor="_Toc210048130" w:history="1">
             <w:r>
               <w:rPr>
                 <w:rStyle w:val="Hyperlink"/>
@@ -1546,7 +1560,7 @@
                 <w:noProof/>
                 <w:webHidden/>
               </w:rPr>
-              <w:instrText xml:space="preserve"> PAGEREF _Toc210041323 \h </w:instrText>
+              <w:instrText xml:space="preserve"> PAGEREF _Toc210048130 \h </w:instrText>
             </w:r>
             <w:r>
               <w:rPr>
@@ -1589,7 +1603,7 @@
               <w:noProof/>
             </w:rPr>
           </w:pPr>
-          <w:hyperlink w:anchor="_Toc210041324" w:history="1">
+          <w:hyperlink w:anchor="_Toc210048131" w:history="1">
             <w:r>
               <w:rPr>
                 <w:rStyle w:val="Hyperlink"/>
@@ -1630,7 +1644,7 @@
                 <w:noProof/>
                 <w:webHidden/>
               </w:rPr>
-              <w:instrText xml:space="preserve"> PAGEREF _Toc210041324 \h </w:instrText>
+              <w:instrText xml:space="preserve"> PAGEREF _Toc210048131 \h </w:instrText>
             </w:r>
             <w:r>
               <w:rPr>
@@ -1673,7 +1687,7 @@
               <w:noProof/>
             </w:rPr>
           </w:pPr>
-          <w:hyperlink w:anchor="_Toc210041325" w:history="1">
+          <w:hyperlink w:anchor="_Toc210048132" w:history="1">
             <w:r>
               <w:rPr>
                 <w:rStyle w:val="Hyperlink"/>
@@ -1714,7 +1728,7 @@
                 <w:noProof/>
                 <w:webHidden/>
               </w:rPr>
-              <w:instrText xml:space="preserve"> PAGEREF _Toc210041325 \h </w:instrText>
+              <w:instrText xml:space="preserve"> PAGEREF _Toc210048132 \h </w:instrText>
             </w:r>
             <w:r>
               <w:rPr>
@@ -1757,7 +1771,7 @@
               <w:noProof/>
             </w:rPr>
           </w:pPr>
-          <w:hyperlink w:anchor="_Toc210041326" w:history="1">
+          <w:hyperlink w:anchor="_Toc210048133" w:history="1">
             <w:r>
               <w:rPr>
                 <w:rStyle w:val="Hyperlink"/>
@@ -1798,7 +1812,7 @@
                 <w:noProof/>
                 <w:webHidden/>
               </w:rPr>
-              <w:instrText xml:space="preserve"> PAGEREF _Toc210041326 \h </w:instrText>
+              <w:instrText xml:space="preserve"> PAGEREF _Toc210048133 \h </w:instrText>
             </w:r>
             <w:r>
               <w:rPr>
@@ -1841,7 +1855,7 @@
               <w:noProof/>
             </w:rPr>
           </w:pPr>
-          <w:hyperlink w:anchor="_Toc210041327" w:history="1">
+          <w:hyperlink w:anchor="_Toc210048134" w:history="1">
             <w:r>
               <w:rPr>
                 <w:rStyle w:val="Hyperlink"/>
@@ -1882,7 +1896,7 @@
                 <w:noProof/>
                 <w:webHidden/>
               </w:rPr>
-              <w:instrText xml:space="preserve"> PAGEREF _Toc210041327 \h </w:instrText>
+              <w:instrText xml:space="preserve"> PAGEREF _Toc210048134 \h </w:instrText>
             </w:r>
             <w:r>
               <w:rPr>
@@ -1925,7 +1939,7 @@
               <w:noProof/>
             </w:rPr>
           </w:pPr>
-          <w:hyperlink w:anchor="_Toc210041328" w:history="1">
+          <w:hyperlink w:anchor="_Toc210048135" w:history="1">
             <w:r>
               <w:rPr>
                 <w:rStyle w:val="Hyperlink"/>
@@ -1966,7 +1980,7 @@
                 <w:noProof/>
                 <w:webHidden/>
               </w:rPr>
-              <w:instrText xml:space="preserve"> PAGEREF _Toc210041328 \h </w:instrText>
+              <w:instrText xml:space="preserve"> PAGEREF _Toc210048135 \h </w:instrText>
             </w:r>
             <w:r>
               <w:rPr>
@@ -2009,7 +2023,7 @@
               <w:noProof/>
             </w:rPr>
           </w:pPr>
-          <w:hyperlink w:anchor="_Toc210041329" w:history="1">
+          <w:hyperlink w:anchor="_Toc210048136" w:history="1">
             <w:r>
               <w:rPr>
                 <w:rStyle w:val="Hyperlink"/>
@@ -2050,7 +2064,7 @@
                 <w:noProof/>
                 <w:webHidden/>
               </w:rPr>
-              <w:instrText xml:space="preserve"> PAGEREF _Toc210041329 \h </w:instrText>
+              <w:instrText xml:space="preserve"> PAGEREF _Toc210048136 \h </w:instrText>
             </w:r>
             <w:r>
               <w:rPr>
@@ -2093,7 +2107,7 @@
               <w:noProof/>
             </w:rPr>
           </w:pPr>
-          <w:hyperlink w:anchor="_Toc210041330" w:history="1">
+          <w:hyperlink w:anchor="_Toc210048137" w:history="1">
             <w:r>
               <w:rPr>
                 <w:rStyle w:val="Hyperlink"/>
@@ -2134,7 +2148,7 @@
                 <w:noProof/>
                 <w:webHidden/>
               </w:rPr>
-              <w:instrText xml:space="preserve"> PAGEREF _Toc210041330 \h </w:instrText>
+              <w:instrText xml:space="preserve"> PAGEREF _Toc210048137 \h </w:instrText>
             </w:r>
             <w:r>
               <w:rPr>
@@ -2177,7 +2191,7 @@
               <w:noProof/>
             </w:rPr>
           </w:pPr>
-          <w:hyperlink w:anchor="_Toc210041331" w:history="1">
+          <w:hyperlink w:anchor="_Toc210048138" w:history="1">
             <w:r>
               <w:rPr>
                 <w:rStyle w:val="Hyperlink"/>
@@ -2218,7 +2232,7 @@
                 <w:noProof/>
                 <w:webHidden/>
               </w:rPr>
-              <w:instrText xml:space="preserve"> PAGEREF _Toc210041331 \h </w:instrText>
+              <w:instrText xml:space="preserve"> PAGEREF _Toc210048138 \h </w:instrText>
             </w:r>
             <w:r>
               <w:rPr>
@@ -2261,7 +2275,7 @@
               <w:noProof/>
             </w:rPr>
           </w:pPr>
-          <w:hyperlink w:anchor="_Toc210041332" w:history="1">
+          <w:hyperlink w:anchor="_Toc210048139" w:history="1">
             <w:r>
               <w:rPr>
                 <w:rStyle w:val="Hyperlink"/>
@@ -2302,7 +2316,7 @@
                 <w:noProof/>
                 <w:webHidden/>
               </w:rPr>
-              <w:instrText xml:space="preserve"> PAGEREF _Toc210041332 \h </w:instrText>
+              <w:instrText xml:space="preserve"> PAGEREF _Toc210048139 \h </w:instrText>
             </w:r>
             <w:r>
               <w:rPr>
@@ -2345,7 +2359,7 @@
               <w:noProof/>
             </w:rPr>
           </w:pPr>
-          <w:hyperlink w:anchor="_Toc210041333" w:history="1">
+          <w:hyperlink w:anchor="_Toc210048140" w:history="1">
             <w:r>
               <w:rPr>
                 <w:rStyle w:val="Hyperlink"/>
@@ -2386,7 +2400,7 @@
                 <w:noProof/>
                 <w:webHidden/>
               </w:rPr>
-              <w:instrText xml:space="preserve"> PAGEREF _Toc210041333 \h </w:instrText>
+              <w:instrText xml:space="preserve"> PAGEREF _Toc210048140 \h </w:instrText>
             </w:r>
             <w:r>
               <w:rPr>
@@ -2429,7 +2443,7 @@
               <w:noProof/>
             </w:rPr>
           </w:pPr>
-          <w:hyperlink w:anchor="_Toc210041334" w:history="1">
+          <w:hyperlink w:anchor="_Toc210048141" w:history="1">
             <w:r>
               <w:rPr>
                 <w:rStyle w:val="Hyperlink"/>
@@ -2470,7 +2484,7 @@
                 <w:noProof/>
                 <w:webHidden/>
               </w:rPr>
-              <w:instrText xml:space="preserve"> PAGEREF _Toc210041334 \h </w:instrText>
+              <w:instrText xml:space="preserve"> PAGEREF _Toc210048141 \h </w:instrText>
             </w:r>
             <w:r>
               <w:rPr>
@@ -2513,7 +2527,7 @@
               <w:noProof/>
             </w:rPr>
           </w:pPr>
-          <w:hyperlink w:anchor="_Toc210041335" w:history="1">
+          <w:hyperlink w:anchor="_Toc210048142" w:history="1">
             <w:r>
               <w:rPr>
                 <w:rStyle w:val="Hyperlink"/>
@@ -2554,7 +2568,7 @@
                 <w:noProof/>
                 <w:webHidden/>
               </w:rPr>
-              <w:instrText xml:space="preserve"> PAGEREF _Toc210041335 \h </w:instrText>
+              <w:instrText xml:space="preserve"> PAGEREF _Toc210048142 \h </w:instrText>
             </w:r>
             <w:r>
               <w:rPr>
@@ -2597,7 +2611,7 @@
               <w:noProof/>
             </w:rPr>
           </w:pPr>
-          <w:hyperlink w:anchor="_Toc210041336" w:history="1">
+          <w:hyperlink w:anchor="_Toc210048143" w:history="1">
             <w:r>
               <w:rPr>
                 <w:rStyle w:val="Hyperlink"/>
@@ -2638,7 +2652,7 @@
                 <w:noProof/>
                 <w:webHidden/>
               </w:rPr>
-              <w:instrText xml:space="preserve"> PAGEREF _Toc210041336 \h </w:instrText>
+              <w:instrText xml:space="preserve"> PAGEREF _Toc210048143 \h </w:instrText>
             </w:r>
             <w:r>
               <w:rPr>
@@ -2681,7 +2695,7 @@
               <w:noProof/>
             </w:rPr>
           </w:pPr>
-          <w:hyperlink w:anchor="_Toc210041337" w:history="1">
+          <w:hyperlink w:anchor="_Toc210048144" w:history="1">
             <w:r>
               <w:rPr>
                 <w:rStyle w:val="Hyperlink"/>
@@ -2722,7 +2736,7 @@
                 <w:noProof/>
                 <w:webHidden/>
               </w:rPr>
-              <w:instrText xml:space="preserve"> PAGEREF _Toc210041337 \h </w:instrText>
+              <w:instrText xml:space="preserve"> PAGEREF _Toc210048144 \h </w:instrText>
             </w:r>
             <w:r>
               <w:rPr>
@@ -2765,7 +2779,7 @@
               <w:noProof/>
             </w:rPr>
           </w:pPr>
-          <w:hyperlink w:anchor="_Toc210041338" w:history="1">
+          <w:hyperlink w:anchor="_Toc210048145" w:history="1">
             <w:r>
               <w:rPr>
                 <w:rStyle w:val="Hyperlink"/>
@@ -2806,7 +2820,7 @@
                 <w:noProof/>
                 <w:webHidden/>
               </w:rPr>
-              <w:instrText xml:space="preserve"> PAGEREF _Toc210041338 \h </w:instrText>
+              <w:instrText xml:space="preserve"> PAGEREF _Toc210048145 \h </w:instrText>
             </w:r>
             <w:r>
               <w:rPr>
@@ -2849,7 +2863,7 @@
               <w:noProof/>
             </w:rPr>
           </w:pPr>
-          <w:hyperlink w:anchor="_Toc210041339" w:history="1">
+          <w:hyperlink w:anchor="_Toc210048146" w:history="1">
             <w:r>
               <w:rPr>
                 <w:rStyle w:val="Hyperlink"/>
@@ -2890,7 +2904,7 @@
                 <w:noProof/>
                 <w:webHidden/>
               </w:rPr>
-              <w:instrText xml:space="preserve"> PAGEREF _Toc210041339 \h </w:instrText>
+              <w:instrText xml:space="preserve"> PAGEREF _Toc210048146 \h </w:instrText>
             </w:r>
             <w:r>
               <w:rPr>
@@ -2933,7 +2947,7 @@
               <w:noProof/>
             </w:rPr>
           </w:pPr>
-          <w:hyperlink w:anchor="_Toc210041340" w:history="1">
+          <w:hyperlink w:anchor="_Toc210048147" w:history="1">
             <w:r>
               <w:rPr>
                 <w:rStyle w:val="Hyperlink"/>
@@ -2974,7 +2988,7 @@
                 <w:noProof/>
                 <w:webHidden/>
               </w:rPr>
-              <w:instrText xml:space="preserve"> PAGEREF _Toc210041340 \h </w:instrText>
+              <w:instrText xml:space="preserve"> PAGEREF _Toc210048147 \h </w:instrText>
             </w:r>
             <w:r>
               <w:rPr>
@@ -3017,7 +3031,7 @@
               <w:noProof/>
             </w:rPr>
           </w:pPr>
-          <w:hyperlink w:anchor="_Toc210041341" w:history="1">
+          <w:hyperlink w:anchor="_Toc210048148" w:history="1">
             <w:r>
               <w:rPr>
                 <w:rStyle w:val="Hyperlink"/>
@@ -3058,7 +3072,7 @@
                 <w:noProof/>
                 <w:webHidden/>
               </w:rPr>
-              <w:instrText xml:space="preserve"> PAGEREF _Toc210041341 \h </w:instrText>
+              <w:instrText xml:space="preserve"> PAGEREF _Toc210048148 \h </w:instrText>
             </w:r>
             <w:r>
               <w:rPr>
@@ -3101,7 +3115,7 @@
               <w:noProof/>
             </w:rPr>
           </w:pPr>
-          <w:hyperlink w:anchor="_Toc210041342" w:history="1">
+          <w:hyperlink w:anchor="_Toc210048149" w:history="1">
             <w:r>
               <w:rPr>
                 <w:rStyle w:val="Hyperlink"/>
@@ -3142,7 +3156,7 @@
                 <w:noProof/>
                 <w:webHidden/>
               </w:rPr>
-              <w:instrText xml:space="preserve"> PAGEREF _Toc210041342 \h </w:instrText>
+              <w:instrText xml:space="preserve"> PAGEREF _Toc210048149 \h </w:instrText>
             </w:r>
             <w:r>
               <w:rPr>
@@ -3185,7 +3199,7 @@
               <w:noProof/>
             </w:rPr>
           </w:pPr>
-          <w:hyperlink w:anchor="_Toc210041343" w:history="1">
+          <w:hyperlink w:anchor="_Toc210048150" w:history="1">
             <w:r>
               <w:rPr>
                 <w:rStyle w:val="Hyperlink"/>
@@ -3226,7 +3240,7 @@
                 <w:noProof/>
                 <w:webHidden/>
               </w:rPr>
-              <w:instrText xml:space="preserve"> PAGEREF _Toc210041343 \h </w:instrText>
+              <w:instrText xml:space="preserve"> PAGEREF _Toc210048150 \h </w:instrText>
             </w:r>
             <w:r>
               <w:rPr>
@@ -3269,7 +3283,7 @@
               <w:noProof/>
             </w:rPr>
           </w:pPr>
-          <w:hyperlink w:anchor="_Toc210041344" w:history="1">
+          <w:hyperlink w:anchor="_Toc210048151" w:history="1">
             <w:r>
               <w:rPr>
                 <w:rStyle w:val="Hyperlink"/>
@@ -3310,7 +3324,7 @@
                 <w:noProof/>
                 <w:webHidden/>
               </w:rPr>
-              <w:instrText xml:space="preserve"> PAGEREF _Toc210041344 \h </w:instrText>
+              <w:instrText xml:space="preserve"> PAGEREF _Toc210048151 \h </w:instrText>
             </w:r>
             <w:r>
               <w:rPr>
@@ -3370,7 +3384,7 @@
       <w:pPr>
         <w:pStyle w:val="Heading1"/>
       </w:pPr>
-      <w:bookmarkStart w:id="0" w:name="_Toc210041306"/>
+      <w:bookmarkStart w:id="0" w:name="_Toc210048113"/>
       <w:r>
         <w:lastRenderedPageBreak/>
         <w:t>Getting Started</w:t>
@@ -3620,7 +3634,7 @@
       <w:pPr>
         <w:pStyle w:val="Heading1"/>
       </w:pPr>
-      <w:bookmarkStart w:id="1" w:name="_Toc210041307"/>
+      <w:bookmarkStart w:id="1" w:name="_Toc210048114"/>
       <w:r>
         <w:lastRenderedPageBreak/>
         <w:t>System Setup</w:t>
@@ -3635,7 +3649,122 @@
       <w:pPr>
         <w:pStyle w:val="Heading2"/>
       </w:pPr>
-      <w:bookmarkStart w:id="2" w:name="_Toc210041308"/>
+      <w:bookmarkStart w:id="2" w:name="_Toc210048115"/>
+      <w:r>
+        <w:t>Install Git</w:t>
+      </w:r>
+    </w:p>
+    <w:p>
+      <w:r>
+        <w:t xml:space="preserve">Go to: </w:t>
+      </w:r>
+      <w:hyperlink r:id="rId9" w:history="1">
+        <w:r>
+          <w:rPr>
+            <w:rStyle w:val="Hyperlink"/>
+          </w:rPr>
+          <w:t>https://git-scm.com/downloads</w:t>
+        </w:r>
+      </w:hyperlink>
+    </w:p>
+    <w:p>
+      <w:r>
+        <w:t>Install the latest version</w:t>
+      </w:r>
+    </w:p>
+    <w:p/>
+    <w:p>
+      <w:pPr>
+        <w:pStyle w:val="Heading2"/>
+      </w:pPr>
+      <w:r>
+        <w:t>Install Python</w:t>
+      </w:r>
+    </w:p>
+    <w:p>
+      <w:r>
+        <w:t xml:space="preserve">Go to: </w:t>
+      </w:r>
+      <w:hyperlink r:id="rId10" w:history="1">
+        <w:r>
+          <w:rPr>
+            <w:rStyle w:val="Hyperlink"/>
+          </w:rPr>
+          <w:t>https://www.python.org/downloads/</w:t>
+        </w:r>
+      </w:hyperlink>
+    </w:p>
+    <w:p>
+      <w:r>
+        <w:t>Install the latest version</w:t>
+      </w:r>
+    </w:p>
+    <w:p>
+      <w:r>
+        <w:t xml:space="preserve">If you are using </w:t>
+      </w:r>
+      <w:proofErr w:type="spellStart"/>
+      <w:r>
+        <w:t>PyEnv</w:t>
+      </w:r>
+      <w:proofErr w:type="spellEnd"/>
+      <w:r>
+        <w:t>, configure it to use 3.11 or newer</w:t>
+      </w:r>
+    </w:p>
+    <w:p/>
+    <w:p>
+      <w:pPr>
+        <w:pStyle w:val="Heading2"/>
+      </w:pPr>
+      <w:r>
+        <w:t xml:space="preserve">Create </w:t>
+      </w:r>
+      <w:r>
+        <w:t xml:space="preserve">a GitHub </w:t>
+      </w:r>
+      <w:r>
+        <w:t>development folder</w:t>
+      </w:r>
+    </w:p>
+    <w:p>
+      <w:r>
+        <w:t xml:space="preserve">Create a GitHub development folder on your computer: </w:t>
+      </w:r>
+    </w:p>
+    <w:p>
+      <w:pPr>
+        <w:rPr>
+          <w:rFonts w:ascii="Consolas" w:hAnsi="Consolas"/>
+          <w:color w:val="3A7C22" w:themeColor="accent6" w:themeShade="BF"/>
+          <w:sz w:val="22"/>
+          <w:szCs w:val="22"/>
+        </w:rPr>
+      </w:pPr>
+      <w:r>
+        <w:rPr>
+          <w:rFonts w:ascii="Consolas" w:hAnsi="Consolas"/>
+          <w:color w:val="3A7C22" w:themeColor="accent6" w:themeShade="BF"/>
+          <w:sz w:val="22"/>
+          <w:szCs w:val="22"/>
+        </w:rPr>
+        <w:t>c:\dev\github</w:t>
+      </w:r>
+    </w:p>
+    <w:p>
+      <w:pPr>
+        <w:rPr>
+          <w:rFonts w:ascii="Consolas" w:hAnsi="Consolas"/>
+          <w:color w:val="3A7C22" w:themeColor="accent6" w:themeShade="BF"/>
+          <w:sz w:val="22"/>
+          <w:szCs w:val="22"/>
+        </w:rPr>
+      </w:pPr>
+    </w:p>
+    <w:p>
+      <w:pPr>
+        <w:pStyle w:val="Heading2"/>
+      </w:pPr>
       <w:r>
         <w:t>Clone the base FlexRIO repo</w:t>
       </w:r>
@@ -3643,13 +3772,42 @@
     </w:p>
     <w:p>
       <w:r>
-        <w:t xml:space="preserve">Create a </w:t>
-      </w:r>
-      <w:r>
-        <w:t xml:space="preserve">GitHub development </w:t>
-      </w:r>
-      <w:r>
-        <w:t>folder on your computer:</w:t>
+        <w:t>Open a command prompt in that folder and clone the repo:</w:t>
+      </w:r>
+    </w:p>
+    <w:p>
+      <w:pPr>
+        <w:rPr>
+          <w:rFonts w:ascii="Consolas" w:hAnsi="Consolas"/>
+          <w:color w:val="7030A0"/>
+          <w:sz w:val="22"/>
+          <w:szCs w:val="22"/>
+        </w:rPr>
+      </w:pPr>
+      <w:r>
+        <w:rPr>
+          <w:rFonts w:ascii="Consolas" w:hAnsi="Consolas"/>
+          <w:color w:val="7030A0"/>
+          <w:sz w:val="22"/>
+          <w:szCs w:val="22"/>
+        </w:rPr>
+        <w:t>git clone https://github.com/ni/flexrio</w:t>
+      </w:r>
+    </w:p>
+    <w:p/>
+    <w:p>
+      <w:pPr>
+        <w:pStyle w:val="Heading2"/>
+      </w:pPr>
+      <w:bookmarkStart w:id="3" w:name="_Toc210048116"/>
+      <w:r>
+        <w:t>Install the LabVIEW FPGA HDL Tools</w:t>
+      </w:r>
+      <w:bookmarkEnd w:id="3"/>
+    </w:p>
+    <w:p>
+      <w:r>
+        <w:t>Open a command prompt in the PXIe-7903 target folder:</w:t>
       </w:r>
     </w:p>
     <w:p>
@@ -3670,11 +3828,20 @@
         </w:rPr>
         <w:t>C:\dev\github</w:t>
       </w:r>
+      <w:r>
+        <w:rPr>
+          <w:rFonts w:ascii="Consolas" w:hAnsi="Consolas"/>
+          <w:color w:val="3A7C22" w:themeColor="accent6" w:themeShade="BF"/>
+          <w:sz w:val="22"/>
+          <w:szCs w:val="22"/>
+        </w:rPr>
+        <w:t>\flexrio\targets\pxie-7903</w:t>
+      </w:r>
     </w:p>
     <w:p/>
     <w:p>
       <w:r>
-        <w:t>Open a command prompt in that folder and clone the repo:</w:t>
+        <w:t>Run the install command:</w:t>
       </w:r>
     </w:p>
     <w:p>
@@ -3693,7 +3860,7 @@
           <w:sz w:val="22"/>
           <w:szCs w:val="22"/>
         </w:rPr>
-        <w:t>git clone https://github.com/ni/flexrio</w:t>
+        <w:t>pip install -r requirements.txt</w:t>
       </w:r>
     </w:p>
     <w:p/>
@@ -3701,77 +3868,9 @@
       <w:pPr>
         <w:pStyle w:val="Heading2"/>
       </w:pPr>
-      <w:bookmarkStart w:id="3" w:name="_Toc210041309"/>
-      <w:r>
-        <w:t>Install the LabVIEW FPGA HDL Tools</w:t>
-      </w:r>
-      <w:bookmarkEnd w:id="3"/>
-    </w:p>
-    <w:p>
-      <w:r>
-        <w:t>Open a command prompt in the PXIe-7903 target folder:</w:t>
-      </w:r>
-    </w:p>
-    <w:p>
-      <w:pPr>
-        <w:rPr>
-          <w:rFonts w:ascii="Consolas" w:hAnsi="Consolas"/>
-          <w:color w:val="3A7C22" w:themeColor="accent6" w:themeShade="BF"/>
-          <w:sz w:val="22"/>
-          <w:szCs w:val="22"/>
-        </w:rPr>
-      </w:pPr>
-      <w:r>
-        <w:rPr>
-          <w:rFonts w:ascii="Consolas" w:hAnsi="Consolas"/>
-          <w:color w:val="3A7C22" w:themeColor="accent6" w:themeShade="BF"/>
-          <w:sz w:val="22"/>
-          <w:szCs w:val="22"/>
-        </w:rPr>
-        <w:t>C:\dev\github</w:t>
-      </w:r>
-      <w:r>
-        <w:rPr>
-          <w:rFonts w:ascii="Consolas" w:hAnsi="Consolas"/>
-          <w:color w:val="3A7C22" w:themeColor="accent6" w:themeShade="BF"/>
-          <w:sz w:val="22"/>
-          <w:szCs w:val="22"/>
-        </w:rPr>
-        <w:t>\flexrio\targets\pxie-7903</w:t>
-      </w:r>
-    </w:p>
-    <w:p/>
-    <w:p>
-      <w:r>
-        <w:t>Run the install command:</w:t>
-      </w:r>
-    </w:p>
-    <w:p>
-      <w:pPr>
-        <w:rPr>
-          <w:rFonts w:ascii="Consolas" w:hAnsi="Consolas"/>
-          <w:color w:val="7030A0"/>
-          <w:sz w:val="22"/>
-          <w:szCs w:val="22"/>
-        </w:rPr>
-      </w:pPr>
-      <w:r>
-        <w:rPr>
-          <w:rFonts w:ascii="Consolas" w:hAnsi="Consolas"/>
-          <w:color w:val="7030A0"/>
-          <w:sz w:val="22"/>
-          <w:szCs w:val="22"/>
-        </w:rPr>
-        <w:t>pip install -r requirements.txt</w:t>
-      </w:r>
-    </w:p>
-    <w:p/>
-    <w:p>
-      <w:pPr>
-        <w:pStyle w:val="Heading2"/>
-      </w:pPr>
-      <w:bookmarkStart w:id="4" w:name="_Toc210041310"/>
-      <w:r>
+      <w:bookmarkStart w:id="4" w:name="_Toc210048117"/>
+      <w:r>
+        <w:lastRenderedPageBreak/>
         <w:t>Install Dependencies</w:t>
       </w:r>
       <w:bookmarkEnd w:id="4"/>
@@ -3782,7 +3881,7 @@
       </w:r>
     </w:p>
     <w:p>
-      <w:hyperlink r:id="rId9" w:history="1">
+      <w:hyperlink r:id="rId11" w:history="1">
         <w:r>
           <w:rPr>
             <w:rStyle w:val="Hyperlink"/>
@@ -3854,6 +3953,183 @@
           <w:sz w:val="22"/>
           <w:szCs w:val="22"/>
         </w:rPr>
+        <w:t>nihdl</w:t>
+      </w:r>
+      <w:proofErr w:type="spellEnd"/>
+      <w:r>
+        <w:rPr>
+          <w:rFonts w:ascii="Consolas" w:hAnsi="Consolas"/>
+          <w:color w:val="7030A0"/>
+          <w:sz w:val="22"/>
+          <w:szCs w:val="22"/>
+        </w:rPr>
+        <w:t xml:space="preserve"> extract-deps</w:t>
+      </w:r>
+    </w:p>
+    <w:p/>
+    <w:p>
+      <w:pPr>
+        <w:pStyle w:val="Heading2"/>
+      </w:pPr>
+      <w:bookmarkStart w:id="5" w:name="_Toc210048118"/>
+      <w:r>
+        <w:t>Create and Synthesize the Vivado Project</w:t>
+      </w:r>
+      <w:bookmarkEnd w:id="5"/>
+    </w:p>
+    <w:p>
+      <w:r>
+        <w:t>These steps will ensure that the GitHub repo and tools are properly setup.  Additionally, there are some files generated by the create-project command that are used in later steps.</w:t>
+      </w:r>
+    </w:p>
+    <w:p/>
+    <w:p>
+      <w:r>
+        <w:t>Run the create-project command:</w:t>
+      </w:r>
+    </w:p>
+    <w:p>
+      <w:pPr>
+        <w:rPr>
+          <w:rFonts w:ascii="Consolas" w:hAnsi="Consolas"/>
+          <w:color w:val="7030A0"/>
+          <w:sz w:val="22"/>
+          <w:szCs w:val="22"/>
+        </w:rPr>
+      </w:pPr>
+      <w:proofErr w:type="spellStart"/>
+      <w:r>
+        <w:rPr>
+          <w:rFonts w:ascii="Consolas" w:hAnsi="Consolas"/>
+          <w:color w:val="7030A0"/>
+          <w:sz w:val="22"/>
+          <w:szCs w:val="22"/>
+        </w:rPr>
+        <w:t>nihdl</w:t>
+      </w:r>
+      <w:proofErr w:type="spellEnd"/>
+      <w:r>
+        <w:rPr>
+          <w:rFonts w:ascii="Consolas" w:hAnsi="Consolas"/>
+          <w:color w:val="7030A0"/>
+          <w:sz w:val="22"/>
+          <w:szCs w:val="22"/>
+        </w:rPr>
+        <w:t xml:space="preserve"> create-project</w:t>
+      </w:r>
+    </w:p>
+    <w:p/>
+    <w:p>
+      <w:r>
+        <w:t>Run the launch-</w:t>
+      </w:r>
+      <w:proofErr w:type="spellStart"/>
+      <w:r>
+        <w:t>vivado</w:t>
+      </w:r>
+      <w:proofErr w:type="spellEnd"/>
+      <w:r>
+        <w:t xml:space="preserve"> command:</w:t>
+      </w:r>
+    </w:p>
+    <w:p>
+      <w:pPr>
+        <w:rPr>
+          <w:rFonts w:ascii="Consolas" w:hAnsi="Consolas"/>
+          <w:color w:val="7030A0"/>
+          <w:sz w:val="22"/>
+          <w:szCs w:val="22"/>
+        </w:rPr>
+      </w:pPr>
+      <w:proofErr w:type="spellStart"/>
+      <w:r>
+        <w:rPr>
+          <w:rFonts w:ascii="Consolas" w:hAnsi="Consolas"/>
+          <w:color w:val="7030A0"/>
+          <w:sz w:val="22"/>
+          <w:szCs w:val="22"/>
+        </w:rPr>
+        <w:t>nihdl</w:t>
+      </w:r>
+      <w:proofErr w:type="spellEnd"/>
+      <w:r>
+        <w:rPr>
+          <w:rFonts w:ascii="Consolas" w:hAnsi="Consolas"/>
+          <w:color w:val="7030A0"/>
+          <w:sz w:val="22"/>
+          <w:szCs w:val="22"/>
+        </w:rPr>
+        <w:t xml:space="preserve"> launch-</w:t>
+      </w:r>
+      <w:proofErr w:type="spellStart"/>
+      <w:r>
+        <w:rPr>
+          <w:rFonts w:ascii="Consolas" w:hAnsi="Consolas"/>
+          <w:color w:val="7030A0"/>
+          <w:sz w:val="22"/>
+          <w:szCs w:val="22"/>
+        </w:rPr>
+        <w:t>vivado</w:t>
+      </w:r>
+      <w:proofErr w:type="spellEnd"/>
+    </w:p>
+    <w:p>
+      <w:pPr>
+        <w:rPr>
+          <w:rFonts w:ascii="Consolas" w:hAnsi="Consolas"/>
+          <w:color w:val="0070C0"/>
+          <w:sz w:val="22"/>
+          <w:szCs w:val="22"/>
+        </w:rPr>
+      </w:pPr>
+    </w:p>
+    <w:p>
+      <w:r>
+        <w:t xml:space="preserve">In Vivado, click the </w:t>
+      </w:r>
+      <w:r>
+        <w:rPr>
+          <w:b/>
+          <w:bCs/>
+        </w:rPr>
+        <w:t>Synthesize</w:t>
+      </w:r>
+      <w:r>
+        <w:t xml:space="preserve"> button in the left-hand pane.</w:t>
+      </w:r>
+    </w:p>
+    <w:p/>
+    <w:p/>
+    <w:p>
+      <w:pPr>
+        <w:pStyle w:val="Heading2"/>
+      </w:pPr>
+      <w:r>
+        <w:t>Install LabVIEW Patch</w:t>
+      </w:r>
+    </w:p>
+    <w:p>
+      <w:r>
+        <w:t>At the command prompt, type:</w:t>
+      </w:r>
+    </w:p>
+    <w:p>
+      <w:pPr>
+        <w:rPr>
+          <w:rFonts w:ascii="Consolas" w:hAnsi="Consolas"/>
+          <w:color w:val="7030A0"/>
+          <w:sz w:val="22"/>
+          <w:szCs w:val="22"/>
+        </w:rPr>
+      </w:pPr>
+      <w:proofErr w:type="spellStart"/>
+      <w:r>
+        <w:rPr>
+          <w:rFonts w:ascii="Consolas" w:hAnsi="Consolas"/>
+          <w:color w:val="7030A0"/>
+          <w:sz w:val="22"/>
+          <w:szCs w:val="22"/>
+        </w:rPr>
         <w:lastRenderedPageBreak/>
         <w:t>nihdl</w:t>
       </w:r>
@@ -3865,159 +4141,73 @@
           <w:sz w:val="22"/>
           <w:szCs w:val="22"/>
         </w:rPr>
-        <w:t xml:space="preserve"> extract-deps</w:t>
+        <w:t xml:space="preserve"> install-lv-patch</w:t>
       </w:r>
     </w:p>
     <w:p/>
     <w:p>
+      <w:r>
+        <w:t>This will copy a file into your LabVIEW installation and make a backup of the original file.  To revert this patch, you can run:</w:t>
+      </w:r>
+      <w:r>
+        <w:br/>
+      </w:r>
+    </w:p>
+    <w:p>
+      <w:pPr>
+        <w:rPr>
+          <w:rFonts w:ascii="Consolas" w:hAnsi="Consolas"/>
+          <w:color w:val="7030A0"/>
+          <w:sz w:val="22"/>
+          <w:szCs w:val="22"/>
+        </w:rPr>
+      </w:pPr>
+      <w:proofErr w:type="spellStart"/>
+      <w:r>
+        <w:rPr>
+          <w:rFonts w:ascii="Consolas" w:hAnsi="Consolas"/>
+          <w:color w:val="7030A0"/>
+          <w:sz w:val="22"/>
+          <w:szCs w:val="22"/>
+        </w:rPr>
+        <w:t>nihdl</w:t>
+      </w:r>
+      <w:proofErr w:type="spellEnd"/>
+      <w:r>
+        <w:rPr>
+          <w:rFonts w:ascii="Consolas" w:hAnsi="Consolas"/>
+          <w:color w:val="7030A0"/>
+          <w:sz w:val="22"/>
+          <w:szCs w:val="22"/>
+        </w:rPr>
+        <w:t xml:space="preserve"> </w:t>
+      </w:r>
+      <w:r>
+        <w:rPr>
+          <w:rFonts w:ascii="Consolas" w:hAnsi="Consolas"/>
+          <w:color w:val="7030A0"/>
+          <w:sz w:val="22"/>
+          <w:szCs w:val="22"/>
+        </w:rPr>
+        <w:t>un</w:t>
+      </w:r>
+      <w:r>
+        <w:rPr>
+          <w:rFonts w:ascii="Consolas" w:hAnsi="Consolas"/>
+          <w:color w:val="7030A0"/>
+          <w:sz w:val="22"/>
+          <w:szCs w:val="22"/>
+        </w:rPr>
+        <w:t>install-lv-patch</w:t>
+      </w:r>
+    </w:p>
+    <w:p/>
+    <w:p/>
+    <w:p>
       <w:pPr>
         <w:pStyle w:val="Heading2"/>
       </w:pPr>
-      <w:bookmarkStart w:id="5" w:name="_Toc210041311"/>
-      <w:r>
-        <w:t>Create and Synthesize the Vivado Project</w:t>
-      </w:r>
-      <w:bookmarkEnd w:id="5"/>
-    </w:p>
-    <w:p>
-      <w:r>
-        <w:t xml:space="preserve">These steps will ensure that the GitHub repo and tools are properly </w:t>
-      </w:r>
-      <w:proofErr w:type="gramStart"/>
-      <w:r>
-        <w:t>setup</w:t>
-      </w:r>
-      <w:proofErr w:type="gramEnd"/>
-      <w:r>
-        <w:t>.  Additionally, there are some files generated by the create-project command that are used in later steps.</w:t>
-      </w:r>
-    </w:p>
-    <w:p/>
-    <w:p>
-      <w:r>
-        <w:t>Run the create-project command:</w:t>
-      </w:r>
-    </w:p>
-    <w:p>
-      <w:pPr>
-        <w:rPr>
-          <w:rFonts w:ascii="Consolas" w:hAnsi="Consolas"/>
-          <w:color w:val="7030A0"/>
-          <w:sz w:val="22"/>
-          <w:szCs w:val="22"/>
-        </w:rPr>
-      </w:pPr>
-      <w:proofErr w:type="spellStart"/>
-      <w:r>
-        <w:rPr>
-          <w:rFonts w:ascii="Consolas" w:hAnsi="Consolas"/>
-          <w:color w:val="7030A0"/>
-          <w:sz w:val="22"/>
-          <w:szCs w:val="22"/>
-        </w:rPr>
-        <w:t>nihdl</w:t>
-      </w:r>
-      <w:proofErr w:type="spellEnd"/>
-      <w:r>
-        <w:rPr>
-          <w:rFonts w:ascii="Consolas" w:hAnsi="Consolas"/>
-          <w:color w:val="7030A0"/>
-          <w:sz w:val="22"/>
-          <w:szCs w:val="22"/>
-        </w:rPr>
-        <w:t xml:space="preserve"> create-project</w:t>
-      </w:r>
-    </w:p>
-    <w:p/>
-    <w:p>
-      <w:r>
-        <w:t>Run the launch-</w:t>
-      </w:r>
-      <w:proofErr w:type="spellStart"/>
-      <w:r>
-        <w:t>vivado</w:t>
-      </w:r>
-      <w:proofErr w:type="spellEnd"/>
-      <w:r>
-        <w:t xml:space="preserve"> command:</w:t>
-      </w:r>
-    </w:p>
-    <w:p>
-      <w:pPr>
-        <w:rPr>
-          <w:rFonts w:ascii="Consolas" w:hAnsi="Consolas"/>
-          <w:color w:val="7030A0"/>
-          <w:sz w:val="22"/>
-          <w:szCs w:val="22"/>
-        </w:rPr>
-      </w:pPr>
-      <w:proofErr w:type="spellStart"/>
-      <w:r>
-        <w:rPr>
-          <w:rFonts w:ascii="Consolas" w:hAnsi="Consolas"/>
-          <w:color w:val="7030A0"/>
-          <w:sz w:val="22"/>
-          <w:szCs w:val="22"/>
-        </w:rPr>
-        <w:t>nihdl</w:t>
-      </w:r>
-      <w:proofErr w:type="spellEnd"/>
-      <w:r>
-        <w:rPr>
-          <w:rFonts w:ascii="Consolas" w:hAnsi="Consolas"/>
-          <w:color w:val="7030A0"/>
-          <w:sz w:val="22"/>
-          <w:szCs w:val="22"/>
-        </w:rPr>
-        <w:t xml:space="preserve"> launch-</w:t>
-      </w:r>
-      <w:proofErr w:type="spellStart"/>
-      <w:r>
-        <w:rPr>
-          <w:rFonts w:ascii="Consolas" w:hAnsi="Consolas"/>
-          <w:color w:val="7030A0"/>
-          <w:sz w:val="22"/>
-          <w:szCs w:val="22"/>
-        </w:rPr>
-        <w:t>vivado</w:t>
-      </w:r>
-      <w:proofErr w:type="spellEnd"/>
-    </w:p>
-    <w:p>
-      <w:pPr>
-        <w:rPr>
-          <w:rFonts w:ascii="Consolas" w:hAnsi="Consolas"/>
-          <w:color w:val="0070C0"/>
-          <w:sz w:val="22"/>
-          <w:szCs w:val="22"/>
-        </w:rPr>
-      </w:pPr>
-    </w:p>
-    <w:p>
-      <w:r>
-        <w:t xml:space="preserve">In Vivado, click the </w:t>
-      </w:r>
-      <w:r>
-        <w:rPr>
-          <w:b/>
-          <w:bCs/>
-        </w:rPr>
-        <w:t>Synthesize</w:t>
-      </w:r>
-      <w:r>
-        <w:t xml:space="preserve"> button in the left-hand pane.</w:t>
-      </w:r>
-    </w:p>
-    <w:p/>
-    <w:p>
-      <w:pPr>
-        <w:pStyle w:val="Heading2"/>
-        <w:rPr>
-          <w:sz w:val="40"/>
-          <w:szCs w:val="40"/>
-        </w:rPr>
-      </w:pPr>
-      <w:bookmarkStart w:id="6" w:name="_Toc210041312"/>
+      <w:bookmarkStart w:id="6" w:name="_Toc210048119"/>
       <w:r>
         <w:t>Get the flexrio-custom repo</w:t>
       </w:r>
@@ -4028,12 +4218,10 @@
         <w:t xml:space="preserve">This exercise will start with the base PXIe-7903 in the FlexRIO repo and modify it to contain the Aurora CLIP HDL in </w:t>
       </w:r>
       <w:proofErr w:type="spellStart"/>
-      <w:proofErr w:type="gramStart"/>
       <w:r>
         <w:t>it’s</w:t>
       </w:r>
       <w:proofErr w:type="spellEnd"/>
-      <w:proofErr w:type="gramEnd"/>
       <w:r>
         <w:t xml:space="preserve"> top-level entity.</w:t>
       </w:r>
@@ -4044,7 +4232,7 @@
       </w:r>
     </w:p>
     <w:p>
-      <w:hyperlink r:id="rId10" w:history="1">
+      <w:hyperlink r:id="rId12" w:history="1">
         <w:r>
           <w:rPr>
             <w:rStyle w:val="Hyperlink"/>
@@ -4095,9 +4283,33 @@
           <w:sz w:val="22"/>
           <w:szCs w:val="22"/>
         </w:rPr>
-        <w:t>git clone https://github.com/ni/flexrio-custom</w:t>
-      </w:r>
-    </w:p>
+        <w:t xml:space="preserve">git clone </w:t>
+      </w:r>
+      <w:hyperlink r:id="rId13" w:history="1">
+        <w:r>
+          <w:rPr>
+            <w:rStyle w:val="Hyperlink"/>
+            <w:rFonts w:ascii="Consolas" w:hAnsi="Consolas"/>
+            <w:sz w:val="22"/>
+            <w:szCs w:val="22"/>
+          </w:rPr>
+          <w:t>https://github.com/ni/flexrio-custom</w:t>
+        </w:r>
+      </w:hyperlink>
+    </w:p>
+    <w:p/>
+    <w:p>
+      <w:r>
+        <w:t>Follow the same instructions as you did in the flexrio repo to install the dependencies zip file.</w:t>
+      </w:r>
+    </w:p>
+    <w:p/>
+    <w:p>
+      <w:r>
+        <w:t>Note: If you try to run the create-project command on the flexrio-custom repo at this time, it will fail.  This is because the repo requires a LabVIEW FPGA netlist to be generated.  You will learn how to do this in the next section.</w:t>
+      </w:r>
+    </w:p>
+    <w:p/>
     <w:p/>
     <w:p>
       <w:pPr>
@@ -4116,7 +4328,7 @@
       <w:pPr>
         <w:pStyle w:val="Heading1"/>
       </w:pPr>
-      <w:bookmarkStart w:id="7" w:name="_Toc210041313"/>
+      <w:bookmarkStart w:id="7" w:name="_Toc210048120"/>
       <w:r>
         <w:lastRenderedPageBreak/>
         <w:t>CLIP Migration</w:t>
@@ -4258,7 +4470,7 @@
                     <pic:cNvPicPr/>
                   </pic:nvPicPr>
                   <pic:blipFill>
-                    <a:blip r:embed="rId11"/>
+                    <a:blip r:embed="rId14"/>
                     <a:stretch>
                       <a:fillRect/>
                     </a:stretch>
@@ -4343,7 +4555,7 @@
                     <pic:cNvPicPr/>
                   </pic:nvPicPr>
                   <pic:blipFill>
-                    <a:blip r:embed="rId12"/>
+                    <a:blip r:embed="rId15"/>
                     <a:stretch>
                       <a:fillRect/>
                     </a:stretch>
@@ -4388,15 +4600,7 @@
       </w:r>
       <w:proofErr w:type="spellEnd"/>
       <w:r>
-        <w:t xml:space="preserve"> will show </w:t>
-      </w:r>
-      <w:proofErr w:type="gramStart"/>
-      <w:r>
-        <w:t>up on</w:t>
-      </w:r>
-      <w:proofErr w:type="gramEnd"/>
-      <w:r>
-        <w:t xml:space="preserve"> as IO on the custom LabVIEW FPGA target in the LabVIEW project.</w:t>
+        <w:t xml:space="preserve"> will show up on as IO on the custom LabVIEW FPGA target in the LabVIEW project.</w:t>
       </w:r>
       <w:r>
         <w:t xml:space="preserve">  This board IO will become new interfaces on the ports of the LabVIEW Window</w:t>
@@ -4413,22 +4617,14 @@
     </w:p>
     <w:p>
       <w:r>
-        <w:t xml:space="preserve">The Fabric and Socket interfaces of the CLIP will be directly in the top-level HDL </w:t>
-      </w:r>
-      <w:proofErr w:type="gramStart"/>
-      <w:r>
-        <w:t>file</w:t>
-      </w:r>
-      <w:proofErr w:type="gramEnd"/>
-      <w:r>
-        <w:t xml:space="preserve"> and you will connect those up the same way they were previously connected to the LabVIEW Window.</w:t>
+        <w:t>The Fabric and Socket interfaces of the CLIP will be directly in the top-level HDL file and you will connect those up the same way they were previously connected to the LabVIEW Window.</w:t>
       </w:r>
     </w:p>
     <w:p>
       <w:pPr>
         <w:pStyle w:val="Heading1"/>
       </w:pPr>
-      <w:bookmarkStart w:id="8" w:name="_Toc210041314"/>
+      <w:bookmarkStart w:id="8" w:name="_Toc210048121"/>
       <w:r>
         <w:lastRenderedPageBreak/>
         <w:t>Customize the PXIe-7903 with Aurora</w:t>
@@ -4440,7 +4636,7 @@
       <w:pPr>
         <w:pStyle w:val="Heading2"/>
       </w:pPr>
-      <w:bookmarkStart w:id="9" w:name="_Toc210041315"/>
+      <w:bookmarkStart w:id="9" w:name="_Toc210048122"/>
       <w:r>
         <w:t>Configure Project Settings INI for CLIP Migration</w:t>
       </w:r>
@@ -4848,15 +5044,7 @@
         <w:t xml:space="preserve"> setting</w:t>
       </w:r>
       <w:r>
-        <w:t xml:space="preserve">.  The CLIP’s top-level entity will be placed directly in the top-level HDL file of the FPGA target.  </w:t>
-      </w:r>
-      <w:proofErr w:type="gramStart"/>
-      <w:r>
-        <w:t>So</w:t>
-      </w:r>
-      <w:proofErr w:type="gramEnd"/>
-      <w:r>
-        <w:t xml:space="preserve"> the path is just the name of the CLIP’s top-level entity.</w:t>
+        <w:t>.  The CLIP’s top-level entity will be placed directly in the top-level HDL file of the FPGA target.  So the path is just the name of the CLIP’s top-level entity.</w:t>
       </w:r>
     </w:p>
     <w:p>
@@ -5170,15 +5358,7 @@
     <w:p/>
     <w:p>
       <w:r>
-        <w:t xml:space="preserve">The VHD and XDC files generated by the </w:t>
-      </w:r>
-      <w:proofErr w:type="gramStart"/>
-      <w:r>
-        <w:t>migrate</w:t>
-      </w:r>
-      <w:proofErr w:type="gramEnd"/>
-      <w:r>
-        <w:t xml:space="preserve"> CLIP command go into the objects folder.  The contents of these files will be manually copied into source code in later steps.</w:t>
+        <w:t>The VHD and XDC files generated by the migrate CLIP command go into the objects folder.  The contents of these files will be manually copied into source code in later steps.</w:t>
       </w:r>
     </w:p>
     <w:p>
@@ -5197,15 +5377,7 @@
         <w:t xml:space="preserve">directly </w:t>
       </w:r>
       <w:r>
-        <w:t>treated as source code (that can get checked in to GitHub</w:t>
-      </w:r>
-      <w:proofErr w:type="gramStart"/>
-      <w:r>
-        <w:t>)</w:t>
-      </w:r>
-      <w:proofErr w:type="gramEnd"/>
-      <w:r>
-        <w:t xml:space="preserve"> so we put it in the </w:t>
+        <w:t xml:space="preserve">treated as source code (that can get checked in to GitHub) so we put it in the </w:t>
       </w:r>
       <w:proofErr w:type="spellStart"/>
       <w:r>
@@ -5245,15 +5417,7 @@
       </w:r>
       <w:proofErr w:type="spellEnd"/>
       <w:r>
-        <w:t xml:space="preserve"> </w:t>
-      </w:r>
-      <w:proofErr w:type="gramStart"/>
-      <w:r>
-        <w:t>file generated</w:t>
-      </w:r>
-      <w:proofErr w:type="gramEnd"/>
-      <w:r>
-        <w:t xml:space="preserve"> by the CLIP migration tool</w:t>
+        <w:t xml:space="preserve"> file generated by the CLIP migration tool</w:t>
       </w:r>
       <w:r>
         <w:t>:</w:t>
@@ -5423,30 +5587,14 @@
         <w:t xml:space="preserve"> </w:t>
       </w:r>
       <w:r>
-        <w:t xml:space="preserve">have no bearing on the execution of the </w:t>
-      </w:r>
-      <w:proofErr w:type="gramStart"/>
-      <w:r>
-        <w:t>migrate</w:t>
-      </w:r>
-      <w:proofErr w:type="gramEnd"/>
-      <w:r>
-        <w:t xml:space="preserve"> CLIP command.  But we’ll set them here because they will consume the output of the </w:t>
-      </w:r>
-      <w:proofErr w:type="gramStart"/>
-      <w:r>
-        <w:t>migrate</w:t>
-      </w:r>
-      <w:proofErr w:type="gramEnd"/>
-      <w:r>
-        <w:t xml:space="preserve"> CLIP command.</w:t>
+        <w:t>have no bearing on the execution of the migrate CLIP command.  But we’ll set them here because they will consume the output of the migrate CLIP command.</w:t>
       </w:r>
     </w:p>
     <w:p>
       <w:pPr>
         <w:pStyle w:val="Heading2"/>
       </w:pPr>
-      <w:bookmarkStart w:id="10" w:name="_Toc210041316"/>
+      <w:bookmarkStart w:id="10" w:name="_Toc210048123"/>
       <w:r>
         <w:lastRenderedPageBreak/>
         <w:t>Run CLIP Migration</w:t>
@@ -5567,7 +5715,7 @@
       <w:pPr>
         <w:pStyle w:val="Heading2"/>
       </w:pPr>
-      <w:bookmarkStart w:id="11" w:name="_Toc210041317"/>
+      <w:bookmarkStart w:id="11" w:name="_Toc210048124"/>
       <w:r>
         <w:t>Modify Board IO CSV</w:t>
       </w:r>
@@ -5580,23 +5728,7 @@
     </w:p>
     <w:p>
       <w:r>
-        <w:t xml:space="preserve">This file was generated from the CLIP’s XML definition file.  There are </w:t>
-      </w:r>
-      <w:proofErr w:type="gramStart"/>
-      <w:r>
-        <w:t>a number of</w:t>
-      </w:r>
-      <w:proofErr w:type="gramEnd"/>
-      <w:r>
-        <w:t xml:space="preserve"> changes we </w:t>
-      </w:r>
-      <w:proofErr w:type="gramStart"/>
-      <w:r>
-        <w:t>have to</w:t>
-      </w:r>
-      <w:proofErr w:type="gramEnd"/>
-      <w:r>
-        <w:t xml:space="preserve"> make so that </w:t>
+        <w:t xml:space="preserve">This file was generated from the CLIP’s XML definition file.  There are a number of changes we have to make so that </w:t>
       </w:r>
       <w:r>
         <w:t>the signals can be used as board IO.</w:t>
@@ -5610,15 +5742,7 @@
       </w:r>
       <w:proofErr w:type="spellEnd"/>
       <w:r>
-        <w:t xml:space="preserve"> – No changes are needed for this column.  However, </w:t>
-      </w:r>
-      <w:proofErr w:type="gramStart"/>
-      <w:r>
-        <w:t>at this time</w:t>
-      </w:r>
-      <w:proofErr w:type="gramEnd"/>
-      <w:r>
-        <w:t xml:space="preserve"> the </w:t>
+        <w:t xml:space="preserve"> – No changes are needed for this column.  However, at this time the </w:t>
       </w:r>
       <w:r>
         <w:t>back</w:t>
@@ -5673,15 +5797,7 @@
         <w:t xml:space="preserve">  </w:t>
       </w:r>
       <w:r>
-        <w:t xml:space="preserve">When you instantiate the CLIP HDL </w:t>
-      </w:r>
-      <w:proofErr w:type="gramStart"/>
-      <w:r>
-        <w:t>in</w:t>
-      </w:r>
-      <w:proofErr w:type="gramEnd"/>
-      <w:r>
-        <w:t xml:space="preserve"> the top-level of the PXIe-7903, you will manually hook these signals to the 80 MHz clock.</w:t>
+        <w:t>When you instantiate the CLIP HDL in the top-level of the PXIe-7903, you will manually hook these signals to the 80 MHz clock.</w:t>
       </w:r>
     </w:p>
     <w:p>
@@ -5703,21 +5819,8 @@
       <w:r>
         <w:t xml:space="preserve">.  </w:t>
       </w:r>
-      <w:proofErr w:type="gramStart"/>
-      <w:r>
-        <w:t>So</w:t>
-      </w:r>
-      <w:proofErr w:type="gramEnd"/>
-      <w:r>
-        <w:t xml:space="preserve"> in the CSV file, signals that required </w:t>
-      </w:r>
-      <w:proofErr w:type="gramStart"/>
-      <w:r>
-        <w:t>these clock</w:t>
-      </w:r>
-      <w:proofErr w:type="gramEnd"/>
-      <w:r>
-        <w:t xml:space="preserve"> domains should be configured to be required to be in the “80 MHz Clock” domain.</w:t>
+      <w:r>
+        <w:t>So in the CSV file, signals that required these clock domains should be configured to be required to be in the “80 MHz Clock” domain.</w:t>
       </w:r>
     </w:p>
     <w:p>
@@ -5742,7 +5845,7 @@
                     <pic:cNvPicPr/>
                   </pic:nvPicPr>
                   <pic:blipFill>
-                    <a:blip r:embed="rId13"/>
+                    <a:blip r:embed="rId16"/>
                     <a:stretch>
                       <a:fillRect/>
                     </a:stretch>
@@ -5956,15 +6059,7 @@
     </w:p>
     <w:p>
       <w:r>
-        <w:t xml:space="preserve">The CLIP XML also defines </w:t>
-      </w:r>
-      <w:proofErr w:type="gramStart"/>
-      <w:r>
-        <w:t>a number of</w:t>
-      </w:r>
-      <w:proofErr w:type="gramEnd"/>
-      <w:r>
-        <w:t xml:space="preserve"> port-specific clocks that </w:t>
+        <w:t xml:space="preserve">The CLIP XML also defines a number of port-specific clocks that </w:t>
       </w:r>
       <w:r>
         <w:t>show up as clocks in the LabVIEW FPGA project</w:t>
@@ -5995,7 +6090,7 @@
                     <pic:cNvPicPr/>
                   </pic:nvPicPr>
                   <pic:blipFill>
-                    <a:blip r:embed="rId14"/>
+                    <a:blip r:embed="rId17"/>
                     <a:stretch>
                       <a:fillRect/>
                     </a:stretch>
@@ -6257,7 +6352,7 @@
       <w:pPr>
         <w:pStyle w:val="Heading2"/>
       </w:pPr>
-      <w:bookmarkStart w:id="12" w:name="_Toc210041318"/>
+      <w:bookmarkStart w:id="12" w:name="_Toc210048125"/>
       <w:r>
         <w:lastRenderedPageBreak/>
         <w:t>Instantiate</w:t>
@@ -6293,15 +6388,7 @@
     </w:p>
     <w:p>
       <w:r>
-        <w:t xml:space="preserve">There are </w:t>
-      </w:r>
-      <w:proofErr w:type="gramStart"/>
-      <w:r>
-        <w:t>a number of</w:t>
-      </w:r>
-      <w:proofErr w:type="gramEnd"/>
-      <w:r>
-        <w:t xml:space="preserve"> changes to make so that the Aurora CLIP HDL can be instantiated within it.  It may also be helpful to diff your</w:t>
+        <w:t>There are a number of changes to make so that the Aurora CLIP HDL can be instantiated within it.  It may also be helpful to diff your</w:t>
       </w:r>
       <w:r>
         <w:t xml:space="preserve"> work against the already-customized PXIe-7903 found her</w:t>
@@ -6365,7 +6452,7 @@
       <w:pPr>
         <w:pStyle w:val="Heading3"/>
       </w:pPr>
-      <w:bookmarkStart w:id="13" w:name="_Toc210041319"/>
+      <w:bookmarkStart w:id="13" w:name="_Toc210048126"/>
       <w:r>
         <w:t>Uncomment MGT Port Lines</w:t>
       </w:r>
@@ -6379,15 +6466,7 @@
         <w:t>lines</w:t>
       </w:r>
       <w:r>
-        <w:t xml:space="preserve"> (or </w:t>
-      </w:r>
-      <w:proofErr w:type="gramStart"/>
-      <w:r>
-        <w:t>none at all</w:t>
-      </w:r>
-      <w:proofErr w:type="gramEnd"/>
-      <w:r>
-        <w:t xml:space="preserve">).  To accommodate this, the LabVIEW FPGA </w:t>
+        <w:t xml:space="preserve"> (or none at all).  To accommodate this, the LabVIEW FPGA </w:t>
       </w:r>
       <w:r>
         <w:t>code</w:t>
@@ -6404,15 +6483,7 @@
       </w:r>
       <w:proofErr w:type="spellEnd"/>
       <w:r>
-        <w:t xml:space="preserve">, you will see the MGT port lines </w:t>
-      </w:r>
-      <w:proofErr w:type="gramStart"/>
-      <w:r>
-        <w:t>in-between</w:t>
-      </w:r>
-      <w:proofErr w:type="gramEnd"/>
-      <w:r>
-        <w:t xml:space="preserve"> these tokens: </w:t>
+        <w:t xml:space="preserve">, you will see the MGT port lines in-between these tokens: </w:t>
       </w:r>
       <w:r>
         <w:t> </w:t>
@@ -6428,85 +6499,44 @@
           <w:szCs w:val="22"/>
         </w:rPr>
       </w:pPr>
-      <w:proofErr w:type="gramStart"/>
-      <w:r>
-        <w:rPr>
-          <w:rFonts w:ascii="Consolas" w:hAnsi="Consolas"/>
-          <w:color w:val="0070C0"/>
-          <w:sz w:val="22"/>
-          <w:szCs w:val="22"/>
-        </w:rPr>
-        <w:t>--@@</w:t>
-      </w:r>
-      <w:proofErr w:type="gramEnd"/>
-      <w:r>
-        <w:rPr>
-          <w:rFonts w:ascii="Consolas" w:hAnsi="Consolas"/>
-          <w:color w:val="0070C0"/>
-          <w:sz w:val="22"/>
-          <w:szCs w:val="22"/>
-        </w:rPr>
-        <w:t>BEGIN TOP_LEVEL_PORT</w:t>
-      </w:r>
-    </w:p>
-    <w:p>
-      <w:pPr>
-        <w:spacing w:after="0" w:line="276" w:lineRule="auto"/>
-        <w:rPr>
-          <w:rFonts w:ascii="Consolas" w:hAnsi="Consolas"/>
-          <w:color w:val="0070C0"/>
-          <w:sz w:val="22"/>
-          <w:szCs w:val="22"/>
-        </w:rPr>
-      </w:pPr>
-      <w:r>
-        <w:rPr>
-          <w:rFonts w:ascii="Consolas" w:hAnsi="Consolas"/>
-          <w:color w:val="0070C0"/>
-          <w:sz w:val="22"/>
-          <w:szCs w:val="22"/>
-        </w:rPr>
-        <w:t xml:space="preserve">--    MgtPortRxLane0_p   </w:t>
-      </w:r>
-      <w:proofErr w:type="gramStart"/>
-      <w:r>
-        <w:rPr>
-          <w:rFonts w:ascii="Consolas" w:hAnsi="Consolas"/>
-          <w:color w:val="0070C0"/>
-          <w:sz w:val="22"/>
-          <w:szCs w:val="22"/>
-        </w:rPr>
-        <w:t>  :</w:t>
-      </w:r>
-      <w:proofErr w:type="gramEnd"/>
-      <w:r>
-        <w:rPr>
-          <w:rFonts w:ascii="Consolas" w:hAnsi="Consolas"/>
-          <w:color w:val="0070C0"/>
-          <w:sz w:val="22"/>
-          <w:szCs w:val="22"/>
-        </w:rPr>
-        <w:t xml:space="preserve"> in    </w:t>
-      </w:r>
-      <w:proofErr w:type="spellStart"/>
-      <w:r>
-        <w:rPr>
-          <w:rFonts w:ascii="Consolas" w:hAnsi="Consolas"/>
-          <w:color w:val="0070C0"/>
-          <w:sz w:val="22"/>
-          <w:szCs w:val="22"/>
-        </w:rPr>
-        <w:t>std_</w:t>
-      </w:r>
-      <w:proofErr w:type="gramStart"/>
-      <w:r>
-        <w:rPr>
-          <w:rFonts w:ascii="Consolas" w:hAnsi="Consolas"/>
-          <w:color w:val="0070C0"/>
-          <w:sz w:val="22"/>
-          <w:szCs w:val="22"/>
-        </w:rPr>
-        <w:t>logic</w:t>
+      <w:r>
+        <w:rPr>
+          <w:rFonts w:ascii="Consolas" w:hAnsi="Consolas"/>
+          <w:color w:val="0070C0"/>
+          <w:sz w:val="22"/>
+          <w:szCs w:val="22"/>
+        </w:rPr>
+        <w:t>--@@BEGIN TOP_LEVEL_PORT</w:t>
+      </w:r>
+    </w:p>
+    <w:p>
+      <w:pPr>
+        <w:spacing w:after="0" w:line="276" w:lineRule="auto"/>
+        <w:rPr>
+          <w:rFonts w:ascii="Consolas" w:hAnsi="Consolas"/>
+          <w:color w:val="0070C0"/>
+          <w:sz w:val="22"/>
+          <w:szCs w:val="22"/>
+        </w:rPr>
+      </w:pPr>
+      <w:r>
+        <w:rPr>
+          <w:rFonts w:ascii="Consolas" w:hAnsi="Consolas"/>
+          <w:color w:val="0070C0"/>
+          <w:sz w:val="22"/>
+          <w:szCs w:val="22"/>
+        </w:rPr>
+        <w:t>--    MgtPortRxLane0_p     : in    </w:t>
+      </w:r>
+      <w:proofErr w:type="spellStart"/>
+      <w:r>
+        <w:rPr>
+          <w:rFonts w:ascii="Consolas" w:hAnsi="Consolas"/>
+          <w:color w:val="0070C0"/>
+          <w:sz w:val="22"/>
+          <w:szCs w:val="22"/>
+        </w:rPr>
+        <w:t>std_logic</w:t>
       </w:r>
       <w:proofErr w:type="spellEnd"/>
       <w:r>
@@ -6518,66 +6548,35 @@
         </w:rPr>
         <w:t>;</w:t>
       </w:r>
-      <w:proofErr w:type="gramEnd"/>
-    </w:p>
-    <w:p>
-      <w:pPr>
-        <w:spacing w:after="0" w:line="276" w:lineRule="auto"/>
-        <w:rPr>
-          <w:rFonts w:ascii="Consolas" w:hAnsi="Consolas"/>
-          <w:color w:val="0070C0"/>
-          <w:sz w:val="22"/>
-          <w:szCs w:val="22"/>
-        </w:rPr>
-      </w:pPr>
-      <w:r>
-        <w:rPr>
-          <w:rFonts w:ascii="Consolas" w:hAnsi="Consolas"/>
-          <w:color w:val="0070C0"/>
-          <w:sz w:val="22"/>
-          <w:szCs w:val="22"/>
-        </w:rPr>
-        <w:t xml:space="preserve">--    MgtPortRxLane1_p   </w:t>
-      </w:r>
-      <w:proofErr w:type="gramStart"/>
-      <w:r>
-        <w:rPr>
-          <w:rFonts w:ascii="Consolas" w:hAnsi="Consolas"/>
-          <w:color w:val="0070C0"/>
-          <w:sz w:val="22"/>
-          <w:szCs w:val="22"/>
-        </w:rPr>
-        <w:t>  :</w:t>
-      </w:r>
-      <w:proofErr w:type="gramEnd"/>
-      <w:r>
-        <w:rPr>
-          <w:rFonts w:ascii="Consolas" w:hAnsi="Consolas"/>
-          <w:color w:val="0070C0"/>
-          <w:sz w:val="22"/>
-          <w:szCs w:val="22"/>
-        </w:rPr>
-        <w:t xml:space="preserve"> in    </w:t>
-      </w:r>
-      <w:proofErr w:type="spellStart"/>
-      <w:r>
-        <w:rPr>
-          <w:rFonts w:ascii="Consolas" w:hAnsi="Consolas"/>
-          <w:color w:val="0070C0"/>
-          <w:sz w:val="22"/>
-          <w:szCs w:val="22"/>
-        </w:rPr>
-        <w:t>std_</w:t>
-      </w:r>
-      <w:proofErr w:type="gramStart"/>
-      <w:r>
-        <w:rPr>
-          <w:rFonts w:ascii="Consolas" w:hAnsi="Consolas"/>
-          <w:color w:val="0070C0"/>
-          <w:sz w:val="22"/>
-          <w:szCs w:val="22"/>
-        </w:rPr>
-        <w:t>logic</w:t>
+    </w:p>
+    <w:p>
+      <w:pPr>
+        <w:spacing w:after="0" w:line="276" w:lineRule="auto"/>
+        <w:rPr>
+          <w:rFonts w:ascii="Consolas" w:hAnsi="Consolas"/>
+          <w:color w:val="0070C0"/>
+          <w:sz w:val="22"/>
+          <w:szCs w:val="22"/>
+        </w:rPr>
+      </w:pPr>
+      <w:r>
+        <w:rPr>
+          <w:rFonts w:ascii="Consolas" w:hAnsi="Consolas"/>
+          <w:color w:val="0070C0"/>
+          <w:sz w:val="22"/>
+          <w:szCs w:val="22"/>
+        </w:rPr>
+        <w:t>--    MgtPortRxLane1_p     : in    </w:t>
+      </w:r>
+      <w:proofErr w:type="spellStart"/>
+      <w:r>
+        <w:rPr>
+          <w:rFonts w:ascii="Consolas" w:hAnsi="Consolas"/>
+          <w:color w:val="0070C0"/>
+          <w:sz w:val="22"/>
+          <w:szCs w:val="22"/>
+        </w:rPr>
+        <w:t>std_logic</w:t>
       </w:r>
       <w:proofErr w:type="spellEnd"/>
       <w:r>
@@ -6589,66 +6588,35 @@
         </w:rPr>
         <w:t>;</w:t>
       </w:r>
-      <w:proofErr w:type="gramEnd"/>
-    </w:p>
-    <w:p>
-      <w:pPr>
-        <w:spacing w:after="0" w:line="276" w:lineRule="auto"/>
-        <w:rPr>
-          <w:rFonts w:ascii="Consolas" w:hAnsi="Consolas"/>
-          <w:color w:val="0070C0"/>
-          <w:sz w:val="22"/>
-          <w:szCs w:val="22"/>
-        </w:rPr>
-      </w:pPr>
-      <w:r>
-        <w:rPr>
-          <w:rFonts w:ascii="Consolas" w:hAnsi="Consolas"/>
-          <w:color w:val="0070C0"/>
-          <w:sz w:val="22"/>
-          <w:szCs w:val="22"/>
-        </w:rPr>
-        <w:t xml:space="preserve">--    MgtPortRxLane2_p   </w:t>
-      </w:r>
-      <w:proofErr w:type="gramStart"/>
-      <w:r>
-        <w:rPr>
-          <w:rFonts w:ascii="Consolas" w:hAnsi="Consolas"/>
-          <w:color w:val="0070C0"/>
-          <w:sz w:val="22"/>
-          <w:szCs w:val="22"/>
-        </w:rPr>
-        <w:t>  :</w:t>
-      </w:r>
-      <w:proofErr w:type="gramEnd"/>
-      <w:r>
-        <w:rPr>
-          <w:rFonts w:ascii="Consolas" w:hAnsi="Consolas"/>
-          <w:color w:val="0070C0"/>
-          <w:sz w:val="22"/>
-          <w:szCs w:val="22"/>
-        </w:rPr>
-        <w:t xml:space="preserve"> in    </w:t>
-      </w:r>
-      <w:proofErr w:type="spellStart"/>
-      <w:r>
-        <w:rPr>
-          <w:rFonts w:ascii="Consolas" w:hAnsi="Consolas"/>
-          <w:color w:val="0070C0"/>
-          <w:sz w:val="22"/>
-          <w:szCs w:val="22"/>
-        </w:rPr>
-        <w:t>std_</w:t>
-      </w:r>
-      <w:proofErr w:type="gramStart"/>
-      <w:r>
-        <w:rPr>
-          <w:rFonts w:ascii="Consolas" w:hAnsi="Consolas"/>
-          <w:color w:val="0070C0"/>
-          <w:sz w:val="22"/>
-          <w:szCs w:val="22"/>
-        </w:rPr>
-        <w:t>logic</w:t>
+    </w:p>
+    <w:p>
+      <w:pPr>
+        <w:spacing w:after="0" w:line="276" w:lineRule="auto"/>
+        <w:rPr>
+          <w:rFonts w:ascii="Consolas" w:hAnsi="Consolas"/>
+          <w:color w:val="0070C0"/>
+          <w:sz w:val="22"/>
+          <w:szCs w:val="22"/>
+        </w:rPr>
+      </w:pPr>
+      <w:r>
+        <w:rPr>
+          <w:rFonts w:ascii="Consolas" w:hAnsi="Consolas"/>
+          <w:color w:val="0070C0"/>
+          <w:sz w:val="22"/>
+          <w:szCs w:val="22"/>
+        </w:rPr>
+        <w:t>--    MgtPortRxLane2_p     : in    </w:t>
+      </w:r>
+      <w:proofErr w:type="spellStart"/>
+      <w:r>
+        <w:rPr>
+          <w:rFonts w:ascii="Consolas" w:hAnsi="Consolas"/>
+          <w:color w:val="0070C0"/>
+          <w:sz w:val="22"/>
+          <w:szCs w:val="22"/>
+        </w:rPr>
+        <w:t>std_logic</w:t>
       </w:r>
       <w:proofErr w:type="spellEnd"/>
       <w:r>
@@ -6660,7 +6628,6 @@
         </w:rPr>
         <w:t>;</w:t>
       </w:r>
-      <w:proofErr w:type="gramEnd"/>
     </w:p>
     <w:p>
       <w:pPr>
@@ -6692,25 +6659,14 @@
           <w:szCs w:val="22"/>
         </w:rPr>
       </w:pPr>
-      <w:proofErr w:type="gramStart"/>
-      <w:r>
-        <w:rPr>
-          <w:rFonts w:ascii="Consolas" w:hAnsi="Consolas"/>
-          <w:color w:val="0070C0"/>
-          <w:sz w:val="22"/>
-          <w:szCs w:val="22"/>
-        </w:rPr>
-        <w:t>--@@</w:t>
-      </w:r>
-      <w:proofErr w:type="gramEnd"/>
-      <w:r>
-        <w:rPr>
-          <w:rFonts w:ascii="Consolas" w:hAnsi="Consolas"/>
-          <w:color w:val="0070C0"/>
-          <w:sz w:val="22"/>
-          <w:szCs w:val="22"/>
-        </w:rPr>
-        <w:t>END TOP_LEVEL_PORT</w:t>
+      <w:r>
+        <w:rPr>
+          <w:rFonts w:ascii="Consolas" w:hAnsi="Consolas"/>
+          <w:color w:val="0070C0"/>
+          <w:sz w:val="22"/>
+          <w:szCs w:val="22"/>
+        </w:rPr>
+        <w:t>--@@END TOP_LEVEL_PORT</w:t>
       </w:r>
     </w:p>
     <w:p/>
@@ -6719,26 +6675,10 @@
         <w:t>Since we are manually instantiating the Aurora MGT’s in the file</w:t>
       </w:r>
       <w:r>
-        <w:t xml:space="preserve">, and our design uses </w:t>
-      </w:r>
-      <w:proofErr w:type="gramStart"/>
-      <w:r>
-        <w:t>all of</w:t>
-      </w:r>
-      <w:proofErr w:type="gramEnd"/>
-      <w:r>
-        <w:t xml:space="preserve"> the lines</w:t>
-      </w:r>
-      <w:r>
-        <w:t xml:space="preserve">, we can uncomment </w:t>
-      </w:r>
-      <w:proofErr w:type="gramStart"/>
-      <w:r>
-        <w:t>all of</w:t>
-      </w:r>
-      <w:proofErr w:type="gramEnd"/>
-      <w:r>
-        <w:t xml:space="preserve"> the port lines</w:t>
+        <w:t>, and our design uses all of the lines</w:t>
+      </w:r>
+      <w:r>
+        <w:t>, we can uncomment all of the port lines</w:t>
       </w:r>
       <w:r>
         <w:t>.</w:t>
@@ -6762,7 +6702,7 @@
       <w:pPr>
         <w:pStyle w:val="Heading3"/>
       </w:pPr>
-      <w:bookmarkStart w:id="14" w:name="_Toc210041320"/>
+      <w:bookmarkStart w:id="14" w:name="_Toc210048127"/>
       <w:r>
         <w:lastRenderedPageBreak/>
         <w:t>Generate TheWindow.vhd Stub</w:t>
@@ -6782,15 +6722,7 @@
         <w:t xml:space="preserve"> IO to the LabVIEW FPGA window.</w:t>
       </w:r>
       <w:r>
-        <w:t xml:space="preserve">  </w:t>
-      </w:r>
-      <w:proofErr w:type="gramStart"/>
-      <w:r>
-        <w:t>So</w:t>
-      </w:r>
-      <w:proofErr w:type="gramEnd"/>
-      <w:r>
-        <w:t xml:space="preserve"> we must insert these ports into both the component definition and component instantiation of </w:t>
+        <w:t xml:space="preserve">  So we must insert these ports into both the component definition and component instantiation of </w:t>
       </w:r>
       <w:proofErr w:type="spellStart"/>
       <w:r>
@@ -6867,15 +6799,7 @@
     </w:p>
     <w:p>
       <w:r>
-        <w:t xml:space="preserve">But since running the migrate-clip command, we now have </w:t>
-      </w:r>
-      <w:proofErr w:type="gramStart"/>
-      <w:r>
-        <w:t>all of</w:t>
-      </w:r>
-      <w:proofErr w:type="gramEnd"/>
-      <w:r>
-        <w:t xml:space="preserve"> the CLIP signals in the </w:t>
+        <w:t xml:space="preserve">But since running the migrate-clip command, we now have all of the CLIP signals in the </w:t>
       </w:r>
       <w:proofErr w:type="spellStart"/>
       <w:r>
@@ -6883,23 +6807,7 @@
       </w:r>
       <w:proofErr w:type="spellEnd"/>
       <w:r>
-        <w:t xml:space="preserve"> CSV file.  </w:t>
-      </w:r>
-      <w:proofErr w:type="gramStart"/>
-      <w:r>
-        <w:t>So</w:t>
-      </w:r>
-      <w:proofErr w:type="gramEnd"/>
-      <w:r>
-        <w:t xml:space="preserve"> if we re-run the create-project command, </w:t>
-      </w:r>
-      <w:proofErr w:type="gramStart"/>
-      <w:r>
-        <w:t>all of</w:t>
-      </w:r>
-      <w:proofErr w:type="gramEnd"/>
-      <w:r>
-        <w:t xml:space="preserve"> that IO will be pulled into TheWindow.vhd port stub.</w:t>
+        <w:t xml:space="preserve"> CSV file.  So if we re-run the create-project command, all of that IO will be pulled into TheWindow.vhd port stub.</w:t>
       </w:r>
     </w:p>
     <w:p>
@@ -6968,13 +6876,8 @@
       </w:r>
     </w:p>
     <w:p>
-      <w:proofErr w:type="gramStart"/>
-      <w:r>
-        <w:t>Next</w:t>
-      </w:r>
-      <w:proofErr w:type="gramEnd"/>
-      <w:r>
-        <w:t xml:space="preserve"> we will</w:t>
+      <w:r>
+        <w:t>Next we will</w:t>
       </w:r>
       <w:r>
         <w:t xml:space="preserve"> update TheWindow.vhd instantiation in the top-level HDL file (</w:t>
@@ -7001,7 +6904,7 @@
       <w:pPr>
         <w:pStyle w:val="Heading3"/>
       </w:pPr>
-      <w:bookmarkStart w:id="15" w:name="_Toc210041321"/>
+      <w:bookmarkStart w:id="15" w:name="_Toc210048128"/>
       <w:r>
         <w:t xml:space="preserve">Add Custom Board IO to </w:t>
       </w:r>
@@ -7118,19 +7021,8 @@
           <w:sz w:val="22"/>
           <w:szCs w:val="22"/>
         </w:rPr>
-        <w:t xml:space="preserve">    </w:t>
-      </w:r>
-      <w:proofErr w:type="gramStart"/>
-      <w:r>
-        <w:rPr>
-          <w:rFonts w:ascii="Consolas" w:hAnsi="Consolas"/>
-          <w:color w:val="0070C0"/>
-          <w:sz w:val="22"/>
-          <w:szCs w:val="22"/>
-        </w:rPr>
-        <w:t>port(</w:t>
-      </w:r>
-      <w:proofErr w:type="gramEnd"/>
+        <w:t>    port(</w:t>
+      </w:r>
     </w:p>
     <w:p>
       <w:pPr>
@@ -7358,7 +7250,7 @@
       <w:pPr>
         <w:pStyle w:val="Heading3"/>
       </w:pPr>
-      <w:bookmarkStart w:id="16" w:name="_Toc210041322"/>
+      <w:bookmarkStart w:id="16" w:name="_Toc210048129"/>
       <w:r>
         <w:t>Add Custom Board IO Signal Definitions</w:t>
       </w:r>
@@ -7439,15 +7331,7 @@
     <w:p/>
     <w:p>
       <w:r>
-        <w:t xml:space="preserve">Copy </w:t>
-      </w:r>
-      <w:proofErr w:type="gramStart"/>
-      <w:r>
-        <w:t>all of</w:t>
-      </w:r>
-      <w:proofErr w:type="gramEnd"/>
-      <w:r>
-        <w:t xml:space="preserve"> the signal definitions </w:t>
+        <w:t xml:space="preserve">Copy all of the signal definitions </w:t>
       </w:r>
       <w:r>
         <w:t>into</w:t>
@@ -7519,27 +7403,7 @@
           <w:sz w:val="22"/>
           <w:szCs w:val="22"/>
         </w:rPr>
-        <w:t>  signal TopLevelClk</w:t>
-      </w:r>
-      <w:proofErr w:type="gramStart"/>
-      <w:r>
-        <w:rPr>
-          <w:rFonts w:ascii="Consolas" w:hAnsi="Consolas"/>
-          <w:color w:val="0070C0"/>
-          <w:sz w:val="22"/>
-          <w:szCs w:val="22"/>
-        </w:rPr>
-        <w:t>80 :</w:t>
-      </w:r>
-      <w:proofErr w:type="gramEnd"/>
-      <w:r>
-        <w:rPr>
-          <w:rFonts w:ascii="Consolas" w:hAnsi="Consolas"/>
-          <w:color w:val="0070C0"/>
-          <w:sz w:val="22"/>
-          <w:szCs w:val="22"/>
-        </w:rPr>
-        <w:t xml:space="preserve"> </w:t>
+        <w:t xml:space="preserve">  signal TopLevelClk80 : </w:t>
       </w:r>
       <w:proofErr w:type="spellStart"/>
       <w:r>
@@ -7559,27 +7423,7 @@
           <w:sz w:val="22"/>
           <w:szCs w:val="22"/>
         </w:rPr>
-        <w:t xml:space="preserve">; -- Top Level Clock </w:t>
-      </w:r>
-      <w:proofErr w:type="gramStart"/>
-      <w:r>
-        <w:rPr>
-          <w:rFonts w:ascii="Consolas" w:hAnsi="Consolas"/>
-          <w:color w:val="0070C0"/>
-          <w:sz w:val="22"/>
-          <w:szCs w:val="22"/>
-        </w:rPr>
-        <w:t>To</w:t>
-      </w:r>
-      <w:proofErr w:type="gramEnd"/>
-      <w:r>
-        <w:rPr>
-          <w:rFonts w:ascii="Consolas" w:hAnsi="Consolas"/>
-          <w:color w:val="0070C0"/>
-          <w:sz w:val="22"/>
-          <w:szCs w:val="22"/>
-        </w:rPr>
-        <w:t xml:space="preserve"> Clip (output)</w:t>
+        <w:t>; -- Top Level Clock To Clip (output)</w:t>
       </w:r>
     </w:p>
     <w:p>
@@ -7602,7 +7446,6 @@
         <w:t xml:space="preserve">  signal </w:t>
       </w:r>
       <w:proofErr w:type="spellStart"/>
-      <w:proofErr w:type="gramStart"/>
       <w:r>
         <w:rPr>
           <w:rFonts w:ascii="Consolas" w:hAnsi="Consolas"/>
@@ -7620,17 +7463,7 @@
           <w:sz w:val="22"/>
           <w:szCs w:val="22"/>
         </w:rPr>
-        <w:t xml:space="preserve"> :</w:t>
-      </w:r>
-      <w:proofErr w:type="gramEnd"/>
-      <w:r>
-        <w:rPr>
-          <w:rFonts w:ascii="Consolas" w:hAnsi="Consolas"/>
-          <w:color w:val="0070C0"/>
-          <w:sz w:val="22"/>
-          <w:szCs w:val="22"/>
-        </w:rPr>
-        <w:t xml:space="preserve"> </w:t>
+        <w:t xml:space="preserve"> : </w:t>
       </w:r>
       <w:proofErr w:type="spellStart"/>
       <w:r>
@@ -7693,7 +7526,6 @@
         <w:t xml:space="preserve">  signal </w:t>
       </w:r>
       <w:proofErr w:type="spellStart"/>
-      <w:proofErr w:type="gramStart"/>
       <w:r>
         <w:rPr>
           <w:rFonts w:ascii="Consolas" w:hAnsi="Consolas"/>
@@ -7711,17 +7543,7 @@
           <w:sz w:val="22"/>
           <w:szCs w:val="22"/>
         </w:rPr>
-        <w:t xml:space="preserve"> :</w:t>
-      </w:r>
-      <w:proofErr w:type="gramEnd"/>
-      <w:r>
-        <w:rPr>
-          <w:rFonts w:ascii="Consolas" w:hAnsi="Consolas"/>
-          <w:color w:val="0070C0"/>
-          <w:sz w:val="22"/>
-          <w:szCs w:val="22"/>
-        </w:rPr>
-        <w:t xml:space="preserve"> </w:t>
+        <w:t xml:space="preserve"> : </w:t>
       </w:r>
       <w:proofErr w:type="spellStart"/>
       <w:r>
@@ -7769,7 +7591,7 @@
       <w:pPr>
         <w:pStyle w:val="Heading3"/>
       </w:pPr>
-      <w:bookmarkStart w:id="17" w:name="_Toc210041323"/>
+      <w:bookmarkStart w:id="17" w:name="_Toc210048130"/>
       <w:r>
         <w:t>Add Custom Board IO Signals to</w:t>
       </w:r>
@@ -7843,15 +7665,7 @@
     <w:p>
       <w:r>
         <w:lastRenderedPageBreak/>
-        <w:t xml:space="preserve">Copy </w:t>
-      </w:r>
-      <w:proofErr w:type="gramStart"/>
-      <w:r>
-        <w:t>all of</w:t>
-      </w:r>
-      <w:proofErr w:type="gramEnd"/>
-      <w:r>
-        <w:t xml:space="preserve"> the board IO port connections from the port map.  This may be difficult because t</w:t>
+        <w:t>Copy all of the board IO port connections from the port map.  This may be difficult because t</w:t>
       </w:r>
       <w:r>
         <w:t>his</w:t>
@@ -8374,15 +8188,7 @@
         <w:t xml:space="preserve">You might be wondering why we are copying </w:t>
       </w:r>
       <w:r>
-        <w:t xml:space="preserve">just the </w:t>
-      </w:r>
-      <w:proofErr w:type="gramStart"/>
-      <w:r>
-        <w:t>newly-added</w:t>
-      </w:r>
-      <w:proofErr w:type="gramEnd"/>
-      <w:r>
-        <w:t xml:space="preserve"> </w:t>
+        <w:t xml:space="preserve">just the newly-added </w:t>
       </w:r>
       <w:r>
         <w:t xml:space="preserve">board IO </w:t>
@@ -8426,23 +8232,7 @@
       </w:r>
       <w:proofErr w:type="spellEnd"/>
       <w:r>
-        <w:t xml:space="preserve"> that go to </w:t>
-      </w:r>
-      <w:proofErr w:type="gramStart"/>
-      <w:r>
-        <w:t>differently</w:t>
-      </w:r>
-      <w:proofErr w:type="gramEnd"/>
-      <w:r>
-        <w:t xml:space="preserve">-names </w:t>
-      </w:r>
-      <w:proofErr w:type="gramStart"/>
-      <w:r>
-        <w:t>signals</w:t>
-      </w:r>
-      <w:proofErr w:type="gramEnd"/>
-      <w:r>
-        <w:t xml:space="preserve"> and we do not want to break those</w:t>
+        <w:t xml:space="preserve"> that go to differently-names signals and we do not want to break those</w:t>
       </w:r>
       <w:r>
         <w:t>.</w:t>
@@ -8452,7 +8242,7 @@
       <w:pPr>
         <w:pStyle w:val="Heading3"/>
       </w:pPr>
-      <w:bookmarkStart w:id="18" w:name="_Toc210041324"/>
+      <w:bookmarkStart w:id="18" w:name="_Toc210048131"/>
       <w:r>
         <w:t xml:space="preserve">Disconnect the CLIP IO Socket Ports on </w:t>
       </w:r>
@@ -8476,15 +8266,7 @@
       </w:r>
       <w:proofErr w:type="spellEnd"/>
       <w:r>
-        <w:t xml:space="preserve">, there were </w:t>
-      </w:r>
-      <w:proofErr w:type="gramStart"/>
-      <w:r>
-        <w:t>a number of</w:t>
-      </w:r>
-      <w:proofErr w:type="gramEnd"/>
-      <w:r>
-        <w:t xml:space="preserve"> signals </w:t>
+        <w:t xml:space="preserve">, there were a number of signals </w:t>
       </w:r>
       <w:r>
         <w:t xml:space="preserve">connecting to it from the fixed-logic and ports on the top-level.  These signals passed through the ports on </w:t>
@@ -10457,7 +10239,7 @@
       <w:pPr>
         <w:pStyle w:val="Heading3"/>
       </w:pPr>
-      <w:bookmarkStart w:id="19" w:name="_Toc210041325"/>
+      <w:bookmarkStart w:id="19" w:name="_Toc210048132"/>
       <w:r>
         <w:t>Instantiate the Aurora CLIP</w:t>
       </w:r>
@@ -10583,7 +10365,7 @@
       <w:pPr>
         <w:pStyle w:val="Heading3"/>
       </w:pPr>
-      <w:bookmarkStart w:id="20" w:name="_Toc210041326"/>
+      <w:bookmarkStart w:id="20" w:name="_Toc210048133"/>
       <w:r>
         <w:t>Modify Aurora CLIP Signals</w:t>
       </w:r>
@@ -10591,15 +10373,7 @@
     </w:p>
     <w:p>
       <w:r>
-        <w:t xml:space="preserve">The CLIP instantiation example simply connects </w:t>
-      </w:r>
-      <w:proofErr w:type="gramStart"/>
-      <w:r>
-        <w:t>all of</w:t>
-      </w:r>
-      <w:proofErr w:type="gramEnd"/>
-      <w:r>
-        <w:t xml:space="preserve"> the ports to signals with the same name.  This works for most ports but some need to be connected to signals of different names.</w:t>
+        <w:t>The CLIP instantiation example simply connects all of the ports to signals with the same name.  This works for most ports but some need to be connected to signals of different names.</w:t>
       </w:r>
     </w:p>
     <w:p>
@@ -10980,21 +10754,8 @@
         <w:t xml:space="preserve"> need different port names</w:t>
       </w:r>
       <w:r>
-        <w:t xml:space="preserve"> and the CLIP AXI </w:t>
-      </w:r>
-      <w:proofErr w:type="gramStart"/>
-      <w:r>
-        <w:t>interrupt</w:t>
-      </w:r>
-      <w:proofErr w:type="gramEnd"/>
-      <w:r>
-        <w:t xml:space="preserve"> is not used (driven to ‘0’</w:t>
-      </w:r>
-      <w:proofErr w:type="gramStart"/>
-      <w:r>
-        <w:t>);</w:t>
-      </w:r>
-      <w:proofErr w:type="gramEnd"/>
+        <w:t xml:space="preserve"> and the CLIP AXI interrupt is not used (driven to ‘0’);</w:t>
+      </w:r>
     </w:p>
     <w:p>
       <w:pPr>
@@ -11743,115 +11504,70 @@
       </w:pPr>
     </w:p>
     <w:p>
-      <w:proofErr w:type="gramStart"/>
-      <w:r>
-        <w:t>Replace with</w:t>
-      </w:r>
-      <w:proofErr w:type="gramEnd"/>
-      <w:r>
-        <w:t xml:space="preserve"> this:</w:t>
-      </w:r>
-    </w:p>
-    <w:p>
-      <w:pPr>
-        <w:spacing w:after="0" w:line="276" w:lineRule="auto"/>
-        <w:rPr>
-          <w:rFonts w:ascii="Consolas" w:hAnsi="Consolas"/>
-          <w:color w:val="0070C0"/>
-          <w:sz w:val="22"/>
-          <w:szCs w:val="22"/>
-        </w:rPr>
-      </w:pPr>
-      <w:proofErr w:type="spellStart"/>
-      <w:r>
-        <w:rPr>
-          <w:rFonts w:ascii="Consolas" w:hAnsi="Consolas"/>
-          <w:color w:val="0070C0"/>
-          <w:sz w:val="22"/>
-          <w:szCs w:val="22"/>
-        </w:rPr>
-        <w:t>MgtPortRx_</w:t>
-      </w:r>
-      <w:proofErr w:type="gramStart"/>
-      <w:r>
-        <w:rPr>
-          <w:rFonts w:ascii="Consolas" w:hAnsi="Consolas"/>
-          <w:color w:val="0070C0"/>
-          <w:sz w:val="22"/>
-          <w:szCs w:val="22"/>
-        </w:rPr>
-        <w:t>n</w:t>
-      </w:r>
-      <w:proofErr w:type="spellEnd"/>
-      <w:r>
-        <w:rPr>
-          <w:rFonts w:ascii="Consolas" w:hAnsi="Consolas"/>
-          <w:color w:val="0070C0"/>
-          <w:sz w:val="22"/>
-          <w:szCs w:val="22"/>
-        </w:rPr>
-        <w:t>(</w:t>
-      </w:r>
-      <w:proofErr w:type="gramEnd"/>
-      <w:r>
-        <w:rPr>
-          <w:rFonts w:ascii="Consolas" w:hAnsi="Consolas"/>
-          <w:color w:val="0070C0"/>
-          <w:sz w:val="22"/>
-          <w:szCs w:val="22"/>
-        </w:rPr>
-        <w:t>0) =&gt; MgtPortRxLane0_n,</w:t>
-      </w:r>
-    </w:p>
-    <w:p>
-      <w:pPr>
-        <w:spacing w:after="0" w:line="276" w:lineRule="auto"/>
-        <w:rPr>
-          <w:rFonts w:ascii="Consolas" w:hAnsi="Consolas"/>
-          <w:color w:val="0070C0"/>
-          <w:sz w:val="22"/>
-          <w:szCs w:val="22"/>
-        </w:rPr>
-      </w:pPr>
-      <w:proofErr w:type="spellStart"/>
-      <w:r>
-        <w:rPr>
-          <w:rFonts w:ascii="Consolas" w:hAnsi="Consolas"/>
-          <w:color w:val="0070C0"/>
-          <w:sz w:val="22"/>
-          <w:szCs w:val="22"/>
-        </w:rPr>
-        <w:t>MgtPortRx_</w:t>
-      </w:r>
-      <w:proofErr w:type="gramStart"/>
-      <w:r>
-        <w:rPr>
-          <w:rFonts w:ascii="Consolas" w:hAnsi="Consolas"/>
-          <w:color w:val="0070C0"/>
-          <w:sz w:val="22"/>
-          <w:szCs w:val="22"/>
-        </w:rPr>
-        <w:t>n</w:t>
-      </w:r>
-      <w:proofErr w:type="spellEnd"/>
-      <w:r>
-        <w:rPr>
-          <w:rFonts w:ascii="Consolas" w:hAnsi="Consolas"/>
-          <w:color w:val="0070C0"/>
-          <w:sz w:val="22"/>
-          <w:szCs w:val="22"/>
-        </w:rPr>
-        <w:t>(</w:t>
-      </w:r>
-      <w:proofErr w:type="gramEnd"/>
-      <w:r>
-        <w:rPr>
-          <w:rFonts w:ascii="Consolas" w:hAnsi="Consolas"/>
-          <w:color w:val="0070C0"/>
-          <w:sz w:val="22"/>
-          <w:szCs w:val="22"/>
-        </w:rPr>
-        <w:t>1) =&gt; MgtPortRxLane1_n,</w:t>
+      <w:r>
+        <w:t>Replace with this:</w:t>
+      </w:r>
+    </w:p>
+    <w:p>
+      <w:pPr>
+        <w:spacing w:after="0" w:line="276" w:lineRule="auto"/>
+        <w:rPr>
+          <w:rFonts w:ascii="Consolas" w:hAnsi="Consolas"/>
+          <w:color w:val="0070C0"/>
+          <w:sz w:val="22"/>
+          <w:szCs w:val="22"/>
+        </w:rPr>
+      </w:pPr>
+      <w:proofErr w:type="spellStart"/>
+      <w:r>
+        <w:rPr>
+          <w:rFonts w:ascii="Consolas" w:hAnsi="Consolas"/>
+          <w:color w:val="0070C0"/>
+          <w:sz w:val="22"/>
+          <w:szCs w:val="22"/>
+        </w:rPr>
+        <w:t>MgtPortRx_n</w:t>
+      </w:r>
+      <w:proofErr w:type="spellEnd"/>
+      <w:r>
+        <w:rPr>
+          <w:rFonts w:ascii="Consolas" w:hAnsi="Consolas"/>
+          <w:color w:val="0070C0"/>
+          <w:sz w:val="22"/>
+          <w:szCs w:val="22"/>
+        </w:rPr>
+        <w:t>(0) =&gt; MgtPortRxLane0_n,</w:t>
+      </w:r>
+    </w:p>
+    <w:p>
+      <w:pPr>
+        <w:spacing w:after="0" w:line="276" w:lineRule="auto"/>
+        <w:rPr>
+          <w:rFonts w:ascii="Consolas" w:hAnsi="Consolas"/>
+          <w:color w:val="0070C0"/>
+          <w:sz w:val="22"/>
+          <w:szCs w:val="22"/>
+        </w:rPr>
+      </w:pPr>
+      <w:proofErr w:type="spellStart"/>
+      <w:r>
+        <w:rPr>
+          <w:rFonts w:ascii="Consolas" w:hAnsi="Consolas"/>
+          <w:color w:val="0070C0"/>
+          <w:sz w:val="22"/>
+          <w:szCs w:val="22"/>
+        </w:rPr>
+        <w:t>MgtPortRx_n</w:t>
+      </w:r>
+      <w:proofErr w:type="spellEnd"/>
+      <w:r>
+        <w:rPr>
+          <w:rFonts w:ascii="Consolas" w:hAnsi="Consolas"/>
+          <w:color w:val="0070C0"/>
+          <w:sz w:val="22"/>
+          <w:szCs w:val="22"/>
+        </w:rPr>
+        <w:t>(1) =&gt; MgtPortRxLane1_n,</w:t>
       </w:r>
     </w:p>
     <w:p>
@@ -11892,88 +11608,48 @@
           <w:sz w:val="22"/>
           <w:szCs w:val="22"/>
         </w:rPr>
-        <w:t>MgtPortRx_</w:t>
-      </w:r>
-      <w:proofErr w:type="gramStart"/>
-      <w:r>
-        <w:rPr>
-          <w:rFonts w:ascii="Consolas" w:hAnsi="Consolas"/>
-          <w:color w:val="0070C0"/>
-          <w:sz w:val="22"/>
-          <w:szCs w:val="22"/>
-        </w:rPr>
-        <w:t>p</w:t>
-      </w:r>
-      <w:proofErr w:type="spellEnd"/>
-      <w:r>
-        <w:rPr>
-          <w:rFonts w:ascii="Consolas" w:hAnsi="Consolas"/>
-          <w:color w:val="0070C0"/>
-          <w:sz w:val="22"/>
-          <w:szCs w:val="22"/>
-        </w:rPr>
-        <w:t>(</w:t>
-      </w:r>
-      <w:proofErr w:type="gramEnd"/>
-      <w:r>
-        <w:rPr>
-          <w:rFonts w:ascii="Consolas" w:hAnsi="Consolas"/>
-          <w:color w:val="0070C0"/>
-          <w:sz w:val="22"/>
-          <w:szCs w:val="22"/>
-        </w:rPr>
-        <w:t>0) =&gt; MgtPortRxLane0_p,</w:t>
-      </w:r>
-    </w:p>
-    <w:p>
-      <w:pPr>
-        <w:spacing w:after="0" w:line="276" w:lineRule="auto"/>
-        <w:rPr>
-          <w:rFonts w:ascii="Consolas" w:hAnsi="Consolas"/>
-          <w:color w:val="0070C0"/>
-          <w:sz w:val="22"/>
-          <w:szCs w:val="22"/>
-        </w:rPr>
-      </w:pPr>
-      <w:proofErr w:type="spellStart"/>
-      <w:r>
-        <w:rPr>
-          <w:rFonts w:ascii="Consolas" w:hAnsi="Consolas"/>
-          <w:color w:val="0070C0"/>
-          <w:sz w:val="22"/>
-          <w:szCs w:val="22"/>
-        </w:rPr>
-        <w:t>MgtPortRx_</w:t>
-      </w:r>
-      <w:proofErr w:type="gramStart"/>
-      <w:r>
-        <w:rPr>
-          <w:rFonts w:ascii="Consolas" w:hAnsi="Consolas"/>
-          <w:color w:val="0070C0"/>
-          <w:sz w:val="22"/>
-          <w:szCs w:val="22"/>
-        </w:rPr>
-        <w:t>p</w:t>
-      </w:r>
-      <w:proofErr w:type="spellEnd"/>
-      <w:r>
-        <w:rPr>
-          <w:rFonts w:ascii="Consolas" w:hAnsi="Consolas"/>
-          <w:color w:val="0070C0"/>
-          <w:sz w:val="22"/>
-          <w:szCs w:val="22"/>
-        </w:rPr>
-        <w:t>(</w:t>
-      </w:r>
-      <w:proofErr w:type="gramEnd"/>
-      <w:r>
-        <w:rPr>
-          <w:rFonts w:ascii="Consolas" w:hAnsi="Consolas"/>
-          <w:color w:val="0070C0"/>
-          <w:sz w:val="22"/>
-          <w:szCs w:val="22"/>
-        </w:rPr>
-        <w:t>1) =&gt; MgtPortRxLane1_p,</w:t>
+        <w:t>MgtPortRx_p</w:t>
+      </w:r>
+      <w:proofErr w:type="spellEnd"/>
+      <w:r>
+        <w:rPr>
+          <w:rFonts w:ascii="Consolas" w:hAnsi="Consolas"/>
+          <w:color w:val="0070C0"/>
+          <w:sz w:val="22"/>
+          <w:szCs w:val="22"/>
+        </w:rPr>
+        <w:t>(0) =&gt; MgtPortRxLane0_p,</w:t>
+      </w:r>
+    </w:p>
+    <w:p>
+      <w:pPr>
+        <w:spacing w:after="0" w:line="276" w:lineRule="auto"/>
+        <w:rPr>
+          <w:rFonts w:ascii="Consolas" w:hAnsi="Consolas"/>
+          <w:color w:val="0070C0"/>
+          <w:sz w:val="22"/>
+          <w:szCs w:val="22"/>
+        </w:rPr>
+      </w:pPr>
+      <w:proofErr w:type="spellStart"/>
+      <w:r>
+        <w:rPr>
+          <w:rFonts w:ascii="Consolas" w:hAnsi="Consolas"/>
+          <w:color w:val="0070C0"/>
+          <w:sz w:val="22"/>
+          <w:szCs w:val="22"/>
+        </w:rPr>
+        <w:t>MgtPortRx_p</w:t>
+      </w:r>
+      <w:proofErr w:type="spellEnd"/>
+      <w:r>
+        <w:rPr>
+          <w:rFonts w:ascii="Consolas" w:hAnsi="Consolas"/>
+          <w:color w:val="0070C0"/>
+          <w:sz w:val="22"/>
+          <w:szCs w:val="22"/>
+        </w:rPr>
+        <w:t>(1) =&gt; MgtPortRxLane1_p,</w:t>
       </w:r>
     </w:p>
     <w:p>
@@ -12015,88 +11691,48 @@
           <w:sz w:val="22"/>
           <w:szCs w:val="22"/>
         </w:rPr>
-        <w:t>MgtPortTx_</w:t>
-      </w:r>
-      <w:proofErr w:type="gramStart"/>
-      <w:r>
-        <w:rPr>
-          <w:rFonts w:ascii="Consolas" w:hAnsi="Consolas"/>
-          <w:color w:val="0070C0"/>
-          <w:sz w:val="22"/>
-          <w:szCs w:val="22"/>
-        </w:rPr>
-        <w:t>n</w:t>
-      </w:r>
-      <w:proofErr w:type="spellEnd"/>
-      <w:r>
-        <w:rPr>
-          <w:rFonts w:ascii="Consolas" w:hAnsi="Consolas"/>
-          <w:color w:val="0070C0"/>
-          <w:sz w:val="22"/>
-          <w:szCs w:val="22"/>
-        </w:rPr>
-        <w:t>(</w:t>
-      </w:r>
-      <w:proofErr w:type="gramEnd"/>
-      <w:r>
-        <w:rPr>
-          <w:rFonts w:ascii="Consolas" w:hAnsi="Consolas"/>
-          <w:color w:val="0070C0"/>
-          <w:sz w:val="22"/>
-          <w:szCs w:val="22"/>
-        </w:rPr>
-        <w:t>0) =&gt; MgtPortTxLane0_n,</w:t>
-      </w:r>
-    </w:p>
-    <w:p>
-      <w:pPr>
-        <w:spacing w:after="0" w:line="276" w:lineRule="auto"/>
-        <w:rPr>
-          <w:rFonts w:ascii="Consolas" w:hAnsi="Consolas"/>
-          <w:color w:val="0070C0"/>
-          <w:sz w:val="22"/>
-          <w:szCs w:val="22"/>
-        </w:rPr>
-      </w:pPr>
-      <w:proofErr w:type="spellStart"/>
-      <w:r>
-        <w:rPr>
-          <w:rFonts w:ascii="Consolas" w:hAnsi="Consolas"/>
-          <w:color w:val="0070C0"/>
-          <w:sz w:val="22"/>
-          <w:szCs w:val="22"/>
-        </w:rPr>
-        <w:t>MgtPortTx_</w:t>
-      </w:r>
-      <w:proofErr w:type="gramStart"/>
-      <w:r>
-        <w:rPr>
-          <w:rFonts w:ascii="Consolas" w:hAnsi="Consolas"/>
-          <w:color w:val="0070C0"/>
-          <w:sz w:val="22"/>
-          <w:szCs w:val="22"/>
-        </w:rPr>
-        <w:t>n</w:t>
-      </w:r>
-      <w:proofErr w:type="spellEnd"/>
-      <w:r>
-        <w:rPr>
-          <w:rFonts w:ascii="Consolas" w:hAnsi="Consolas"/>
-          <w:color w:val="0070C0"/>
-          <w:sz w:val="22"/>
-          <w:szCs w:val="22"/>
-        </w:rPr>
-        <w:t>(</w:t>
-      </w:r>
-      <w:proofErr w:type="gramEnd"/>
-      <w:r>
-        <w:rPr>
-          <w:rFonts w:ascii="Consolas" w:hAnsi="Consolas"/>
-          <w:color w:val="0070C0"/>
-          <w:sz w:val="22"/>
-          <w:szCs w:val="22"/>
-        </w:rPr>
-        <w:t>1) =&gt; MgtPortTxLane1_n,</w:t>
+        <w:t>MgtPortTx_n</w:t>
+      </w:r>
+      <w:proofErr w:type="spellEnd"/>
+      <w:r>
+        <w:rPr>
+          <w:rFonts w:ascii="Consolas" w:hAnsi="Consolas"/>
+          <w:color w:val="0070C0"/>
+          <w:sz w:val="22"/>
+          <w:szCs w:val="22"/>
+        </w:rPr>
+        <w:t>(0) =&gt; MgtPortTxLane0_n,</w:t>
+      </w:r>
+    </w:p>
+    <w:p>
+      <w:pPr>
+        <w:spacing w:after="0" w:line="276" w:lineRule="auto"/>
+        <w:rPr>
+          <w:rFonts w:ascii="Consolas" w:hAnsi="Consolas"/>
+          <w:color w:val="0070C0"/>
+          <w:sz w:val="22"/>
+          <w:szCs w:val="22"/>
+        </w:rPr>
+      </w:pPr>
+      <w:proofErr w:type="spellStart"/>
+      <w:r>
+        <w:rPr>
+          <w:rFonts w:ascii="Consolas" w:hAnsi="Consolas"/>
+          <w:color w:val="0070C0"/>
+          <w:sz w:val="22"/>
+          <w:szCs w:val="22"/>
+        </w:rPr>
+        <w:t>MgtPortTx_n</w:t>
+      </w:r>
+      <w:proofErr w:type="spellEnd"/>
+      <w:r>
+        <w:rPr>
+          <w:rFonts w:ascii="Consolas" w:hAnsi="Consolas"/>
+          <w:color w:val="0070C0"/>
+          <w:sz w:val="22"/>
+          <w:szCs w:val="22"/>
+        </w:rPr>
+        <w:t>(1) =&gt; MgtPortTxLane1_n,</w:t>
       </w:r>
     </w:p>
     <w:p>
@@ -12137,88 +11773,48 @@
           <w:sz w:val="22"/>
           <w:szCs w:val="22"/>
         </w:rPr>
-        <w:t>MgtPortTx_</w:t>
-      </w:r>
-      <w:proofErr w:type="gramStart"/>
-      <w:r>
-        <w:rPr>
-          <w:rFonts w:ascii="Consolas" w:hAnsi="Consolas"/>
-          <w:color w:val="0070C0"/>
-          <w:sz w:val="22"/>
-          <w:szCs w:val="22"/>
-        </w:rPr>
-        <w:t>p</w:t>
-      </w:r>
-      <w:proofErr w:type="spellEnd"/>
-      <w:r>
-        <w:rPr>
-          <w:rFonts w:ascii="Consolas" w:hAnsi="Consolas"/>
-          <w:color w:val="0070C0"/>
-          <w:sz w:val="22"/>
-          <w:szCs w:val="22"/>
-        </w:rPr>
-        <w:t>(</w:t>
-      </w:r>
-      <w:proofErr w:type="gramEnd"/>
-      <w:r>
-        <w:rPr>
-          <w:rFonts w:ascii="Consolas" w:hAnsi="Consolas"/>
-          <w:color w:val="0070C0"/>
-          <w:sz w:val="22"/>
-          <w:szCs w:val="22"/>
-        </w:rPr>
-        <w:t>0) =&gt; MgtPortTxLane0_p,</w:t>
-      </w:r>
-    </w:p>
-    <w:p>
-      <w:pPr>
-        <w:spacing w:after="0" w:line="276" w:lineRule="auto"/>
-        <w:rPr>
-          <w:rFonts w:ascii="Consolas" w:hAnsi="Consolas"/>
-          <w:color w:val="0070C0"/>
-          <w:sz w:val="22"/>
-          <w:szCs w:val="22"/>
-        </w:rPr>
-      </w:pPr>
-      <w:proofErr w:type="spellStart"/>
-      <w:r>
-        <w:rPr>
-          <w:rFonts w:ascii="Consolas" w:hAnsi="Consolas"/>
-          <w:color w:val="0070C0"/>
-          <w:sz w:val="22"/>
-          <w:szCs w:val="22"/>
-        </w:rPr>
-        <w:t>MgtPortTx_</w:t>
-      </w:r>
-      <w:proofErr w:type="gramStart"/>
-      <w:r>
-        <w:rPr>
-          <w:rFonts w:ascii="Consolas" w:hAnsi="Consolas"/>
-          <w:color w:val="0070C0"/>
-          <w:sz w:val="22"/>
-          <w:szCs w:val="22"/>
-        </w:rPr>
-        <w:t>p</w:t>
-      </w:r>
-      <w:proofErr w:type="spellEnd"/>
-      <w:r>
-        <w:rPr>
-          <w:rFonts w:ascii="Consolas" w:hAnsi="Consolas"/>
-          <w:color w:val="0070C0"/>
-          <w:sz w:val="22"/>
-          <w:szCs w:val="22"/>
-        </w:rPr>
-        <w:t>(</w:t>
-      </w:r>
-      <w:proofErr w:type="gramEnd"/>
-      <w:r>
-        <w:rPr>
-          <w:rFonts w:ascii="Consolas" w:hAnsi="Consolas"/>
-          <w:color w:val="0070C0"/>
-          <w:sz w:val="22"/>
-          <w:szCs w:val="22"/>
-        </w:rPr>
-        <w:t>1) =&gt; MgtPortTxLane1_p,</w:t>
+        <w:t>MgtPortTx_p</w:t>
+      </w:r>
+      <w:proofErr w:type="spellEnd"/>
+      <w:r>
+        <w:rPr>
+          <w:rFonts w:ascii="Consolas" w:hAnsi="Consolas"/>
+          <w:color w:val="0070C0"/>
+          <w:sz w:val="22"/>
+          <w:szCs w:val="22"/>
+        </w:rPr>
+        <w:t>(0) =&gt; MgtPortTxLane0_p,</w:t>
+      </w:r>
+    </w:p>
+    <w:p>
+      <w:pPr>
+        <w:spacing w:after="0" w:line="276" w:lineRule="auto"/>
+        <w:rPr>
+          <w:rFonts w:ascii="Consolas" w:hAnsi="Consolas"/>
+          <w:color w:val="0070C0"/>
+          <w:sz w:val="22"/>
+          <w:szCs w:val="22"/>
+        </w:rPr>
+      </w:pPr>
+      <w:proofErr w:type="spellStart"/>
+      <w:r>
+        <w:rPr>
+          <w:rFonts w:ascii="Consolas" w:hAnsi="Consolas"/>
+          <w:color w:val="0070C0"/>
+          <w:sz w:val="22"/>
+          <w:szCs w:val="22"/>
+        </w:rPr>
+        <w:t>MgtPortTx_p</w:t>
+      </w:r>
+      <w:proofErr w:type="spellEnd"/>
+      <w:r>
+        <w:rPr>
+          <w:rFonts w:ascii="Consolas" w:hAnsi="Consolas"/>
+          <w:color w:val="0070C0"/>
+          <w:sz w:val="22"/>
+          <w:szCs w:val="22"/>
+        </w:rPr>
+        <w:t>(1) =&gt; MgtPortTxLane1_p,</w:t>
       </w:r>
     </w:p>
     <w:p/>
@@ -12235,7 +11831,7 @@
       <w:pPr>
         <w:pStyle w:val="Heading3"/>
       </w:pPr>
-      <w:bookmarkStart w:id="21" w:name="_Toc210041327"/>
+      <w:bookmarkStart w:id="21" w:name="_Toc210048134"/>
       <w:r>
         <w:t>(Optional) Compare Against FlexRIO-Custom example</w:t>
       </w:r>
@@ -12276,7 +11872,7 @@
       <w:pPr>
         <w:pStyle w:val="Heading2"/>
       </w:pPr>
-      <w:bookmarkStart w:id="22" w:name="_Toc210041328"/>
+      <w:bookmarkStart w:id="22" w:name="_Toc210048135"/>
       <w:r>
         <w:t>Copy</w:t>
       </w:r>
@@ -12344,15 +11940,7 @@
         <w:t>” because this file is processed by LabVIEW FPGA to insert constraints</w:t>
       </w:r>
       <w:r>
-        <w:t xml:space="preserve"> for CLIPs and the LabVIEW VI.  The LabVIEW FPGA HDL Tools also processes </w:t>
-      </w:r>
-      <w:proofErr w:type="gramStart"/>
-      <w:r>
-        <w:t>this</w:t>
-      </w:r>
-      <w:proofErr w:type="gramEnd"/>
-      <w:r>
-        <w:t xml:space="preserve"> constraints template to insert constraints from the LabVIEW VI.</w:t>
+        <w:t xml:space="preserve"> for CLIPs and the LabVIEW VI.  The LabVIEW FPGA HDL Tools also processes this constraints template to insert constraints from the LabVIEW VI.</w:t>
       </w:r>
       <w:r>
         <w:t xml:space="preserve">  But because we are manually inserting the CLIP HDL into the FPGA’s top-level entity, we must also manually insert the CLIP constraints into the XDC template file.</w:t>
@@ -12485,7 +12073,7 @@
       <w:pPr>
         <w:pStyle w:val="Heading2"/>
       </w:pPr>
-      <w:bookmarkStart w:id="23" w:name="_Toc210041329"/>
+      <w:bookmarkStart w:id="23" w:name="_Toc210048136"/>
       <w:r>
         <w:t>Add the CLIP HDL to the Vivado Project Sources</w:t>
       </w:r>
@@ -12736,15 +12324,7 @@
     </w:p>
     <w:p>
       <w:r>
-        <w:t xml:space="preserve">In the projectsettings.ini file, add </w:t>
-      </w:r>
-      <w:proofErr w:type="gramStart"/>
-      <w:r>
-        <w:t>this new sources</w:t>
-      </w:r>
-      <w:proofErr w:type="gramEnd"/>
-      <w:r>
-        <w:t xml:space="preserve"> file to the </w:t>
+        <w:t xml:space="preserve">In the projectsettings.ini file, add this new sources file to the </w:t>
       </w:r>
       <w:proofErr w:type="spellStart"/>
       <w:r>
@@ -12894,7 +12474,7 @@
       <w:pPr>
         <w:pStyle w:val="Heading2"/>
       </w:pPr>
-      <w:bookmarkStart w:id="24" w:name="_Toc210041330"/>
+      <w:bookmarkStart w:id="24" w:name="_Toc210048137"/>
       <w:r>
         <w:t>Synthesize the Customized FPGA Target</w:t>
       </w:r>
@@ -13005,15 +12585,7 @@
     <w:p/>
     <w:p>
       <w:r>
-        <w:t xml:space="preserve">This will synthesize the design to ensure that </w:t>
-      </w:r>
-      <w:proofErr w:type="gramStart"/>
-      <w:r>
-        <w:t>all of</w:t>
-      </w:r>
-      <w:proofErr w:type="gramEnd"/>
-      <w:r>
-        <w:t xml:space="preserve"> the ports are properly connected.  You may encounter errors.  The easiest way to </w:t>
+        <w:t xml:space="preserve">This will synthesize the design to ensure that all of the ports are properly connected.  You may encounter errors.  The easiest way to </w:t>
       </w:r>
       <w:r>
         <w:t>debug them is to open the runme.log file in the synthesis run folder:</w:t>
@@ -13048,22 +12620,14 @@
         <w:t xml:space="preserve">run Implementation to debug any errors in that stage.  Note that the generated bitfile will not be fully functional because you have not yet imported a netlist for the LabVIEW </w:t>
       </w:r>
       <w:r>
-        <w:t xml:space="preserve">window.  </w:t>
-      </w:r>
-      <w:proofErr w:type="gramStart"/>
-      <w:r>
-        <w:t>The LabVIEW</w:t>
-      </w:r>
-      <w:proofErr w:type="gramEnd"/>
-      <w:r>
-        <w:t xml:space="preserve"> FPGA VI is necessary to control the MGTs and communicate with the host PC.</w:t>
+        <w:t>window.  The LabVIEW FPGA VI is necessary to control the MGTs and communicate with the host PC.</w:t>
       </w:r>
     </w:p>
     <w:p>
       <w:pPr>
         <w:pStyle w:val="Heading2"/>
       </w:pPr>
-      <w:bookmarkStart w:id="25" w:name="_Toc210041331"/>
+      <w:bookmarkStart w:id="25" w:name="_Toc210048138"/>
       <w:r>
         <w:t>Create Custom LabVIEW FPGA Target</w:t>
       </w:r>
@@ -13073,7 +12637,7 @@
       <w:pPr>
         <w:pStyle w:val="Heading3"/>
       </w:pPr>
-      <w:bookmarkStart w:id="26" w:name="_Toc210041332"/>
+      <w:bookmarkStart w:id="26" w:name="_Toc210048139"/>
       <w:r>
         <w:t xml:space="preserve">Modify </w:t>
       </w:r>
@@ -13139,7 +12703,7 @@
       <w:r>
         <w:t xml:space="preserve"> </w:t>
       </w:r>
-      <w:hyperlink r:id="rId15" w:history="1">
+      <w:hyperlink r:id="rId18" w:history="1">
         <w:r>
           <w:rPr>
             <w:rStyle w:val="Hyperlink"/>
@@ -13169,7 +12733,7 @@
                     <pic:cNvPicPr/>
                   </pic:nvPicPr>
                   <pic:blipFill>
-                    <a:blip r:embed="rId16"/>
+                    <a:blip r:embed="rId19"/>
                     <a:stretch>
                       <a:fillRect/>
                     </a:stretch>
@@ -13242,7 +12806,7 @@
       <w:pPr>
         <w:pStyle w:val="Heading3"/>
       </w:pPr>
-      <w:bookmarkStart w:id="27" w:name="_Toc210041333"/>
+      <w:bookmarkStart w:id="27" w:name="_Toc210048140"/>
       <w:r>
         <w:lastRenderedPageBreak/>
         <w:t>Generate and Install the Custom Target</w:t>
@@ -13378,7 +12942,7 @@
       <w:pPr>
         <w:pStyle w:val="Heading2"/>
       </w:pPr>
-      <w:bookmarkStart w:id="28" w:name="_Toc210041334"/>
+      <w:bookmarkStart w:id="28" w:name="_Toc210048141"/>
       <w:r>
         <w:t>Create the</w:t>
       </w:r>
@@ -13397,7 +12961,7 @@
       <w:pPr>
         <w:pStyle w:val="Heading3"/>
       </w:pPr>
-      <w:bookmarkStart w:id="29" w:name="_Toc210041335"/>
+      <w:bookmarkStart w:id="29" w:name="_Toc210048142"/>
       <w:r>
         <w:t>Create a LabVIEW FPGA project for the new custom target</w:t>
       </w:r>
@@ -13438,7 +13002,7 @@
                     <pic:cNvPicPr/>
                   </pic:nvPicPr>
                   <pic:blipFill>
-                    <a:blip r:embed="rId17"/>
+                    <a:blip r:embed="rId20"/>
                     <a:stretch>
                       <a:fillRect/>
                     </a:stretch>
@@ -13462,15 +13026,7 @@
     <w:p/>
     <w:p>
       <w:r>
-        <w:t xml:space="preserve">Add </w:t>
-      </w:r>
-      <w:proofErr w:type="gramStart"/>
-      <w:r>
-        <w:t>all of</w:t>
-      </w:r>
-      <w:proofErr w:type="gramEnd"/>
-      <w:r>
-        <w:t xml:space="preserve"> the custom board IO to the FPGA target:</w:t>
+        <w:t>Add all of the custom board IO to the FPGA target:</w:t>
       </w:r>
     </w:p>
     <w:p>
@@ -13494,7 +13050,7 @@
                     <pic:cNvPicPr/>
                   </pic:nvPicPr>
                   <pic:blipFill>
-                    <a:blip r:embed="rId18"/>
+                    <a:blip r:embed="rId21"/>
                     <a:stretch>
                       <a:fillRect/>
                     </a:stretch>
@@ -13542,7 +13098,7 @@
                     <pic:cNvPicPr/>
                   </pic:nvPicPr>
                   <pic:blipFill>
-                    <a:blip r:embed="rId19"/>
+                    <a:blip r:embed="rId22"/>
                     <a:stretch>
                       <a:fillRect/>
                     </a:stretch>
@@ -13575,7 +13131,7 @@
       <w:pPr>
         <w:pStyle w:val="Heading3"/>
       </w:pPr>
-      <w:bookmarkStart w:id="30" w:name="_Toc210041336"/>
+      <w:bookmarkStart w:id="30" w:name="_Toc210048143"/>
       <w:r>
         <w:lastRenderedPageBreak/>
         <w:t>Create the Aurora Shipping Example Project for the PXIe-7903</w:t>
@@ -13613,7 +13169,7 @@
                     <pic:cNvPicPr/>
                   </pic:nvPicPr>
                   <pic:blipFill>
-                    <a:blip r:embed="rId20"/>
+                    <a:blip r:embed="rId23"/>
                     <a:stretch>
                       <a:fillRect/>
                     </a:stretch>
@@ -13661,7 +13217,7 @@
                     <pic:cNvPicPr/>
                   </pic:nvPicPr>
                   <pic:blipFill>
-                    <a:blip r:embed="rId21"/>
+                    <a:blip r:embed="rId24"/>
                     <a:stretch>
                       <a:fillRect/>
                     </a:stretch>
@@ -13706,7 +13262,7 @@
       <w:pPr>
         <w:pStyle w:val="Heading3"/>
       </w:pPr>
-      <w:bookmarkStart w:id="31" w:name="_Toc210041337"/>
+      <w:bookmarkStart w:id="31" w:name="_Toc210048144"/>
       <w:r>
         <w:t>Copy</w:t>
       </w:r>
@@ -13742,7 +13298,7 @@
                     <pic:cNvPicPr/>
                   </pic:nvPicPr>
                   <pic:blipFill>
-                    <a:blip r:embed="rId22"/>
+                    <a:blip r:embed="rId25"/>
                     <a:stretch>
                       <a:fillRect/>
                     </a:stretch>
@@ -13883,7 +13439,7 @@
       <w:pPr>
         <w:pStyle w:val="Heading3"/>
       </w:pPr>
-      <w:bookmarkStart w:id="32" w:name="_Toc210041338"/>
+      <w:bookmarkStart w:id="32" w:name="_Toc210048145"/>
       <w:r>
         <w:t>Add the Dummy CLIP</w:t>
       </w:r>
@@ -14003,7 +13559,7 @@
                     <pic:cNvPicPr/>
                   </pic:nvPicPr>
                   <pic:blipFill>
-                    <a:blip r:embed="rId23"/>
+                    <a:blip r:embed="rId26"/>
                     <a:stretch>
                       <a:fillRect/>
                     </a:stretch>
@@ -14076,7 +13632,7 @@
                     <pic:cNvPicPr/>
                   </pic:nvPicPr>
                   <pic:blipFill>
-                    <a:blip r:embed="rId24"/>
+                    <a:blip r:embed="rId27"/>
                     <a:stretch>
                       <a:fillRect/>
                     </a:stretch>
@@ -14102,7 +13658,7 @@
       <w:pPr>
         <w:pStyle w:val="Heading2"/>
       </w:pPr>
-      <w:bookmarkStart w:id="33" w:name="_Toc210041339"/>
+      <w:bookmarkStart w:id="33" w:name="_Toc210048146"/>
       <w:r>
         <w:lastRenderedPageBreak/>
         <w:t>Modify the FPGA VI IO Constants</w:t>
@@ -14137,15 +13693,7 @@
       </w:r>
       <w:proofErr w:type="spellEnd"/>
       <w:r>
-        <w:t xml:space="preserve"> CSV file with periods.  You will need to re-select </w:t>
-      </w:r>
-      <w:proofErr w:type="gramStart"/>
-      <w:r>
-        <w:t>all of</w:t>
-      </w:r>
-      <w:proofErr w:type="gramEnd"/>
-      <w:r>
-        <w:t xml:space="preserve"> the FPGA IO in the VI to use these new IO names.</w:t>
+        <w:t xml:space="preserve"> CSV file with periods.  You will need to re-select all of the FPGA IO in the VI to use these new IO names.</w:t>
       </w:r>
     </w:p>
     <w:p>
@@ -14198,7 +13746,7 @@
                     <pic:cNvPicPr/>
                   </pic:nvPicPr>
                   <pic:blipFill>
-                    <a:blip r:embed="rId25"/>
+                    <a:blip r:embed="rId28"/>
                     <a:stretch>
                       <a:fillRect/>
                     </a:stretch>
@@ -14222,15 +13770,7 @@
     <w:p/>
     <w:p>
       <w:r>
-        <w:t xml:space="preserve">Open </w:t>
-      </w:r>
-      <w:proofErr w:type="gramStart"/>
-      <w:r>
-        <w:t>the Port0</w:t>
-      </w:r>
-      <w:proofErr w:type="gramEnd"/>
-      <w:r>
-        <w:t xml:space="preserve"> Constructor VI</w:t>
+        <w:t>Open the Port0 Constructor VI</w:t>
       </w:r>
       <w:r>
         <w:t>:</w:t>
@@ -14257,7 +13797,7 @@
                     <pic:cNvPicPr/>
                   </pic:nvPicPr>
                   <pic:blipFill>
-                    <a:blip r:embed="rId26"/>
+                    <a:blip r:embed="rId29"/>
                     <a:stretch>
                       <a:fillRect/>
                     </a:stretch>
@@ -14306,7 +13846,7 @@
                     <pic:cNvPicPr/>
                   </pic:nvPicPr>
                   <pic:blipFill>
-                    <a:blip r:embed="rId27"/>
+                    <a:blip r:embed="rId30"/>
                     <a:stretch>
                       <a:fillRect/>
                     </a:stretch>
@@ -14330,15 +13870,7 @@
     <w:p/>
     <w:p>
       <w:r>
-        <w:t xml:space="preserve">In this constant, </w:t>
-      </w:r>
-      <w:proofErr w:type="gramStart"/>
-      <w:r>
-        <w:t>all of</w:t>
-      </w:r>
-      <w:proofErr w:type="gramEnd"/>
-      <w:r>
-        <w:t xml:space="preserve"> the backslashes need to be replaced with periods</w:t>
+        <w:t>In this constant, all of the backslashes need to be replaced with periods</w:t>
       </w:r>
       <w:r>
         <w:t>:</w:t>
@@ -14365,7 +13897,7 @@
                     <pic:cNvPicPr/>
                   </pic:nvPicPr>
                   <pic:blipFill>
-                    <a:blip r:embed="rId28"/>
+                    <a:blip r:embed="rId31"/>
                     <a:stretch>
                       <a:fillRect/>
                     </a:stretch>
@@ -14427,15 +13959,7 @@
         <w:t xml:space="preserve">Note: If you want to save time, you can </w:t>
       </w:r>
       <w:r>
-        <w:t>only update ports 0 and 1</w:t>
-      </w:r>
-      <w:proofErr w:type="gramStart"/>
-      <w:r>
-        <w:t>.  And</w:t>
-      </w:r>
-      <w:proofErr w:type="gramEnd"/>
-      <w:r>
-        <w:t xml:space="preserve"> then in the FPGA top-level VI, delete the constructor </w:t>
+        <w:t xml:space="preserve">only update ports 0 and 1.  And then in the FPGA top-level VI, delete the constructor </w:t>
       </w:r>
       <w:proofErr w:type="spellStart"/>
       <w:r>
@@ -14454,7 +13978,7 @@
       <w:pPr>
         <w:pStyle w:val="Heading2"/>
       </w:pPr>
-      <w:bookmarkStart w:id="34" w:name="_Toc210041340"/>
+      <w:bookmarkStart w:id="34" w:name="_Toc210048147"/>
       <w:r>
         <w:t>Export LabVIEW FPGA Window Netlist</w:t>
       </w:r>
@@ -14480,7 +14004,7 @@
       <w:pPr>
         <w:pStyle w:val="Heading3"/>
       </w:pPr>
-      <w:bookmarkStart w:id="35" w:name="_Toc210041341"/>
+      <w:bookmarkStart w:id="35" w:name="_Toc210048148"/>
       <w:r>
         <w:t>Vivado Project Export</w:t>
       </w:r>
@@ -14523,7 +14047,7 @@
                     <pic:cNvPicPr/>
                   </pic:nvPicPr>
                   <pic:blipFill>
-                    <a:blip r:embed="rId29"/>
+                    <a:blip r:embed="rId32"/>
                     <a:stretch>
                       <a:fillRect/>
                     </a:stretch>
@@ -14553,7 +14077,7 @@
       <w:pPr>
         <w:pStyle w:val="Heading3"/>
       </w:pPr>
-      <w:bookmarkStart w:id="36" w:name="_Toc210041342"/>
+      <w:bookmarkStart w:id="36" w:name="_Toc210048149"/>
       <w:r>
         <w:t>Get the Netlist for The Window</w:t>
       </w:r>
@@ -14858,7 +14382,7 @@
       <w:pPr>
         <w:pStyle w:val="Heading2"/>
       </w:pPr>
-      <w:bookmarkStart w:id="37" w:name="_Toc210041343"/>
+      <w:bookmarkStart w:id="37" w:name="_Toc210048150"/>
       <w:r>
         <w:t>Build Custom FPGA Bitfile in Vivado</w:t>
       </w:r>
@@ -15207,18 +14731,13 @@
       </w:r>
       <w:proofErr w:type="spellEnd"/>
       <w:r>
-        <w:t xml:space="preserve"> command is automatically run as a post implementation step.  That command will pack the Xilinx bitstream file into </w:t>
-      </w:r>
-      <w:proofErr w:type="gramStart"/>
-      <w:r>
-        <w:t>the .</w:t>
+        <w:t xml:space="preserve"> command is automatically run as a post implementation step.  That command will pack the Xilinx bitstream file into the .</w:t>
       </w:r>
       <w:proofErr w:type="spellStart"/>
       <w:r>
         <w:t>lvbitx</w:t>
       </w:r>
       <w:proofErr w:type="spellEnd"/>
-      <w:proofErr w:type="gramEnd"/>
       <w:r>
         <w:t xml:space="preserve"> file used by the NI-RIO driver.</w:t>
       </w:r>
@@ -15233,18 +14752,13 @@
         <w:spacing w:after="0" w:line="276" w:lineRule="auto"/>
       </w:pPr>
       <w:r>
-        <w:t xml:space="preserve">You can find the </w:t>
-      </w:r>
-      <w:proofErr w:type="gramStart"/>
-      <w:r>
-        <w:t>generated .</w:t>
+        <w:t>You can find the generated .</w:t>
       </w:r>
       <w:proofErr w:type="spellStart"/>
       <w:r>
         <w:t>lvbitx</w:t>
       </w:r>
       <w:proofErr w:type="spellEnd"/>
-      <w:proofErr w:type="gramEnd"/>
       <w:r>
         <w:t xml:space="preserve"> file here:</w:t>
       </w:r>
@@ -15283,7 +14797,7 @@
       <w:pPr>
         <w:pStyle w:val="Heading2"/>
       </w:pPr>
-      <w:bookmarkStart w:id="38" w:name="_Toc210041344"/>
+      <w:bookmarkStart w:id="38" w:name="_Toc210048151"/>
       <w:r>
         <w:t>Run the Host example</w:t>
       </w:r>

--- a/docs/public/HDL Workflow Hands-On Guide.docx
+++ b/docs/public/HDL Workflow Hands-On Guide.docx
@@ -77,7 +77,7 @@
           <w:r>
             <w:fldChar w:fldCharType="separate"/>
           </w:r>
-          <w:hyperlink w:anchor="_Toc210048113" w:history="1">
+          <w:hyperlink w:anchor="_Toc210976409" w:history="1">
             <w:r>
               <w:rPr>
                 <w:rStyle w:val="Hyperlink"/>
@@ -97,21 +97,7 @@
                 <w:rStyle w:val="Hyperlink"/>
                 <w:noProof/>
               </w:rPr>
-              <w:t>Gettin</w:t>
-            </w:r>
-            <w:r>
-              <w:rPr>
-                <w:rStyle w:val="Hyperlink"/>
-                <w:noProof/>
-              </w:rPr>
-              <w:t>g</w:t>
-            </w:r>
-            <w:r>
-              <w:rPr>
-                <w:rStyle w:val="Hyperlink"/>
-                <w:noProof/>
-              </w:rPr>
-              <w:t xml:space="preserve"> Started</w:t>
+              <w:t>Getting Started</w:t>
             </w:r>
             <w:r>
               <w:rPr>
@@ -132,7 +118,7 @@
                 <w:noProof/>
                 <w:webHidden/>
               </w:rPr>
-              <w:instrText xml:space="preserve"> PAGEREF _Toc210048113 \h </w:instrText>
+              <w:instrText xml:space="preserve"> PAGEREF _Toc210976409 \h </w:instrText>
             </w:r>
             <w:r>
               <w:rPr>
@@ -175,7 +161,7 @@
               <w:noProof/>
             </w:rPr>
           </w:pPr>
-          <w:hyperlink w:anchor="_Toc210048114" w:history="1">
+          <w:hyperlink w:anchor="_Toc210976410" w:history="1">
             <w:r>
               <w:rPr>
                 <w:rStyle w:val="Hyperlink"/>
@@ -216,7 +202,7 @@
                 <w:noProof/>
                 <w:webHidden/>
               </w:rPr>
-              <w:instrText xml:space="preserve"> PAGEREF _Toc210048114 \h </w:instrText>
+              <w:instrText xml:space="preserve"> PAGEREF _Toc210976410 \h </w:instrText>
             </w:r>
             <w:r>
               <w:rPr>
@@ -259,7 +245,7 @@
               <w:noProof/>
             </w:rPr>
           </w:pPr>
-          <w:hyperlink w:anchor="_Toc210048115" w:history="1">
+          <w:hyperlink w:anchor="_Toc210976411" w:history="1">
             <w:r>
               <w:rPr>
                 <w:rStyle w:val="Hyperlink"/>
@@ -279,7 +265,7 @@
                 <w:rStyle w:val="Hyperlink"/>
                 <w:noProof/>
               </w:rPr>
-              <w:t>Clone the base FlexRIO repo</w:t>
+              <w:t>Install Git</w:t>
             </w:r>
             <w:r>
               <w:rPr>
@@ -300,7 +286,7 @@
                 <w:noProof/>
                 <w:webHidden/>
               </w:rPr>
-              <w:instrText xml:space="preserve"> PAGEREF _Toc210048115 \h </w:instrText>
+              <w:instrText xml:space="preserve"> PAGEREF _Toc210976411 \h </w:instrText>
             </w:r>
             <w:r>
               <w:rPr>
@@ -343,7 +329,7 @@
               <w:noProof/>
             </w:rPr>
           </w:pPr>
-          <w:hyperlink w:anchor="_Toc210048116" w:history="1">
+          <w:hyperlink w:anchor="_Toc210976412" w:history="1">
             <w:r>
               <w:rPr>
                 <w:rStyle w:val="Hyperlink"/>
@@ -363,7 +349,7 @@
                 <w:rStyle w:val="Hyperlink"/>
                 <w:noProof/>
               </w:rPr>
-              <w:t>Install the LabVIEW FPGA HDL Tools</w:t>
+              <w:t>Install Python</w:t>
             </w:r>
             <w:r>
               <w:rPr>
@@ -384,7 +370,7 @@
                 <w:noProof/>
                 <w:webHidden/>
               </w:rPr>
-              <w:instrText xml:space="preserve"> PAGEREF _Toc210048116 \h </w:instrText>
+              <w:instrText xml:space="preserve"> PAGEREF _Toc210976412 \h </w:instrText>
             </w:r>
             <w:r>
               <w:rPr>
@@ -427,7 +413,7 @@
               <w:noProof/>
             </w:rPr>
           </w:pPr>
-          <w:hyperlink w:anchor="_Toc210048117" w:history="1">
+          <w:hyperlink w:anchor="_Toc210976413" w:history="1">
             <w:r>
               <w:rPr>
                 <w:rStyle w:val="Hyperlink"/>
@@ -447,7 +433,7 @@
                 <w:rStyle w:val="Hyperlink"/>
                 <w:noProof/>
               </w:rPr>
-              <w:t>Install Dependencies</w:t>
+              <w:t>Create a GitHub development folder</w:t>
             </w:r>
             <w:r>
               <w:rPr>
@@ -468,7 +454,7 @@
                 <w:noProof/>
                 <w:webHidden/>
               </w:rPr>
-              <w:instrText xml:space="preserve"> PAGEREF _Toc210048117 \h </w:instrText>
+              <w:instrText xml:space="preserve"> PAGEREF _Toc210976413 \h </w:instrText>
             </w:r>
             <w:r>
               <w:rPr>
@@ -511,7 +497,7 @@
               <w:noProof/>
             </w:rPr>
           </w:pPr>
-          <w:hyperlink w:anchor="_Toc210048118" w:history="1">
+          <w:hyperlink w:anchor="_Toc210976414" w:history="1">
             <w:r>
               <w:rPr>
                 <w:rStyle w:val="Hyperlink"/>
@@ -531,7 +517,7 @@
                 <w:rStyle w:val="Hyperlink"/>
                 <w:noProof/>
               </w:rPr>
-              <w:t>Create and Synthesize the Vivado Project</w:t>
+              <w:t>Clone the base FlexRIO repo</w:t>
             </w:r>
             <w:r>
               <w:rPr>
@@ -552,7 +538,7 @@
                 <w:noProof/>
                 <w:webHidden/>
               </w:rPr>
-              <w:instrText xml:space="preserve"> PAGEREF _Toc210048118 \h </w:instrText>
+              <w:instrText xml:space="preserve"> PAGEREF _Toc210976414 \h </w:instrText>
             </w:r>
             <w:r>
               <w:rPr>
@@ -572,7 +558,7 @@
                 <w:noProof/>
                 <w:webHidden/>
               </w:rPr>
-              <w:t>5</w:t>
+              <w:t>4</w:t>
             </w:r>
             <w:r>
               <w:rPr>
@@ -595,7 +581,7 @@
               <w:noProof/>
             </w:rPr>
           </w:pPr>
-          <w:hyperlink w:anchor="_Toc210048119" w:history="1">
+          <w:hyperlink w:anchor="_Toc210976415" w:history="1">
             <w:r>
               <w:rPr>
                 <w:rStyle w:val="Hyperlink"/>
@@ -615,6 +601,342 @@
                 <w:rStyle w:val="Hyperlink"/>
                 <w:noProof/>
               </w:rPr>
+              <w:t>Install the LabVIEW FPGA HDL Tools</w:t>
+            </w:r>
+            <w:r>
+              <w:rPr>
+                <w:noProof/>
+                <w:webHidden/>
+              </w:rPr>
+              <w:tab/>
+            </w:r>
+            <w:r>
+              <w:rPr>
+                <w:noProof/>
+                <w:webHidden/>
+              </w:rPr>
+              <w:fldChar w:fldCharType="begin"/>
+            </w:r>
+            <w:r>
+              <w:rPr>
+                <w:noProof/>
+                <w:webHidden/>
+              </w:rPr>
+              <w:instrText xml:space="preserve"> PAGEREF _Toc210976415 \h </w:instrText>
+            </w:r>
+            <w:r>
+              <w:rPr>
+                <w:noProof/>
+                <w:webHidden/>
+              </w:rPr>
+            </w:r>
+            <w:r>
+              <w:rPr>
+                <w:noProof/>
+                <w:webHidden/>
+              </w:rPr>
+              <w:fldChar w:fldCharType="separate"/>
+            </w:r>
+            <w:r>
+              <w:rPr>
+                <w:noProof/>
+                <w:webHidden/>
+              </w:rPr>
+              <w:t>4</w:t>
+            </w:r>
+            <w:r>
+              <w:rPr>
+                <w:noProof/>
+                <w:webHidden/>
+              </w:rPr>
+              <w:fldChar w:fldCharType="end"/>
+            </w:r>
+          </w:hyperlink>
+        </w:p>
+        <w:p>
+          <w:pPr>
+            <w:pStyle w:val="TOC2"/>
+            <w:tabs>
+              <w:tab w:val="left" w:pos="960"/>
+              <w:tab w:val="right" w:leader="dot" w:pos="9350"/>
+            </w:tabs>
+            <w:rPr>
+              <w:rFonts w:eastAsiaTheme="minorEastAsia"/>
+              <w:noProof/>
+            </w:rPr>
+          </w:pPr>
+          <w:hyperlink w:anchor="_Toc210976416" w:history="1">
+            <w:r>
+              <w:rPr>
+                <w:rStyle w:val="Hyperlink"/>
+                <w:noProof/>
+              </w:rPr>
+              <w:t>2.6</w:t>
+            </w:r>
+            <w:r>
+              <w:rPr>
+                <w:rFonts w:eastAsiaTheme="minorEastAsia"/>
+                <w:noProof/>
+              </w:rPr>
+              <w:tab/>
+            </w:r>
+            <w:r>
+              <w:rPr>
+                <w:rStyle w:val="Hyperlink"/>
+                <w:noProof/>
+              </w:rPr>
+              <w:t>Install Dependencies</w:t>
+            </w:r>
+            <w:r>
+              <w:rPr>
+                <w:noProof/>
+                <w:webHidden/>
+              </w:rPr>
+              <w:tab/>
+            </w:r>
+            <w:r>
+              <w:rPr>
+                <w:noProof/>
+                <w:webHidden/>
+              </w:rPr>
+              <w:fldChar w:fldCharType="begin"/>
+            </w:r>
+            <w:r>
+              <w:rPr>
+                <w:noProof/>
+                <w:webHidden/>
+              </w:rPr>
+              <w:instrText xml:space="preserve"> PAGEREF _Toc210976416 \h </w:instrText>
+            </w:r>
+            <w:r>
+              <w:rPr>
+                <w:noProof/>
+                <w:webHidden/>
+              </w:rPr>
+            </w:r>
+            <w:r>
+              <w:rPr>
+                <w:noProof/>
+                <w:webHidden/>
+              </w:rPr>
+              <w:fldChar w:fldCharType="separate"/>
+            </w:r>
+            <w:r>
+              <w:rPr>
+                <w:noProof/>
+                <w:webHidden/>
+              </w:rPr>
+              <w:t>5</w:t>
+            </w:r>
+            <w:r>
+              <w:rPr>
+                <w:noProof/>
+                <w:webHidden/>
+              </w:rPr>
+              <w:fldChar w:fldCharType="end"/>
+            </w:r>
+          </w:hyperlink>
+        </w:p>
+        <w:p>
+          <w:pPr>
+            <w:pStyle w:val="TOC2"/>
+            <w:tabs>
+              <w:tab w:val="left" w:pos="960"/>
+              <w:tab w:val="right" w:leader="dot" w:pos="9350"/>
+            </w:tabs>
+            <w:rPr>
+              <w:rFonts w:eastAsiaTheme="minorEastAsia"/>
+              <w:noProof/>
+            </w:rPr>
+          </w:pPr>
+          <w:hyperlink w:anchor="_Toc210976417" w:history="1">
+            <w:r>
+              <w:rPr>
+                <w:rStyle w:val="Hyperlink"/>
+                <w:noProof/>
+              </w:rPr>
+              <w:t>2.7</w:t>
+            </w:r>
+            <w:r>
+              <w:rPr>
+                <w:rFonts w:eastAsiaTheme="minorEastAsia"/>
+                <w:noProof/>
+              </w:rPr>
+              <w:tab/>
+            </w:r>
+            <w:r>
+              <w:rPr>
+                <w:rStyle w:val="Hyperlink"/>
+                <w:noProof/>
+              </w:rPr>
+              <w:t>Create and Synthesize the Vivado Project</w:t>
+            </w:r>
+            <w:r>
+              <w:rPr>
+                <w:noProof/>
+                <w:webHidden/>
+              </w:rPr>
+              <w:tab/>
+            </w:r>
+            <w:r>
+              <w:rPr>
+                <w:noProof/>
+                <w:webHidden/>
+              </w:rPr>
+              <w:fldChar w:fldCharType="begin"/>
+            </w:r>
+            <w:r>
+              <w:rPr>
+                <w:noProof/>
+                <w:webHidden/>
+              </w:rPr>
+              <w:instrText xml:space="preserve"> PAGEREF _Toc210976417 \h </w:instrText>
+            </w:r>
+            <w:r>
+              <w:rPr>
+                <w:noProof/>
+                <w:webHidden/>
+              </w:rPr>
+            </w:r>
+            <w:r>
+              <w:rPr>
+                <w:noProof/>
+                <w:webHidden/>
+              </w:rPr>
+              <w:fldChar w:fldCharType="separate"/>
+            </w:r>
+            <w:r>
+              <w:rPr>
+                <w:noProof/>
+                <w:webHidden/>
+              </w:rPr>
+              <w:t>5</w:t>
+            </w:r>
+            <w:r>
+              <w:rPr>
+                <w:noProof/>
+                <w:webHidden/>
+              </w:rPr>
+              <w:fldChar w:fldCharType="end"/>
+            </w:r>
+          </w:hyperlink>
+        </w:p>
+        <w:p>
+          <w:pPr>
+            <w:pStyle w:val="TOC2"/>
+            <w:tabs>
+              <w:tab w:val="left" w:pos="960"/>
+              <w:tab w:val="right" w:leader="dot" w:pos="9350"/>
+            </w:tabs>
+            <w:rPr>
+              <w:rFonts w:eastAsiaTheme="minorEastAsia"/>
+              <w:noProof/>
+            </w:rPr>
+          </w:pPr>
+          <w:hyperlink w:anchor="_Toc210976418" w:history="1">
+            <w:r>
+              <w:rPr>
+                <w:rStyle w:val="Hyperlink"/>
+                <w:noProof/>
+              </w:rPr>
+              <w:t>2.8</w:t>
+            </w:r>
+            <w:r>
+              <w:rPr>
+                <w:rFonts w:eastAsiaTheme="minorEastAsia"/>
+                <w:noProof/>
+              </w:rPr>
+              <w:tab/>
+            </w:r>
+            <w:r>
+              <w:rPr>
+                <w:rStyle w:val="Hyperlink"/>
+                <w:noProof/>
+              </w:rPr>
+              <w:t>Install LabVIEW Patch</w:t>
+            </w:r>
+            <w:r>
+              <w:rPr>
+                <w:noProof/>
+                <w:webHidden/>
+              </w:rPr>
+              <w:tab/>
+            </w:r>
+            <w:r>
+              <w:rPr>
+                <w:noProof/>
+                <w:webHidden/>
+              </w:rPr>
+              <w:fldChar w:fldCharType="begin"/>
+            </w:r>
+            <w:r>
+              <w:rPr>
+                <w:noProof/>
+                <w:webHidden/>
+              </w:rPr>
+              <w:instrText xml:space="preserve"> PAGEREF _Toc210976418 \h </w:instrText>
+            </w:r>
+            <w:r>
+              <w:rPr>
+                <w:noProof/>
+                <w:webHidden/>
+              </w:rPr>
+            </w:r>
+            <w:r>
+              <w:rPr>
+                <w:noProof/>
+                <w:webHidden/>
+              </w:rPr>
+              <w:fldChar w:fldCharType="separate"/>
+            </w:r>
+            <w:r>
+              <w:rPr>
+                <w:noProof/>
+                <w:webHidden/>
+              </w:rPr>
+              <w:t>5</w:t>
+            </w:r>
+            <w:r>
+              <w:rPr>
+                <w:noProof/>
+                <w:webHidden/>
+              </w:rPr>
+              <w:fldChar w:fldCharType="end"/>
+            </w:r>
+          </w:hyperlink>
+        </w:p>
+        <w:p>
+          <w:pPr>
+            <w:pStyle w:val="TOC2"/>
+            <w:tabs>
+              <w:tab w:val="left" w:pos="960"/>
+              <w:tab w:val="right" w:leader="dot" w:pos="9350"/>
+            </w:tabs>
+            <w:rPr>
+              <w:rFonts w:eastAsiaTheme="minorEastAsia"/>
+              <w:noProof/>
+            </w:rPr>
+          </w:pPr>
+          <w:hyperlink w:anchor="_Toc210976419" w:history="1">
+            <w:r>
+              <w:rPr>
+                <w:rStyle w:val="Hyperlink"/>
+                <w:noProof/>
+              </w:rPr>
+              <w:t>2.9</w:t>
+            </w:r>
+            <w:r>
+              <w:rPr>
+                <w:rFonts w:eastAsiaTheme="minorEastAsia"/>
+                <w:noProof/>
+              </w:rPr>
+              <w:tab/>
+            </w:r>
+            <w:r>
+              <w:rPr>
+                <w:rStyle w:val="Hyperlink"/>
+                <w:noProof/>
+              </w:rPr>
               <w:t>Get the flexrio-custom repo</w:t>
             </w:r>
             <w:r>
@@ -636,7 +958,7 @@
                 <w:noProof/>
                 <w:webHidden/>
               </w:rPr>
-              <w:instrText xml:space="preserve"> PAGEREF _Toc210048119 \h </w:instrText>
+              <w:instrText xml:space="preserve"> PAGEREF _Toc210976419 \h </w:instrText>
             </w:r>
             <w:r>
               <w:rPr>
@@ -656,7 +978,91 @@
                 <w:noProof/>
                 <w:webHidden/>
               </w:rPr>
-              <w:t>5</w:t>
+              <w:t>6</w:t>
+            </w:r>
+            <w:r>
+              <w:rPr>
+                <w:noProof/>
+                <w:webHidden/>
+              </w:rPr>
+              <w:fldChar w:fldCharType="end"/>
+            </w:r>
+          </w:hyperlink>
+        </w:p>
+        <w:p>
+          <w:pPr>
+            <w:pStyle w:val="TOC2"/>
+            <w:tabs>
+              <w:tab w:val="left" w:pos="960"/>
+              <w:tab w:val="right" w:leader="dot" w:pos="9350"/>
+            </w:tabs>
+            <w:rPr>
+              <w:rFonts w:eastAsiaTheme="minorEastAsia"/>
+              <w:noProof/>
+            </w:rPr>
+          </w:pPr>
+          <w:hyperlink w:anchor="_Toc210976420" w:history="1">
+            <w:r>
+              <w:rPr>
+                <w:rStyle w:val="Hyperlink"/>
+                <w:noProof/>
+              </w:rPr>
+              <w:t>2.10</w:t>
+            </w:r>
+            <w:r>
+              <w:rPr>
+                <w:rFonts w:eastAsiaTheme="minorEastAsia"/>
+                <w:noProof/>
+              </w:rPr>
+              <w:tab/>
+            </w:r>
+            <w:r>
+              <w:rPr>
+                <w:rStyle w:val="Hyperlink"/>
+                <w:noProof/>
+              </w:rPr>
+              <w:t>NI Software</w:t>
+            </w:r>
+            <w:r>
+              <w:rPr>
+                <w:noProof/>
+                <w:webHidden/>
+              </w:rPr>
+              <w:tab/>
+            </w:r>
+            <w:r>
+              <w:rPr>
+                <w:noProof/>
+                <w:webHidden/>
+              </w:rPr>
+              <w:fldChar w:fldCharType="begin"/>
+            </w:r>
+            <w:r>
+              <w:rPr>
+                <w:noProof/>
+                <w:webHidden/>
+              </w:rPr>
+              <w:instrText xml:space="preserve"> PAGEREF _Toc210976420 \h </w:instrText>
+            </w:r>
+            <w:r>
+              <w:rPr>
+                <w:noProof/>
+                <w:webHidden/>
+              </w:rPr>
+            </w:r>
+            <w:r>
+              <w:rPr>
+                <w:noProof/>
+                <w:webHidden/>
+              </w:rPr>
+              <w:fldChar w:fldCharType="separate"/>
+            </w:r>
+            <w:r>
+              <w:rPr>
+                <w:noProof/>
+                <w:webHidden/>
+              </w:rPr>
+              <w:t>6</w:t>
             </w:r>
             <w:r>
               <w:rPr>
@@ -679,7 +1085,7 @@
               <w:noProof/>
             </w:rPr>
           </w:pPr>
-          <w:hyperlink w:anchor="_Toc210048120" w:history="1">
+          <w:hyperlink w:anchor="_Toc210976421" w:history="1">
             <w:r>
               <w:rPr>
                 <w:rStyle w:val="Hyperlink"/>
@@ -720,7 +1126,7 @@
                 <w:noProof/>
                 <w:webHidden/>
               </w:rPr>
-              <w:instrText xml:space="preserve"> PAGEREF _Toc210048120 \h </w:instrText>
+              <w:instrText xml:space="preserve"> PAGEREF _Toc210976421 \h </w:instrText>
             </w:r>
             <w:r>
               <w:rPr>
@@ -740,7 +1146,7 @@
                 <w:noProof/>
                 <w:webHidden/>
               </w:rPr>
-              <w:t>6</w:t>
+              <w:t>7</w:t>
             </w:r>
             <w:r>
               <w:rPr>
@@ -763,7 +1169,7 @@
               <w:noProof/>
             </w:rPr>
           </w:pPr>
-          <w:hyperlink w:anchor="_Toc210048121" w:history="1">
+          <w:hyperlink w:anchor="_Toc210976422" w:history="1">
             <w:r>
               <w:rPr>
                 <w:rStyle w:val="Hyperlink"/>
@@ -804,7 +1210,7 @@
                 <w:noProof/>
                 <w:webHidden/>
               </w:rPr>
-              <w:instrText xml:space="preserve"> PAGEREF _Toc210048121 \h </w:instrText>
+              <w:instrText xml:space="preserve"> PAGEREF _Toc210976422 \h </w:instrText>
             </w:r>
             <w:r>
               <w:rPr>
@@ -824,7 +1230,7 @@
                 <w:noProof/>
                 <w:webHidden/>
               </w:rPr>
-              <w:t>8</w:t>
+              <w:t>9</w:t>
             </w:r>
             <w:r>
               <w:rPr>
@@ -847,7 +1253,7 @@
               <w:noProof/>
             </w:rPr>
           </w:pPr>
-          <w:hyperlink w:anchor="_Toc210048122" w:history="1">
+          <w:hyperlink w:anchor="_Toc210976423" w:history="1">
             <w:r>
               <w:rPr>
                 <w:rStyle w:val="Hyperlink"/>
@@ -888,7 +1294,7 @@
                 <w:noProof/>
                 <w:webHidden/>
               </w:rPr>
-              <w:instrText xml:space="preserve"> PAGEREF _Toc210048122 \h </w:instrText>
+              <w:instrText xml:space="preserve"> PAGEREF _Toc210976423 \h </w:instrText>
             </w:r>
             <w:r>
               <w:rPr>
@@ -908,7 +1314,7 @@
                 <w:noProof/>
                 <w:webHidden/>
               </w:rPr>
-              <w:t>8</w:t>
+              <w:t>9</w:t>
             </w:r>
             <w:r>
               <w:rPr>
@@ -931,7 +1337,7 @@
               <w:noProof/>
             </w:rPr>
           </w:pPr>
-          <w:hyperlink w:anchor="_Toc210048123" w:history="1">
+          <w:hyperlink w:anchor="_Toc210976424" w:history="1">
             <w:r>
               <w:rPr>
                 <w:rStyle w:val="Hyperlink"/>
@@ -972,7 +1378,7 @@
                 <w:noProof/>
                 <w:webHidden/>
               </w:rPr>
-              <w:instrText xml:space="preserve"> PAGEREF _Toc210048123 \h </w:instrText>
+              <w:instrText xml:space="preserve"> PAGEREF _Toc210976424 \h </w:instrText>
             </w:r>
             <w:r>
               <w:rPr>
@@ -992,7 +1398,7 @@
                 <w:noProof/>
                 <w:webHidden/>
               </w:rPr>
-              <w:t>10</w:t>
+              <w:t>11</w:t>
             </w:r>
             <w:r>
               <w:rPr>
@@ -1015,7 +1421,7 @@
               <w:noProof/>
             </w:rPr>
           </w:pPr>
-          <w:hyperlink w:anchor="_Toc210048124" w:history="1">
+          <w:hyperlink w:anchor="_Toc210976425" w:history="1">
             <w:r>
               <w:rPr>
                 <w:rStyle w:val="Hyperlink"/>
@@ -1056,7 +1462,7 @@
                 <w:noProof/>
                 <w:webHidden/>
               </w:rPr>
-              <w:instrText xml:space="preserve"> PAGEREF _Toc210048124 \h </w:instrText>
+              <w:instrText xml:space="preserve"> PAGEREF _Toc210976425 \h </w:instrText>
             </w:r>
             <w:r>
               <w:rPr>
@@ -1076,7 +1482,7 @@
                 <w:noProof/>
                 <w:webHidden/>
               </w:rPr>
-              <w:t>10</w:t>
+              <w:t>11</w:t>
             </w:r>
             <w:r>
               <w:rPr>
@@ -1099,7 +1505,7 @@
               <w:noProof/>
             </w:rPr>
           </w:pPr>
-          <w:hyperlink w:anchor="_Toc210048125" w:history="1">
+          <w:hyperlink w:anchor="_Toc210976426" w:history="1">
             <w:r>
               <w:rPr>
                 <w:rStyle w:val="Hyperlink"/>
@@ -1140,7 +1546,7 @@
                 <w:noProof/>
                 <w:webHidden/>
               </w:rPr>
-              <w:instrText xml:space="preserve"> PAGEREF _Toc210048125 \h </w:instrText>
+              <w:instrText xml:space="preserve"> PAGEREF _Toc210976426 \h </w:instrText>
             </w:r>
             <w:r>
               <w:rPr>
@@ -1160,7 +1566,7 @@
                 <w:noProof/>
                 <w:webHidden/>
               </w:rPr>
-              <w:t>13</w:t>
+              <w:t>14</w:t>
             </w:r>
             <w:r>
               <w:rPr>
@@ -1183,7 +1589,7 @@
               <w:noProof/>
             </w:rPr>
           </w:pPr>
-          <w:hyperlink w:anchor="_Toc210048126" w:history="1">
+          <w:hyperlink w:anchor="_Toc210976427" w:history="1">
             <w:r>
               <w:rPr>
                 <w:rStyle w:val="Hyperlink"/>
@@ -1224,7 +1630,7 @@
                 <w:noProof/>
                 <w:webHidden/>
               </w:rPr>
-              <w:instrText xml:space="preserve"> PAGEREF _Toc210048126 \h </w:instrText>
+              <w:instrText xml:space="preserve"> PAGEREF _Toc210976427 \h </w:instrText>
             </w:r>
             <w:r>
               <w:rPr>
@@ -1244,7 +1650,7 @@
                 <w:noProof/>
                 <w:webHidden/>
               </w:rPr>
-              <w:t>13</w:t>
+              <w:t>14</w:t>
             </w:r>
             <w:r>
               <w:rPr>
@@ -1267,7 +1673,7 @@
               <w:noProof/>
             </w:rPr>
           </w:pPr>
-          <w:hyperlink w:anchor="_Toc210048127" w:history="1">
+          <w:hyperlink w:anchor="_Toc210976428" w:history="1">
             <w:r>
               <w:rPr>
                 <w:rStyle w:val="Hyperlink"/>
@@ -1308,7 +1714,7 @@
                 <w:noProof/>
                 <w:webHidden/>
               </w:rPr>
-              <w:instrText xml:space="preserve"> PAGEREF _Toc210048127 \h </w:instrText>
+              <w:instrText xml:space="preserve"> PAGEREF _Toc210976428 \h </w:instrText>
             </w:r>
             <w:r>
               <w:rPr>
@@ -1328,7 +1734,7 @@
                 <w:noProof/>
                 <w:webHidden/>
               </w:rPr>
-              <w:t>14</w:t>
+              <w:t>15</w:t>
             </w:r>
             <w:r>
               <w:rPr>
@@ -1351,7 +1757,7 @@
               <w:noProof/>
             </w:rPr>
           </w:pPr>
-          <w:hyperlink w:anchor="_Toc210048128" w:history="1">
+          <w:hyperlink w:anchor="_Toc210976429" w:history="1">
             <w:r>
               <w:rPr>
                 <w:rStyle w:val="Hyperlink"/>
@@ -1392,7 +1798,7 @@
                 <w:noProof/>
                 <w:webHidden/>
               </w:rPr>
-              <w:instrText xml:space="preserve"> PAGEREF _Toc210048128 \h </w:instrText>
+              <w:instrText xml:space="preserve"> PAGEREF _Toc210976429 \h </w:instrText>
             </w:r>
             <w:r>
               <w:rPr>
@@ -1412,7 +1818,7 @@
                 <w:noProof/>
                 <w:webHidden/>
               </w:rPr>
-              <w:t>14</w:t>
+              <w:t>15</w:t>
             </w:r>
             <w:r>
               <w:rPr>
@@ -1435,7 +1841,7 @@
               <w:noProof/>
             </w:rPr>
           </w:pPr>
-          <w:hyperlink w:anchor="_Toc210048129" w:history="1">
+          <w:hyperlink w:anchor="_Toc210976430" w:history="1">
             <w:r>
               <w:rPr>
                 <w:rStyle w:val="Hyperlink"/>
@@ -1476,7 +1882,7 @@
                 <w:noProof/>
                 <w:webHidden/>
               </w:rPr>
-              <w:instrText xml:space="preserve"> PAGEREF _Toc210048129 \h </w:instrText>
+              <w:instrText xml:space="preserve"> PAGEREF _Toc210976430 \h </w:instrText>
             </w:r>
             <w:r>
               <w:rPr>
@@ -1496,7 +1902,7 @@
                 <w:noProof/>
                 <w:webHidden/>
               </w:rPr>
-              <w:t>15</w:t>
+              <w:t>16</w:t>
             </w:r>
             <w:r>
               <w:rPr>
@@ -1519,7 +1925,7 @@
               <w:noProof/>
             </w:rPr>
           </w:pPr>
-          <w:hyperlink w:anchor="_Toc210048130" w:history="1">
+          <w:hyperlink w:anchor="_Toc210976431" w:history="1">
             <w:r>
               <w:rPr>
                 <w:rStyle w:val="Hyperlink"/>
@@ -1560,7 +1966,7 @@
                 <w:noProof/>
                 <w:webHidden/>
               </w:rPr>
-              <w:instrText xml:space="preserve"> PAGEREF _Toc210048130 \h </w:instrText>
+              <w:instrText xml:space="preserve"> PAGEREF _Toc210976431 \h </w:instrText>
             </w:r>
             <w:r>
               <w:rPr>
@@ -1580,7 +1986,7 @@
                 <w:noProof/>
                 <w:webHidden/>
               </w:rPr>
-              <w:t>15</w:t>
+              <w:t>16</w:t>
             </w:r>
             <w:r>
               <w:rPr>
@@ -1603,7 +2009,7 @@
               <w:noProof/>
             </w:rPr>
           </w:pPr>
-          <w:hyperlink w:anchor="_Toc210048131" w:history="1">
+          <w:hyperlink w:anchor="_Toc210976432" w:history="1">
             <w:r>
               <w:rPr>
                 <w:rStyle w:val="Hyperlink"/>
@@ -1644,7 +2050,7 @@
                 <w:noProof/>
                 <w:webHidden/>
               </w:rPr>
-              <w:instrText xml:space="preserve"> PAGEREF _Toc210048131 \h </w:instrText>
+              <w:instrText xml:space="preserve"> PAGEREF _Toc210976432 \h </w:instrText>
             </w:r>
             <w:r>
               <w:rPr>
@@ -1664,7 +2070,7 @@
                 <w:noProof/>
                 <w:webHidden/>
               </w:rPr>
-              <w:t>16</w:t>
+              <w:t>17</w:t>
             </w:r>
             <w:r>
               <w:rPr>
@@ -1687,7 +2093,7 @@
               <w:noProof/>
             </w:rPr>
           </w:pPr>
-          <w:hyperlink w:anchor="_Toc210048132" w:history="1">
+          <w:hyperlink w:anchor="_Toc210976433" w:history="1">
             <w:r>
               <w:rPr>
                 <w:rStyle w:val="Hyperlink"/>
@@ -1728,7 +2134,7 @@
                 <w:noProof/>
                 <w:webHidden/>
               </w:rPr>
-              <w:instrText xml:space="preserve"> PAGEREF _Toc210048132 \h </w:instrText>
+              <w:instrText xml:space="preserve"> PAGEREF _Toc210976433 \h </w:instrText>
             </w:r>
             <w:r>
               <w:rPr>
@@ -1748,7 +2154,7 @@
                 <w:noProof/>
                 <w:webHidden/>
               </w:rPr>
-              <w:t>18</w:t>
+              <w:t>19</w:t>
             </w:r>
             <w:r>
               <w:rPr>
@@ -1771,7 +2177,7 @@
               <w:noProof/>
             </w:rPr>
           </w:pPr>
-          <w:hyperlink w:anchor="_Toc210048133" w:history="1">
+          <w:hyperlink w:anchor="_Toc210976434" w:history="1">
             <w:r>
               <w:rPr>
                 <w:rStyle w:val="Hyperlink"/>
@@ -1812,7 +2218,7 @@
                 <w:noProof/>
                 <w:webHidden/>
               </w:rPr>
-              <w:instrText xml:space="preserve"> PAGEREF _Toc210048133 \h </w:instrText>
+              <w:instrText xml:space="preserve"> PAGEREF _Toc210976434 \h </w:instrText>
             </w:r>
             <w:r>
               <w:rPr>
@@ -1832,7 +2238,7 @@
                 <w:noProof/>
                 <w:webHidden/>
               </w:rPr>
-              <w:t>19</w:t>
+              <w:t>20</w:t>
             </w:r>
             <w:r>
               <w:rPr>
@@ -1855,7 +2261,7 @@
               <w:noProof/>
             </w:rPr>
           </w:pPr>
-          <w:hyperlink w:anchor="_Toc210048134" w:history="1">
+          <w:hyperlink w:anchor="_Toc210976435" w:history="1">
             <w:r>
               <w:rPr>
                 <w:rStyle w:val="Hyperlink"/>
@@ -1896,7 +2302,7 @@
                 <w:noProof/>
                 <w:webHidden/>
               </w:rPr>
-              <w:instrText xml:space="preserve"> PAGEREF _Toc210048134 \h </w:instrText>
+              <w:instrText xml:space="preserve"> PAGEREF _Toc210976435 \h </w:instrText>
             </w:r>
             <w:r>
               <w:rPr>
@@ -1916,7 +2322,7 @@
                 <w:noProof/>
                 <w:webHidden/>
               </w:rPr>
-              <w:t>21</w:t>
+              <w:t>22</w:t>
             </w:r>
             <w:r>
               <w:rPr>
@@ -1939,7 +2345,7 @@
               <w:noProof/>
             </w:rPr>
           </w:pPr>
-          <w:hyperlink w:anchor="_Toc210048135" w:history="1">
+          <w:hyperlink w:anchor="_Toc210976436" w:history="1">
             <w:r>
               <w:rPr>
                 <w:rStyle w:val="Hyperlink"/>
@@ -1980,7 +2386,7 @@
                 <w:noProof/>
                 <w:webHidden/>
               </w:rPr>
-              <w:instrText xml:space="preserve"> PAGEREF _Toc210048135 \h </w:instrText>
+              <w:instrText xml:space="preserve"> PAGEREF _Toc210976436 \h </w:instrText>
             </w:r>
             <w:r>
               <w:rPr>
@@ -2000,7 +2406,7 @@
                 <w:noProof/>
                 <w:webHidden/>
               </w:rPr>
-              <w:t>21</w:t>
+              <w:t>22</w:t>
             </w:r>
             <w:r>
               <w:rPr>
@@ -2023,7 +2429,7 @@
               <w:noProof/>
             </w:rPr>
           </w:pPr>
-          <w:hyperlink w:anchor="_Toc210048136" w:history="1">
+          <w:hyperlink w:anchor="_Toc210976437" w:history="1">
             <w:r>
               <w:rPr>
                 <w:rStyle w:val="Hyperlink"/>
@@ -2064,7 +2470,7 @@
                 <w:noProof/>
                 <w:webHidden/>
               </w:rPr>
-              <w:instrText xml:space="preserve"> PAGEREF _Toc210048136 \h </w:instrText>
+              <w:instrText xml:space="preserve"> PAGEREF _Toc210976437 \h </w:instrText>
             </w:r>
             <w:r>
               <w:rPr>
@@ -2084,7 +2490,7 @@
                 <w:noProof/>
                 <w:webHidden/>
               </w:rPr>
-              <w:t>22</w:t>
+              <w:t>23</w:t>
             </w:r>
             <w:r>
               <w:rPr>
@@ -2107,7 +2513,7 @@
               <w:noProof/>
             </w:rPr>
           </w:pPr>
-          <w:hyperlink w:anchor="_Toc210048137" w:history="1">
+          <w:hyperlink w:anchor="_Toc210976438" w:history="1">
             <w:r>
               <w:rPr>
                 <w:rStyle w:val="Hyperlink"/>
@@ -2148,7 +2554,7 @@
                 <w:noProof/>
                 <w:webHidden/>
               </w:rPr>
-              <w:instrText xml:space="preserve"> PAGEREF _Toc210048137 \h </w:instrText>
+              <w:instrText xml:space="preserve"> PAGEREF _Toc210976438 \h </w:instrText>
             </w:r>
             <w:r>
               <w:rPr>
@@ -2168,7 +2574,7 @@
                 <w:noProof/>
                 <w:webHidden/>
               </w:rPr>
-              <w:t>23</w:t>
+              <w:t>24</w:t>
             </w:r>
             <w:r>
               <w:rPr>
@@ -2191,7 +2597,7 @@
               <w:noProof/>
             </w:rPr>
           </w:pPr>
-          <w:hyperlink w:anchor="_Toc210048138" w:history="1">
+          <w:hyperlink w:anchor="_Toc210976439" w:history="1">
             <w:r>
               <w:rPr>
                 <w:rStyle w:val="Hyperlink"/>
@@ -2232,7 +2638,7 @@
                 <w:noProof/>
                 <w:webHidden/>
               </w:rPr>
-              <w:instrText xml:space="preserve"> PAGEREF _Toc210048138 \h </w:instrText>
+              <w:instrText xml:space="preserve"> PAGEREF _Toc210976439 \h </w:instrText>
             </w:r>
             <w:r>
               <w:rPr>
@@ -2252,7 +2658,7 @@
                 <w:noProof/>
                 <w:webHidden/>
               </w:rPr>
-              <w:t>24</w:t>
+              <w:t>25</w:t>
             </w:r>
             <w:r>
               <w:rPr>
@@ -2275,7 +2681,7 @@
               <w:noProof/>
             </w:rPr>
           </w:pPr>
-          <w:hyperlink w:anchor="_Toc210048139" w:history="1">
+          <w:hyperlink w:anchor="_Toc210976440" w:history="1">
             <w:r>
               <w:rPr>
                 <w:rStyle w:val="Hyperlink"/>
@@ -2316,7 +2722,7 @@
                 <w:noProof/>
                 <w:webHidden/>
               </w:rPr>
-              <w:instrText xml:space="preserve"> PAGEREF _Toc210048139 \h </w:instrText>
+              <w:instrText xml:space="preserve"> PAGEREF _Toc210976440 \h </w:instrText>
             </w:r>
             <w:r>
               <w:rPr>
@@ -2336,7 +2742,7 @@
                 <w:noProof/>
                 <w:webHidden/>
               </w:rPr>
-              <w:t>24</w:t>
+              <w:t>25</w:t>
             </w:r>
             <w:r>
               <w:rPr>
@@ -2359,7 +2765,7 @@
               <w:noProof/>
             </w:rPr>
           </w:pPr>
-          <w:hyperlink w:anchor="_Toc210048140" w:history="1">
+          <w:hyperlink w:anchor="_Toc210976441" w:history="1">
             <w:r>
               <w:rPr>
                 <w:rStyle w:val="Hyperlink"/>
@@ -2400,7 +2806,7 @@
                 <w:noProof/>
                 <w:webHidden/>
               </w:rPr>
-              <w:instrText xml:space="preserve"> PAGEREF _Toc210048140 \h </w:instrText>
+              <w:instrText xml:space="preserve"> PAGEREF _Toc210976441 \h </w:instrText>
             </w:r>
             <w:r>
               <w:rPr>
@@ -2420,7 +2826,7 @@
                 <w:noProof/>
                 <w:webHidden/>
               </w:rPr>
-              <w:t>25</w:t>
+              <w:t>26</w:t>
             </w:r>
             <w:r>
               <w:rPr>
@@ -2443,7 +2849,7 @@
               <w:noProof/>
             </w:rPr>
           </w:pPr>
-          <w:hyperlink w:anchor="_Toc210048141" w:history="1">
+          <w:hyperlink w:anchor="_Toc210976442" w:history="1">
             <w:r>
               <w:rPr>
                 <w:rStyle w:val="Hyperlink"/>
@@ -2484,7 +2890,7 @@
                 <w:noProof/>
                 <w:webHidden/>
               </w:rPr>
-              <w:instrText xml:space="preserve"> PAGEREF _Toc210048141 \h </w:instrText>
+              <w:instrText xml:space="preserve"> PAGEREF _Toc210976442 \h </w:instrText>
             </w:r>
             <w:r>
               <w:rPr>
@@ -2504,7 +2910,7 @@
                 <w:noProof/>
                 <w:webHidden/>
               </w:rPr>
-              <w:t>25</w:t>
+              <w:t>26</w:t>
             </w:r>
             <w:r>
               <w:rPr>
@@ -2527,7 +2933,7 @@
               <w:noProof/>
             </w:rPr>
           </w:pPr>
-          <w:hyperlink w:anchor="_Toc210048142" w:history="1">
+          <w:hyperlink w:anchor="_Toc210976443" w:history="1">
             <w:r>
               <w:rPr>
                 <w:rStyle w:val="Hyperlink"/>
@@ -2568,7 +2974,7 @@
                 <w:noProof/>
                 <w:webHidden/>
               </w:rPr>
-              <w:instrText xml:space="preserve"> PAGEREF _Toc210048142 \h </w:instrText>
+              <w:instrText xml:space="preserve"> PAGEREF _Toc210976443 \h </w:instrText>
             </w:r>
             <w:r>
               <w:rPr>
@@ -2588,7 +2994,7 @@
                 <w:noProof/>
                 <w:webHidden/>
               </w:rPr>
-              <w:t>25</w:t>
+              <w:t>26</w:t>
             </w:r>
             <w:r>
               <w:rPr>
@@ -2611,7 +3017,7 @@
               <w:noProof/>
             </w:rPr>
           </w:pPr>
-          <w:hyperlink w:anchor="_Toc210048143" w:history="1">
+          <w:hyperlink w:anchor="_Toc210976444" w:history="1">
             <w:r>
               <w:rPr>
                 <w:rStyle w:val="Hyperlink"/>
@@ -2652,7 +3058,7 @@
                 <w:noProof/>
                 <w:webHidden/>
               </w:rPr>
-              <w:instrText xml:space="preserve"> PAGEREF _Toc210048143 \h </w:instrText>
+              <w:instrText xml:space="preserve"> PAGEREF _Toc210976444 \h </w:instrText>
             </w:r>
             <w:r>
               <w:rPr>
@@ -2672,7 +3078,7 @@
                 <w:noProof/>
                 <w:webHidden/>
               </w:rPr>
-              <w:t>27</w:t>
+              <w:t>28</w:t>
             </w:r>
             <w:r>
               <w:rPr>
@@ -2695,7 +3101,7 @@
               <w:noProof/>
             </w:rPr>
           </w:pPr>
-          <w:hyperlink w:anchor="_Toc210048144" w:history="1">
+          <w:hyperlink w:anchor="_Toc210976445" w:history="1">
             <w:r>
               <w:rPr>
                 <w:rStyle w:val="Hyperlink"/>
@@ -2736,7 +3142,7 @@
                 <w:noProof/>
                 <w:webHidden/>
               </w:rPr>
-              <w:instrText xml:space="preserve"> PAGEREF _Toc210048144 \h </w:instrText>
+              <w:instrText xml:space="preserve"> PAGEREF _Toc210976445 \h </w:instrText>
             </w:r>
             <w:r>
               <w:rPr>
@@ -2756,7 +3162,7 @@
                 <w:noProof/>
                 <w:webHidden/>
               </w:rPr>
-              <w:t>28</w:t>
+              <w:t>29</w:t>
             </w:r>
             <w:r>
               <w:rPr>
@@ -2779,7 +3185,7 @@
               <w:noProof/>
             </w:rPr>
           </w:pPr>
-          <w:hyperlink w:anchor="_Toc210048145" w:history="1">
+          <w:hyperlink w:anchor="_Toc210976446" w:history="1">
             <w:r>
               <w:rPr>
                 <w:rStyle w:val="Hyperlink"/>
@@ -2820,7 +3226,7 @@
                 <w:noProof/>
                 <w:webHidden/>
               </w:rPr>
-              <w:instrText xml:space="preserve"> PAGEREF _Toc210048145 \h </w:instrText>
+              <w:instrText xml:space="preserve"> PAGEREF _Toc210976446 \h </w:instrText>
             </w:r>
             <w:r>
               <w:rPr>
@@ -2840,7 +3246,7 @@
                 <w:noProof/>
                 <w:webHidden/>
               </w:rPr>
-              <w:t>29</w:t>
+              <w:t>30</w:t>
             </w:r>
             <w:r>
               <w:rPr>
@@ -2863,7 +3269,7 @@
               <w:noProof/>
             </w:rPr>
           </w:pPr>
-          <w:hyperlink w:anchor="_Toc210048146" w:history="1">
+          <w:hyperlink w:anchor="_Toc210976447" w:history="1">
             <w:r>
               <w:rPr>
                 <w:rStyle w:val="Hyperlink"/>
@@ -2904,7 +3310,7 @@
                 <w:noProof/>
                 <w:webHidden/>
               </w:rPr>
-              <w:instrText xml:space="preserve"> PAGEREF _Toc210048146 \h </w:instrText>
+              <w:instrText xml:space="preserve"> PAGEREF _Toc210976447 \h </w:instrText>
             </w:r>
             <w:r>
               <w:rPr>
@@ -2924,7 +3330,7 @@
                 <w:noProof/>
                 <w:webHidden/>
               </w:rPr>
-              <w:t>31</w:t>
+              <w:t>32</w:t>
             </w:r>
             <w:r>
               <w:rPr>
@@ -2947,7 +3353,7 @@
               <w:noProof/>
             </w:rPr>
           </w:pPr>
-          <w:hyperlink w:anchor="_Toc210048147" w:history="1">
+          <w:hyperlink w:anchor="_Toc210976448" w:history="1">
             <w:r>
               <w:rPr>
                 <w:rStyle w:val="Hyperlink"/>
@@ -2988,7 +3394,7 @@
                 <w:noProof/>
                 <w:webHidden/>
               </w:rPr>
-              <w:instrText xml:space="preserve"> PAGEREF _Toc210048147 \h </w:instrText>
+              <w:instrText xml:space="preserve"> PAGEREF _Toc210976448 \h </w:instrText>
             </w:r>
             <w:r>
               <w:rPr>
@@ -3008,7 +3414,7 @@
                 <w:noProof/>
                 <w:webHidden/>
               </w:rPr>
-              <w:t>33</w:t>
+              <w:t>34</w:t>
             </w:r>
             <w:r>
               <w:rPr>
@@ -3031,7 +3437,7 @@
               <w:noProof/>
             </w:rPr>
           </w:pPr>
-          <w:hyperlink w:anchor="_Toc210048148" w:history="1">
+          <w:hyperlink w:anchor="_Toc210976449" w:history="1">
             <w:r>
               <w:rPr>
                 <w:rStyle w:val="Hyperlink"/>
@@ -3072,7 +3478,7 @@
                 <w:noProof/>
                 <w:webHidden/>
               </w:rPr>
-              <w:instrText xml:space="preserve"> PAGEREF _Toc210048148 \h </w:instrText>
+              <w:instrText xml:space="preserve"> PAGEREF _Toc210976449 \h </w:instrText>
             </w:r>
             <w:r>
               <w:rPr>
@@ -3092,7 +3498,7 @@
                 <w:noProof/>
                 <w:webHidden/>
               </w:rPr>
-              <w:t>33</w:t>
+              <w:t>34</w:t>
             </w:r>
             <w:r>
               <w:rPr>
@@ -3115,7 +3521,7 @@
               <w:noProof/>
             </w:rPr>
           </w:pPr>
-          <w:hyperlink w:anchor="_Toc210048149" w:history="1">
+          <w:hyperlink w:anchor="_Toc210976450" w:history="1">
             <w:r>
               <w:rPr>
                 <w:rStyle w:val="Hyperlink"/>
@@ -3156,7 +3562,7 @@
                 <w:noProof/>
                 <w:webHidden/>
               </w:rPr>
-              <w:instrText xml:space="preserve"> PAGEREF _Toc210048149 \h </w:instrText>
+              <w:instrText xml:space="preserve"> PAGEREF _Toc210976450 \h </w:instrText>
             </w:r>
             <w:r>
               <w:rPr>
@@ -3176,7 +3582,7 @@
                 <w:noProof/>
                 <w:webHidden/>
               </w:rPr>
-              <w:t>33</w:t>
+              <w:t>34</w:t>
             </w:r>
             <w:r>
               <w:rPr>
@@ -3199,7 +3605,7 @@
               <w:noProof/>
             </w:rPr>
           </w:pPr>
-          <w:hyperlink w:anchor="_Toc210048150" w:history="1">
+          <w:hyperlink w:anchor="_Toc210976451" w:history="1">
             <w:r>
               <w:rPr>
                 <w:rStyle w:val="Hyperlink"/>
@@ -3240,7 +3646,7 @@
                 <w:noProof/>
                 <w:webHidden/>
               </w:rPr>
-              <w:instrText xml:space="preserve"> PAGEREF _Toc210048150 \h </w:instrText>
+              <w:instrText xml:space="preserve"> PAGEREF _Toc210976451 \h </w:instrText>
             </w:r>
             <w:r>
               <w:rPr>
@@ -3260,7 +3666,7 @@
                 <w:noProof/>
                 <w:webHidden/>
               </w:rPr>
-              <w:t>34</w:t>
+              <w:t>35</w:t>
             </w:r>
             <w:r>
               <w:rPr>
@@ -3283,7 +3689,7 @@
               <w:noProof/>
             </w:rPr>
           </w:pPr>
-          <w:hyperlink w:anchor="_Toc210048151" w:history="1">
+          <w:hyperlink w:anchor="_Toc210976452" w:history="1">
             <w:r>
               <w:rPr>
                 <w:rStyle w:val="Hyperlink"/>
@@ -3324,7 +3730,7 @@
                 <w:noProof/>
                 <w:webHidden/>
               </w:rPr>
-              <w:instrText xml:space="preserve"> PAGEREF _Toc210048151 \h </w:instrText>
+              <w:instrText xml:space="preserve"> PAGEREF _Toc210976452 \h </w:instrText>
             </w:r>
             <w:r>
               <w:rPr>
@@ -3344,7 +3750,7 @@
                 <w:noProof/>
                 <w:webHidden/>
               </w:rPr>
-              <w:t>35</w:t>
+              <w:t>36</w:t>
             </w:r>
             <w:r>
               <w:rPr>
@@ -3384,7 +3790,7 @@
       <w:pPr>
         <w:pStyle w:val="Heading1"/>
       </w:pPr>
-      <w:bookmarkStart w:id="0" w:name="_Toc210048113"/>
+      <w:bookmarkStart w:id="0" w:name="_Toc210976409"/>
       <w:r>
         <w:lastRenderedPageBreak/>
         <w:t>Getting Started</w:t>
@@ -3430,19 +3836,7 @@
           <w:rPr>
             <w:rStyle w:val="Hyperlink"/>
           </w:rPr>
-          <w:t>PXIe-7903</w:t>
-        </w:r>
-        <w:r>
-          <w:rPr>
-            <w:rStyle w:val="Hyperlink"/>
-          </w:rPr>
-          <w:t xml:space="preserve"> </w:t>
-        </w:r>
-        <w:r>
-          <w:rPr>
-            <w:rStyle w:val="Hyperlink"/>
-          </w:rPr>
-          <w:t>architecture</w:t>
+          <w:t>PXIe-7903 architecture</w:t>
         </w:r>
       </w:hyperlink>
     </w:p>
@@ -3462,19 +3856,7 @@
           <w:rPr>
             <w:rStyle w:val="Hyperlink"/>
           </w:rPr>
-          <w:t>LabVIEW FPGA HDL To</w:t>
-        </w:r>
-        <w:r>
-          <w:rPr>
-            <w:rStyle w:val="Hyperlink"/>
-          </w:rPr>
-          <w:t>o</w:t>
-        </w:r>
-        <w:r>
-          <w:rPr>
-            <w:rStyle w:val="Hyperlink"/>
-          </w:rPr>
-          <w:t>ls Theory of Operation</w:t>
+          <w:t>LabVIEW FPGA HDL Tools Theory of Operation</w:t>
         </w:r>
       </w:hyperlink>
     </w:p>
@@ -3574,19 +3956,7 @@
           <w:rPr>
             <w:rStyle w:val="Hyperlink"/>
           </w:rPr>
-          <w:t xml:space="preserve">LabVIEW FPGA HDL </w:t>
-        </w:r>
-        <w:r>
-          <w:rPr>
-            <w:rStyle w:val="Hyperlink"/>
-          </w:rPr>
-          <w:t>T</w:t>
-        </w:r>
-        <w:r>
-          <w:rPr>
-            <w:rStyle w:val="Hyperlink"/>
-          </w:rPr>
-          <w:t>ools</w:t>
+          <w:t>LabVIEW FPGA HDL Tools</w:t>
         </w:r>
         <w:r>
           <w:rPr>
@@ -3634,7 +4004,7 @@
       <w:pPr>
         <w:pStyle w:val="Heading1"/>
       </w:pPr>
-      <w:bookmarkStart w:id="1" w:name="_Toc210048114"/>
+      <w:bookmarkStart w:id="1" w:name="_Toc210976410"/>
       <w:r>
         <w:lastRenderedPageBreak/>
         <w:t>System Setup</w:t>
@@ -3649,10 +4019,11 @@
       <w:pPr>
         <w:pStyle w:val="Heading2"/>
       </w:pPr>
-      <w:bookmarkStart w:id="2" w:name="_Toc210048115"/>
+      <w:bookmarkStart w:id="2" w:name="_Toc210976411"/>
       <w:r>
         <w:t>Install Git</w:t>
       </w:r>
+      <w:bookmarkEnd w:id="2"/>
     </w:p>
     <w:p>
       <w:r>
@@ -3677,9 +4048,11 @@
       <w:pPr>
         <w:pStyle w:val="Heading2"/>
       </w:pPr>
+      <w:bookmarkStart w:id="3" w:name="_Toc210976412"/>
       <w:r>
         <w:t>Install Python</w:t>
       </w:r>
+      <w:bookmarkEnd w:id="3"/>
     </w:p>
     <w:p>
       <w:r>
@@ -3717,6 +4090,7 @@
       <w:pPr>
         <w:pStyle w:val="Heading2"/>
       </w:pPr>
+      <w:bookmarkStart w:id="4" w:name="_Toc210976413"/>
       <w:r>
         <w:t xml:space="preserve">Create </w:t>
       </w:r>
@@ -3726,6 +4100,7 @@
       <w:r>
         <w:t>development folder</w:t>
       </w:r>
+      <w:bookmarkEnd w:id="4"/>
     </w:p>
     <w:p>
       <w:r>
@@ -3765,10 +4140,11 @@
       <w:pPr>
         <w:pStyle w:val="Heading2"/>
       </w:pPr>
+      <w:bookmarkStart w:id="5" w:name="_Toc210976414"/>
       <w:r>
         <w:t>Clone the base FlexRIO repo</w:t>
       </w:r>
-      <w:bookmarkEnd w:id="2"/>
+      <w:bookmarkEnd w:id="5"/>
     </w:p>
     <w:p>
       <w:r>
@@ -3799,11 +4175,11 @@
       <w:pPr>
         <w:pStyle w:val="Heading2"/>
       </w:pPr>
-      <w:bookmarkStart w:id="3" w:name="_Toc210048116"/>
+      <w:bookmarkStart w:id="6" w:name="_Toc210976415"/>
       <w:r>
         <w:t>Install the LabVIEW FPGA HDL Tools</w:t>
       </w:r>
-      <w:bookmarkEnd w:id="3"/>
+      <w:bookmarkEnd w:id="6"/>
     </w:p>
     <w:p>
       <w:r>
@@ -3826,7 +4202,7 @@
           <w:sz w:val="22"/>
           <w:szCs w:val="22"/>
         </w:rPr>
-        <w:t>C:\dev\github</w:t>
+        <w:t>C:\</w:t>
       </w:r>
       <w:r>
         <w:rPr>
@@ -3835,7 +4211,16 @@
           <w:sz w:val="22"/>
           <w:szCs w:val="22"/>
         </w:rPr>
-        <w:t>\flexrio\targets\pxie-7903</w:t>
+        <w:t>dev\github\flexrio-preview</w:t>
+      </w:r>
+      <w:r>
+        <w:rPr>
+          <w:rFonts w:ascii="Consolas" w:hAnsi="Consolas"/>
+          <w:color w:val="3A7C22" w:themeColor="accent6" w:themeShade="BF"/>
+          <w:sz w:val="22"/>
+          <w:szCs w:val="22"/>
+        </w:rPr>
+        <w:t>\targets\pxie-7903</w:t>
       </w:r>
     </w:p>
     <w:p/>
@@ -3868,12 +4253,12 @@
       <w:pPr>
         <w:pStyle w:val="Heading2"/>
       </w:pPr>
-      <w:bookmarkStart w:id="4" w:name="_Toc210048117"/>
+      <w:bookmarkStart w:id="7" w:name="_Toc210976416"/>
       <w:r>
         <w:lastRenderedPageBreak/>
         <w:t>Install Dependencies</w:t>
       </w:r>
-      <w:bookmarkEnd w:id="4"/>
+      <w:bookmarkEnd w:id="7"/>
     </w:p>
     <w:p>
       <w:r>
@@ -3886,7 +4271,19 @@
           <w:rPr>
             <w:rStyle w:val="Hyperlink"/>
           </w:rPr>
-          <w:t>https://github.com/ni/flexrio/releases</w:t>
+          <w:t>https://github.com/</w:t>
+        </w:r>
+        <w:r>
+          <w:rPr>
+            <w:rStyle w:val="Hyperlink"/>
+          </w:rPr>
+          <w:t>ni/flexrio-preview/</w:t>
+        </w:r>
+        <w:r>
+          <w:rPr>
+            <w:rStyle w:val="Hyperlink"/>
+          </w:rPr>
+          <w:t>releases</w:t>
         </w:r>
       </w:hyperlink>
     </w:p>
@@ -3918,7 +4315,7 @@
           <w:sz w:val="22"/>
           <w:szCs w:val="22"/>
         </w:rPr>
-        <w:t>C:\dev\github</w:t>
+        <w:t>C:\</w:t>
       </w:r>
       <w:r>
         <w:rPr>
@@ -3927,7 +4324,16 @@
           <w:sz w:val="22"/>
           <w:szCs w:val="22"/>
         </w:rPr>
-        <w:t>\flexrio\dependencies</w:t>
+        <w:t>dev\github\flexrio-preview</w:t>
+      </w:r>
+      <w:r>
+        <w:rPr>
+          <w:rFonts w:ascii="Consolas" w:hAnsi="Consolas"/>
+          <w:color w:val="3A7C22" w:themeColor="accent6" w:themeShade="BF"/>
+          <w:sz w:val="22"/>
+          <w:szCs w:val="22"/>
+        </w:rPr>
+        <w:t>\dependencies</w:t>
       </w:r>
     </w:p>
     <w:p/>
@@ -3971,15 +4377,23 @@
       <w:pPr>
         <w:pStyle w:val="Heading2"/>
       </w:pPr>
-      <w:bookmarkStart w:id="5" w:name="_Toc210048118"/>
+      <w:bookmarkStart w:id="8" w:name="_Toc210976417"/>
       <w:r>
         <w:t>Create and Synthesize the Vivado Project</w:t>
       </w:r>
-      <w:bookmarkEnd w:id="5"/>
-    </w:p>
-    <w:p>
-      <w:r>
-        <w:t>These steps will ensure that the GitHub repo and tools are properly setup.  Additionally, there are some files generated by the create-project command that are used in later steps.</w:t>
+      <w:bookmarkEnd w:id="8"/>
+    </w:p>
+    <w:p>
+      <w:r>
+        <w:t xml:space="preserve">These steps will ensure that the GitHub repo and tools are properly </w:t>
+      </w:r>
+      <w:proofErr w:type="gramStart"/>
+      <w:r>
+        <w:t>setup</w:t>
+      </w:r>
+      <w:proofErr w:type="gramEnd"/>
+      <w:r>
+        <w:t>.  Additionally, there are some files generated by the create-project command that are used in later steps.</w:t>
       </w:r>
     </w:p>
     <w:p/>
@@ -4099,129 +4513,130 @@
       </w:r>
     </w:p>
     <w:p/>
+    <w:p>
+      <w:pPr>
+        <w:pStyle w:val="Heading2"/>
+      </w:pPr>
+      <w:bookmarkStart w:id="9" w:name="_Toc210976418"/>
+      <w:r>
+        <w:t>Install LabVIEW Patch</w:t>
+      </w:r>
+      <w:bookmarkEnd w:id="9"/>
+    </w:p>
+    <w:p>
+      <w:r>
+        <w:t>At the command prompt, type:</w:t>
+      </w:r>
+    </w:p>
+    <w:p>
+      <w:pPr>
+        <w:rPr>
+          <w:rFonts w:ascii="Consolas" w:hAnsi="Consolas"/>
+          <w:color w:val="7030A0"/>
+          <w:sz w:val="22"/>
+          <w:szCs w:val="22"/>
+        </w:rPr>
+      </w:pPr>
+      <w:proofErr w:type="spellStart"/>
+      <w:r>
+        <w:rPr>
+          <w:rFonts w:ascii="Consolas" w:hAnsi="Consolas"/>
+          <w:color w:val="7030A0"/>
+          <w:sz w:val="22"/>
+          <w:szCs w:val="22"/>
+        </w:rPr>
+        <w:t>nihdl</w:t>
+      </w:r>
+      <w:proofErr w:type="spellEnd"/>
+      <w:r>
+        <w:rPr>
+          <w:rFonts w:ascii="Consolas" w:hAnsi="Consolas"/>
+          <w:color w:val="7030A0"/>
+          <w:sz w:val="22"/>
+          <w:szCs w:val="22"/>
+        </w:rPr>
+        <w:t xml:space="preserve"> install-lv-patch</w:t>
+      </w:r>
+    </w:p>
     <w:p/>
     <w:p>
+      <w:r>
+        <w:t>This will copy a file into your LabVIEW installation and make a backup of the original file.  To revert this patch, you can run:</w:t>
+      </w:r>
+      <w:r>
+        <w:br/>
+      </w:r>
+    </w:p>
+    <w:p>
+      <w:pPr>
+        <w:rPr>
+          <w:rFonts w:ascii="Consolas" w:hAnsi="Consolas"/>
+          <w:color w:val="7030A0"/>
+          <w:sz w:val="22"/>
+          <w:szCs w:val="22"/>
+        </w:rPr>
+      </w:pPr>
+      <w:proofErr w:type="spellStart"/>
+      <w:r>
+        <w:rPr>
+          <w:rFonts w:ascii="Consolas" w:hAnsi="Consolas"/>
+          <w:color w:val="7030A0"/>
+          <w:sz w:val="22"/>
+          <w:szCs w:val="22"/>
+        </w:rPr>
+        <w:t>nihdl</w:t>
+      </w:r>
+      <w:proofErr w:type="spellEnd"/>
+      <w:r>
+        <w:rPr>
+          <w:rFonts w:ascii="Consolas" w:hAnsi="Consolas"/>
+          <w:color w:val="7030A0"/>
+          <w:sz w:val="22"/>
+          <w:szCs w:val="22"/>
+        </w:rPr>
+        <w:t xml:space="preserve"> </w:t>
+      </w:r>
+      <w:r>
+        <w:rPr>
+          <w:rFonts w:ascii="Consolas" w:hAnsi="Consolas"/>
+          <w:color w:val="7030A0"/>
+          <w:sz w:val="22"/>
+          <w:szCs w:val="22"/>
+        </w:rPr>
+        <w:t>un</w:t>
+      </w:r>
+      <w:r>
+        <w:rPr>
+          <w:rFonts w:ascii="Consolas" w:hAnsi="Consolas"/>
+          <w:color w:val="7030A0"/>
+          <w:sz w:val="22"/>
+          <w:szCs w:val="22"/>
+        </w:rPr>
+        <w:t>install-lv-patch</w:t>
+      </w:r>
+    </w:p>
+    <w:p/>
+    <w:p>
       <w:pPr>
         <w:pStyle w:val="Heading2"/>
       </w:pPr>
-      <w:r>
-        <w:t>Install LabVIEW Patch</w:t>
-      </w:r>
-    </w:p>
-    <w:p>
-      <w:r>
-        <w:t>At the command prompt, type:</w:t>
-      </w:r>
-    </w:p>
-    <w:p>
-      <w:pPr>
-        <w:rPr>
-          <w:rFonts w:ascii="Consolas" w:hAnsi="Consolas"/>
-          <w:color w:val="7030A0"/>
-          <w:sz w:val="22"/>
-          <w:szCs w:val="22"/>
-        </w:rPr>
-      </w:pPr>
-      <w:proofErr w:type="spellStart"/>
-      <w:r>
-        <w:rPr>
-          <w:rFonts w:ascii="Consolas" w:hAnsi="Consolas"/>
-          <w:color w:val="7030A0"/>
-          <w:sz w:val="22"/>
-          <w:szCs w:val="22"/>
-        </w:rPr>
-        <w:lastRenderedPageBreak/>
-        <w:t>nihdl</w:t>
-      </w:r>
-      <w:proofErr w:type="spellEnd"/>
-      <w:r>
-        <w:rPr>
-          <w:rFonts w:ascii="Consolas" w:hAnsi="Consolas"/>
-          <w:color w:val="7030A0"/>
-          <w:sz w:val="22"/>
-          <w:szCs w:val="22"/>
-        </w:rPr>
-        <w:t xml:space="preserve"> install-lv-patch</w:t>
-      </w:r>
-    </w:p>
-    <w:p/>
-    <w:p>
-      <w:r>
-        <w:t>This will copy a file into your LabVIEW installation and make a backup of the original file.  To revert this patch, you can run:</w:t>
-      </w:r>
-      <w:r>
-        <w:br/>
-      </w:r>
-    </w:p>
-    <w:p>
-      <w:pPr>
-        <w:rPr>
-          <w:rFonts w:ascii="Consolas" w:hAnsi="Consolas"/>
-          <w:color w:val="7030A0"/>
-          <w:sz w:val="22"/>
-          <w:szCs w:val="22"/>
-        </w:rPr>
-      </w:pPr>
-      <w:proofErr w:type="spellStart"/>
-      <w:r>
-        <w:rPr>
-          <w:rFonts w:ascii="Consolas" w:hAnsi="Consolas"/>
-          <w:color w:val="7030A0"/>
-          <w:sz w:val="22"/>
-          <w:szCs w:val="22"/>
-        </w:rPr>
-        <w:t>nihdl</w:t>
-      </w:r>
-      <w:proofErr w:type="spellEnd"/>
-      <w:r>
-        <w:rPr>
-          <w:rFonts w:ascii="Consolas" w:hAnsi="Consolas"/>
-          <w:color w:val="7030A0"/>
-          <w:sz w:val="22"/>
-          <w:szCs w:val="22"/>
-        </w:rPr>
-        <w:t xml:space="preserve"> </w:t>
-      </w:r>
-      <w:r>
-        <w:rPr>
-          <w:rFonts w:ascii="Consolas" w:hAnsi="Consolas"/>
-          <w:color w:val="7030A0"/>
-          <w:sz w:val="22"/>
-          <w:szCs w:val="22"/>
-        </w:rPr>
-        <w:t>un</w:t>
-      </w:r>
-      <w:r>
-        <w:rPr>
-          <w:rFonts w:ascii="Consolas" w:hAnsi="Consolas"/>
-          <w:color w:val="7030A0"/>
-          <w:sz w:val="22"/>
-          <w:szCs w:val="22"/>
-        </w:rPr>
-        <w:t>install-lv-patch</w:t>
-      </w:r>
-    </w:p>
-    <w:p/>
-    <w:p/>
-    <w:p>
-      <w:pPr>
-        <w:pStyle w:val="Heading2"/>
-      </w:pPr>
-      <w:bookmarkStart w:id="6" w:name="_Toc210048119"/>
+      <w:bookmarkStart w:id="10" w:name="_Toc210976419"/>
       <w:r>
         <w:t>Get the flexrio-custom repo</w:t>
       </w:r>
-      <w:bookmarkEnd w:id="6"/>
+      <w:bookmarkEnd w:id="10"/>
     </w:p>
     <w:p>
       <w:r>
         <w:t xml:space="preserve">This exercise will start with the base PXIe-7903 in the FlexRIO repo and modify it to contain the Aurora CLIP HDL in </w:t>
       </w:r>
       <w:proofErr w:type="spellStart"/>
+      <w:proofErr w:type="gramStart"/>
       <w:r>
         <w:t>it’s</w:t>
       </w:r>
       <w:proofErr w:type="spellEnd"/>
+      <w:proofErr w:type="gramEnd"/>
       <w:r>
         <w:t xml:space="preserve"> top-level entity.</w:t>
       </w:r>
@@ -4310,7 +4725,51 @@
       </w:r>
     </w:p>
     <w:p/>
-    <w:p/>
+    <w:p>
+      <w:pPr>
+        <w:pStyle w:val="Heading2"/>
+      </w:pPr>
+      <w:bookmarkStart w:id="11" w:name="_Toc210976420"/>
+      <w:r>
+        <w:t>NI Software</w:t>
+      </w:r>
+      <w:bookmarkEnd w:id="11"/>
+      <w:r>
+        <w:t xml:space="preserve"> </w:t>
+      </w:r>
+    </w:p>
+    <w:p>
+      <w:r>
+        <w:t>This workflow has been tested with</w:t>
+      </w:r>
+      <w:r>
+        <w:t>:</w:t>
+      </w:r>
+    </w:p>
+    <w:p>
+      <w:pPr>
+        <w:pStyle w:val="ListParagraph"/>
+        <w:numPr>
+          <w:ilvl w:val="0"/>
+          <w:numId w:val="8"/>
+        </w:numPr>
+      </w:pPr>
+      <w:r>
+        <w:t>LabVIEW 2023, 2024 and 2025</w:t>
+      </w:r>
+    </w:p>
+    <w:p>
+      <w:pPr>
+        <w:pStyle w:val="ListParagraph"/>
+        <w:numPr>
+          <w:ilvl w:val="0"/>
+          <w:numId w:val="8"/>
+        </w:numPr>
+      </w:pPr>
+      <w:r>
+        <w:t>NI Flexrio 2025 Q3</w:t>
+      </w:r>
+    </w:p>
     <w:p>
       <w:pPr>
         <w:rPr>
@@ -4328,7 +4787,7 @@
       <w:pPr>
         <w:pStyle w:val="Heading1"/>
       </w:pPr>
-      <w:bookmarkStart w:id="7" w:name="_Toc210048120"/>
+      <w:bookmarkStart w:id="12" w:name="_Toc210976421"/>
       <w:r>
         <w:lastRenderedPageBreak/>
         <w:t>CLIP Migration</w:t>
@@ -4336,7 +4795,7 @@
       <w:r>
         <w:t xml:space="preserve"> Overview</w:t>
       </w:r>
-      <w:bookmarkEnd w:id="7"/>
+      <w:bookmarkEnd w:id="12"/>
     </w:p>
     <w:p>
       <w:r>
@@ -4600,7 +5059,15 @@
       </w:r>
       <w:proofErr w:type="spellEnd"/>
       <w:r>
-        <w:t xml:space="preserve"> will show up on as IO on the custom LabVIEW FPGA target in the LabVIEW project.</w:t>
+        <w:t xml:space="preserve"> will show </w:t>
+      </w:r>
+      <w:proofErr w:type="gramStart"/>
+      <w:r>
+        <w:t>up on</w:t>
+      </w:r>
+      <w:proofErr w:type="gramEnd"/>
+      <w:r>
+        <w:t xml:space="preserve"> as IO on the custom LabVIEW FPGA target in the LabVIEW project.</w:t>
       </w:r>
       <w:r>
         <w:t xml:space="preserve">  This board IO will become new interfaces on the ports of the LabVIEW Window</w:t>
@@ -4617,30 +5084,38 @@
     </w:p>
     <w:p>
       <w:r>
-        <w:t>The Fabric and Socket interfaces of the CLIP will be directly in the top-level HDL file and you will connect those up the same way they were previously connected to the LabVIEW Window.</w:t>
+        <w:t xml:space="preserve">The Fabric and Socket interfaces of the CLIP will be directly in the top-level HDL </w:t>
+      </w:r>
+      <w:proofErr w:type="gramStart"/>
+      <w:r>
+        <w:t>file</w:t>
+      </w:r>
+      <w:proofErr w:type="gramEnd"/>
+      <w:r>
+        <w:t xml:space="preserve"> and you will connect those up the same way they were previously connected to the LabVIEW Window.</w:t>
       </w:r>
     </w:p>
     <w:p>
       <w:pPr>
         <w:pStyle w:val="Heading1"/>
       </w:pPr>
-      <w:bookmarkStart w:id="8" w:name="_Toc210048121"/>
+      <w:bookmarkStart w:id="13" w:name="_Toc210976422"/>
       <w:r>
         <w:lastRenderedPageBreak/>
         <w:t>Customize the PXIe-7903 with Aurora</w:t>
       </w:r>
-      <w:bookmarkEnd w:id="8"/>
+      <w:bookmarkEnd w:id="13"/>
     </w:p>
     <w:p/>
     <w:p>
       <w:pPr>
         <w:pStyle w:val="Heading2"/>
       </w:pPr>
-      <w:bookmarkStart w:id="9" w:name="_Toc210048122"/>
+      <w:bookmarkStart w:id="14" w:name="_Toc210976423"/>
       <w:r>
         <w:t>Configure Project Settings INI for CLIP Migration</w:t>
       </w:r>
-      <w:bookmarkEnd w:id="9"/>
+      <w:bookmarkEnd w:id="14"/>
     </w:p>
     <w:p>
       <w:r>
@@ -4656,7 +5131,7 @@
           <w:sz w:val="22"/>
           <w:szCs w:val="22"/>
         </w:rPr>
-        <w:t>C:\dev\github</w:t>
+        <w:t>C:\</w:t>
       </w:r>
       <w:r>
         <w:rPr>
@@ -4665,7 +5140,16 @@
           <w:sz w:val="22"/>
           <w:szCs w:val="22"/>
         </w:rPr>
-        <w:t>\flexrio\targets\pxie-7903\projectsettings.ini</w:t>
+        <w:t>dev\github\flexrio-preview</w:t>
+      </w:r>
+      <w:r>
+        <w:rPr>
+          <w:rFonts w:ascii="Consolas" w:hAnsi="Consolas"/>
+          <w:color w:val="275317" w:themeColor="accent6" w:themeShade="80"/>
+          <w:sz w:val="22"/>
+          <w:szCs w:val="22"/>
+        </w:rPr>
+        <w:t>\targets\pxie-7903\projectsettings.ini</w:t>
       </w:r>
     </w:p>
     <w:p/>
@@ -4790,7 +5274,7 @@
           <w:sz w:val="22"/>
           <w:szCs w:val="22"/>
         </w:rPr>
-        <w:t>C:\dev\github</w:t>
+        <w:t>C:\</w:t>
       </w:r>
       <w:r>
         <w:rPr>
@@ -4799,7 +5283,16 @@
           <w:sz w:val="22"/>
           <w:szCs w:val="22"/>
         </w:rPr>
-        <w:t>\flexrio\dependencies\githubdeps\ni.hw-flexrio.sasquatch_aurora64b66b_clip.25.5.0.11-ci-passed-main-f</w:t>
+        <w:t>dev\github\flexrio-preview</w:t>
+      </w:r>
+      <w:r>
+        <w:rPr>
+          <w:rFonts w:ascii="Consolas" w:hAnsi="Consolas"/>
+          <w:color w:val="275317" w:themeColor="accent6" w:themeShade="80"/>
+          <w:sz w:val="22"/>
+          <w:szCs w:val="22"/>
+        </w:rPr>
+        <w:t>\dependencies\githubdeps\ni.hw-flexrio.sasquatch_aurora64b66b_clip.25.5.0.11-ci-passed-main-f</w:t>
       </w:r>
     </w:p>
     <w:p/>
@@ -5044,7 +5537,15 @@
         <w:t xml:space="preserve"> setting</w:t>
       </w:r>
       <w:r>
-        <w:t>.  The CLIP’s top-level entity will be placed directly in the top-level HDL file of the FPGA target.  So the path is just the name of the CLIP’s top-level entity.</w:t>
+        <w:t xml:space="preserve">.  The CLIP’s top-level entity will be placed directly in the top-level HDL file of the FPGA target.  </w:t>
+      </w:r>
+      <w:proofErr w:type="gramStart"/>
+      <w:r>
+        <w:t>So</w:t>
+      </w:r>
+      <w:proofErr w:type="gramEnd"/>
+      <w:r>
+        <w:t xml:space="preserve"> the path is just the name of the CLIP’s top-level entity.</w:t>
       </w:r>
     </w:p>
     <w:p>
@@ -5358,7 +5859,15 @@
     <w:p/>
     <w:p>
       <w:r>
-        <w:t>The VHD and XDC files generated by the migrate CLIP command go into the objects folder.  The contents of these files will be manually copied into source code in later steps.</w:t>
+        <w:t xml:space="preserve">The VHD and XDC files generated by the </w:t>
+      </w:r>
+      <w:proofErr w:type="gramStart"/>
+      <w:r>
+        <w:t>migrate</w:t>
+      </w:r>
+      <w:proofErr w:type="gramEnd"/>
+      <w:r>
+        <w:t xml:space="preserve"> CLIP command go into the objects folder.  The contents of these files will be manually copied into source code in later steps.</w:t>
       </w:r>
     </w:p>
     <w:p>
@@ -5377,7 +5886,15 @@
         <w:t xml:space="preserve">directly </w:t>
       </w:r>
       <w:r>
-        <w:t xml:space="preserve">treated as source code (that can get checked in to GitHub) so we put it in the </w:t>
+        <w:t>treated as source code (that can get checked in to GitHub</w:t>
+      </w:r>
+      <w:proofErr w:type="gramStart"/>
+      <w:r>
+        <w:t>)</w:t>
+      </w:r>
+      <w:proofErr w:type="gramEnd"/>
+      <w:r>
+        <w:t xml:space="preserve"> so we put it in the </w:t>
       </w:r>
       <w:proofErr w:type="spellStart"/>
       <w:r>
@@ -5417,7 +5934,15 @@
       </w:r>
       <w:proofErr w:type="spellEnd"/>
       <w:r>
-        <w:t xml:space="preserve"> file generated by the CLIP migration tool</w:t>
+        <w:t xml:space="preserve"> </w:t>
+      </w:r>
+      <w:proofErr w:type="gramStart"/>
+      <w:r>
+        <w:t>file generated</w:t>
+      </w:r>
+      <w:proofErr w:type="gramEnd"/>
+      <w:r>
+        <w:t xml:space="preserve"> by the CLIP migration tool</w:t>
       </w:r>
       <w:r>
         <w:t>:</w:t>
@@ -5587,19 +6112,35 @@
         <w:t xml:space="preserve"> </w:t>
       </w:r>
       <w:r>
-        <w:t>have no bearing on the execution of the migrate CLIP command.  But we’ll set them here because they will consume the output of the migrate CLIP command.</w:t>
+        <w:t xml:space="preserve">have no bearing on the execution of the </w:t>
+      </w:r>
+      <w:proofErr w:type="gramStart"/>
+      <w:r>
+        <w:t>migrate</w:t>
+      </w:r>
+      <w:proofErr w:type="gramEnd"/>
+      <w:r>
+        <w:t xml:space="preserve"> CLIP command.  But we’ll set them here because they will consume the output of the </w:t>
+      </w:r>
+      <w:proofErr w:type="gramStart"/>
+      <w:r>
+        <w:t>migrate</w:t>
+      </w:r>
+      <w:proofErr w:type="gramEnd"/>
+      <w:r>
+        <w:t xml:space="preserve"> CLIP command.</w:t>
       </w:r>
     </w:p>
     <w:p>
       <w:pPr>
         <w:pStyle w:val="Heading2"/>
       </w:pPr>
-      <w:bookmarkStart w:id="10" w:name="_Toc210048123"/>
+      <w:bookmarkStart w:id="15" w:name="_Toc210976424"/>
       <w:r>
         <w:lastRenderedPageBreak/>
         <w:t>Run CLIP Migration</w:t>
       </w:r>
-      <w:bookmarkEnd w:id="10"/>
+      <w:bookmarkEnd w:id="15"/>
     </w:p>
     <w:p>
       <w:r>
@@ -5661,7 +6202,7 @@
           <w:sz w:val="22"/>
           <w:szCs w:val="22"/>
         </w:rPr>
-        <w:t>C:\dev\github</w:t>
+        <w:t>C:\</w:t>
       </w:r>
       <w:r>
         <w:rPr>
@@ -5670,7 +6211,7 @@
           <w:sz w:val="22"/>
           <w:szCs w:val="22"/>
         </w:rPr>
-        <w:t>\flexrio\targets\pxie-7903\objects</w:t>
+        <w:t>dev\github\flexrio-preview</w:t>
       </w:r>
       <w:r>
         <w:rPr>
@@ -5679,6 +6220,15 @@
           <w:sz w:val="22"/>
           <w:szCs w:val="22"/>
         </w:rPr>
+        <w:t>\targets\pxie-7903\objects</w:t>
+      </w:r>
+      <w:r>
+        <w:rPr>
+          <w:rFonts w:ascii="Consolas" w:hAnsi="Consolas"/>
+          <w:color w:val="275317" w:themeColor="accent6" w:themeShade="80"/>
+          <w:sz w:val="22"/>
+          <w:szCs w:val="22"/>
+        </w:rPr>
         <w:t>\CLIPMigration</w:t>
       </w:r>
     </w:p>
@@ -5698,7 +6248,7 @@
           <w:sz w:val="22"/>
           <w:szCs w:val="22"/>
         </w:rPr>
-        <w:t>C:\dev\github</w:t>
+        <w:t>C:\</w:t>
       </w:r>
       <w:r>
         <w:rPr>
@@ -5707,7 +6257,16 @@
           <w:sz w:val="22"/>
           <w:szCs w:val="22"/>
         </w:rPr>
-        <w:t>\flexrio\targets\pxie-7903\lvFpgaTarget\LVTargetBoardIO.csv</w:t>
+        <w:t>dev\github\flexrio-preview</w:t>
+      </w:r>
+      <w:r>
+        <w:rPr>
+          <w:rFonts w:ascii="Consolas" w:hAnsi="Consolas"/>
+          <w:color w:val="275317" w:themeColor="accent6" w:themeShade="80"/>
+          <w:sz w:val="22"/>
+          <w:szCs w:val="22"/>
+        </w:rPr>
+        <w:t>\targets\pxie-7903\lvFpgaTarget\LVTargetBoardIO.csv</w:t>
       </w:r>
     </w:p>
     <w:p/>
@@ -5715,11 +6274,11 @@
       <w:pPr>
         <w:pStyle w:val="Heading2"/>
       </w:pPr>
-      <w:bookmarkStart w:id="11" w:name="_Toc210048124"/>
+      <w:bookmarkStart w:id="16" w:name="_Toc210976425"/>
       <w:r>
         <w:t>Modify Board IO CSV</w:t>
       </w:r>
-      <w:bookmarkEnd w:id="11"/>
+      <w:bookmarkEnd w:id="16"/>
     </w:p>
     <w:p>
       <w:r>
@@ -5728,7 +6287,23 @@
     </w:p>
     <w:p>
       <w:r>
-        <w:t xml:space="preserve">This file was generated from the CLIP’s XML definition file.  There are a number of changes we have to make so that </w:t>
+        <w:t xml:space="preserve">This file was generated from the CLIP’s XML definition file.  There are </w:t>
+      </w:r>
+      <w:proofErr w:type="gramStart"/>
+      <w:r>
+        <w:t>a number of</w:t>
+      </w:r>
+      <w:proofErr w:type="gramEnd"/>
+      <w:r>
+        <w:t xml:space="preserve"> changes we </w:t>
+      </w:r>
+      <w:proofErr w:type="gramStart"/>
+      <w:r>
+        <w:t>have to</w:t>
+      </w:r>
+      <w:proofErr w:type="gramEnd"/>
+      <w:r>
+        <w:t xml:space="preserve"> make so that </w:t>
       </w:r>
       <w:r>
         <w:t>the signals can be used as board IO.</w:t>
@@ -5742,7 +6317,15 @@
       </w:r>
       <w:proofErr w:type="spellEnd"/>
       <w:r>
-        <w:t xml:space="preserve"> – No changes are needed for this column.  However, at this time the </w:t>
+        <w:t xml:space="preserve"> – No changes are needed for this column.  However, </w:t>
+      </w:r>
+      <w:proofErr w:type="gramStart"/>
+      <w:r>
+        <w:t>at this time</w:t>
+      </w:r>
+      <w:proofErr w:type="gramEnd"/>
+      <w:r>
+        <w:t xml:space="preserve"> the </w:t>
       </w:r>
       <w:r>
         <w:t>back</w:t>
@@ -5797,7 +6380,15 @@
         <w:t xml:space="preserve">  </w:t>
       </w:r>
       <w:r>
-        <w:t>When you instantiate the CLIP HDL in the top-level of the PXIe-7903, you will manually hook these signals to the 80 MHz clock.</w:t>
+        <w:t xml:space="preserve">When you instantiate the CLIP HDL </w:t>
+      </w:r>
+      <w:proofErr w:type="gramStart"/>
+      <w:r>
+        <w:t>in</w:t>
+      </w:r>
+      <w:proofErr w:type="gramEnd"/>
+      <w:r>
+        <w:t xml:space="preserve"> the top-level of the PXIe-7903, you will manually hook these signals to the 80 MHz clock.</w:t>
       </w:r>
     </w:p>
     <w:p>
@@ -5819,8 +6410,21 @@
       <w:r>
         <w:t xml:space="preserve">.  </w:t>
       </w:r>
-      <w:r>
-        <w:t>So in the CSV file, signals that required these clock domains should be configured to be required to be in the “80 MHz Clock” domain.</w:t>
+      <w:proofErr w:type="gramStart"/>
+      <w:r>
+        <w:t>So</w:t>
+      </w:r>
+      <w:proofErr w:type="gramEnd"/>
+      <w:r>
+        <w:t xml:space="preserve"> in the CSV file, signals that required </w:t>
+      </w:r>
+      <w:proofErr w:type="gramStart"/>
+      <w:r>
+        <w:t>these clock</w:t>
+      </w:r>
+      <w:proofErr w:type="gramEnd"/>
+      <w:r>
+        <w:t xml:space="preserve"> domains should be configured to be required to be in the “80 MHz Clock” domain.</w:t>
       </w:r>
     </w:p>
     <w:p>
@@ -6059,7 +6663,15 @@
     </w:p>
     <w:p>
       <w:r>
-        <w:t xml:space="preserve">The CLIP XML also defines a number of port-specific clocks that </w:t>
+        <w:t xml:space="preserve">The CLIP XML also defines </w:t>
+      </w:r>
+      <w:proofErr w:type="gramStart"/>
+      <w:r>
+        <w:t>a number of</w:t>
+      </w:r>
+      <w:proofErr w:type="gramEnd"/>
+      <w:r>
+        <w:t xml:space="preserve"> port-specific clocks that </w:t>
       </w:r>
       <w:r>
         <w:t>show up as clocks in the LabVIEW FPGA project</w:t>
@@ -6352,7 +6964,7 @@
       <w:pPr>
         <w:pStyle w:val="Heading2"/>
       </w:pPr>
-      <w:bookmarkStart w:id="12" w:name="_Toc210048125"/>
+      <w:bookmarkStart w:id="17" w:name="_Toc210976426"/>
       <w:r>
         <w:lastRenderedPageBreak/>
         <w:t>Instantiate</w:t>
@@ -6366,7 +6978,7 @@
       <w:r>
         <w:t>nto Top-Level HDL</w:t>
       </w:r>
-      <w:bookmarkEnd w:id="12"/>
+      <w:bookmarkEnd w:id="17"/>
     </w:p>
     <w:p>
       <w:proofErr w:type="spellStart"/>
@@ -6380,15 +6992,26 @@
     </w:p>
     <w:p>
       <w:r>
-        <w:t>C:\dev\github</w:t>
-      </w:r>
-      <w:r>
-        <w:t>\flexrio\targets\pxie-7903\rtl-lvfpga\SasquatchTopTemplate.vhd</w:t>
-      </w:r>
-    </w:p>
-    <w:p>
-      <w:r>
-        <w:t>There are a number of changes to make so that the Aurora CLIP HDL can be instantiated within it.  It may also be helpful to diff your</w:t>
+        <w:t>C:\</w:t>
+      </w:r>
+      <w:r>
+        <w:t>dev\github\flexrio-preview</w:t>
+      </w:r>
+      <w:r>
+        <w:t>\targets\pxie-7903\rtl-lvfpga\SasquatchTopTemplate.vhd</w:t>
+      </w:r>
+    </w:p>
+    <w:p>
+      <w:r>
+        <w:t xml:space="preserve">There are </w:t>
+      </w:r>
+      <w:proofErr w:type="gramStart"/>
+      <w:r>
+        <w:t>a number of</w:t>
+      </w:r>
+      <w:proofErr w:type="gramEnd"/>
+      <w:r>
+        <w:t xml:space="preserve"> changes to make so that the Aurora CLIP HDL can be instantiated within it.  It may also be helpful to diff your</w:t>
       </w:r>
       <w:r>
         <w:t xml:space="preserve"> work against the already-customized PXIe-7903 found her</w:t>
@@ -6417,7 +7040,7 @@
           <w:sz w:val="22"/>
           <w:szCs w:val="22"/>
         </w:rPr>
-        <w:t>C:\dev\github</w:t>
+        <w:t>C:\</w:t>
       </w:r>
       <w:r>
         <w:rPr>
@@ -6426,7 +7049,10 @@
           <w:sz w:val="22"/>
           <w:szCs w:val="22"/>
         </w:rPr>
-        <w:t>\flexrio</w:t>
+        <w:t>dev\github\</w:t>
+      </w:r>
+      <w:r>
+        <w:t xml:space="preserve"> </w:t>
       </w:r>
       <w:r>
         <w:rPr>
@@ -6435,7 +7061,7 @@
           <w:sz w:val="22"/>
           <w:szCs w:val="22"/>
         </w:rPr>
-        <w:t>-custom</w:t>
+        <w:t>flexrio-custom-preview</w:t>
       </w:r>
       <w:r>
         <w:rPr>
@@ -6452,11 +7078,11 @@
       <w:pPr>
         <w:pStyle w:val="Heading3"/>
       </w:pPr>
-      <w:bookmarkStart w:id="13" w:name="_Toc210048126"/>
+      <w:bookmarkStart w:id="18" w:name="_Toc210976427"/>
       <w:r>
         <w:t>Uncomment MGT Port Lines</w:t>
       </w:r>
-      <w:bookmarkEnd w:id="13"/>
+      <w:bookmarkEnd w:id="18"/>
     </w:p>
     <w:p>
       <w:r>
@@ -6466,7 +7092,15 @@
         <w:t>lines</w:t>
       </w:r>
       <w:r>
-        <w:t xml:space="preserve"> (or none at all).  To accommodate this, the LabVIEW FPGA </w:t>
+        <w:t xml:space="preserve"> (or </w:t>
+      </w:r>
+      <w:proofErr w:type="gramStart"/>
+      <w:r>
+        <w:t>none at all</w:t>
+      </w:r>
+      <w:proofErr w:type="gramEnd"/>
+      <w:r>
+        <w:t xml:space="preserve">).  To accommodate this, the LabVIEW FPGA </w:t>
       </w:r>
       <w:r>
         <w:t>code</w:t>
@@ -6483,7 +7117,15 @@
       </w:r>
       <w:proofErr w:type="spellEnd"/>
       <w:r>
-        <w:t xml:space="preserve">, you will see the MGT port lines in-between these tokens: </w:t>
+        <w:t xml:space="preserve">, you will see the MGT port lines </w:t>
+      </w:r>
+      <w:proofErr w:type="gramStart"/>
+      <w:r>
+        <w:t>in-between</w:t>
+      </w:r>
+      <w:proofErr w:type="gramEnd"/>
+      <w:r>
+        <w:t xml:space="preserve"> these tokens: </w:t>
       </w:r>
       <w:r>
         <w:t> </w:t>
@@ -6499,44 +7141,85 @@
           <w:szCs w:val="22"/>
         </w:rPr>
       </w:pPr>
-      <w:r>
-        <w:rPr>
-          <w:rFonts w:ascii="Consolas" w:hAnsi="Consolas"/>
-          <w:color w:val="0070C0"/>
-          <w:sz w:val="22"/>
-          <w:szCs w:val="22"/>
-        </w:rPr>
-        <w:t>--@@BEGIN TOP_LEVEL_PORT</w:t>
-      </w:r>
-    </w:p>
-    <w:p>
-      <w:pPr>
-        <w:spacing w:after="0" w:line="276" w:lineRule="auto"/>
-        <w:rPr>
-          <w:rFonts w:ascii="Consolas" w:hAnsi="Consolas"/>
-          <w:color w:val="0070C0"/>
-          <w:sz w:val="22"/>
-          <w:szCs w:val="22"/>
-        </w:rPr>
-      </w:pPr>
-      <w:r>
-        <w:rPr>
-          <w:rFonts w:ascii="Consolas" w:hAnsi="Consolas"/>
-          <w:color w:val="0070C0"/>
-          <w:sz w:val="22"/>
-          <w:szCs w:val="22"/>
-        </w:rPr>
-        <w:t>--    MgtPortRxLane0_p     : in    </w:t>
-      </w:r>
-      <w:proofErr w:type="spellStart"/>
-      <w:r>
-        <w:rPr>
-          <w:rFonts w:ascii="Consolas" w:hAnsi="Consolas"/>
-          <w:color w:val="0070C0"/>
-          <w:sz w:val="22"/>
-          <w:szCs w:val="22"/>
-        </w:rPr>
-        <w:t>std_logic</w:t>
+      <w:proofErr w:type="gramStart"/>
+      <w:r>
+        <w:rPr>
+          <w:rFonts w:ascii="Consolas" w:hAnsi="Consolas"/>
+          <w:color w:val="0070C0"/>
+          <w:sz w:val="22"/>
+          <w:szCs w:val="22"/>
+        </w:rPr>
+        <w:t>--@@</w:t>
+      </w:r>
+      <w:proofErr w:type="gramEnd"/>
+      <w:r>
+        <w:rPr>
+          <w:rFonts w:ascii="Consolas" w:hAnsi="Consolas"/>
+          <w:color w:val="0070C0"/>
+          <w:sz w:val="22"/>
+          <w:szCs w:val="22"/>
+        </w:rPr>
+        <w:t>BEGIN TOP_LEVEL_PORT</w:t>
+      </w:r>
+    </w:p>
+    <w:p>
+      <w:pPr>
+        <w:spacing w:after="0" w:line="276" w:lineRule="auto"/>
+        <w:rPr>
+          <w:rFonts w:ascii="Consolas" w:hAnsi="Consolas"/>
+          <w:color w:val="0070C0"/>
+          <w:sz w:val="22"/>
+          <w:szCs w:val="22"/>
+        </w:rPr>
+      </w:pPr>
+      <w:r>
+        <w:rPr>
+          <w:rFonts w:ascii="Consolas" w:hAnsi="Consolas"/>
+          <w:color w:val="0070C0"/>
+          <w:sz w:val="22"/>
+          <w:szCs w:val="22"/>
+        </w:rPr>
+        <w:t xml:space="preserve">--    MgtPortRxLane0_p   </w:t>
+      </w:r>
+      <w:proofErr w:type="gramStart"/>
+      <w:r>
+        <w:rPr>
+          <w:rFonts w:ascii="Consolas" w:hAnsi="Consolas"/>
+          <w:color w:val="0070C0"/>
+          <w:sz w:val="22"/>
+          <w:szCs w:val="22"/>
+        </w:rPr>
+        <w:t>  :</w:t>
+      </w:r>
+      <w:proofErr w:type="gramEnd"/>
+      <w:r>
+        <w:rPr>
+          <w:rFonts w:ascii="Consolas" w:hAnsi="Consolas"/>
+          <w:color w:val="0070C0"/>
+          <w:sz w:val="22"/>
+          <w:szCs w:val="22"/>
+        </w:rPr>
+        <w:t xml:space="preserve"> in    </w:t>
+      </w:r>
+      <w:proofErr w:type="spellStart"/>
+      <w:r>
+        <w:rPr>
+          <w:rFonts w:ascii="Consolas" w:hAnsi="Consolas"/>
+          <w:color w:val="0070C0"/>
+          <w:sz w:val="22"/>
+          <w:szCs w:val="22"/>
+        </w:rPr>
+        <w:t>std_</w:t>
+      </w:r>
+      <w:proofErr w:type="gramStart"/>
+      <w:r>
+        <w:rPr>
+          <w:rFonts w:ascii="Consolas" w:hAnsi="Consolas"/>
+          <w:color w:val="0070C0"/>
+          <w:sz w:val="22"/>
+          <w:szCs w:val="22"/>
+        </w:rPr>
+        <w:t>logic</w:t>
       </w:r>
       <w:proofErr w:type="spellEnd"/>
       <w:r>
@@ -6548,35 +7231,66 @@
         </w:rPr>
         <w:t>;</w:t>
       </w:r>
-    </w:p>
-    <w:p>
-      <w:pPr>
-        <w:spacing w:after="0" w:line="276" w:lineRule="auto"/>
-        <w:rPr>
-          <w:rFonts w:ascii="Consolas" w:hAnsi="Consolas"/>
-          <w:color w:val="0070C0"/>
-          <w:sz w:val="22"/>
-          <w:szCs w:val="22"/>
-        </w:rPr>
-      </w:pPr>
-      <w:r>
-        <w:rPr>
-          <w:rFonts w:ascii="Consolas" w:hAnsi="Consolas"/>
-          <w:color w:val="0070C0"/>
-          <w:sz w:val="22"/>
-          <w:szCs w:val="22"/>
-        </w:rPr>
-        <w:t>--    MgtPortRxLane1_p     : in    </w:t>
-      </w:r>
-      <w:proofErr w:type="spellStart"/>
-      <w:r>
-        <w:rPr>
-          <w:rFonts w:ascii="Consolas" w:hAnsi="Consolas"/>
-          <w:color w:val="0070C0"/>
-          <w:sz w:val="22"/>
-          <w:szCs w:val="22"/>
-        </w:rPr>
-        <w:t>std_logic</w:t>
+      <w:proofErr w:type="gramEnd"/>
+    </w:p>
+    <w:p>
+      <w:pPr>
+        <w:spacing w:after="0" w:line="276" w:lineRule="auto"/>
+        <w:rPr>
+          <w:rFonts w:ascii="Consolas" w:hAnsi="Consolas"/>
+          <w:color w:val="0070C0"/>
+          <w:sz w:val="22"/>
+          <w:szCs w:val="22"/>
+        </w:rPr>
+      </w:pPr>
+      <w:r>
+        <w:rPr>
+          <w:rFonts w:ascii="Consolas" w:hAnsi="Consolas"/>
+          <w:color w:val="0070C0"/>
+          <w:sz w:val="22"/>
+          <w:szCs w:val="22"/>
+        </w:rPr>
+        <w:t xml:space="preserve">--    MgtPortRxLane1_p   </w:t>
+      </w:r>
+      <w:proofErr w:type="gramStart"/>
+      <w:r>
+        <w:rPr>
+          <w:rFonts w:ascii="Consolas" w:hAnsi="Consolas"/>
+          <w:color w:val="0070C0"/>
+          <w:sz w:val="22"/>
+          <w:szCs w:val="22"/>
+        </w:rPr>
+        <w:t>  :</w:t>
+      </w:r>
+      <w:proofErr w:type="gramEnd"/>
+      <w:r>
+        <w:rPr>
+          <w:rFonts w:ascii="Consolas" w:hAnsi="Consolas"/>
+          <w:color w:val="0070C0"/>
+          <w:sz w:val="22"/>
+          <w:szCs w:val="22"/>
+        </w:rPr>
+        <w:t xml:space="preserve"> in    </w:t>
+      </w:r>
+      <w:proofErr w:type="spellStart"/>
+      <w:r>
+        <w:rPr>
+          <w:rFonts w:ascii="Consolas" w:hAnsi="Consolas"/>
+          <w:color w:val="0070C0"/>
+          <w:sz w:val="22"/>
+          <w:szCs w:val="22"/>
+        </w:rPr>
+        <w:t>std_</w:t>
+      </w:r>
+      <w:proofErr w:type="gramStart"/>
+      <w:r>
+        <w:rPr>
+          <w:rFonts w:ascii="Consolas" w:hAnsi="Consolas"/>
+          <w:color w:val="0070C0"/>
+          <w:sz w:val="22"/>
+          <w:szCs w:val="22"/>
+        </w:rPr>
+        <w:t>logic</w:t>
       </w:r>
       <w:proofErr w:type="spellEnd"/>
       <w:r>
@@ -6588,35 +7302,66 @@
         </w:rPr>
         <w:t>;</w:t>
       </w:r>
-    </w:p>
-    <w:p>
-      <w:pPr>
-        <w:spacing w:after="0" w:line="276" w:lineRule="auto"/>
-        <w:rPr>
-          <w:rFonts w:ascii="Consolas" w:hAnsi="Consolas"/>
-          <w:color w:val="0070C0"/>
-          <w:sz w:val="22"/>
-          <w:szCs w:val="22"/>
-        </w:rPr>
-      </w:pPr>
-      <w:r>
-        <w:rPr>
-          <w:rFonts w:ascii="Consolas" w:hAnsi="Consolas"/>
-          <w:color w:val="0070C0"/>
-          <w:sz w:val="22"/>
-          <w:szCs w:val="22"/>
-        </w:rPr>
-        <w:t>--    MgtPortRxLane2_p     : in    </w:t>
-      </w:r>
-      <w:proofErr w:type="spellStart"/>
-      <w:r>
-        <w:rPr>
-          <w:rFonts w:ascii="Consolas" w:hAnsi="Consolas"/>
-          <w:color w:val="0070C0"/>
-          <w:sz w:val="22"/>
-          <w:szCs w:val="22"/>
-        </w:rPr>
-        <w:t>std_logic</w:t>
+      <w:proofErr w:type="gramEnd"/>
+    </w:p>
+    <w:p>
+      <w:pPr>
+        <w:spacing w:after="0" w:line="276" w:lineRule="auto"/>
+        <w:rPr>
+          <w:rFonts w:ascii="Consolas" w:hAnsi="Consolas"/>
+          <w:color w:val="0070C0"/>
+          <w:sz w:val="22"/>
+          <w:szCs w:val="22"/>
+        </w:rPr>
+      </w:pPr>
+      <w:r>
+        <w:rPr>
+          <w:rFonts w:ascii="Consolas" w:hAnsi="Consolas"/>
+          <w:color w:val="0070C0"/>
+          <w:sz w:val="22"/>
+          <w:szCs w:val="22"/>
+        </w:rPr>
+        <w:t xml:space="preserve">--    MgtPortRxLane2_p   </w:t>
+      </w:r>
+      <w:proofErr w:type="gramStart"/>
+      <w:r>
+        <w:rPr>
+          <w:rFonts w:ascii="Consolas" w:hAnsi="Consolas"/>
+          <w:color w:val="0070C0"/>
+          <w:sz w:val="22"/>
+          <w:szCs w:val="22"/>
+        </w:rPr>
+        <w:t>  :</w:t>
+      </w:r>
+      <w:proofErr w:type="gramEnd"/>
+      <w:r>
+        <w:rPr>
+          <w:rFonts w:ascii="Consolas" w:hAnsi="Consolas"/>
+          <w:color w:val="0070C0"/>
+          <w:sz w:val="22"/>
+          <w:szCs w:val="22"/>
+        </w:rPr>
+        <w:t xml:space="preserve"> in    </w:t>
+      </w:r>
+      <w:proofErr w:type="spellStart"/>
+      <w:r>
+        <w:rPr>
+          <w:rFonts w:ascii="Consolas" w:hAnsi="Consolas"/>
+          <w:color w:val="0070C0"/>
+          <w:sz w:val="22"/>
+          <w:szCs w:val="22"/>
+        </w:rPr>
+        <w:t>std_</w:t>
+      </w:r>
+      <w:proofErr w:type="gramStart"/>
+      <w:r>
+        <w:rPr>
+          <w:rFonts w:ascii="Consolas" w:hAnsi="Consolas"/>
+          <w:color w:val="0070C0"/>
+          <w:sz w:val="22"/>
+          <w:szCs w:val="22"/>
+        </w:rPr>
+        <w:t>logic</w:t>
       </w:r>
       <w:proofErr w:type="spellEnd"/>
       <w:r>
@@ -6628,6 +7373,7 @@
         </w:rPr>
         <w:t>;</w:t>
       </w:r>
+      <w:proofErr w:type="gramEnd"/>
     </w:p>
     <w:p>
       <w:pPr>
@@ -6659,14 +7405,25 @@
           <w:szCs w:val="22"/>
         </w:rPr>
       </w:pPr>
-      <w:r>
-        <w:rPr>
-          <w:rFonts w:ascii="Consolas" w:hAnsi="Consolas"/>
-          <w:color w:val="0070C0"/>
-          <w:sz w:val="22"/>
-          <w:szCs w:val="22"/>
-        </w:rPr>
-        <w:t>--@@END TOP_LEVEL_PORT</w:t>
+      <w:proofErr w:type="gramStart"/>
+      <w:r>
+        <w:rPr>
+          <w:rFonts w:ascii="Consolas" w:hAnsi="Consolas"/>
+          <w:color w:val="0070C0"/>
+          <w:sz w:val="22"/>
+          <w:szCs w:val="22"/>
+        </w:rPr>
+        <w:t>--@@</w:t>
+      </w:r>
+      <w:proofErr w:type="gramEnd"/>
+      <w:r>
+        <w:rPr>
+          <w:rFonts w:ascii="Consolas" w:hAnsi="Consolas"/>
+          <w:color w:val="0070C0"/>
+          <w:sz w:val="22"/>
+          <w:szCs w:val="22"/>
+        </w:rPr>
+        <w:t>END TOP_LEVEL_PORT</w:t>
       </w:r>
     </w:p>
     <w:p/>
@@ -6675,10 +7432,26 @@
         <w:t>Since we are manually instantiating the Aurora MGT’s in the file</w:t>
       </w:r>
       <w:r>
-        <w:t>, and our design uses all of the lines</w:t>
-      </w:r>
-      <w:r>
-        <w:t>, we can uncomment all of the port lines</w:t>
+        <w:t xml:space="preserve">, and our design uses </w:t>
+      </w:r>
+      <w:proofErr w:type="gramStart"/>
+      <w:r>
+        <w:t>all of</w:t>
+      </w:r>
+      <w:proofErr w:type="gramEnd"/>
+      <w:r>
+        <w:t xml:space="preserve"> the lines</w:t>
+      </w:r>
+      <w:r>
+        <w:t xml:space="preserve">, we can uncomment </w:t>
+      </w:r>
+      <w:proofErr w:type="gramStart"/>
+      <w:r>
+        <w:t>all of</w:t>
+      </w:r>
+      <w:proofErr w:type="gramEnd"/>
+      <w:r>
+        <w:t xml:space="preserve"> the port lines</w:t>
       </w:r>
       <w:r>
         <w:t>.</w:t>
@@ -6702,12 +7475,12 @@
       <w:pPr>
         <w:pStyle w:val="Heading3"/>
       </w:pPr>
-      <w:bookmarkStart w:id="14" w:name="_Toc210048127"/>
+      <w:bookmarkStart w:id="19" w:name="_Toc210976428"/>
       <w:r>
         <w:lastRenderedPageBreak/>
         <w:t>Generate TheWindow.vhd Stub</w:t>
       </w:r>
-      <w:bookmarkEnd w:id="14"/>
+      <w:bookmarkEnd w:id="19"/>
     </w:p>
     <w:p>
       <w:r>
@@ -6722,7 +7495,15 @@
         <w:t xml:space="preserve"> IO to the LabVIEW FPGA window.</w:t>
       </w:r>
       <w:r>
-        <w:t xml:space="preserve">  So we must insert these ports into both the component definition and component instantiation of </w:t>
+        <w:t xml:space="preserve">  </w:t>
+      </w:r>
+      <w:proofErr w:type="gramStart"/>
+      <w:r>
+        <w:t>So</w:t>
+      </w:r>
+      <w:proofErr w:type="gramEnd"/>
+      <w:r>
+        <w:t xml:space="preserve"> we must insert these ports into both the component definition and component instantiation of </w:t>
       </w:r>
       <w:proofErr w:type="spellStart"/>
       <w:r>
@@ -6758,7 +7539,7 @@
           <w:sz w:val="22"/>
           <w:szCs w:val="22"/>
         </w:rPr>
-        <w:t>C:\dev\github</w:t>
+        <w:t>C:\</w:t>
       </w:r>
       <w:r>
         <w:rPr>
@@ -6767,18 +7548,39 @@
           <w:sz w:val="22"/>
           <w:szCs w:val="22"/>
         </w:rPr>
-        <w:t>\flexrio-custom\targets\pxie-7903\objects\rtl-lvfpga\lvgen\TheWindow.vhd</w:t>
-      </w:r>
-    </w:p>
-    <w:p>
-      <w:pPr>
-        <w:spacing w:after="0" w:line="276" w:lineRule="auto"/>
+        <w:t>dev\github\</w:t>
+      </w:r>
+      <w:r>
+        <w:t xml:space="preserve"> </w:t>
+      </w:r>
+      <w:r>
         <w:rPr>
           <w:rFonts w:ascii="Consolas" w:hAnsi="Consolas"/>
           <w:color w:val="3A7C22" w:themeColor="accent6" w:themeShade="BF"/>
           <w:sz w:val="22"/>
           <w:szCs w:val="22"/>
         </w:rPr>
+        <w:t>flexrio-custom-preview</w:t>
+      </w:r>
+      <w:r>
+        <w:rPr>
+          <w:rFonts w:ascii="Consolas" w:hAnsi="Consolas"/>
+          <w:color w:val="3A7C22" w:themeColor="accent6" w:themeShade="BF"/>
+          <w:sz w:val="22"/>
+          <w:szCs w:val="22"/>
+        </w:rPr>
+        <w:t>\targets\pxie-7903\objects\rtl-lvfpga\lvgen\TheWindow.vhd</w:t>
+      </w:r>
+    </w:p>
+    <w:p>
+      <w:pPr>
+        <w:spacing w:after="0" w:line="276" w:lineRule="auto"/>
+        <w:rPr>
+          <w:rFonts w:ascii="Consolas" w:hAnsi="Consolas"/>
+          <w:color w:val="3A7C22" w:themeColor="accent6" w:themeShade="BF"/>
+          <w:sz w:val="22"/>
+          <w:szCs w:val="22"/>
+        </w:rPr>
       </w:pPr>
     </w:p>
     <w:p>
@@ -6791,15 +7593,101 @@
       </w:r>
       <w:proofErr w:type="spellEnd"/>
       <w:r>
+        <w:t xml:space="preserve"> CSV file.  If you are looking at that file now (and haven’t run any other steps yet), you won’t see anything in the CUSTOM BOARD IO section of the port.  </w:t>
+      </w:r>
+    </w:p>
+    <w:p>
+      <w:r>
+        <w:t xml:space="preserve">But since running the migrate-clip command, we now have </w:t>
+      </w:r>
+      <w:proofErr w:type="gramStart"/>
+      <w:r>
+        <w:t>all of</w:t>
+      </w:r>
+      <w:proofErr w:type="gramEnd"/>
+      <w:r>
+        <w:t xml:space="preserve"> the CLIP signals in the </w:t>
+      </w:r>
+      <w:proofErr w:type="spellStart"/>
+      <w:r>
+        <w:t>LVTargetBoardIO</w:t>
+      </w:r>
+      <w:proofErr w:type="spellEnd"/>
+      <w:r>
         <w:t xml:space="preserve"> CSV file.  </w:t>
       </w:r>
-      <w:r>
-        <w:t xml:space="preserve">If you are looking at that file now (and haven’t run any other steps yet), you won’t see anything in the CUSTOM BOARD IO section of the port.  </w:t>
-      </w:r>
-    </w:p>
-    <w:p>
-      <w:r>
-        <w:t xml:space="preserve">But since running the migrate-clip command, we now have all of the CLIP signals in the </w:t>
+      <w:proofErr w:type="gramStart"/>
+      <w:r>
+        <w:t>So</w:t>
+      </w:r>
+      <w:proofErr w:type="gramEnd"/>
+      <w:r>
+        <w:t xml:space="preserve"> if we re-run the create-project command, </w:t>
+      </w:r>
+      <w:proofErr w:type="gramStart"/>
+      <w:r>
+        <w:t>all of</w:t>
+      </w:r>
+      <w:proofErr w:type="gramEnd"/>
+      <w:r>
+        <w:t xml:space="preserve"> that IO will be pulled into TheWindow.vhd port stub.</w:t>
+      </w:r>
+    </w:p>
+    <w:p>
+      <w:r>
+        <w:t>Since we’ve run create-project before, we must use the --update argument</w:t>
+      </w:r>
+    </w:p>
+    <w:p>
+      <w:r>
+        <w:t>In the command prompt, run</w:t>
+      </w:r>
+    </w:p>
+    <w:p>
+      <w:pPr>
+        <w:spacing w:after="0" w:line="276" w:lineRule="auto"/>
+        <w:rPr>
+          <w:rFonts w:ascii="Consolas" w:hAnsi="Consolas"/>
+          <w:color w:val="7030A0"/>
+          <w:sz w:val="22"/>
+          <w:szCs w:val="22"/>
+        </w:rPr>
+      </w:pPr>
+      <w:proofErr w:type="spellStart"/>
+      <w:r>
+        <w:rPr>
+          <w:rFonts w:ascii="Consolas" w:hAnsi="Consolas"/>
+          <w:color w:val="7030A0"/>
+          <w:sz w:val="22"/>
+          <w:szCs w:val="22"/>
+        </w:rPr>
+        <w:t>nihdl</w:t>
+      </w:r>
+      <w:proofErr w:type="spellEnd"/>
+      <w:r>
+        <w:rPr>
+          <w:rFonts w:ascii="Consolas" w:hAnsi="Consolas"/>
+          <w:color w:val="7030A0"/>
+          <w:sz w:val="22"/>
+          <w:szCs w:val="22"/>
+        </w:rPr>
+        <w:t xml:space="preserve"> create-project --update</w:t>
+      </w:r>
+    </w:p>
+    <w:p>
+      <w:pPr>
+        <w:spacing w:after="0" w:line="276" w:lineRule="auto"/>
+        <w:rPr>
+          <w:rFonts w:ascii="Consolas" w:hAnsi="Consolas"/>
+          <w:color w:val="3A7C22" w:themeColor="accent6" w:themeShade="BF"/>
+          <w:sz w:val="22"/>
+          <w:szCs w:val="22"/>
+        </w:rPr>
+      </w:pPr>
+    </w:p>
+    <w:p>
+      <w:r>
+        <w:t xml:space="preserve">Now you should see the signals from </w:t>
       </w:r>
       <w:proofErr w:type="spellStart"/>
       <w:r>
@@ -6807,64 +7695,28 @@
       </w:r>
       <w:proofErr w:type="spellEnd"/>
       <w:r>
-        <w:t xml:space="preserve"> CSV file.  So if we re-run the create-project command, all of that IO will be pulled into TheWindow.vhd port stub.</w:t>
-      </w:r>
-    </w:p>
-    <w:p>
-      <w:r>
-        <w:t>Since we’ve run create-project before, we must use the --update argument</w:t>
-      </w:r>
-    </w:p>
-    <w:p>
-      <w:r>
-        <w:t>In the command prompt, run</w:t>
-      </w:r>
-    </w:p>
-    <w:p>
-      <w:pPr>
-        <w:spacing w:after="0" w:line="276" w:lineRule="auto"/>
-        <w:rPr>
-          <w:rFonts w:ascii="Consolas" w:hAnsi="Consolas"/>
-          <w:color w:val="7030A0"/>
-          <w:sz w:val="22"/>
-          <w:szCs w:val="22"/>
-        </w:rPr>
-      </w:pPr>
-      <w:proofErr w:type="spellStart"/>
-      <w:r>
-        <w:rPr>
-          <w:rFonts w:ascii="Consolas" w:hAnsi="Consolas"/>
-          <w:color w:val="7030A0"/>
-          <w:sz w:val="22"/>
-          <w:szCs w:val="22"/>
-        </w:rPr>
-        <w:t>nihdl</w:t>
-      </w:r>
-      <w:proofErr w:type="spellEnd"/>
-      <w:r>
-        <w:rPr>
-          <w:rFonts w:ascii="Consolas" w:hAnsi="Consolas"/>
-          <w:color w:val="7030A0"/>
-          <w:sz w:val="22"/>
-          <w:szCs w:val="22"/>
-        </w:rPr>
-        <w:t xml:space="preserve"> create-project --update</w:t>
-      </w:r>
-    </w:p>
-    <w:p>
-      <w:pPr>
-        <w:spacing w:after="0" w:line="276" w:lineRule="auto"/>
-        <w:rPr>
-          <w:rFonts w:ascii="Consolas" w:hAnsi="Consolas"/>
-          <w:color w:val="3A7C22" w:themeColor="accent6" w:themeShade="BF"/>
-          <w:sz w:val="22"/>
-          <w:szCs w:val="22"/>
-        </w:rPr>
-      </w:pPr>
-    </w:p>
-    <w:p>
-      <w:r>
-        <w:t xml:space="preserve">Now you should see the signals from </w:t>
+        <w:t xml:space="preserve"> in TheWindow.vhd port.</w:t>
+      </w:r>
+    </w:p>
+    <w:p>
+      <w:proofErr w:type="gramStart"/>
+      <w:r>
+        <w:t>Next</w:t>
+      </w:r>
+      <w:proofErr w:type="gramEnd"/>
+      <w:r>
+        <w:t xml:space="preserve"> we will</w:t>
+      </w:r>
+      <w:r>
+        <w:t xml:space="preserve"> update TheWindow.vhd instantiation in the top-level HDL file (</w:t>
+      </w:r>
+      <w:proofErr w:type="spellStart"/>
+      <w:r>
+        <w:t>SasquatchTopTemplate.vhd</w:t>
+      </w:r>
+      <w:proofErr w:type="spellEnd"/>
+      <w:r>
+        <w:t xml:space="preserve">) so that it can use these new ports from </w:t>
       </w:r>
       <w:proofErr w:type="spellStart"/>
       <w:r>
@@ -6872,15 +7724,42 @@
       </w:r>
       <w:proofErr w:type="spellEnd"/>
       <w:r>
-        <w:t xml:space="preserve"> in TheWindow.vhd port.</w:t>
-      </w:r>
-    </w:p>
-    <w:p>
-      <w:r>
-        <w:t>Next we will</w:t>
-      </w:r>
-      <w:r>
-        <w:t xml:space="preserve"> update TheWindow.vhd instantiation in the top-level HDL file (</w:t>
+        <w:t>.</w:t>
+      </w:r>
+    </w:p>
+    <w:p/>
+    <w:p>
+      <w:pPr>
+        <w:pStyle w:val="Heading3"/>
+      </w:pPr>
+      <w:bookmarkStart w:id="20" w:name="_Toc210976429"/>
+      <w:r>
+        <w:t xml:space="preserve">Add Custom Board IO to </w:t>
+      </w:r>
+      <w:proofErr w:type="spellStart"/>
+      <w:r>
+        <w:t>TheWindow</w:t>
+      </w:r>
+      <w:proofErr w:type="spellEnd"/>
+      <w:r>
+        <w:t xml:space="preserve"> Component Instantiation</w:t>
+      </w:r>
+      <w:bookmarkEnd w:id="20"/>
+    </w:p>
+    <w:p>
+      <w:r>
+        <w:t>F</w:t>
+      </w:r>
+      <w:r>
+        <w:t xml:space="preserve">ind the component definition of </w:t>
+      </w:r>
+      <w:proofErr w:type="spellStart"/>
+      <w:r>
+        <w:t>TheWindow</w:t>
+      </w:r>
+      <w:proofErr w:type="spellEnd"/>
+      <w:r>
+        <w:t xml:space="preserve"> in </w:t>
       </w:r>
       <w:proofErr w:type="spellStart"/>
       <w:r>
@@ -6888,25 +7767,16 @@
       </w:r>
       <w:proofErr w:type="spellEnd"/>
       <w:r>
-        <w:t xml:space="preserve">) so that it can use these new ports from </w:t>
-      </w:r>
-      <w:proofErr w:type="spellStart"/>
-      <w:r>
-        <w:t>LVTargetBoardIO</w:t>
-      </w:r>
-      <w:proofErr w:type="spellEnd"/>
-      <w:r>
-        <w:t>.</w:t>
-      </w:r>
-    </w:p>
-    <w:p/>
-    <w:p>
-      <w:pPr>
-        <w:pStyle w:val="Heading3"/>
-      </w:pPr>
-      <w:bookmarkStart w:id="15" w:name="_Toc210048128"/>
-      <w:r>
-        <w:t xml:space="preserve">Add Custom Board IO to </w:t>
+        <w:t xml:space="preserve">.  </w:t>
+      </w:r>
+      <w:r>
+        <w:t xml:space="preserve">Copy the CUSTOM BOARD IO section of the port map and </w:t>
+      </w:r>
+      <w:r>
+        <w:t>paste</w:t>
+      </w:r>
+      <w:r>
+        <w:t xml:space="preserve"> it into the CUSTOM BOARD IO section of </w:t>
       </w:r>
       <w:proofErr w:type="spellStart"/>
       <w:r>
@@ -6914,87 +7784,45 @@
       </w:r>
       <w:proofErr w:type="spellEnd"/>
       <w:r>
-        <w:t xml:space="preserve"> Component Instantiation</w:t>
-      </w:r>
-      <w:bookmarkEnd w:id="15"/>
-    </w:p>
-    <w:p>
-      <w:r>
-        <w:t>F</w:t>
-      </w:r>
-      <w:r>
-        <w:t xml:space="preserve">ind the component definition of </w:t>
-      </w:r>
-      <w:proofErr w:type="spellStart"/>
-      <w:r>
+        <w:t xml:space="preserve"> component instantiation in </w:t>
+      </w:r>
+      <w:proofErr w:type="spellStart"/>
+      <w:r>
+        <w:t>SasqatchTopTemplate.vhd</w:t>
+      </w:r>
+      <w:proofErr w:type="spellEnd"/>
+    </w:p>
+    <w:p>
+      <w:pPr>
+        <w:spacing w:after="0" w:line="276" w:lineRule="auto"/>
+        <w:rPr>
+          <w:rFonts w:ascii="Consolas" w:hAnsi="Consolas"/>
+          <w:color w:val="0070C0"/>
+          <w:sz w:val="22"/>
+          <w:szCs w:val="22"/>
+        </w:rPr>
+      </w:pPr>
+      <w:r>
+        <w:rPr>
+          <w:rFonts w:ascii="Consolas" w:hAnsi="Consolas"/>
+          <w:color w:val="0070C0"/>
+          <w:sz w:val="22"/>
+          <w:szCs w:val="22"/>
+        </w:rPr>
+        <w:t xml:space="preserve">component </w:t>
+      </w:r>
+      <w:proofErr w:type="spellStart"/>
+      <w:r>
+        <w:rPr>
+          <w:rFonts w:ascii="Consolas" w:hAnsi="Consolas"/>
+          <w:color w:val="0070C0"/>
+          <w:sz w:val="22"/>
+          <w:szCs w:val="22"/>
+        </w:rPr>
         <w:t>TheWindow</w:t>
       </w:r>
       <w:proofErr w:type="spellEnd"/>
       <w:r>
-        <w:t xml:space="preserve"> in </w:t>
-      </w:r>
-      <w:proofErr w:type="spellStart"/>
-      <w:r>
-        <w:t>SasquatchTopTemplate.vhd</w:t>
-      </w:r>
-      <w:proofErr w:type="spellEnd"/>
-      <w:r>
-        <w:t xml:space="preserve">.  </w:t>
-      </w:r>
-      <w:r>
-        <w:t xml:space="preserve">Copy the CUSTOM BOARD IO section of the port map and </w:t>
-      </w:r>
-      <w:r>
-        <w:t>paste</w:t>
-      </w:r>
-      <w:r>
-        <w:t xml:space="preserve"> it into the CUSTOM BOARD IO section of </w:t>
-      </w:r>
-      <w:proofErr w:type="spellStart"/>
-      <w:r>
-        <w:t>TheWindow</w:t>
-      </w:r>
-      <w:proofErr w:type="spellEnd"/>
-      <w:r>
-        <w:t xml:space="preserve"> component instantiation in </w:t>
-      </w:r>
-      <w:proofErr w:type="spellStart"/>
-      <w:r>
-        <w:t>SasqatchTopTemplate.vhd</w:t>
-      </w:r>
-      <w:proofErr w:type="spellEnd"/>
-    </w:p>
-    <w:p>
-      <w:pPr>
-        <w:spacing w:after="0" w:line="276" w:lineRule="auto"/>
-        <w:rPr>
-          <w:rFonts w:ascii="Consolas" w:hAnsi="Consolas"/>
-          <w:color w:val="0070C0"/>
-          <w:sz w:val="22"/>
-          <w:szCs w:val="22"/>
-        </w:rPr>
-      </w:pPr>
-      <w:r>
-        <w:rPr>
-          <w:rFonts w:ascii="Consolas" w:hAnsi="Consolas"/>
-          <w:color w:val="0070C0"/>
-          <w:sz w:val="22"/>
-          <w:szCs w:val="22"/>
-        </w:rPr>
-        <w:t xml:space="preserve">component </w:t>
-      </w:r>
-      <w:proofErr w:type="spellStart"/>
-      <w:r>
-        <w:rPr>
-          <w:rFonts w:ascii="Consolas" w:hAnsi="Consolas"/>
-          <w:color w:val="0070C0"/>
-          <w:sz w:val="22"/>
-          <w:szCs w:val="22"/>
-        </w:rPr>
-        <w:t>TheWindow</w:t>
-      </w:r>
-      <w:proofErr w:type="spellEnd"/>
-      <w:r>
         <w:rPr>
           <w:rFonts w:ascii="Consolas" w:hAnsi="Consolas"/>
           <w:color w:val="0070C0"/>
@@ -7021,8 +7849,19 @@
           <w:sz w:val="22"/>
           <w:szCs w:val="22"/>
         </w:rPr>
-        <w:t>    port(</w:t>
-      </w:r>
+        <w:t xml:space="preserve">    </w:t>
+      </w:r>
+      <w:proofErr w:type="gramStart"/>
+      <w:r>
+        <w:rPr>
+          <w:rFonts w:ascii="Consolas" w:hAnsi="Consolas"/>
+          <w:color w:val="0070C0"/>
+          <w:sz w:val="22"/>
+          <w:szCs w:val="22"/>
+        </w:rPr>
+        <w:t>port(</w:t>
+      </w:r>
+      <w:proofErr w:type="gramEnd"/>
     </w:p>
     <w:p>
       <w:pPr>
@@ -7250,11 +8089,11 @@
       <w:pPr>
         <w:pStyle w:val="Heading3"/>
       </w:pPr>
-      <w:bookmarkStart w:id="16" w:name="_Toc210048129"/>
+      <w:bookmarkStart w:id="21" w:name="_Toc210976430"/>
       <w:r>
         <w:t>Add Custom Board IO Signal Definitions</w:t>
       </w:r>
-      <w:bookmarkEnd w:id="16"/>
+      <w:bookmarkEnd w:id="21"/>
     </w:p>
     <w:p>
       <w:r>
@@ -7316,7 +8155,7 @@
           <w:sz w:val="22"/>
           <w:szCs w:val="22"/>
         </w:rPr>
-        <w:t>C:\dev\github</w:t>
+        <w:t>C:\</w:t>
       </w:r>
       <w:r>
         <w:rPr>
@@ -7325,13 +8164,30 @@
           <w:sz w:val="22"/>
           <w:szCs w:val="22"/>
         </w:rPr>
-        <w:t>\flexrio\targets\pxie-7903\objects\CLIPMigration\CLIPtoWindowSignalDefinitions.vhd</w:t>
+        <w:t>dev\github\flexrio-preview</w:t>
+      </w:r>
+      <w:r>
+        <w:rPr>
+          <w:rFonts w:ascii="Consolas" w:hAnsi="Consolas"/>
+          <w:color w:val="3A7C22" w:themeColor="accent6" w:themeShade="BF"/>
+          <w:sz w:val="22"/>
+          <w:szCs w:val="22"/>
+        </w:rPr>
+        <w:t>\targets\pxie-7903\objects\CLIPMigration\CLIPtoWindowSignalDefinitions.vhd</w:t>
       </w:r>
     </w:p>
     <w:p/>
     <w:p>
       <w:r>
-        <w:t xml:space="preserve">Copy all of the signal definitions </w:t>
+        <w:t xml:space="preserve">Copy </w:t>
+      </w:r>
+      <w:proofErr w:type="gramStart"/>
+      <w:r>
+        <w:t>all of</w:t>
+      </w:r>
+      <w:proofErr w:type="gramEnd"/>
+      <w:r>
+        <w:t xml:space="preserve"> the signal definitions </w:t>
       </w:r>
       <w:r>
         <w:t>into</w:t>
@@ -7403,7 +8259,27 @@
           <w:sz w:val="22"/>
           <w:szCs w:val="22"/>
         </w:rPr>
-        <w:t xml:space="preserve">  signal TopLevelClk80 : </w:t>
+        <w:t>  signal TopLevelClk</w:t>
+      </w:r>
+      <w:proofErr w:type="gramStart"/>
+      <w:r>
+        <w:rPr>
+          <w:rFonts w:ascii="Consolas" w:hAnsi="Consolas"/>
+          <w:color w:val="0070C0"/>
+          <w:sz w:val="22"/>
+          <w:szCs w:val="22"/>
+        </w:rPr>
+        <w:t>80 :</w:t>
+      </w:r>
+      <w:proofErr w:type="gramEnd"/>
+      <w:r>
+        <w:rPr>
+          <w:rFonts w:ascii="Consolas" w:hAnsi="Consolas"/>
+          <w:color w:val="0070C0"/>
+          <w:sz w:val="22"/>
+          <w:szCs w:val="22"/>
+        </w:rPr>
+        <w:t xml:space="preserve"> </w:t>
       </w:r>
       <w:proofErr w:type="spellStart"/>
       <w:r>
@@ -7423,7 +8299,27 @@
           <w:sz w:val="22"/>
           <w:szCs w:val="22"/>
         </w:rPr>
-        <w:t>; -- Top Level Clock To Clip (output)</w:t>
+        <w:t xml:space="preserve">; -- Top Level Clock </w:t>
+      </w:r>
+      <w:proofErr w:type="gramStart"/>
+      <w:r>
+        <w:rPr>
+          <w:rFonts w:ascii="Consolas" w:hAnsi="Consolas"/>
+          <w:color w:val="0070C0"/>
+          <w:sz w:val="22"/>
+          <w:szCs w:val="22"/>
+        </w:rPr>
+        <w:t>To</w:t>
+      </w:r>
+      <w:proofErr w:type="gramEnd"/>
+      <w:r>
+        <w:rPr>
+          <w:rFonts w:ascii="Consolas" w:hAnsi="Consolas"/>
+          <w:color w:val="0070C0"/>
+          <w:sz w:val="22"/>
+          <w:szCs w:val="22"/>
+        </w:rPr>
+        <w:t xml:space="preserve"> Clip (output)</w:t>
       </w:r>
     </w:p>
     <w:p>
@@ -7446,6 +8342,7 @@
         <w:t xml:space="preserve">  signal </w:t>
       </w:r>
       <w:proofErr w:type="spellStart"/>
+      <w:proofErr w:type="gramStart"/>
       <w:r>
         <w:rPr>
           <w:rFonts w:ascii="Consolas" w:hAnsi="Consolas"/>
@@ -7463,7 +8360,17 @@
           <w:sz w:val="22"/>
           <w:szCs w:val="22"/>
         </w:rPr>
-        <w:t xml:space="preserve"> : </w:t>
+        <w:t xml:space="preserve"> :</w:t>
+      </w:r>
+      <w:proofErr w:type="gramEnd"/>
+      <w:r>
+        <w:rPr>
+          <w:rFonts w:ascii="Consolas" w:hAnsi="Consolas"/>
+          <w:color w:val="0070C0"/>
+          <w:sz w:val="22"/>
+          <w:szCs w:val="22"/>
+        </w:rPr>
+        <w:t xml:space="preserve"> </w:t>
       </w:r>
       <w:proofErr w:type="spellStart"/>
       <w:r>
@@ -7526,6 +8433,7 @@
         <w:t xml:space="preserve">  signal </w:t>
       </w:r>
       <w:proofErr w:type="spellStart"/>
+      <w:proofErr w:type="gramStart"/>
       <w:r>
         <w:rPr>
           <w:rFonts w:ascii="Consolas" w:hAnsi="Consolas"/>
@@ -7543,7 +8451,17 @@
           <w:sz w:val="22"/>
           <w:szCs w:val="22"/>
         </w:rPr>
-        <w:t xml:space="preserve"> : </w:t>
+        <w:t xml:space="preserve"> :</w:t>
+      </w:r>
+      <w:proofErr w:type="gramEnd"/>
+      <w:r>
+        <w:rPr>
+          <w:rFonts w:ascii="Consolas" w:hAnsi="Consolas"/>
+          <w:color w:val="0070C0"/>
+          <w:sz w:val="22"/>
+          <w:szCs w:val="22"/>
+        </w:rPr>
+        <w:t xml:space="preserve"> </w:t>
       </w:r>
       <w:proofErr w:type="spellStart"/>
       <w:r>
@@ -7591,7 +8509,7 @@
       <w:pPr>
         <w:pStyle w:val="Heading3"/>
       </w:pPr>
-      <w:bookmarkStart w:id="17" w:name="_Toc210048130"/>
+      <w:bookmarkStart w:id="22" w:name="_Toc210976431"/>
       <w:r>
         <w:t>Add Custom Board IO Signals to</w:t>
       </w:r>
@@ -7604,7 +8522,7 @@
       <w:r>
         <w:t xml:space="preserve"> Instantiation</w:t>
       </w:r>
-      <w:bookmarkEnd w:id="17"/>
+      <w:bookmarkEnd w:id="22"/>
     </w:p>
     <w:p>
       <w:r>
@@ -7649,7 +8567,7 @@
           <w:sz w:val="22"/>
           <w:szCs w:val="22"/>
         </w:rPr>
-        <w:t>C:\dev\github</w:t>
+        <w:t>C:\</w:t>
       </w:r>
       <w:r>
         <w:rPr>
@@ -7658,14 +8576,31 @@
           <w:sz w:val="22"/>
           <w:szCs w:val="22"/>
         </w:rPr>
-        <w:t>\flexrio\targets\pxie-7903\objects\rtl-lvfpga\lvgen\TheWindowInstantiationExample.vhd</w:t>
+        <w:t>dev\github\flexrio-preview</w:t>
+      </w:r>
+      <w:r>
+        <w:rPr>
+          <w:rFonts w:ascii="Consolas" w:hAnsi="Consolas"/>
+          <w:color w:val="3A7C22" w:themeColor="accent6" w:themeShade="BF"/>
+          <w:sz w:val="22"/>
+          <w:szCs w:val="22"/>
+        </w:rPr>
+        <w:t>\targets\pxie-7903\objects\rtl-lvfpga\lvgen\TheWindowInstantiationExample.vhd</w:t>
       </w:r>
     </w:p>
     <w:p/>
     <w:p>
       <w:r>
         <w:lastRenderedPageBreak/>
-        <w:t>Copy all of the board IO port connections from the port map.  This may be difficult because t</w:t>
+        <w:t xml:space="preserve">Copy </w:t>
+      </w:r>
+      <w:proofErr w:type="gramStart"/>
+      <w:r>
+        <w:t>all of</w:t>
+      </w:r>
+      <w:proofErr w:type="gramEnd"/>
+      <w:r>
+        <w:t xml:space="preserve"> the board IO port connections from the port map.  This may be difficult because t</w:t>
       </w:r>
       <w:r>
         <w:t>his</w:t>
@@ -7897,304 +8832,323 @@
           <w:sz w:val="22"/>
           <w:szCs w:val="22"/>
         </w:rPr>
-        <w:t xml:space="preserve">: </w:t>
-      </w:r>
-      <w:proofErr w:type="spellStart"/>
-      <w:r>
-        <w:rPr>
-          <w:rFonts w:ascii="Consolas" w:hAnsi="Consolas"/>
-          <w:color w:val="0070C0"/>
-          <w:sz w:val="22"/>
-          <w:szCs w:val="22"/>
-        </w:rPr>
+        <w:t>: TheWindow</w:t>
+      </w:r>
+    </w:p>
+    <w:p>
+      <w:pPr>
+        <w:spacing w:after="0" w:line="276" w:lineRule="auto"/>
+        <w:rPr>
+          <w:rFonts w:ascii="Consolas" w:hAnsi="Consolas"/>
+          <w:color w:val="0070C0"/>
+          <w:sz w:val="22"/>
+          <w:szCs w:val="22"/>
+        </w:rPr>
+      </w:pPr>
+      <w:r>
+        <w:rPr>
+          <w:rFonts w:ascii="Consolas" w:hAnsi="Consolas"/>
+          <w:color w:val="0070C0"/>
+          <w:sz w:val="22"/>
+          <w:szCs w:val="22"/>
+        </w:rPr>
+        <w:t>    port map (</w:t>
+      </w:r>
+    </w:p>
+    <w:p>
+      <w:pPr>
+        <w:spacing w:after="0" w:line="276" w:lineRule="auto"/>
+        <w:rPr>
+          <w:rFonts w:ascii="Consolas" w:hAnsi="Consolas"/>
+          <w:color w:val="0070C0"/>
+          <w:sz w:val="22"/>
+          <w:szCs w:val="22"/>
+        </w:rPr>
+      </w:pPr>
+      <w:r>
+        <w:rPr>
+          <w:rFonts w:ascii="Consolas" w:hAnsi="Consolas"/>
+          <w:color w:val="0070C0"/>
+          <w:sz w:val="22"/>
+          <w:szCs w:val="22"/>
+        </w:rPr>
+        <w:t xml:space="preserve">           &lt;&lt;== PASTE </w:t>
+      </w:r>
+      <w:r>
+        <w:rPr>
+          <w:rFonts w:ascii="Consolas" w:hAnsi="Consolas"/>
+          <w:color w:val="0070C0"/>
+          <w:sz w:val="22"/>
+          <w:szCs w:val="22"/>
+        </w:rPr>
+        <w:t xml:space="preserve">BOARD IO </w:t>
+      </w:r>
+      <w:r>
+        <w:rPr>
+          <w:rFonts w:ascii="Consolas" w:hAnsi="Consolas"/>
+          <w:color w:val="0070C0"/>
+          <w:sz w:val="22"/>
+          <w:szCs w:val="22"/>
+        </w:rPr>
+        <w:t>PORT CONNECTIONS HERE</w:t>
+      </w:r>
+    </w:p>
+    <w:p>
+      <w:pPr>
+        <w:spacing w:after="0" w:line="276" w:lineRule="auto"/>
+        <w:rPr>
+          <w:rFonts w:ascii="Consolas" w:hAnsi="Consolas"/>
+          <w:color w:val="0070C0"/>
+          <w:sz w:val="22"/>
+          <w:szCs w:val="22"/>
+        </w:rPr>
+      </w:pPr>
+      <w:r>
+        <w:rPr>
+          <w:rFonts w:ascii="Consolas" w:hAnsi="Consolas"/>
+          <w:color w:val="0070C0"/>
+          <w:sz w:val="22"/>
+          <w:szCs w:val="22"/>
+        </w:rPr>
+        <w:t xml:space="preserve">      </w:t>
+      </w:r>
+      <w:proofErr w:type="spellStart"/>
+      <w:r>
+        <w:rPr>
+          <w:rFonts w:ascii="Consolas" w:hAnsi="Consolas"/>
+          <w:color w:val="0070C0"/>
+          <w:sz w:val="22"/>
+          <w:szCs w:val="22"/>
+        </w:rPr>
+        <w:t>aBusReset</w:t>
+      </w:r>
+      <w:proofErr w:type="spellEnd"/>
+      <w:r>
+        <w:rPr>
+          <w:rFonts w:ascii="Consolas" w:hAnsi="Consolas"/>
+          <w:color w:val="0070C0"/>
+          <w:sz w:val="22"/>
+          <w:szCs w:val="22"/>
+        </w:rPr>
+        <w:t xml:space="preserve">                           =&gt; </w:t>
+      </w:r>
+      <w:proofErr w:type="spellStart"/>
+      <w:r>
+        <w:rPr>
+          <w:rFonts w:ascii="Consolas" w:hAnsi="Consolas"/>
+          <w:color w:val="0070C0"/>
+          <w:sz w:val="22"/>
+          <w:szCs w:val="22"/>
+        </w:rPr>
+        <w:t>aBusReset</w:t>
+      </w:r>
+      <w:proofErr w:type="spellEnd"/>
+    </w:p>
+    <w:p>
+      <w:pPr>
+        <w:spacing w:after="0" w:line="276" w:lineRule="auto"/>
+        <w:rPr>
+          <w:rFonts w:ascii="Consolas" w:hAnsi="Consolas"/>
+          <w:color w:val="0070C0"/>
+          <w:sz w:val="22"/>
+          <w:szCs w:val="22"/>
+        </w:rPr>
+      </w:pPr>
+      <w:r>
+        <w:rPr>
+          <w:rFonts w:ascii="Consolas" w:hAnsi="Consolas"/>
+          <w:color w:val="0070C0"/>
+          <w:sz w:val="22"/>
+          <w:szCs w:val="22"/>
+        </w:rPr>
+        <w:t xml:space="preserve">      </w:t>
+      </w:r>
+      <w:proofErr w:type="spellStart"/>
+      <w:r>
+        <w:rPr>
+          <w:rFonts w:ascii="Consolas" w:hAnsi="Consolas"/>
+          <w:color w:val="0070C0"/>
+          <w:sz w:val="22"/>
+          <w:szCs w:val="22"/>
+        </w:rPr>
+        <w:t>bRegPortIn</w:t>
+      </w:r>
+      <w:proofErr w:type="spellEnd"/>
+      <w:r>
+        <w:rPr>
+          <w:rFonts w:ascii="Consolas" w:hAnsi="Consolas"/>
+          <w:color w:val="0070C0"/>
+          <w:sz w:val="22"/>
+          <w:szCs w:val="22"/>
+        </w:rPr>
+        <w:t xml:space="preserve">                          =&gt; </w:t>
+      </w:r>
+      <w:proofErr w:type="spellStart"/>
+      <w:r>
+        <w:rPr>
+          <w:rFonts w:ascii="Consolas" w:hAnsi="Consolas"/>
+          <w:color w:val="0070C0"/>
+          <w:sz w:val="22"/>
+          <w:szCs w:val="22"/>
+        </w:rPr>
+        <w:t>bRegPortIn</w:t>
+      </w:r>
+      <w:proofErr w:type="spellEnd"/>
+    </w:p>
+    <w:p>
+      <w:pPr>
+        <w:spacing w:after="0" w:line="276" w:lineRule="auto"/>
+        <w:rPr>
+          <w:rFonts w:ascii="Consolas" w:hAnsi="Consolas"/>
+          <w:color w:val="0070C0"/>
+          <w:sz w:val="22"/>
+          <w:szCs w:val="22"/>
+        </w:rPr>
+      </w:pPr>
+      <w:r>
+        <w:rPr>
+          <w:rFonts w:ascii="Consolas" w:hAnsi="Consolas"/>
+          <w:color w:val="0070C0"/>
+          <w:sz w:val="22"/>
+          <w:szCs w:val="22"/>
+        </w:rPr>
+        <w:t xml:space="preserve">      </w:t>
+      </w:r>
+      <w:proofErr w:type="spellStart"/>
+      <w:r>
+        <w:rPr>
+          <w:rFonts w:ascii="Consolas" w:hAnsi="Consolas"/>
+          <w:color w:val="0070C0"/>
+          <w:sz w:val="22"/>
+          <w:szCs w:val="22"/>
+        </w:rPr>
+        <w:t>bRegPortOut</w:t>
+      </w:r>
+      <w:proofErr w:type="spellEnd"/>
+      <w:r>
+        <w:rPr>
+          <w:rFonts w:ascii="Consolas" w:hAnsi="Consolas"/>
+          <w:color w:val="0070C0"/>
+          <w:sz w:val="22"/>
+          <w:szCs w:val="22"/>
+        </w:rPr>
+        <w:t xml:space="preserve">                         =&gt; </w:t>
+      </w:r>
+      <w:proofErr w:type="spellStart"/>
+      <w:r>
+        <w:rPr>
+          <w:rFonts w:ascii="Consolas" w:hAnsi="Consolas"/>
+          <w:color w:val="0070C0"/>
+          <w:sz w:val="22"/>
+          <w:szCs w:val="22"/>
+        </w:rPr>
+        <w:t>bLvWindowRegPortOut</w:t>
+      </w:r>
+      <w:proofErr w:type="spellEnd"/>
+    </w:p>
+    <w:p>
+      <w:pPr>
+        <w:spacing w:after="0" w:line="276" w:lineRule="auto"/>
+        <w:rPr>
+          <w:rFonts w:ascii="Consolas" w:hAnsi="Consolas"/>
+          <w:color w:val="0070C0"/>
+          <w:sz w:val="22"/>
+          <w:szCs w:val="22"/>
+        </w:rPr>
+      </w:pPr>
+      <w:r>
+        <w:rPr>
+          <w:rFonts w:ascii="Consolas" w:hAnsi="Consolas"/>
+          <w:color w:val="0070C0"/>
+          <w:sz w:val="22"/>
+          <w:szCs w:val="22"/>
+        </w:rPr>
+        <w:t xml:space="preserve">      </w:t>
+      </w:r>
+      <w:proofErr w:type="spellStart"/>
+      <w:r>
+        <w:rPr>
+          <w:rFonts w:ascii="Consolas" w:hAnsi="Consolas"/>
+          <w:color w:val="0070C0"/>
+          <w:sz w:val="22"/>
+          <w:szCs w:val="22"/>
+        </w:rPr>
+        <w:t>bRegPortTimeout</w:t>
+      </w:r>
+      <w:proofErr w:type="spellEnd"/>
+      <w:r>
+        <w:rPr>
+          <w:rFonts w:ascii="Consolas" w:hAnsi="Consolas"/>
+          <w:color w:val="0070C0"/>
+          <w:sz w:val="22"/>
+          <w:szCs w:val="22"/>
+        </w:rPr>
+        <w:t xml:space="preserve">                     =&gt; </w:t>
+      </w:r>
+      <w:proofErr w:type="spellStart"/>
+      <w:r>
+        <w:rPr>
+          <w:rFonts w:ascii="Consolas" w:hAnsi="Consolas"/>
+          <w:color w:val="0070C0"/>
+          <w:sz w:val="22"/>
+          <w:szCs w:val="22"/>
+        </w:rPr>
+        <w:t>bLvWindowRegPortTimeout</w:t>
+      </w:r>
+      <w:proofErr w:type="spellEnd"/>
+      <w:r>
+        <w:rPr>
+          <w:rFonts w:ascii="Consolas" w:hAnsi="Consolas"/>
+          <w:color w:val="0070C0"/>
+          <w:sz w:val="22"/>
+          <w:szCs w:val="22"/>
+        </w:rPr>
+        <w:t xml:space="preserve">, </w:t>
+      </w:r>
+    </w:p>
+    <w:p/>
+    <w:p>
+      <w:r>
+        <w:t xml:space="preserve">You might be wondering why we are copying </w:t>
+      </w:r>
+      <w:r>
+        <w:t xml:space="preserve">just the </w:t>
+      </w:r>
+      <w:proofErr w:type="gramStart"/>
+      <w:r>
+        <w:t>newly-added</w:t>
+      </w:r>
+      <w:proofErr w:type="gramEnd"/>
+      <w:r>
+        <w:t xml:space="preserve"> </w:t>
+      </w:r>
+      <w:r>
+        <w:t xml:space="preserve">board IO </w:t>
+      </w:r>
+      <w:r>
+        <w:t xml:space="preserve">ports over to </w:t>
+      </w:r>
+      <w:proofErr w:type="spellStart"/>
+      <w:r>
         <w:t>TheWindow</w:t>
       </w:r>
       <w:proofErr w:type="spellEnd"/>
-    </w:p>
-    <w:p>
-      <w:pPr>
-        <w:spacing w:after="0" w:line="276" w:lineRule="auto"/>
-        <w:rPr>
-          <w:rFonts w:ascii="Consolas" w:hAnsi="Consolas"/>
-          <w:color w:val="0070C0"/>
-          <w:sz w:val="22"/>
-          <w:szCs w:val="22"/>
-        </w:rPr>
-      </w:pPr>
-      <w:r>
-        <w:rPr>
-          <w:rFonts w:ascii="Consolas" w:hAnsi="Consolas"/>
-          <w:color w:val="0070C0"/>
-          <w:sz w:val="22"/>
-          <w:szCs w:val="22"/>
-        </w:rPr>
-        <w:t>    port map (</w:t>
-      </w:r>
-    </w:p>
-    <w:p>
-      <w:pPr>
-        <w:spacing w:after="0" w:line="276" w:lineRule="auto"/>
-        <w:rPr>
-          <w:rFonts w:ascii="Consolas" w:hAnsi="Consolas"/>
-          <w:color w:val="0070C0"/>
-          <w:sz w:val="22"/>
-          <w:szCs w:val="22"/>
-        </w:rPr>
-      </w:pPr>
-      <w:r>
-        <w:rPr>
-          <w:rFonts w:ascii="Consolas" w:hAnsi="Consolas"/>
-          <w:color w:val="0070C0"/>
-          <w:sz w:val="22"/>
-          <w:szCs w:val="22"/>
-        </w:rPr>
-        <w:t xml:space="preserve">           &lt;&lt;== PASTE </w:t>
-      </w:r>
-      <w:r>
-        <w:rPr>
-          <w:rFonts w:ascii="Consolas" w:hAnsi="Consolas"/>
-          <w:color w:val="0070C0"/>
-          <w:sz w:val="22"/>
-          <w:szCs w:val="22"/>
-        </w:rPr>
-        <w:t xml:space="preserve">BOARD IO </w:t>
-      </w:r>
-      <w:r>
-        <w:rPr>
-          <w:rFonts w:ascii="Consolas" w:hAnsi="Consolas"/>
-          <w:color w:val="0070C0"/>
-          <w:sz w:val="22"/>
-          <w:szCs w:val="22"/>
-        </w:rPr>
-        <w:t>PORT CONNECTIONS HERE</w:t>
-      </w:r>
-    </w:p>
-    <w:p>
-      <w:pPr>
-        <w:spacing w:after="0" w:line="276" w:lineRule="auto"/>
-        <w:rPr>
-          <w:rFonts w:ascii="Consolas" w:hAnsi="Consolas"/>
-          <w:color w:val="0070C0"/>
-          <w:sz w:val="22"/>
-          <w:szCs w:val="22"/>
-        </w:rPr>
-      </w:pPr>
-      <w:r>
-        <w:rPr>
-          <w:rFonts w:ascii="Consolas" w:hAnsi="Consolas"/>
-          <w:color w:val="0070C0"/>
-          <w:sz w:val="22"/>
-          <w:szCs w:val="22"/>
-        </w:rPr>
-        <w:t xml:space="preserve">      </w:t>
-      </w:r>
-      <w:proofErr w:type="spellStart"/>
-      <w:r>
-        <w:rPr>
-          <w:rFonts w:ascii="Consolas" w:hAnsi="Consolas"/>
-          <w:color w:val="0070C0"/>
-          <w:sz w:val="22"/>
-          <w:szCs w:val="22"/>
-        </w:rPr>
-        <w:t>aBusReset</w:t>
-      </w:r>
-      <w:proofErr w:type="spellEnd"/>
-      <w:r>
-        <w:rPr>
-          <w:rFonts w:ascii="Consolas" w:hAnsi="Consolas"/>
-          <w:color w:val="0070C0"/>
-          <w:sz w:val="22"/>
-          <w:szCs w:val="22"/>
-        </w:rPr>
-        <w:t xml:space="preserve">                           =&gt; </w:t>
-      </w:r>
-      <w:proofErr w:type="spellStart"/>
-      <w:r>
-        <w:rPr>
-          <w:rFonts w:ascii="Consolas" w:hAnsi="Consolas"/>
-          <w:color w:val="0070C0"/>
-          <w:sz w:val="22"/>
-          <w:szCs w:val="22"/>
-        </w:rPr>
-        <w:t>aBusReset</w:t>
-      </w:r>
-      <w:proofErr w:type="spellEnd"/>
-    </w:p>
-    <w:p>
-      <w:pPr>
-        <w:spacing w:after="0" w:line="276" w:lineRule="auto"/>
-        <w:rPr>
-          <w:rFonts w:ascii="Consolas" w:hAnsi="Consolas"/>
-          <w:color w:val="0070C0"/>
-          <w:sz w:val="22"/>
-          <w:szCs w:val="22"/>
-        </w:rPr>
-      </w:pPr>
-      <w:r>
-        <w:rPr>
-          <w:rFonts w:ascii="Consolas" w:hAnsi="Consolas"/>
-          <w:color w:val="0070C0"/>
-          <w:sz w:val="22"/>
-          <w:szCs w:val="22"/>
-        </w:rPr>
-        <w:t xml:space="preserve">      </w:t>
-      </w:r>
-      <w:proofErr w:type="spellStart"/>
-      <w:r>
-        <w:rPr>
-          <w:rFonts w:ascii="Consolas" w:hAnsi="Consolas"/>
-          <w:color w:val="0070C0"/>
-          <w:sz w:val="22"/>
-          <w:szCs w:val="22"/>
-        </w:rPr>
-        <w:t>bRegPortIn</w:t>
-      </w:r>
-      <w:proofErr w:type="spellEnd"/>
-      <w:r>
-        <w:rPr>
-          <w:rFonts w:ascii="Consolas" w:hAnsi="Consolas"/>
-          <w:color w:val="0070C0"/>
-          <w:sz w:val="22"/>
-          <w:szCs w:val="22"/>
-        </w:rPr>
-        <w:t xml:space="preserve">                          =&gt; </w:t>
-      </w:r>
-      <w:proofErr w:type="spellStart"/>
-      <w:r>
-        <w:rPr>
-          <w:rFonts w:ascii="Consolas" w:hAnsi="Consolas"/>
-          <w:color w:val="0070C0"/>
-          <w:sz w:val="22"/>
-          <w:szCs w:val="22"/>
-        </w:rPr>
-        <w:t>bRegPortIn</w:t>
-      </w:r>
-      <w:proofErr w:type="spellEnd"/>
-    </w:p>
-    <w:p>
-      <w:pPr>
-        <w:spacing w:after="0" w:line="276" w:lineRule="auto"/>
-        <w:rPr>
-          <w:rFonts w:ascii="Consolas" w:hAnsi="Consolas"/>
-          <w:color w:val="0070C0"/>
-          <w:sz w:val="22"/>
-          <w:szCs w:val="22"/>
-        </w:rPr>
-      </w:pPr>
-      <w:r>
-        <w:rPr>
-          <w:rFonts w:ascii="Consolas" w:hAnsi="Consolas"/>
-          <w:color w:val="0070C0"/>
-          <w:sz w:val="22"/>
-          <w:szCs w:val="22"/>
-        </w:rPr>
-        <w:t xml:space="preserve">      </w:t>
-      </w:r>
-      <w:proofErr w:type="spellStart"/>
-      <w:r>
-        <w:rPr>
-          <w:rFonts w:ascii="Consolas" w:hAnsi="Consolas"/>
-          <w:color w:val="0070C0"/>
-          <w:sz w:val="22"/>
-          <w:szCs w:val="22"/>
-        </w:rPr>
-        <w:t>bRegPortOut</w:t>
-      </w:r>
-      <w:proofErr w:type="spellEnd"/>
-      <w:r>
-        <w:rPr>
-          <w:rFonts w:ascii="Consolas" w:hAnsi="Consolas"/>
-          <w:color w:val="0070C0"/>
-          <w:sz w:val="22"/>
-          <w:szCs w:val="22"/>
-        </w:rPr>
-        <w:t xml:space="preserve">                         =&gt; </w:t>
-      </w:r>
-      <w:proofErr w:type="spellStart"/>
-      <w:r>
-        <w:rPr>
-          <w:rFonts w:ascii="Consolas" w:hAnsi="Consolas"/>
-          <w:color w:val="0070C0"/>
-          <w:sz w:val="22"/>
-          <w:szCs w:val="22"/>
-        </w:rPr>
-        <w:t>bLvWindowRegPortOut</w:t>
-      </w:r>
-      <w:proofErr w:type="spellEnd"/>
-    </w:p>
-    <w:p>
-      <w:pPr>
-        <w:spacing w:after="0" w:line="276" w:lineRule="auto"/>
-        <w:rPr>
-          <w:rFonts w:ascii="Consolas" w:hAnsi="Consolas"/>
-          <w:color w:val="0070C0"/>
-          <w:sz w:val="22"/>
-          <w:szCs w:val="22"/>
-        </w:rPr>
-      </w:pPr>
-      <w:r>
-        <w:rPr>
-          <w:rFonts w:ascii="Consolas" w:hAnsi="Consolas"/>
-          <w:color w:val="0070C0"/>
-          <w:sz w:val="22"/>
-          <w:szCs w:val="22"/>
-        </w:rPr>
-        <w:t xml:space="preserve">      </w:t>
-      </w:r>
-      <w:proofErr w:type="spellStart"/>
-      <w:r>
-        <w:rPr>
-          <w:rFonts w:ascii="Consolas" w:hAnsi="Consolas"/>
-          <w:color w:val="0070C0"/>
-          <w:sz w:val="22"/>
-          <w:szCs w:val="22"/>
-        </w:rPr>
-        <w:t>bRegPortTimeout</w:t>
-      </w:r>
-      <w:proofErr w:type="spellEnd"/>
-      <w:r>
-        <w:rPr>
-          <w:rFonts w:ascii="Consolas" w:hAnsi="Consolas"/>
-          <w:color w:val="0070C0"/>
-          <w:sz w:val="22"/>
-          <w:szCs w:val="22"/>
-        </w:rPr>
-        <w:t xml:space="preserve">                     =&gt; </w:t>
-      </w:r>
-      <w:proofErr w:type="spellStart"/>
-      <w:r>
-        <w:rPr>
-          <w:rFonts w:ascii="Consolas" w:hAnsi="Consolas"/>
-          <w:color w:val="0070C0"/>
-          <w:sz w:val="22"/>
-          <w:szCs w:val="22"/>
-        </w:rPr>
-        <w:t>bLvWindowRegPortTimeout</w:t>
-      </w:r>
-      <w:proofErr w:type="spellEnd"/>
-      <w:r>
-        <w:rPr>
-          <w:rFonts w:ascii="Consolas" w:hAnsi="Consolas"/>
-          <w:color w:val="0070C0"/>
-          <w:sz w:val="22"/>
-          <w:szCs w:val="22"/>
-        </w:rPr>
-        <w:t xml:space="preserve">, </w:t>
-      </w:r>
-    </w:p>
-    <w:p/>
-    <w:p>
-      <w:r>
-        <w:t xml:space="preserve">You might be wondering why we are copying </w:t>
-      </w:r>
-      <w:r>
-        <w:t xml:space="preserve">just the newly-added </w:t>
-      </w:r>
-      <w:r>
-        <w:t xml:space="preserve">board IO </w:t>
-      </w:r>
-      <w:r>
-        <w:t xml:space="preserve">ports over to </w:t>
+      <w:r>
+        <w:t xml:space="preserve"> instantiation and not all of them.  The script that generates </w:t>
+      </w:r>
+      <w:proofErr w:type="spellStart"/>
+      <w:r>
+        <w:t>TheWindowInstantiationExample.vhd</w:t>
+      </w:r>
+      <w:proofErr w:type="spellEnd"/>
+      <w:r>
+        <w:t xml:space="preserve"> simply maps all ports to signals with the same name.  This works fine for the</w:t>
+      </w:r>
+      <w:r>
+        <w:t xml:space="preserve"> board IO</w:t>
+      </w:r>
+      <w:r>
+        <w:t xml:space="preserve"> connections between </w:t>
       </w:r>
       <w:proofErr w:type="spellStart"/>
       <w:r>
@@ -8202,21 +9156,7 @@
       </w:r>
       <w:proofErr w:type="spellEnd"/>
       <w:r>
-        <w:t xml:space="preserve"> instantiation and not all of them.  The script that generates </w:t>
-      </w:r>
-      <w:proofErr w:type="spellStart"/>
-      <w:r>
-        <w:t>TheWindowInstantiationExample.vhd</w:t>
-      </w:r>
-      <w:proofErr w:type="spellEnd"/>
-      <w:r>
-        <w:t xml:space="preserve"> simply maps all ports to signals with the same name.  This works fine for the</w:t>
-      </w:r>
-      <w:r>
-        <w:t xml:space="preserve"> board IO</w:t>
-      </w:r>
-      <w:r>
-        <w:t xml:space="preserve"> connections between </w:t>
+        <w:t xml:space="preserve"> and the Aurora CLIP because those names match.  However, there are many other ports on </w:t>
       </w:r>
       <w:proofErr w:type="spellStart"/>
       <w:r>
@@ -8224,7 +9164,35 @@
       </w:r>
       <w:proofErr w:type="spellEnd"/>
       <w:r>
-        <w:t xml:space="preserve"> and the Aurora CLIP because those names match.  However, there are many other ports on </w:t>
+        <w:t xml:space="preserve"> that go to </w:t>
+      </w:r>
+      <w:proofErr w:type="gramStart"/>
+      <w:r>
+        <w:t>differently</w:t>
+      </w:r>
+      <w:proofErr w:type="gramEnd"/>
+      <w:r>
+        <w:t xml:space="preserve">-names </w:t>
+      </w:r>
+      <w:proofErr w:type="gramStart"/>
+      <w:r>
+        <w:t>signals</w:t>
+      </w:r>
+      <w:proofErr w:type="gramEnd"/>
+      <w:r>
+        <w:t xml:space="preserve"> and we do not want to break those</w:t>
+      </w:r>
+      <w:r>
+        <w:t>.</w:t>
+      </w:r>
+    </w:p>
+    <w:p>
+      <w:pPr>
+        <w:pStyle w:val="Heading3"/>
+      </w:pPr>
+      <w:bookmarkStart w:id="23" w:name="_Toc210976432"/>
+      <w:r>
+        <w:t xml:space="preserve">Disconnect the CLIP IO Socket Ports on </w:t>
       </w:r>
       <w:proofErr w:type="spellStart"/>
       <w:r>
@@ -8232,19 +9200,13 @@
       </w:r>
       <w:proofErr w:type="spellEnd"/>
       <w:r>
-        <w:t xml:space="preserve"> that go to differently-names signals and we do not want to break those</w:t>
-      </w:r>
-      <w:r>
-        <w:t>.</w:t>
-      </w:r>
-    </w:p>
-    <w:p>
-      <w:pPr>
-        <w:pStyle w:val="Heading3"/>
-      </w:pPr>
-      <w:bookmarkStart w:id="18" w:name="_Toc210048131"/>
-      <w:r>
-        <w:t xml:space="preserve">Disconnect the CLIP IO Socket Ports on </w:t>
+        <w:t xml:space="preserve"> Instantiation</w:t>
+      </w:r>
+      <w:bookmarkEnd w:id="23"/>
+    </w:p>
+    <w:p>
+      <w:r>
+        <w:t xml:space="preserve">When the CLIP was instantiated by LabVIEW FPGA inside </w:t>
       </w:r>
       <w:proofErr w:type="spellStart"/>
       <w:r>
@@ -8252,21 +9214,15 @@
       </w:r>
       <w:proofErr w:type="spellEnd"/>
       <w:r>
-        <w:t xml:space="preserve"> Instantiation</w:t>
-      </w:r>
-      <w:bookmarkEnd w:id="18"/>
-    </w:p>
-    <w:p>
-      <w:r>
-        <w:t xml:space="preserve">When the CLIP was instantiated by LabVIEW FPGA inside </w:t>
-      </w:r>
-      <w:proofErr w:type="spellStart"/>
-      <w:r>
-        <w:t>TheWindow</w:t>
-      </w:r>
-      <w:proofErr w:type="spellEnd"/>
-      <w:r>
-        <w:t xml:space="preserve">, there were a number of signals </w:t>
+        <w:t xml:space="preserve">, there were </w:t>
+      </w:r>
+      <w:proofErr w:type="gramStart"/>
+      <w:r>
+        <w:t>a number of</w:t>
+      </w:r>
+      <w:proofErr w:type="gramEnd"/>
+      <w:r>
+        <w:t xml:space="preserve"> signals </w:t>
       </w:r>
       <w:r>
         <w:t xml:space="preserve">connecting to it from the fixed-logic and ports on the top-level.  These signals passed through the ports on </w:t>
@@ -8532,25 +9488,7 @@
           <w:sz w:val="22"/>
           <w:szCs w:val="22"/>
         </w:rPr>
-        <w:t xml:space="preserve">-- </w:t>
-      </w:r>
-      <w:r>
-        <w:rPr>
-          <w:rFonts w:ascii="Consolas" w:hAnsi="Consolas"/>
-          <w:color w:val="0070C0"/>
-          <w:sz w:val="22"/>
-          <w:szCs w:val="22"/>
-        </w:rPr>
-        <w:t>END</w:t>
-      </w:r>
-      <w:r>
-        <w:rPr>
-          <w:rFonts w:ascii="Consolas" w:hAnsi="Consolas"/>
-          <w:color w:val="0070C0"/>
-          <w:sz w:val="22"/>
-          <w:szCs w:val="22"/>
-        </w:rPr>
-        <w:t xml:space="preserve"> IO SOCKET PORTS</w:t>
+        <w:t>-- END IO SOCKET PORTS</w:t>
       </w:r>
     </w:p>
     <w:p>
@@ -10239,11 +11177,11 @@
       <w:pPr>
         <w:pStyle w:val="Heading3"/>
       </w:pPr>
-      <w:bookmarkStart w:id="19" w:name="_Toc210048132"/>
+      <w:bookmarkStart w:id="24" w:name="_Toc210976433"/>
       <w:r>
         <w:t>Instantiate the Aurora CLIP</w:t>
       </w:r>
-      <w:bookmarkEnd w:id="19"/>
+      <w:bookmarkEnd w:id="24"/>
     </w:p>
     <w:p>
       <w:r>
@@ -10276,7 +11214,7 @@
           <w:szCs w:val="22"/>
         </w:rPr>
         <w:lastRenderedPageBreak/>
-        <w:t>C:\dev\github</w:t>
+        <w:t>C:\</w:t>
       </w:r>
       <w:r>
         <w:rPr>
@@ -10285,7 +11223,16 @@
           <w:sz w:val="22"/>
           <w:szCs w:val="22"/>
         </w:rPr>
-        <w:t>\flexrio\targets\pxie-7903\objects\CLIPMigration\CLIPInstantiationExample.vhd</w:t>
+        <w:t>dev\github\flexrio-preview</w:t>
+      </w:r>
+      <w:r>
+        <w:rPr>
+          <w:rFonts w:ascii="Consolas" w:hAnsi="Consolas"/>
+          <w:color w:val="3A7C22" w:themeColor="accent6" w:themeShade="BF"/>
+          <w:sz w:val="22"/>
+          <w:szCs w:val="22"/>
+        </w:rPr>
+        <w:t>\targets\pxie-7903\objects\CLIPMigration\CLIPInstantiationExample.vhd</w:t>
       </w:r>
     </w:p>
     <w:p/>
@@ -10365,15 +11312,23 @@
       <w:pPr>
         <w:pStyle w:val="Heading3"/>
       </w:pPr>
-      <w:bookmarkStart w:id="20" w:name="_Toc210048133"/>
+      <w:bookmarkStart w:id="25" w:name="_Toc210976434"/>
       <w:r>
         <w:t>Modify Aurora CLIP Signals</w:t>
       </w:r>
-      <w:bookmarkEnd w:id="20"/>
-    </w:p>
-    <w:p>
-      <w:r>
-        <w:t>The CLIP instantiation example simply connects all of the ports to signals with the same name.  This works for most ports but some need to be connected to signals of different names.</w:t>
+      <w:bookmarkEnd w:id="25"/>
+    </w:p>
+    <w:p>
+      <w:r>
+        <w:t xml:space="preserve">The CLIP instantiation example simply connects </w:t>
+      </w:r>
+      <w:proofErr w:type="gramStart"/>
+      <w:r>
+        <w:t>all of</w:t>
+      </w:r>
+      <w:proofErr w:type="gramEnd"/>
+      <w:r>
+        <w:t xml:space="preserve"> the ports to signals with the same name.  This works for most ports but some need to be connected to signals of different names.</w:t>
       </w:r>
     </w:p>
     <w:p>
@@ -10754,8 +11709,21 @@
         <w:t xml:space="preserve"> need different port names</w:t>
       </w:r>
       <w:r>
-        <w:t xml:space="preserve"> and the CLIP AXI interrupt is not used (driven to ‘0’);</w:t>
-      </w:r>
+        <w:t xml:space="preserve"> and the CLIP AXI </w:t>
+      </w:r>
+      <w:proofErr w:type="gramStart"/>
+      <w:r>
+        <w:t>interrupt</w:t>
+      </w:r>
+      <w:proofErr w:type="gramEnd"/>
+      <w:r>
+        <w:t xml:space="preserve"> is not used (driven to ‘0’</w:t>
+      </w:r>
+      <w:proofErr w:type="gramStart"/>
+      <w:r>
+        <w:t>);</w:t>
+      </w:r>
+      <w:proofErr w:type="gramEnd"/>
     </w:p>
     <w:p>
       <w:pPr>
@@ -11504,70 +12472,115 @@
       </w:pPr>
     </w:p>
     <w:p>
-      <w:r>
-        <w:t>Replace with this:</w:t>
-      </w:r>
-    </w:p>
-    <w:p>
-      <w:pPr>
-        <w:spacing w:after="0" w:line="276" w:lineRule="auto"/>
-        <w:rPr>
-          <w:rFonts w:ascii="Consolas" w:hAnsi="Consolas"/>
-          <w:color w:val="0070C0"/>
-          <w:sz w:val="22"/>
-          <w:szCs w:val="22"/>
-        </w:rPr>
-      </w:pPr>
-      <w:proofErr w:type="spellStart"/>
-      <w:r>
-        <w:rPr>
-          <w:rFonts w:ascii="Consolas" w:hAnsi="Consolas"/>
-          <w:color w:val="0070C0"/>
-          <w:sz w:val="22"/>
-          <w:szCs w:val="22"/>
-        </w:rPr>
-        <w:t>MgtPortRx_n</w:t>
-      </w:r>
-      <w:proofErr w:type="spellEnd"/>
-      <w:r>
-        <w:rPr>
-          <w:rFonts w:ascii="Consolas" w:hAnsi="Consolas"/>
-          <w:color w:val="0070C0"/>
-          <w:sz w:val="22"/>
-          <w:szCs w:val="22"/>
-        </w:rPr>
-        <w:t>(0) =&gt; MgtPortRxLane0_n,</w:t>
-      </w:r>
-    </w:p>
-    <w:p>
-      <w:pPr>
-        <w:spacing w:after="0" w:line="276" w:lineRule="auto"/>
-        <w:rPr>
-          <w:rFonts w:ascii="Consolas" w:hAnsi="Consolas"/>
-          <w:color w:val="0070C0"/>
-          <w:sz w:val="22"/>
-          <w:szCs w:val="22"/>
-        </w:rPr>
-      </w:pPr>
-      <w:proofErr w:type="spellStart"/>
-      <w:r>
-        <w:rPr>
-          <w:rFonts w:ascii="Consolas" w:hAnsi="Consolas"/>
-          <w:color w:val="0070C0"/>
-          <w:sz w:val="22"/>
-          <w:szCs w:val="22"/>
-        </w:rPr>
-        <w:t>MgtPortRx_n</w:t>
-      </w:r>
-      <w:proofErr w:type="spellEnd"/>
-      <w:r>
-        <w:rPr>
-          <w:rFonts w:ascii="Consolas" w:hAnsi="Consolas"/>
-          <w:color w:val="0070C0"/>
-          <w:sz w:val="22"/>
-          <w:szCs w:val="22"/>
-        </w:rPr>
-        <w:t>(1) =&gt; MgtPortRxLane1_n,</w:t>
+      <w:proofErr w:type="gramStart"/>
+      <w:r>
+        <w:t>Replace with</w:t>
+      </w:r>
+      <w:proofErr w:type="gramEnd"/>
+      <w:r>
+        <w:t xml:space="preserve"> this:</w:t>
+      </w:r>
+    </w:p>
+    <w:p>
+      <w:pPr>
+        <w:spacing w:after="0" w:line="276" w:lineRule="auto"/>
+        <w:rPr>
+          <w:rFonts w:ascii="Consolas" w:hAnsi="Consolas"/>
+          <w:color w:val="0070C0"/>
+          <w:sz w:val="22"/>
+          <w:szCs w:val="22"/>
+        </w:rPr>
+      </w:pPr>
+      <w:proofErr w:type="spellStart"/>
+      <w:r>
+        <w:rPr>
+          <w:rFonts w:ascii="Consolas" w:hAnsi="Consolas"/>
+          <w:color w:val="0070C0"/>
+          <w:sz w:val="22"/>
+          <w:szCs w:val="22"/>
+        </w:rPr>
+        <w:t>MgtPortRx_</w:t>
+      </w:r>
+      <w:proofErr w:type="gramStart"/>
+      <w:r>
+        <w:rPr>
+          <w:rFonts w:ascii="Consolas" w:hAnsi="Consolas"/>
+          <w:color w:val="0070C0"/>
+          <w:sz w:val="22"/>
+          <w:szCs w:val="22"/>
+        </w:rPr>
+        <w:t>n</w:t>
+      </w:r>
+      <w:proofErr w:type="spellEnd"/>
+      <w:r>
+        <w:rPr>
+          <w:rFonts w:ascii="Consolas" w:hAnsi="Consolas"/>
+          <w:color w:val="0070C0"/>
+          <w:sz w:val="22"/>
+          <w:szCs w:val="22"/>
+        </w:rPr>
+        <w:t>(</w:t>
+      </w:r>
+      <w:proofErr w:type="gramEnd"/>
+      <w:r>
+        <w:rPr>
+          <w:rFonts w:ascii="Consolas" w:hAnsi="Consolas"/>
+          <w:color w:val="0070C0"/>
+          <w:sz w:val="22"/>
+          <w:szCs w:val="22"/>
+        </w:rPr>
+        <w:t>0) =&gt; MgtPortRxLane0_n,</w:t>
+      </w:r>
+    </w:p>
+    <w:p>
+      <w:pPr>
+        <w:spacing w:after="0" w:line="276" w:lineRule="auto"/>
+        <w:rPr>
+          <w:rFonts w:ascii="Consolas" w:hAnsi="Consolas"/>
+          <w:color w:val="0070C0"/>
+          <w:sz w:val="22"/>
+          <w:szCs w:val="22"/>
+        </w:rPr>
+      </w:pPr>
+      <w:proofErr w:type="spellStart"/>
+      <w:r>
+        <w:rPr>
+          <w:rFonts w:ascii="Consolas" w:hAnsi="Consolas"/>
+          <w:color w:val="0070C0"/>
+          <w:sz w:val="22"/>
+          <w:szCs w:val="22"/>
+        </w:rPr>
+        <w:t>MgtPortRx_</w:t>
+      </w:r>
+      <w:proofErr w:type="gramStart"/>
+      <w:r>
+        <w:rPr>
+          <w:rFonts w:ascii="Consolas" w:hAnsi="Consolas"/>
+          <w:color w:val="0070C0"/>
+          <w:sz w:val="22"/>
+          <w:szCs w:val="22"/>
+        </w:rPr>
+        <w:t>n</w:t>
+      </w:r>
+      <w:proofErr w:type="spellEnd"/>
+      <w:r>
+        <w:rPr>
+          <w:rFonts w:ascii="Consolas" w:hAnsi="Consolas"/>
+          <w:color w:val="0070C0"/>
+          <w:sz w:val="22"/>
+          <w:szCs w:val="22"/>
+        </w:rPr>
+        <w:t>(</w:t>
+      </w:r>
+      <w:proofErr w:type="gramEnd"/>
+      <w:r>
+        <w:rPr>
+          <w:rFonts w:ascii="Consolas" w:hAnsi="Consolas"/>
+          <w:color w:val="0070C0"/>
+          <w:sz w:val="22"/>
+          <w:szCs w:val="22"/>
+        </w:rPr>
+        <w:t>1) =&gt; MgtPortRxLane1_n,</w:t>
       </w:r>
     </w:p>
     <w:p>
@@ -11608,48 +12621,88 @@
           <w:sz w:val="22"/>
           <w:szCs w:val="22"/>
         </w:rPr>
-        <w:t>MgtPortRx_p</w:t>
-      </w:r>
-      <w:proofErr w:type="spellEnd"/>
-      <w:r>
-        <w:rPr>
-          <w:rFonts w:ascii="Consolas" w:hAnsi="Consolas"/>
-          <w:color w:val="0070C0"/>
-          <w:sz w:val="22"/>
-          <w:szCs w:val="22"/>
-        </w:rPr>
-        <w:t>(0) =&gt; MgtPortRxLane0_p,</w:t>
-      </w:r>
-    </w:p>
-    <w:p>
-      <w:pPr>
-        <w:spacing w:after="0" w:line="276" w:lineRule="auto"/>
-        <w:rPr>
-          <w:rFonts w:ascii="Consolas" w:hAnsi="Consolas"/>
-          <w:color w:val="0070C0"/>
-          <w:sz w:val="22"/>
-          <w:szCs w:val="22"/>
-        </w:rPr>
-      </w:pPr>
-      <w:proofErr w:type="spellStart"/>
-      <w:r>
-        <w:rPr>
-          <w:rFonts w:ascii="Consolas" w:hAnsi="Consolas"/>
-          <w:color w:val="0070C0"/>
-          <w:sz w:val="22"/>
-          <w:szCs w:val="22"/>
-        </w:rPr>
-        <w:t>MgtPortRx_p</w:t>
-      </w:r>
-      <w:proofErr w:type="spellEnd"/>
-      <w:r>
-        <w:rPr>
-          <w:rFonts w:ascii="Consolas" w:hAnsi="Consolas"/>
-          <w:color w:val="0070C0"/>
-          <w:sz w:val="22"/>
-          <w:szCs w:val="22"/>
-        </w:rPr>
-        <w:t>(1) =&gt; MgtPortRxLane1_p,</w:t>
+        <w:t>MgtPortRx_</w:t>
+      </w:r>
+      <w:proofErr w:type="gramStart"/>
+      <w:r>
+        <w:rPr>
+          <w:rFonts w:ascii="Consolas" w:hAnsi="Consolas"/>
+          <w:color w:val="0070C0"/>
+          <w:sz w:val="22"/>
+          <w:szCs w:val="22"/>
+        </w:rPr>
+        <w:t>p</w:t>
+      </w:r>
+      <w:proofErr w:type="spellEnd"/>
+      <w:r>
+        <w:rPr>
+          <w:rFonts w:ascii="Consolas" w:hAnsi="Consolas"/>
+          <w:color w:val="0070C0"/>
+          <w:sz w:val="22"/>
+          <w:szCs w:val="22"/>
+        </w:rPr>
+        <w:t>(</w:t>
+      </w:r>
+      <w:proofErr w:type="gramEnd"/>
+      <w:r>
+        <w:rPr>
+          <w:rFonts w:ascii="Consolas" w:hAnsi="Consolas"/>
+          <w:color w:val="0070C0"/>
+          <w:sz w:val="22"/>
+          <w:szCs w:val="22"/>
+        </w:rPr>
+        <w:t>0) =&gt; MgtPortRxLane0_p,</w:t>
+      </w:r>
+    </w:p>
+    <w:p>
+      <w:pPr>
+        <w:spacing w:after="0" w:line="276" w:lineRule="auto"/>
+        <w:rPr>
+          <w:rFonts w:ascii="Consolas" w:hAnsi="Consolas"/>
+          <w:color w:val="0070C0"/>
+          <w:sz w:val="22"/>
+          <w:szCs w:val="22"/>
+        </w:rPr>
+      </w:pPr>
+      <w:proofErr w:type="spellStart"/>
+      <w:r>
+        <w:rPr>
+          <w:rFonts w:ascii="Consolas" w:hAnsi="Consolas"/>
+          <w:color w:val="0070C0"/>
+          <w:sz w:val="22"/>
+          <w:szCs w:val="22"/>
+        </w:rPr>
+        <w:t>MgtPortRx_</w:t>
+      </w:r>
+      <w:proofErr w:type="gramStart"/>
+      <w:r>
+        <w:rPr>
+          <w:rFonts w:ascii="Consolas" w:hAnsi="Consolas"/>
+          <w:color w:val="0070C0"/>
+          <w:sz w:val="22"/>
+          <w:szCs w:val="22"/>
+        </w:rPr>
+        <w:t>p</w:t>
+      </w:r>
+      <w:proofErr w:type="spellEnd"/>
+      <w:r>
+        <w:rPr>
+          <w:rFonts w:ascii="Consolas" w:hAnsi="Consolas"/>
+          <w:color w:val="0070C0"/>
+          <w:sz w:val="22"/>
+          <w:szCs w:val="22"/>
+        </w:rPr>
+        <w:t>(</w:t>
+      </w:r>
+      <w:proofErr w:type="gramEnd"/>
+      <w:r>
+        <w:rPr>
+          <w:rFonts w:ascii="Consolas" w:hAnsi="Consolas"/>
+          <w:color w:val="0070C0"/>
+          <w:sz w:val="22"/>
+          <w:szCs w:val="22"/>
+        </w:rPr>
+        <w:t>1) =&gt; MgtPortRxLane1_p,</w:t>
       </w:r>
     </w:p>
     <w:p>
@@ -11691,48 +12744,88 @@
           <w:sz w:val="22"/>
           <w:szCs w:val="22"/>
         </w:rPr>
-        <w:t>MgtPortTx_n</w:t>
-      </w:r>
-      <w:proofErr w:type="spellEnd"/>
-      <w:r>
-        <w:rPr>
-          <w:rFonts w:ascii="Consolas" w:hAnsi="Consolas"/>
-          <w:color w:val="0070C0"/>
-          <w:sz w:val="22"/>
-          <w:szCs w:val="22"/>
-        </w:rPr>
-        <w:t>(0) =&gt; MgtPortTxLane0_n,</w:t>
-      </w:r>
-    </w:p>
-    <w:p>
-      <w:pPr>
-        <w:spacing w:after="0" w:line="276" w:lineRule="auto"/>
-        <w:rPr>
-          <w:rFonts w:ascii="Consolas" w:hAnsi="Consolas"/>
-          <w:color w:val="0070C0"/>
-          <w:sz w:val="22"/>
-          <w:szCs w:val="22"/>
-        </w:rPr>
-      </w:pPr>
-      <w:proofErr w:type="spellStart"/>
-      <w:r>
-        <w:rPr>
-          <w:rFonts w:ascii="Consolas" w:hAnsi="Consolas"/>
-          <w:color w:val="0070C0"/>
-          <w:sz w:val="22"/>
-          <w:szCs w:val="22"/>
-        </w:rPr>
-        <w:t>MgtPortTx_n</w:t>
-      </w:r>
-      <w:proofErr w:type="spellEnd"/>
-      <w:r>
-        <w:rPr>
-          <w:rFonts w:ascii="Consolas" w:hAnsi="Consolas"/>
-          <w:color w:val="0070C0"/>
-          <w:sz w:val="22"/>
-          <w:szCs w:val="22"/>
-        </w:rPr>
-        <w:t>(1) =&gt; MgtPortTxLane1_n,</w:t>
+        <w:t>MgtPortTx_</w:t>
+      </w:r>
+      <w:proofErr w:type="gramStart"/>
+      <w:r>
+        <w:rPr>
+          <w:rFonts w:ascii="Consolas" w:hAnsi="Consolas"/>
+          <w:color w:val="0070C0"/>
+          <w:sz w:val="22"/>
+          <w:szCs w:val="22"/>
+        </w:rPr>
+        <w:t>n</w:t>
+      </w:r>
+      <w:proofErr w:type="spellEnd"/>
+      <w:r>
+        <w:rPr>
+          <w:rFonts w:ascii="Consolas" w:hAnsi="Consolas"/>
+          <w:color w:val="0070C0"/>
+          <w:sz w:val="22"/>
+          <w:szCs w:val="22"/>
+        </w:rPr>
+        <w:t>(</w:t>
+      </w:r>
+      <w:proofErr w:type="gramEnd"/>
+      <w:r>
+        <w:rPr>
+          <w:rFonts w:ascii="Consolas" w:hAnsi="Consolas"/>
+          <w:color w:val="0070C0"/>
+          <w:sz w:val="22"/>
+          <w:szCs w:val="22"/>
+        </w:rPr>
+        <w:t>0) =&gt; MgtPortTxLane0_n,</w:t>
+      </w:r>
+    </w:p>
+    <w:p>
+      <w:pPr>
+        <w:spacing w:after="0" w:line="276" w:lineRule="auto"/>
+        <w:rPr>
+          <w:rFonts w:ascii="Consolas" w:hAnsi="Consolas"/>
+          <w:color w:val="0070C0"/>
+          <w:sz w:val="22"/>
+          <w:szCs w:val="22"/>
+        </w:rPr>
+      </w:pPr>
+      <w:proofErr w:type="spellStart"/>
+      <w:r>
+        <w:rPr>
+          <w:rFonts w:ascii="Consolas" w:hAnsi="Consolas"/>
+          <w:color w:val="0070C0"/>
+          <w:sz w:val="22"/>
+          <w:szCs w:val="22"/>
+        </w:rPr>
+        <w:t>MgtPortTx_</w:t>
+      </w:r>
+      <w:proofErr w:type="gramStart"/>
+      <w:r>
+        <w:rPr>
+          <w:rFonts w:ascii="Consolas" w:hAnsi="Consolas"/>
+          <w:color w:val="0070C0"/>
+          <w:sz w:val="22"/>
+          <w:szCs w:val="22"/>
+        </w:rPr>
+        <w:t>n</w:t>
+      </w:r>
+      <w:proofErr w:type="spellEnd"/>
+      <w:r>
+        <w:rPr>
+          <w:rFonts w:ascii="Consolas" w:hAnsi="Consolas"/>
+          <w:color w:val="0070C0"/>
+          <w:sz w:val="22"/>
+          <w:szCs w:val="22"/>
+        </w:rPr>
+        <w:t>(</w:t>
+      </w:r>
+      <w:proofErr w:type="gramEnd"/>
+      <w:r>
+        <w:rPr>
+          <w:rFonts w:ascii="Consolas" w:hAnsi="Consolas"/>
+          <w:color w:val="0070C0"/>
+          <w:sz w:val="22"/>
+          <w:szCs w:val="22"/>
+        </w:rPr>
+        <w:t>1) =&gt; MgtPortTxLane1_n,</w:t>
       </w:r>
     </w:p>
     <w:p>
@@ -11773,48 +12866,88 @@
           <w:sz w:val="22"/>
           <w:szCs w:val="22"/>
         </w:rPr>
-        <w:t>MgtPortTx_p</w:t>
-      </w:r>
-      <w:proofErr w:type="spellEnd"/>
-      <w:r>
-        <w:rPr>
-          <w:rFonts w:ascii="Consolas" w:hAnsi="Consolas"/>
-          <w:color w:val="0070C0"/>
-          <w:sz w:val="22"/>
-          <w:szCs w:val="22"/>
-        </w:rPr>
-        <w:t>(0) =&gt; MgtPortTxLane0_p,</w:t>
-      </w:r>
-    </w:p>
-    <w:p>
-      <w:pPr>
-        <w:spacing w:after="0" w:line="276" w:lineRule="auto"/>
-        <w:rPr>
-          <w:rFonts w:ascii="Consolas" w:hAnsi="Consolas"/>
-          <w:color w:val="0070C0"/>
-          <w:sz w:val="22"/>
-          <w:szCs w:val="22"/>
-        </w:rPr>
-      </w:pPr>
-      <w:proofErr w:type="spellStart"/>
-      <w:r>
-        <w:rPr>
-          <w:rFonts w:ascii="Consolas" w:hAnsi="Consolas"/>
-          <w:color w:val="0070C0"/>
-          <w:sz w:val="22"/>
-          <w:szCs w:val="22"/>
-        </w:rPr>
-        <w:t>MgtPortTx_p</w:t>
-      </w:r>
-      <w:proofErr w:type="spellEnd"/>
-      <w:r>
-        <w:rPr>
-          <w:rFonts w:ascii="Consolas" w:hAnsi="Consolas"/>
-          <w:color w:val="0070C0"/>
-          <w:sz w:val="22"/>
-          <w:szCs w:val="22"/>
-        </w:rPr>
-        <w:t>(1) =&gt; MgtPortTxLane1_p,</w:t>
+        <w:t>MgtPortTx_</w:t>
+      </w:r>
+      <w:proofErr w:type="gramStart"/>
+      <w:r>
+        <w:rPr>
+          <w:rFonts w:ascii="Consolas" w:hAnsi="Consolas"/>
+          <w:color w:val="0070C0"/>
+          <w:sz w:val="22"/>
+          <w:szCs w:val="22"/>
+        </w:rPr>
+        <w:t>p</w:t>
+      </w:r>
+      <w:proofErr w:type="spellEnd"/>
+      <w:r>
+        <w:rPr>
+          <w:rFonts w:ascii="Consolas" w:hAnsi="Consolas"/>
+          <w:color w:val="0070C0"/>
+          <w:sz w:val="22"/>
+          <w:szCs w:val="22"/>
+        </w:rPr>
+        <w:t>(</w:t>
+      </w:r>
+      <w:proofErr w:type="gramEnd"/>
+      <w:r>
+        <w:rPr>
+          <w:rFonts w:ascii="Consolas" w:hAnsi="Consolas"/>
+          <w:color w:val="0070C0"/>
+          <w:sz w:val="22"/>
+          <w:szCs w:val="22"/>
+        </w:rPr>
+        <w:t>0) =&gt; MgtPortTxLane0_p,</w:t>
+      </w:r>
+    </w:p>
+    <w:p>
+      <w:pPr>
+        <w:spacing w:after="0" w:line="276" w:lineRule="auto"/>
+        <w:rPr>
+          <w:rFonts w:ascii="Consolas" w:hAnsi="Consolas"/>
+          <w:color w:val="0070C0"/>
+          <w:sz w:val="22"/>
+          <w:szCs w:val="22"/>
+        </w:rPr>
+      </w:pPr>
+      <w:proofErr w:type="spellStart"/>
+      <w:r>
+        <w:rPr>
+          <w:rFonts w:ascii="Consolas" w:hAnsi="Consolas"/>
+          <w:color w:val="0070C0"/>
+          <w:sz w:val="22"/>
+          <w:szCs w:val="22"/>
+        </w:rPr>
+        <w:t>MgtPortTx_</w:t>
+      </w:r>
+      <w:proofErr w:type="gramStart"/>
+      <w:r>
+        <w:rPr>
+          <w:rFonts w:ascii="Consolas" w:hAnsi="Consolas"/>
+          <w:color w:val="0070C0"/>
+          <w:sz w:val="22"/>
+          <w:szCs w:val="22"/>
+        </w:rPr>
+        <w:t>p</w:t>
+      </w:r>
+      <w:proofErr w:type="spellEnd"/>
+      <w:r>
+        <w:rPr>
+          <w:rFonts w:ascii="Consolas" w:hAnsi="Consolas"/>
+          <w:color w:val="0070C0"/>
+          <w:sz w:val="22"/>
+          <w:szCs w:val="22"/>
+        </w:rPr>
+        <w:t>(</w:t>
+      </w:r>
+      <w:proofErr w:type="gramEnd"/>
+      <w:r>
+        <w:rPr>
+          <w:rFonts w:ascii="Consolas" w:hAnsi="Consolas"/>
+          <w:color w:val="0070C0"/>
+          <w:sz w:val="22"/>
+          <w:szCs w:val="22"/>
+        </w:rPr>
+        <w:t>1) =&gt; MgtPortTxLane1_p,</w:t>
       </w:r>
     </w:p>
     <w:p/>
@@ -11831,11 +12964,11 @@
       <w:pPr>
         <w:pStyle w:val="Heading3"/>
       </w:pPr>
-      <w:bookmarkStart w:id="21" w:name="_Toc210048134"/>
+      <w:bookmarkStart w:id="26" w:name="_Toc210976435"/>
       <w:r>
         <w:t>(Optional) Compare Against FlexRIO-Custom example</w:t>
       </w:r>
-      <w:bookmarkEnd w:id="21"/>
+      <w:bookmarkEnd w:id="26"/>
     </w:p>
     <w:p>
       <w:r>
@@ -11844,16 +12977,7 @@
     </w:p>
     <w:p>
       <w:r>
-        <w:t>If you run into problems</w:t>
-      </w:r>
-      <w:r>
-        <w:t xml:space="preserve">, you can compare </w:t>
-      </w:r>
-      <w:r>
-        <w:t>the changes you made</w:t>
-      </w:r>
-      <w:r>
-        <w:t xml:space="preserve"> against </w:t>
+        <w:t xml:space="preserve">If you run into problems, you can compare the changes you made against </w:t>
       </w:r>
       <w:proofErr w:type="spellStart"/>
       <w:r>
@@ -11872,14 +12996,14 @@
       <w:pPr>
         <w:pStyle w:val="Heading2"/>
       </w:pPr>
-      <w:bookmarkStart w:id="22" w:name="_Toc210048135"/>
+      <w:bookmarkStart w:id="27" w:name="_Toc210976436"/>
       <w:r>
         <w:t>Copy</w:t>
       </w:r>
       <w:r>
         <w:t xml:space="preserve"> CLIP Constraints into Board Constraints</w:t>
       </w:r>
-      <w:bookmarkEnd w:id="22"/>
+      <w:bookmarkEnd w:id="27"/>
     </w:p>
     <w:p>
       <w:pPr>
@@ -11906,7 +13030,7 @@
           <w:sz w:val="22"/>
           <w:szCs w:val="22"/>
         </w:rPr>
-        <w:t>C:\dev\github</w:t>
+        <w:t>C:\</w:t>
       </w:r>
       <w:r>
         <w:rPr>
@@ -11915,7 +13039,28 @@
           <w:sz w:val="22"/>
           <w:szCs w:val="22"/>
         </w:rPr>
-        <w:t>\flexrio-custom\targets\pxie-7903\xdc\constraints.xdc_template</w:t>
+        <w:t>dev\github\</w:t>
+      </w:r>
+      <w:r>
+        <w:t xml:space="preserve"> </w:t>
+      </w:r>
+      <w:r>
+        <w:rPr>
+          <w:rFonts w:ascii="Consolas" w:hAnsi="Consolas"/>
+          <w:color w:val="3A7C22" w:themeColor="accent6" w:themeShade="BF"/>
+          <w:sz w:val="22"/>
+          <w:szCs w:val="22"/>
+        </w:rPr>
+        <w:t>flexrio-custom-preview</w:t>
+      </w:r>
+      <w:r>
+        <w:rPr>
+          <w:rFonts w:ascii="Consolas" w:hAnsi="Consolas"/>
+          <w:color w:val="3A7C22" w:themeColor="accent6" w:themeShade="BF"/>
+          <w:sz w:val="22"/>
+          <w:szCs w:val="22"/>
+        </w:rPr>
+        <w:t>\targets\pxie-7903\xdc\constraints.xdc_template</w:t>
       </w:r>
     </w:p>
     <w:p/>
@@ -11940,7 +13085,15 @@
         <w:t>” because this file is processed by LabVIEW FPGA to insert constraints</w:t>
       </w:r>
       <w:r>
-        <w:t xml:space="preserve"> for CLIPs and the LabVIEW VI.  The LabVIEW FPGA HDL Tools also processes this constraints template to insert constraints from the LabVIEW VI.</w:t>
+        <w:t xml:space="preserve"> for CLIPs and the LabVIEW VI.  The LabVIEW FPGA HDL Tools also processes </w:t>
+      </w:r>
+      <w:proofErr w:type="gramStart"/>
+      <w:r>
+        <w:t>this</w:t>
+      </w:r>
+      <w:proofErr w:type="gramEnd"/>
+      <w:r>
+        <w:t xml:space="preserve"> constraints template to insert constraints from the LabVIEW VI.</w:t>
       </w:r>
       <w:r>
         <w:t xml:space="preserve">  But because we are manually inserting the CLIP HDL into the FPGA’s top-level entity, we must also manually insert the CLIP constraints into the XDC template file.</w:t>
@@ -12031,6 +13184,7 @@
     </w:p>
     <w:p>
       <w:r>
+        <w:lastRenderedPageBreak/>
         <w:t>Open the CLIP constraints files here:</w:t>
       </w:r>
     </w:p>
@@ -12050,8 +13204,7 @@
           <w:sz w:val="22"/>
           <w:szCs w:val="22"/>
         </w:rPr>
-        <w:lastRenderedPageBreak/>
-        <w:t>C:\dev\github</w:t>
+        <w:t>C:\</w:t>
       </w:r>
       <w:r>
         <w:rPr>
@@ -12060,7 +13213,16 @@
           <w:sz w:val="22"/>
           <w:szCs w:val="22"/>
         </w:rPr>
-        <w:t>\flexrio\targets\pxie-7903\objects\CLIPMigration\xdc</w:t>
+        <w:t>dev\github\flexrio-preview</w:t>
+      </w:r>
+      <w:r>
+        <w:rPr>
+          <w:rFonts w:ascii="Consolas" w:hAnsi="Consolas"/>
+          <w:color w:val="3A7C22" w:themeColor="accent6" w:themeShade="BF"/>
+          <w:sz w:val="22"/>
+          <w:szCs w:val="22"/>
+        </w:rPr>
+        <w:t>\targets\pxie-7903\objects\CLIPMigration\xdc</w:t>
       </w:r>
     </w:p>
     <w:p>
@@ -12073,11 +13235,11 @@
       <w:pPr>
         <w:pStyle w:val="Heading2"/>
       </w:pPr>
-      <w:bookmarkStart w:id="23" w:name="_Toc210048136"/>
+      <w:bookmarkStart w:id="28" w:name="_Toc210976437"/>
       <w:r>
         <w:t>Add the CLIP HDL to the Vivado Project Sources</w:t>
       </w:r>
-      <w:bookmarkEnd w:id="23"/>
+      <w:bookmarkEnd w:id="28"/>
     </w:p>
     <w:p>
       <w:r>
@@ -12324,7 +13486,15 @@
     </w:p>
     <w:p>
       <w:r>
-        <w:t xml:space="preserve">In the projectsettings.ini file, add this new sources file to the </w:t>
+        <w:t xml:space="preserve">In the projectsettings.ini file, add </w:t>
+      </w:r>
+      <w:proofErr w:type="gramStart"/>
+      <w:r>
+        <w:t>this new sources</w:t>
+      </w:r>
+      <w:proofErr w:type="gramEnd"/>
+      <w:r>
+        <w:t xml:space="preserve"> file to the </w:t>
       </w:r>
       <w:proofErr w:type="spellStart"/>
       <w:r>
@@ -12474,11 +13644,11 @@
       <w:pPr>
         <w:pStyle w:val="Heading2"/>
       </w:pPr>
-      <w:bookmarkStart w:id="24" w:name="_Toc210048137"/>
+      <w:bookmarkStart w:id="29" w:name="_Toc210976438"/>
       <w:r>
         <w:t>Synthesize the Customized FPGA Target</w:t>
       </w:r>
-      <w:bookmarkEnd w:id="24"/>
+      <w:bookmarkEnd w:id="29"/>
     </w:p>
     <w:p>
       <w:r>
@@ -12585,7 +13755,15 @@
     <w:p/>
     <w:p>
       <w:r>
-        <w:t xml:space="preserve">This will synthesize the design to ensure that all of the ports are properly connected.  You may encounter errors.  The easiest way to </w:t>
+        <w:t xml:space="preserve">This will synthesize the design to ensure that </w:t>
+      </w:r>
+      <w:proofErr w:type="gramStart"/>
+      <w:r>
+        <w:t>all of</w:t>
+      </w:r>
+      <w:proofErr w:type="gramEnd"/>
+      <w:r>
+        <w:t xml:space="preserve"> the ports are properly connected.  You may encounter errors.  The easiest way to </w:t>
       </w:r>
       <w:r>
         <w:t>debug them is to open the runme.log file in the synthesis run folder:</w:t>
@@ -12608,7 +13786,25 @@
           <w:sz w:val="22"/>
           <w:szCs w:val="22"/>
         </w:rPr>
-        <w:t>C:\dev\github\flexrio\targets\pxie-7903\VivadoProject\MySasquatchProj.runs\synth_1\runme.log</w:t>
+        <w:t>C:\</w:t>
+      </w:r>
+      <w:r>
+        <w:rPr>
+          <w:rFonts w:ascii="Consolas" w:hAnsi="Consolas"/>
+          <w:color w:val="3A7C22" w:themeColor="accent6" w:themeShade="BF"/>
+          <w:sz w:val="22"/>
+          <w:szCs w:val="22"/>
+        </w:rPr>
+        <w:t>dev\github\flexrio-preview</w:t>
+      </w:r>
+      <w:r>
+        <w:rPr>
+          <w:rFonts w:ascii="Consolas" w:hAnsi="Consolas"/>
+          <w:color w:val="3A7C22" w:themeColor="accent6" w:themeShade="BF"/>
+          <w:sz w:val="22"/>
+          <w:szCs w:val="22"/>
+        </w:rPr>
+        <w:t>\targets\pxie-7903\VivadoProject\MySasquatchProj.runs\synth_1\runme.log</w:t>
       </w:r>
     </w:p>
     <w:p/>
@@ -12620,24 +13816,32 @@
         <w:t xml:space="preserve">run Implementation to debug any errors in that stage.  Note that the generated bitfile will not be fully functional because you have not yet imported a netlist for the LabVIEW </w:t>
       </w:r>
       <w:r>
-        <w:t>window.  The LabVIEW FPGA VI is necessary to control the MGTs and communicate with the host PC.</w:t>
+        <w:t xml:space="preserve">window.  </w:t>
+      </w:r>
+      <w:proofErr w:type="gramStart"/>
+      <w:r>
+        <w:t>The LabVIEW</w:t>
+      </w:r>
+      <w:proofErr w:type="gramEnd"/>
+      <w:r>
+        <w:t xml:space="preserve"> FPGA VI is necessary to control the MGTs and communicate with the host PC.</w:t>
       </w:r>
     </w:p>
     <w:p>
       <w:pPr>
         <w:pStyle w:val="Heading2"/>
       </w:pPr>
-      <w:bookmarkStart w:id="25" w:name="_Toc210048138"/>
+      <w:bookmarkStart w:id="30" w:name="_Toc210976439"/>
       <w:r>
         <w:t>Create Custom LabVIEW FPGA Target</w:t>
       </w:r>
-      <w:bookmarkEnd w:id="25"/>
+      <w:bookmarkEnd w:id="30"/>
     </w:p>
     <w:p>
       <w:pPr>
         <w:pStyle w:val="Heading3"/>
       </w:pPr>
-      <w:bookmarkStart w:id="26" w:name="_Toc210048139"/>
+      <w:bookmarkStart w:id="31" w:name="_Toc210976440"/>
       <w:r>
         <w:t xml:space="preserve">Modify </w:t>
       </w:r>
@@ -12647,7 +13851,7 @@
       <w:r>
         <w:t>for the Custom Target</w:t>
       </w:r>
-      <w:bookmarkEnd w:id="26"/>
+      <w:bookmarkEnd w:id="31"/>
     </w:p>
     <w:p>
       <w:r>
@@ -12806,12 +14010,12 @@
       <w:pPr>
         <w:pStyle w:val="Heading3"/>
       </w:pPr>
-      <w:bookmarkStart w:id="27" w:name="_Toc210048140"/>
+      <w:bookmarkStart w:id="32" w:name="_Toc210976441"/>
       <w:r>
         <w:lastRenderedPageBreak/>
         <w:t>Generate and Install the Custom Target</w:t>
       </w:r>
-      <w:bookmarkEnd w:id="27"/>
+      <w:bookmarkEnd w:id="32"/>
     </w:p>
     <w:p>
       <w:r>
@@ -12942,7 +14146,7 @@
       <w:pPr>
         <w:pStyle w:val="Heading2"/>
       </w:pPr>
-      <w:bookmarkStart w:id="28" w:name="_Toc210048141"/>
+      <w:bookmarkStart w:id="33" w:name="_Toc210976442"/>
       <w:r>
         <w:t>Create the</w:t>
       </w:r>
@@ -12955,17 +14159,17 @@
       <w:r>
         <w:t>Aurora Example</w:t>
       </w:r>
-      <w:bookmarkEnd w:id="28"/>
+      <w:bookmarkEnd w:id="33"/>
     </w:p>
     <w:p>
       <w:pPr>
         <w:pStyle w:val="Heading3"/>
       </w:pPr>
-      <w:bookmarkStart w:id="29" w:name="_Toc210048142"/>
+      <w:bookmarkStart w:id="34" w:name="_Toc210976443"/>
       <w:r>
         <w:t>Create a LabVIEW FPGA project for the new custom target</w:t>
       </w:r>
-      <w:bookmarkEnd w:id="29"/>
+      <w:bookmarkEnd w:id="34"/>
     </w:p>
     <w:p>
       <w:r>
@@ -13026,7 +14230,15 @@
     <w:p/>
     <w:p>
       <w:r>
-        <w:t>Add all of the custom board IO to the FPGA target:</w:t>
+        <w:t xml:space="preserve">Add </w:t>
+      </w:r>
+      <w:proofErr w:type="gramStart"/>
+      <w:r>
+        <w:t>all of</w:t>
+      </w:r>
+      <w:proofErr w:type="gramEnd"/>
+      <w:r>
+        <w:t xml:space="preserve"> the custom board IO to the FPGA target:</w:t>
       </w:r>
     </w:p>
     <w:p>
@@ -13131,12 +14343,12 @@
       <w:pPr>
         <w:pStyle w:val="Heading3"/>
       </w:pPr>
-      <w:bookmarkStart w:id="30" w:name="_Toc210048143"/>
+      <w:bookmarkStart w:id="35" w:name="_Toc210976444"/>
       <w:r>
         <w:lastRenderedPageBreak/>
         <w:t>Create the Aurora Shipping Example Project for the PXIe-7903</w:t>
       </w:r>
-      <w:bookmarkEnd w:id="30"/>
+      <w:bookmarkEnd w:id="35"/>
     </w:p>
     <w:p>
       <w:r>
@@ -13262,14 +14474,14 @@
       <w:pPr>
         <w:pStyle w:val="Heading3"/>
       </w:pPr>
-      <w:bookmarkStart w:id="31" w:name="_Toc210048144"/>
+      <w:bookmarkStart w:id="36" w:name="_Toc210976445"/>
       <w:r>
         <w:t>Copy</w:t>
       </w:r>
       <w:r>
         <w:t xml:space="preserve"> objects to the custom PXIe-7903Aurora project</w:t>
       </w:r>
-      <w:bookmarkEnd w:id="31"/>
+      <w:bookmarkEnd w:id="36"/>
     </w:p>
     <w:p>
       <w:r>
@@ -13439,11 +14651,11 @@
       <w:pPr>
         <w:pStyle w:val="Heading3"/>
       </w:pPr>
-      <w:bookmarkStart w:id="32" w:name="_Toc210048145"/>
+      <w:bookmarkStart w:id="37" w:name="_Toc210976446"/>
       <w:r>
         <w:t>Add the Dummy CLIP</w:t>
       </w:r>
-      <w:bookmarkEnd w:id="32"/>
+      <w:bookmarkEnd w:id="37"/>
     </w:p>
     <w:p>
       <w:r>
@@ -13469,7 +14681,25 @@
           <w:sz w:val="22"/>
           <w:szCs w:val="22"/>
         </w:rPr>
-        <w:t>C:\dev\github\flexrio-custom\targets\pxie-7903\DummyCLIP</w:t>
+        <w:t>C:\</w:t>
+      </w:r>
+      <w:r>
+        <w:rPr>
+          <w:rFonts w:ascii="Consolas" w:hAnsi="Consolas"/>
+          <w:color w:val="3A7C22" w:themeColor="accent6" w:themeShade="BF"/>
+          <w:sz w:val="22"/>
+          <w:szCs w:val="22"/>
+        </w:rPr>
+        <w:t>dev\github\flexrio-custom-preview</w:t>
+      </w:r>
+      <w:r>
+        <w:rPr>
+          <w:rFonts w:ascii="Consolas" w:hAnsi="Consolas"/>
+          <w:color w:val="3A7C22" w:themeColor="accent6" w:themeShade="BF"/>
+          <w:sz w:val="22"/>
+          <w:szCs w:val="22"/>
+        </w:rPr>
+        <w:t>\targets\pxie-7903\DummyCLIP</w:t>
       </w:r>
     </w:p>
     <w:p>
@@ -13526,7 +14756,7 @@
           <w:sz w:val="22"/>
           <w:szCs w:val="22"/>
         </w:rPr>
-        <w:t>C:\dev\github</w:t>
+        <w:t>C:\</w:t>
       </w:r>
       <w:r>
         <w:rPr>
@@ -13535,7 +14765,16 @@
           <w:sz w:val="22"/>
           <w:szCs w:val="22"/>
         </w:rPr>
-        <w:t>\flexrio-custom\targets\pxie-7903\DummyCLIP\DummyCLIP.xml</w:t>
+        <w:t>dev\github\flexrio-custom-preview</w:t>
+      </w:r>
+      <w:r>
+        <w:rPr>
+          <w:rFonts w:ascii="Consolas" w:hAnsi="Consolas"/>
+          <w:color w:val="3A7C22" w:themeColor="accent6" w:themeShade="BF"/>
+          <w:sz w:val="22"/>
+          <w:szCs w:val="22"/>
+        </w:rPr>
+        <w:t>\targets\pxie-7903\DummyCLIP\DummyCLIP.xml</w:t>
       </w:r>
     </w:p>
     <w:p>
@@ -13658,12 +14897,12 @@
       <w:pPr>
         <w:pStyle w:val="Heading2"/>
       </w:pPr>
-      <w:bookmarkStart w:id="33" w:name="_Toc210048146"/>
+      <w:bookmarkStart w:id="38" w:name="_Toc210976447"/>
       <w:r>
         <w:lastRenderedPageBreak/>
         <w:t>Modify the FPGA VI IO Constants</w:t>
       </w:r>
-      <w:bookmarkEnd w:id="33"/>
+      <w:bookmarkEnd w:id="38"/>
     </w:p>
     <w:p>
       <w:r>
@@ -13693,7 +14932,15 @@
       </w:r>
       <w:proofErr w:type="spellEnd"/>
       <w:r>
-        <w:t xml:space="preserve"> CSV file with periods.  You will need to re-select all of the FPGA IO in the VI to use these new IO names.</w:t>
+        <w:t xml:space="preserve"> CSV file with periods.  You will need to re-select </w:t>
+      </w:r>
+      <w:proofErr w:type="gramStart"/>
+      <w:r>
+        <w:t>all of</w:t>
+      </w:r>
+      <w:proofErr w:type="gramEnd"/>
+      <w:r>
+        <w:t xml:space="preserve"> the FPGA IO in the VI to use these new IO names.</w:t>
       </w:r>
     </w:p>
     <w:p>
@@ -13770,7 +15017,15 @@
     <w:p/>
     <w:p>
       <w:r>
-        <w:t>Open the Port0 Constructor VI</w:t>
+        <w:t xml:space="preserve">Open </w:t>
+      </w:r>
+      <w:proofErr w:type="gramStart"/>
+      <w:r>
+        <w:t>the Port0</w:t>
+      </w:r>
+      <w:proofErr w:type="gramEnd"/>
+      <w:r>
+        <w:t xml:space="preserve"> Constructor VI</w:t>
       </w:r>
       <w:r>
         <w:t>:</w:t>
@@ -13821,7 +15076,15 @@
     <w:p/>
     <w:p>
       <w:r>
-        <w:t>Double click on the CLIP IO constants cluster to expand it:</w:t>
+        <w:t xml:space="preserve">Double </w:t>
+      </w:r>
+      <w:proofErr w:type="gramStart"/>
+      <w:r>
+        <w:t>click</w:t>
+      </w:r>
+      <w:proofErr w:type="gramEnd"/>
+      <w:r>
+        <w:t xml:space="preserve"> on the CLIP IO constants cluster to expand it:</w:t>
       </w:r>
     </w:p>
     <w:p>
@@ -13870,7 +15133,15 @@
     <w:p/>
     <w:p>
       <w:r>
-        <w:t>In this constant, all of the backslashes need to be replaced with periods</w:t>
+        <w:t xml:space="preserve">In this constant, </w:t>
+      </w:r>
+      <w:proofErr w:type="gramStart"/>
+      <w:r>
+        <w:t>all of</w:t>
+      </w:r>
+      <w:proofErr w:type="gramEnd"/>
+      <w:r>
+        <w:t xml:space="preserve"> the backslashes need to be replaced with periods</w:t>
       </w:r>
       <w:r>
         <w:t>:</w:t>
@@ -13948,7 +15219,34 @@
           <w:sz w:val="22"/>
           <w:szCs w:val="22"/>
         </w:rPr>
-        <w:t>C:\dev\github\flexrio-custom\targets\pxie-7903\docs\Examples</w:t>
+        <w:t>C:\</w:t>
+      </w:r>
+      <w:r>
+        <w:rPr>
+          <w:rFonts w:ascii="Consolas" w:hAnsi="Consolas"/>
+          <w:color w:val="3A7C22" w:themeColor="accent6" w:themeShade="BF"/>
+          <w:sz w:val="22"/>
+          <w:szCs w:val="22"/>
+        </w:rPr>
+        <w:t>dev\github\flexrio-</w:t>
+      </w:r>
+      <w:r>
+        <w:rPr>
+          <w:rFonts w:ascii="Consolas" w:hAnsi="Consolas"/>
+          <w:color w:val="3A7C22" w:themeColor="accent6" w:themeShade="BF"/>
+          <w:sz w:val="22"/>
+          <w:szCs w:val="22"/>
+        </w:rPr>
+        <w:t>custom-preview</w:t>
+      </w:r>
+      <w:r>
+        <w:rPr>
+          <w:rFonts w:ascii="Consolas" w:hAnsi="Consolas"/>
+          <w:color w:val="3A7C22" w:themeColor="accent6" w:themeShade="BF"/>
+          <w:sz w:val="22"/>
+          <w:szCs w:val="22"/>
+        </w:rPr>
+        <w:t>\targets\pxie-7903\docs\Examples</w:t>
       </w:r>
       <w:r>
         <w:br/>
@@ -13959,7 +15257,15 @@
         <w:t xml:space="preserve">Note: If you want to save time, you can </w:t>
       </w:r>
       <w:r>
-        <w:t xml:space="preserve">only update ports 0 and 1.  And then in the FPGA top-level VI, delete the constructor </w:t>
+        <w:t>only update ports 0 and 1</w:t>
+      </w:r>
+      <w:proofErr w:type="gramStart"/>
+      <w:r>
+        <w:t>.  And</w:t>
+      </w:r>
+      <w:proofErr w:type="gramEnd"/>
+      <w:r>
+        <w:t xml:space="preserve"> then in the FPGA top-level VI, delete the constructor </w:t>
       </w:r>
       <w:proofErr w:type="spellStart"/>
       <w:r>
@@ -13978,11 +15284,11 @@
       <w:pPr>
         <w:pStyle w:val="Heading2"/>
       </w:pPr>
-      <w:bookmarkStart w:id="34" w:name="_Toc210048147"/>
+      <w:bookmarkStart w:id="39" w:name="_Toc210976448"/>
       <w:r>
         <w:t>Export LabVIEW FPGA Window Netlist</w:t>
       </w:r>
-      <w:bookmarkEnd w:id="34"/>
+      <w:bookmarkEnd w:id="39"/>
     </w:p>
     <w:p>
       <w:r>
@@ -14004,11 +15310,11 @@
       <w:pPr>
         <w:pStyle w:val="Heading3"/>
       </w:pPr>
-      <w:bookmarkStart w:id="35" w:name="_Toc210048148"/>
+      <w:bookmarkStart w:id="40" w:name="_Toc210976449"/>
       <w:r>
         <w:t>Vivado Project Export</w:t>
       </w:r>
-      <w:bookmarkEnd w:id="35"/>
+      <w:bookmarkEnd w:id="40"/>
     </w:p>
     <w:p>
       <w:r>
@@ -14077,11 +15383,11 @@
       <w:pPr>
         <w:pStyle w:val="Heading3"/>
       </w:pPr>
-      <w:bookmarkStart w:id="36" w:name="_Toc210048149"/>
+      <w:bookmarkStart w:id="41" w:name="_Toc210976450"/>
       <w:r>
         <w:t>Get the Netlist for The Window</w:t>
       </w:r>
-      <w:bookmarkEnd w:id="36"/>
+      <w:bookmarkEnd w:id="41"/>
     </w:p>
     <w:p>
       <w:r>
@@ -14382,11 +15688,11 @@
       <w:pPr>
         <w:pStyle w:val="Heading2"/>
       </w:pPr>
-      <w:bookmarkStart w:id="37" w:name="_Toc210048150"/>
+      <w:bookmarkStart w:id="42" w:name="_Toc210976451"/>
       <w:r>
         <w:t>Build Custom FPGA Bitfile in Vivado</w:t>
       </w:r>
-      <w:bookmarkEnd w:id="37"/>
+      <w:bookmarkEnd w:id="42"/>
     </w:p>
     <w:p>
       <w:r>
@@ -14573,12 +15879,28 @@
       </w:r>
       <w:proofErr w:type="spellEnd"/>
       <w:r>
-        <w:t xml:space="preserve"> will automatically relace the default/stub files in the Vivado project.</w:t>
-      </w:r>
-    </w:p>
-    <w:p>
-      <w:r>
-        <w:t>Make sure you have closed any open Vivado projects before running the create-project command.</w:t>
+        <w:t xml:space="preserve"> will automatically </w:t>
+      </w:r>
+      <w:proofErr w:type="gramStart"/>
+      <w:r>
+        <w:t>relace</w:t>
+      </w:r>
+      <w:proofErr w:type="gramEnd"/>
+      <w:r>
+        <w:t xml:space="preserve"> the default/stub files in the Vivado project.</w:t>
+      </w:r>
+    </w:p>
+    <w:p>
+      <w:r>
+        <w:t xml:space="preserve">Make sure you have closed any open Vivado projects before running the </w:t>
+      </w:r>
+      <w:proofErr w:type="gramStart"/>
+      <w:r>
+        <w:t>create-project</w:t>
+      </w:r>
+      <w:proofErr w:type="gramEnd"/>
+      <w:r>
+        <w:t xml:space="preserve"> command.</w:t>
       </w:r>
     </w:p>
     <w:p>
@@ -14731,13 +16053,18 @@
       </w:r>
       <w:proofErr w:type="spellEnd"/>
       <w:r>
-        <w:t xml:space="preserve"> command is automatically run as a post implementation step.  That command will pack the Xilinx bitstream file into the .</w:t>
+        <w:t xml:space="preserve"> command is automatically run as a post implementation step.  That command will pack the Xilinx bitstream file into </w:t>
+      </w:r>
+      <w:proofErr w:type="gramStart"/>
+      <w:r>
+        <w:t>the .</w:t>
       </w:r>
       <w:proofErr w:type="spellStart"/>
       <w:r>
         <w:t>lvbitx</w:t>
       </w:r>
       <w:proofErr w:type="spellEnd"/>
+      <w:proofErr w:type="gramEnd"/>
       <w:r>
         <w:t xml:space="preserve"> file used by the NI-RIO driver.</w:t>
       </w:r>
@@ -14752,13 +16079,18 @@
         <w:spacing w:after="0" w:line="276" w:lineRule="auto"/>
       </w:pPr>
       <w:r>
-        <w:t>You can find the generated .</w:t>
+        <w:t xml:space="preserve">You can find the </w:t>
+      </w:r>
+      <w:proofErr w:type="gramStart"/>
+      <w:r>
+        <w:t>generated .</w:t>
       </w:r>
       <w:proofErr w:type="spellStart"/>
       <w:r>
         <w:t>lvbitx</w:t>
       </w:r>
       <w:proofErr w:type="spellEnd"/>
+      <w:proofErr w:type="gramEnd"/>
       <w:r>
         <w:t xml:space="preserve"> file here:</w:t>
       </w:r>
@@ -14797,11 +16129,11 @@
       <w:pPr>
         <w:pStyle w:val="Heading2"/>
       </w:pPr>
-      <w:bookmarkStart w:id="38" w:name="_Toc210048151"/>
+      <w:bookmarkStart w:id="43" w:name="_Toc210976452"/>
       <w:r>
         <w:t>Run the Host example</w:t>
       </w:r>
-      <w:bookmarkEnd w:id="38"/>
+      <w:bookmarkEnd w:id="43"/>
     </w:p>
     <w:p>
       <w:r>
@@ -14879,6 +16211,119 @@
 <file path=word/numbering.xml><?xml version="1.0" encoding="utf-8"?>
 <w:numbering xmlns:wpc="http://schemas.microsoft.com/office/word/2010/wordprocessingCanvas" xmlns:cx="http://schemas.microsoft.com/office/drawing/2014/chartex" xmlns:cx1="http://schemas.microsoft.com/office/drawing/2015/9/8/chartex" xmlns:cx2="http://schemas.microsoft.com/office/drawing/2015/10/21/chartex" xmlns:cx3="http://schemas.microsoft.com/office/drawing/2016/5/9/chartex" xmlns:cx4="http://schemas.microsoft.com/office/drawing/2016/5/10/chartex" xmlns:cx5="http://schemas.microsoft.com/office/drawing/2016/5/11/chartex" xmlns:cx6="http://schemas.microsoft.com/office/drawing/2016/5/12/chartex" xmlns:cx7="http://schemas.microsoft.com/office/drawing/2016/5/13/chartex" xmlns:cx8="http://schemas.microsoft.com/office/drawing/2016/5/14/chartex" xmlns:mc="http://schemas.openxmlformats.org/markup-compatibility/2006" xmlns:aink="http://schemas.microsoft.com/office/drawing/2016/ink" xmlns:am3d="http://schemas.microsoft.com/office/drawing/2017/model3d" xmlns:o="urn:schemas-microsoft-com:office:office" xmlns:oel="http://schemas.microsoft.com/office/2019/extlst" xmlns:r="http://schemas.openxmlformats.org/officeDocument/2006/relationships" xmlns:m="http://schemas.openxmlformats.org/officeDocument/2006/math" xmlns:v="urn:schemas-microsoft-com:vml" xmlns:wp14="http://schemas.microsoft.com/office/word/2010/wordprocessingDrawing" xmlns:wp="http://schemas.openxmlformats.org/drawingml/2006/wordprocessingDrawing" xmlns:w10="urn:schemas-microsoft-com:office:word" xmlns:w="http://schemas.openxmlformats.org/wordprocessingml/2006/main" xmlns:w14="http://schemas.microsoft.com/office/word/2010/wordml" xmlns:w15="http://schemas.microsoft.com/office/word/2012/wordml" xmlns:w16cex="http://schemas.microsoft.com/office/word/2018/wordml/cex" xmlns:w16cid="http://schemas.microsoft.com/office/word/2016/wordml/cid" xmlns:w16="http://schemas.microsoft.com/office/word/2018/wordml" xmlns:w16du="http://schemas.microsoft.com/office/word/2023/wordml/word16du" xmlns:w16sdtdh="http://schemas.microsoft.com/office/word/2020/wordml/sdtdatahash" xmlns:w16sdtfl="http://schemas.microsoft.com/office/word/2024/wordml/sdtformatlock" xmlns:w16se="http://schemas.microsoft.com/office/word/2015/wordml/symex" xmlns:wpg="http://schemas.microsoft.com/office/word/2010/wordprocessingGroup" xmlns:wpi="http://schemas.microsoft.com/office/word/2010/wordprocessingInk" xmlns:wne="http://schemas.microsoft.com/office/word/2006/wordml" xmlns:wps="http://schemas.microsoft.com/office/word/2010/wordprocessingShape" mc:Ignorable="w14 w15 w16se w16cid w16 w16cex w16sdtdh w16sdtfl w16du wp14">
   <w:abstractNum w:abstractNumId="0" w15:restartNumberingAfterBreak="0">
+    <w:nsid w:val="0B5159C3"/>
+    <w:multiLevelType w:val="hybridMultilevel"/>
+    <w:tmpl w:val="A508BE58"/>
+    <w:lvl w:ilvl="0" w:tplc="04090001">
+      <w:start w:val="1"/>
+      <w:numFmt w:val="bullet"/>
+      <w:lvlText w:val=""/>
+      <w:lvlJc w:val="left"/>
+      <w:pPr>
+        <w:ind w:left="720" w:hanging="360"/>
+      </w:pPr>
+      <w:rPr>
+        <w:rFonts w:ascii="Symbol" w:hAnsi="Symbol" w:hint="default"/>
+      </w:rPr>
+    </w:lvl>
+    <w:lvl w:ilvl="1" w:tplc="04090003" w:tentative="1">
+      <w:start w:val="1"/>
+      <w:numFmt w:val="bullet"/>
+      <w:lvlText w:val="o"/>
+      <w:lvlJc w:val="left"/>
+      <w:pPr>
+        <w:ind w:left="1440" w:hanging="360"/>
+      </w:pPr>
+      <w:rPr>
+        <w:rFonts w:ascii="Courier New" w:hAnsi="Courier New" w:cs="Courier New" w:hint="default"/>
+      </w:rPr>
+    </w:lvl>
+    <w:lvl w:ilvl="2" w:tplc="04090005" w:tentative="1">
+      <w:start w:val="1"/>
+      <w:numFmt w:val="bullet"/>
+      <w:lvlText w:val=""/>
+      <w:lvlJc w:val="left"/>
+      <w:pPr>
+        <w:ind w:left="2160" w:hanging="360"/>
+      </w:pPr>
+      <w:rPr>
+        <w:rFonts w:ascii="Wingdings" w:hAnsi="Wingdings" w:hint="default"/>
+      </w:rPr>
+    </w:lvl>
+    <w:lvl w:ilvl="3" w:tplc="04090001" w:tentative="1">
+      <w:start w:val="1"/>
+      <w:numFmt w:val="bullet"/>
+      <w:lvlText w:val=""/>
+      <w:lvlJc w:val="left"/>
+      <w:pPr>
+        <w:ind w:left="2880" w:hanging="360"/>
+      </w:pPr>
+      <w:rPr>
+        <w:rFonts w:ascii="Symbol" w:hAnsi="Symbol" w:hint="default"/>
+      </w:rPr>
+    </w:lvl>
+    <w:lvl w:ilvl="4" w:tplc="04090003" w:tentative="1">
+      <w:start w:val="1"/>
+      <w:numFmt w:val="bullet"/>
+      <w:lvlText w:val="o"/>
+      <w:lvlJc w:val="left"/>
+      <w:pPr>
+        <w:ind w:left="3600" w:hanging="360"/>
+      </w:pPr>
+      <w:rPr>
+        <w:rFonts w:ascii="Courier New" w:hAnsi="Courier New" w:cs="Courier New" w:hint="default"/>
+      </w:rPr>
+    </w:lvl>
+    <w:lvl w:ilvl="5" w:tplc="04090005" w:tentative="1">
+      <w:start w:val="1"/>
+      <w:numFmt w:val="bullet"/>
+      <w:lvlText w:val=""/>
+      <w:lvlJc w:val="left"/>
+      <w:pPr>
+        <w:ind w:left="4320" w:hanging="360"/>
+      </w:pPr>
+      <w:rPr>
+        <w:rFonts w:ascii="Wingdings" w:hAnsi="Wingdings" w:hint="default"/>
+      </w:rPr>
+    </w:lvl>
+    <w:lvl w:ilvl="6" w:tplc="04090001" w:tentative="1">
+      <w:start w:val="1"/>
+      <w:numFmt w:val="bullet"/>
+      <w:lvlText w:val=""/>
+      <w:lvlJc w:val="left"/>
+      <w:pPr>
+        <w:ind w:left="5040" w:hanging="360"/>
+      </w:pPr>
+      <w:rPr>
+        <w:rFonts w:ascii="Symbol" w:hAnsi="Symbol" w:hint="default"/>
+      </w:rPr>
+    </w:lvl>
+    <w:lvl w:ilvl="7" w:tplc="04090003" w:tentative="1">
+      <w:start w:val="1"/>
+      <w:numFmt w:val="bullet"/>
+      <w:lvlText w:val="o"/>
+      <w:lvlJc w:val="left"/>
+      <w:pPr>
+        <w:ind w:left="5760" w:hanging="360"/>
+      </w:pPr>
+      <w:rPr>
+        <w:rFonts w:ascii="Courier New" w:hAnsi="Courier New" w:cs="Courier New" w:hint="default"/>
+      </w:rPr>
+    </w:lvl>
+    <w:lvl w:ilvl="8" w:tplc="04090005" w:tentative="1">
+      <w:start w:val="1"/>
+      <w:numFmt w:val="bullet"/>
+      <w:lvlText w:val=""/>
+      <w:lvlJc w:val="left"/>
+      <w:pPr>
+        <w:ind w:left="6480" w:hanging="360"/>
+      </w:pPr>
+      <w:rPr>
+        <w:rFonts w:ascii="Wingdings" w:hAnsi="Wingdings" w:hint="default"/>
+      </w:rPr>
+    </w:lvl>
+  </w:abstractNum>
+  <w:abstractNum w:abstractNumId="1" w15:restartNumberingAfterBreak="0">
     <w:nsid w:val="0EBA1E34"/>
     <w:multiLevelType w:val="multilevel"/>
     <w:tmpl w:val="04090025"/>
@@ -14973,7 +16418,7 @@
       </w:pPr>
     </w:lvl>
   </w:abstractNum>
-  <w:abstractNum w:abstractNumId="1" w15:restartNumberingAfterBreak="0">
+  <w:abstractNum w:abstractNumId="2" w15:restartNumberingAfterBreak="0">
     <w:nsid w:val="12EC269F"/>
     <w:multiLevelType w:val="hybridMultilevel"/>
     <w:tmpl w:val="D4647C9E"/>
@@ -15086,7 +16531,7 @@
       </w:rPr>
     </w:lvl>
   </w:abstractNum>
-  <w:abstractNum w:abstractNumId="2" w15:restartNumberingAfterBreak="0">
+  <w:abstractNum w:abstractNumId="3" w15:restartNumberingAfterBreak="0">
     <w:nsid w:val="26C34D40"/>
     <w:multiLevelType w:val="hybridMultilevel"/>
     <w:tmpl w:val="9162D540"/>
@@ -15199,7 +16644,7 @@
       </w:rPr>
     </w:lvl>
   </w:abstractNum>
-  <w:abstractNum w:abstractNumId="3" w15:restartNumberingAfterBreak="0">
+  <w:abstractNum w:abstractNumId="4" w15:restartNumberingAfterBreak="0">
     <w:nsid w:val="321D432F"/>
     <w:multiLevelType w:val="hybridMultilevel"/>
     <w:tmpl w:val="3D262AD6"/>
@@ -15312,7 +16757,7 @@
       </w:rPr>
     </w:lvl>
   </w:abstractNum>
-  <w:abstractNum w:abstractNumId="4" w15:restartNumberingAfterBreak="0">
+  <w:abstractNum w:abstractNumId="5" w15:restartNumberingAfterBreak="0">
     <w:nsid w:val="42697CFC"/>
     <w:multiLevelType w:val="hybridMultilevel"/>
     <w:tmpl w:val="E368B532"/>
@@ -15401,7 +16846,7 @@
       </w:pPr>
     </w:lvl>
   </w:abstractNum>
-  <w:abstractNum w:abstractNumId="5" w15:restartNumberingAfterBreak="0">
+  <w:abstractNum w:abstractNumId="6" w15:restartNumberingAfterBreak="0">
     <w:nsid w:val="5CD52284"/>
     <w:multiLevelType w:val="hybridMultilevel"/>
     <w:tmpl w:val="B3E04FA4"/>
@@ -15514,7 +16959,7 @@
       </w:rPr>
     </w:lvl>
   </w:abstractNum>
-  <w:abstractNum w:abstractNumId="6" w15:restartNumberingAfterBreak="0">
+  <w:abstractNum w:abstractNumId="7" w15:restartNumberingAfterBreak="0">
     <w:nsid w:val="710803F1"/>
     <w:multiLevelType w:val="hybridMultilevel"/>
     <w:tmpl w:val="B20E4972"/>
@@ -15628,24 +17073,27 @@
     </w:lvl>
   </w:abstractNum>
   <w:num w:numId="1" w16cid:durableId="342051530">
+    <w:abstractNumId w:val="7"/>
+  </w:num>
+  <w:num w:numId="2" w16cid:durableId="2101489247">
+    <w:abstractNumId w:val="3"/>
+  </w:num>
+  <w:num w:numId="3" w16cid:durableId="753084721">
+    <w:abstractNumId w:val="5"/>
+  </w:num>
+  <w:num w:numId="4" w16cid:durableId="397560648">
+    <w:abstractNumId w:val="4"/>
+  </w:num>
+  <w:num w:numId="5" w16cid:durableId="1160852590">
+    <w:abstractNumId w:val="2"/>
+  </w:num>
+  <w:num w:numId="6" w16cid:durableId="1214004510">
     <w:abstractNumId w:val="6"/>
   </w:num>
-  <w:num w:numId="2" w16cid:durableId="2101489247">
-    <w:abstractNumId w:val="2"/>
-  </w:num>
-  <w:num w:numId="3" w16cid:durableId="753084721">
-    <w:abstractNumId w:val="4"/>
-  </w:num>
-  <w:num w:numId="4" w16cid:durableId="397560648">
-    <w:abstractNumId w:val="3"/>
-  </w:num>
-  <w:num w:numId="5" w16cid:durableId="1160852590">
+  <w:num w:numId="7" w16cid:durableId="368262721">
     <w:abstractNumId w:val="1"/>
   </w:num>
-  <w:num w:numId="6" w16cid:durableId="1214004510">
-    <w:abstractNumId w:val="5"/>
-  </w:num>
-  <w:num w:numId="7" w16cid:durableId="368262721">
+  <w:num w:numId="8" w16cid:durableId="487525506">
     <w:abstractNumId w:val="0"/>
   </w:num>
 </w:numbering>

--- a/docs/public/HDL Workflow Hands-On Guide.docx
+++ b/docs/public/HDL Workflow Hands-On Guide.docx
@@ -77,7 +77,7 @@
           <w:r>
             <w:fldChar w:fldCharType="separate"/>
           </w:r>
-          <w:hyperlink w:anchor="_Toc210976409" w:history="1">
+          <w:hyperlink w:anchor="_Toc211263252" w:history="1">
             <w:r>
               <w:rPr>
                 <w:rStyle w:val="Hyperlink"/>
@@ -118,7 +118,7 @@
                 <w:noProof/>
                 <w:webHidden/>
               </w:rPr>
-              <w:instrText xml:space="preserve"> PAGEREF _Toc210976409 \h </w:instrText>
+              <w:instrText xml:space="preserve"> PAGEREF _Toc211263252 \h </w:instrText>
             </w:r>
             <w:r>
               <w:rPr>
@@ -161,7 +161,7 @@
               <w:noProof/>
             </w:rPr>
           </w:pPr>
-          <w:hyperlink w:anchor="_Toc210976410" w:history="1">
+          <w:hyperlink w:anchor="_Toc211263253" w:history="1">
             <w:r>
               <w:rPr>
                 <w:rStyle w:val="Hyperlink"/>
@@ -202,7 +202,7 @@
                 <w:noProof/>
                 <w:webHidden/>
               </w:rPr>
-              <w:instrText xml:space="preserve"> PAGEREF _Toc210976410 \h </w:instrText>
+              <w:instrText xml:space="preserve"> PAGEREF _Toc211263253 \h </w:instrText>
             </w:r>
             <w:r>
               <w:rPr>
@@ -245,7 +245,7 @@
               <w:noProof/>
             </w:rPr>
           </w:pPr>
-          <w:hyperlink w:anchor="_Toc210976411" w:history="1">
+          <w:hyperlink w:anchor="_Toc211263254" w:history="1">
             <w:r>
               <w:rPr>
                 <w:rStyle w:val="Hyperlink"/>
@@ -286,7 +286,7 @@
                 <w:noProof/>
                 <w:webHidden/>
               </w:rPr>
-              <w:instrText xml:space="preserve"> PAGEREF _Toc210976411 \h </w:instrText>
+              <w:instrText xml:space="preserve"> PAGEREF _Toc211263254 \h </w:instrText>
             </w:r>
             <w:r>
               <w:rPr>
@@ -329,7 +329,7 @@
               <w:noProof/>
             </w:rPr>
           </w:pPr>
-          <w:hyperlink w:anchor="_Toc210976412" w:history="1">
+          <w:hyperlink w:anchor="_Toc211263255" w:history="1">
             <w:r>
               <w:rPr>
                 <w:rStyle w:val="Hyperlink"/>
@@ -370,7 +370,7 @@
                 <w:noProof/>
                 <w:webHidden/>
               </w:rPr>
-              <w:instrText xml:space="preserve"> PAGEREF _Toc210976412 \h </w:instrText>
+              <w:instrText xml:space="preserve"> PAGEREF _Toc211263255 \h </w:instrText>
             </w:r>
             <w:r>
               <w:rPr>
@@ -413,7 +413,7 @@
               <w:noProof/>
             </w:rPr>
           </w:pPr>
-          <w:hyperlink w:anchor="_Toc210976413" w:history="1">
+          <w:hyperlink w:anchor="_Toc211263256" w:history="1">
             <w:r>
               <w:rPr>
                 <w:rStyle w:val="Hyperlink"/>
@@ -454,7 +454,7 @@
                 <w:noProof/>
                 <w:webHidden/>
               </w:rPr>
-              <w:instrText xml:space="preserve"> PAGEREF _Toc210976413 \h </w:instrText>
+              <w:instrText xml:space="preserve"> PAGEREF _Toc211263256 \h </w:instrText>
             </w:r>
             <w:r>
               <w:rPr>
@@ -497,7 +497,7 @@
               <w:noProof/>
             </w:rPr>
           </w:pPr>
-          <w:hyperlink w:anchor="_Toc210976414" w:history="1">
+          <w:hyperlink w:anchor="_Toc211263257" w:history="1">
             <w:r>
               <w:rPr>
                 <w:rStyle w:val="Hyperlink"/>
@@ -538,7 +538,7 @@
                 <w:noProof/>
                 <w:webHidden/>
               </w:rPr>
-              <w:instrText xml:space="preserve"> PAGEREF _Toc210976414 \h </w:instrText>
+              <w:instrText xml:space="preserve"> PAGEREF _Toc211263257 \h </w:instrText>
             </w:r>
             <w:r>
               <w:rPr>
@@ -581,7 +581,7 @@
               <w:noProof/>
             </w:rPr>
           </w:pPr>
-          <w:hyperlink w:anchor="_Toc210976415" w:history="1">
+          <w:hyperlink w:anchor="_Toc211263258" w:history="1">
             <w:r>
               <w:rPr>
                 <w:rStyle w:val="Hyperlink"/>
@@ -622,7 +622,7 @@
                 <w:noProof/>
                 <w:webHidden/>
               </w:rPr>
-              <w:instrText xml:space="preserve"> PAGEREF _Toc210976415 \h </w:instrText>
+              <w:instrText xml:space="preserve"> PAGEREF _Toc211263258 \h </w:instrText>
             </w:r>
             <w:r>
               <w:rPr>
@@ -665,7 +665,7 @@
               <w:noProof/>
             </w:rPr>
           </w:pPr>
-          <w:hyperlink w:anchor="_Toc210976416" w:history="1">
+          <w:hyperlink w:anchor="_Toc211263259" w:history="1">
             <w:r>
               <w:rPr>
                 <w:rStyle w:val="Hyperlink"/>
@@ -706,7 +706,7 @@
                 <w:noProof/>
                 <w:webHidden/>
               </w:rPr>
-              <w:instrText xml:space="preserve"> PAGEREF _Toc210976416 \h </w:instrText>
+              <w:instrText xml:space="preserve"> PAGEREF _Toc211263259 \h </w:instrText>
             </w:r>
             <w:r>
               <w:rPr>
@@ -749,7 +749,7 @@
               <w:noProof/>
             </w:rPr>
           </w:pPr>
-          <w:hyperlink w:anchor="_Toc210976417" w:history="1">
+          <w:hyperlink w:anchor="_Toc211263260" w:history="1">
             <w:r>
               <w:rPr>
                 <w:rStyle w:val="Hyperlink"/>
@@ -790,7 +790,7 @@
                 <w:noProof/>
                 <w:webHidden/>
               </w:rPr>
-              <w:instrText xml:space="preserve"> PAGEREF _Toc210976417 \h </w:instrText>
+              <w:instrText xml:space="preserve"> PAGEREF _Toc211263260 \h </w:instrText>
             </w:r>
             <w:r>
               <w:rPr>
@@ -833,7 +833,7 @@
               <w:noProof/>
             </w:rPr>
           </w:pPr>
-          <w:hyperlink w:anchor="_Toc210976418" w:history="1">
+          <w:hyperlink w:anchor="_Toc211263261" w:history="1">
             <w:r>
               <w:rPr>
                 <w:rStyle w:val="Hyperlink"/>
@@ -874,7 +874,7 @@
                 <w:noProof/>
                 <w:webHidden/>
               </w:rPr>
-              <w:instrText xml:space="preserve"> PAGEREF _Toc210976418 \h </w:instrText>
+              <w:instrText xml:space="preserve"> PAGEREF _Toc211263261 \h </w:instrText>
             </w:r>
             <w:r>
               <w:rPr>
@@ -917,7 +917,7 @@
               <w:noProof/>
             </w:rPr>
           </w:pPr>
-          <w:hyperlink w:anchor="_Toc210976419" w:history="1">
+          <w:hyperlink w:anchor="_Toc211263262" w:history="1">
             <w:r>
               <w:rPr>
                 <w:rStyle w:val="Hyperlink"/>
@@ -958,7 +958,7 @@
                 <w:noProof/>
                 <w:webHidden/>
               </w:rPr>
-              <w:instrText xml:space="preserve"> PAGEREF _Toc210976419 \h </w:instrText>
+              <w:instrText xml:space="preserve"> PAGEREF _Toc211263262 \h </w:instrText>
             </w:r>
             <w:r>
               <w:rPr>
@@ -1001,7 +1001,7 @@
               <w:noProof/>
             </w:rPr>
           </w:pPr>
-          <w:hyperlink w:anchor="_Toc210976420" w:history="1">
+          <w:hyperlink w:anchor="_Toc211263263" w:history="1">
             <w:r>
               <w:rPr>
                 <w:rStyle w:val="Hyperlink"/>
@@ -1042,7 +1042,7 @@
                 <w:noProof/>
                 <w:webHidden/>
               </w:rPr>
-              <w:instrText xml:space="preserve"> PAGEREF _Toc210976420 \h </w:instrText>
+              <w:instrText xml:space="preserve"> PAGEREF _Toc211263263 \h </w:instrText>
             </w:r>
             <w:r>
               <w:rPr>
@@ -1085,7 +1085,7 @@
               <w:noProof/>
             </w:rPr>
           </w:pPr>
-          <w:hyperlink w:anchor="_Toc210976421" w:history="1">
+          <w:hyperlink w:anchor="_Toc211263264" w:history="1">
             <w:r>
               <w:rPr>
                 <w:rStyle w:val="Hyperlink"/>
@@ -1126,7 +1126,7 @@
                 <w:noProof/>
                 <w:webHidden/>
               </w:rPr>
-              <w:instrText xml:space="preserve"> PAGEREF _Toc210976421 \h </w:instrText>
+              <w:instrText xml:space="preserve"> PAGEREF _Toc211263264 \h </w:instrText>
             </w:r>
             <w:r>
               <w:rPr>
@@ -1169,7 +1169,7 @@
               <w:noProof/>
             </w:rPr>
           </w:pPr>
-          <w:hyperlink w:anchor="_Toc210976422" w:history="1">
+          <w:hyperlink w:anchor="_Toc211263265" w:history="1">
             <w:r>
               <w:rPr>
                 <w:rStyle w:val="Hyperlink"/>
@@ -1210,7 +1210,7 @@
                 <w:noProof/>
                 <w:webHidden/>
               </w:rPr>
-              <w:instrText xml:space="preserve"> PAGEREF _Toc210976422 \h </w:instrText>
+              <w:instrText xml:space="preserve"> PAGEREF _Toc211263265 \h </w:instrText>
             </w:r>
             <w:r>
               <w:rPr>
@@ -1253,7 +1253,7 @@
               <w:noProof/>
             </w:rPr>
           </w:pPr>
-          <w:hyperlink w:anchor="_Toc210976423" w:history="1">
+          <w:hyperlink w:anchor="_Toc211263266" w:history="1">
             <w:r>
               <w:rPr>
                 <w:rStyle w:val="Hyperlink"/>
@@ -1294,7 +1294,7 @@
                 <w:noProof/>
                 <w:webHidden/>
               </w:rPr>
-              <w:instrText xml:space="preserve"> PAGEREF _Toc210976423 \h </w:instrText>
+              <w:instrText xml:space="preserve"> PAGEREF _Toc211263266 \h </w:instrText>
             </w:r>
             <w:r>
               <w:rPr>
@@ -1337,7 +1337,7 @@
               <w:noProof/>
             </w:rPr>
           </w:pPr>
-          <w:hyperlink w:anchor="_Toc210976424" w:history="1">
+          <w:hyperlink w:anchor="_Toc211263267" w:history="1">
             <w:r>
               <w:rPr>
                 <w:rStyle w:val="Hyperlink"/>
@@ -1378,7 +1378,7 @@
                 <w:noProof/>
                 <w:webHidden/>
               </w:rPr>
-              <w:instrText xml:space="preserve"> PAGEREF _Toc210976424 \h </w:instrText>
+              <w:instrText xml:space="preserve"> PAGEREF _Toc211263267 \h </w:instrText>
             </w:r>
             <w:r>
               <w:rPr>
@@ -1421,7 +1421,7 @@
               <w:noProof/>
             </w:rPr>
           </w:pPr>
-          <w:hyperlink w:anchor="_Toc210976425" w:history="1">
+          <w:hyperlink w:anchor="_Toc211263268" w:history="1">
             <w:r>
               <w:rPr>
                 <w:rStyle w:val="Hyperlink"/>
@@ -1462,7 +1462,7 @@
                 <w:noProof/>
                 <w:webHidden/>
               </w:rPr>
-              <w:instrText xml:space="preserve"> PAGEREF _Toc210976425 \h </w:instrText>
+              <w:instrText xml:space="preserve"> PAGEREF _Toc211263268 \h </w:instrText>
             </w:r>
             <w:r>
               <w:rPr>
@@ -1505,7 +1505,7 @@
               <w:noProof/>
             </w:rPr>
           </w:pPr>
-          <w:hyperlink w:anchor="_Toc210976426" w:history="1">
+          <w:hyperlink w:anchor="_Toc211263269" w:history="1">
             <w:r>
               <w:rPr>
                 <w:rStyle w:val="Hyperlink"/>
@@ -1546,7 +1546,7 @@
                 <w:noProof/>
                 <w:webHidden/>
               </w:rPr>
-              <w:instrText xml:space="preserve"> PAGEREF _Toc210976426 \h </w:instrText>
+              <w:instrText xml:space="preserve"> PAGEREF _Toc211263269 \h </w:instrText>
             </w:r>
             <w:r>
               <w:rPr>
@@ -1589,7 +1589,7 @@
               <w:noProof/>
             </w:rPr>
           </w:pPr>
-          <w:hyperlink w:anchor="_Toc210976427" w:history="1">
+          <w:hyperlink w:anchor="_Toc211263270" w:history="1">
             <w:r>
               <w:rPr>
                 <w:rStyle w:val="Hyperlink"/>
@@ -1630,7 +1630,7 @@
                 <w:noProof/>
                 <w:webHidden/>
               </w:rPr>
-              <w:instrText xml:space="preserve"> PAGEREF _Toc210976427 \h </w:instrText>
+              <w:instrText xml:space="preserve"> PAGEREF _Toc211263270 \h </w:instrText>
             </w:r>
             <w:r>
               <w:rPr>
@@ -1673,7 +1673,7 @@
               <w:noProof/>
             </w:rPr>
           </w:pPr>
-          <w:hyperlink w:anchor="_Toc210976428" w:history="1">
+          <w:hyperlink w:anchor="_Toc211263271" w:history="1">
             <w:r>
               <w:rPr>
                 <w:rStyle w:val="Hyperlink"/>
@@ -1714,7 +1714,7 @@
                 <w:noProof/>
                 <w:webHidden/>
               </w:rPr>
-              <w:instrText xml:space="preserve"> PAGEREF _Toc210976428 \h </w:instrText>
+              <w:instrText xml:space="preserve"> PAGEREF _Toc211263271 \h </w:instrText>
             </w:r>
             <w:r>
               <w:rPr>
@@ -1757,7 +1757,7 @@
               <w:noProof/>
             </w:rPr>
           </w:pPr>
-          <w:hyperlink w:anchor="_Toc210976429" w:history="1">
+          <w:hyperlink w:anchor="_Toc211263272" w:history="1">
             <w:r>
               <w:rPr>
                 <w:rStyle w:val="Hyperlink"/>
@@ -1798,7 +1798,7 @@
                 <w:noProof/>
                 <w:webHidden/>
               </w:rPr>
-              <w:instrText xml:space="preserve"> PAGEREF _Toc210976429 \h </w:instrText>
+              <w:instrText xml:space="preserve"> PAGEREF _Toc211263272 \h </w:instrText>
             </w:r>
             <w:r>
               <w:rPr>
@@ -1841,7 +1841,7 @@
               <w:noProof/>
             </w:rPr>
           </w:pPr>
-          <w:hyperlink w:anchor="_Toc210976430" w:history="1">
+          <w:hyperlink w:anchor="_Toc211263273" w:history="1">
             <w:r>
               <w:rPr>
                 <w:rStyle w:val="Hyperlink"/>
@@ -1882,7 +1882,7 @@
                 <w:noProof/>
                 <w:webHidden/>
               </w:rPr>
-              <w:instrText xml:space="preserve"> PAGEREF _Toc210976430 \h </w:instrText>
+              <w:instrText xml:space="preserve"> PAGEREF _Toc211263273 \h </w:instrText>
             </w:r>
             <w:r>
               <w:rPr>
@@ -1925,7 +1925,7 @@
               <w:noProof/>
             </w:rPr>
           </w:pPr>
-          <w:hyperlink w:anchor="_Toc210976431" w:history="1">
+          <w:hyperlink w:anchor="_Toc211263274" w:history="1">
             <w:r>
               <w:rPr>
                 <w:rStyle w:val="Hyperlink"/>
@@ -1966,7 +1966,7 @@
                 <w:noProof/>
                 <w:webHidden/>
               </w:rPr>
-              <w:instrText xml:space="preserve"> PAGEREF _Toc210976431 \h </w:instrText>
+              <w:instrText xml:space="preserve"> PAGEREF _Toc211263274 \h </w:instrText>
             </w:r>
             <w:r>
               <w:rPr>
@@ -2009,7 +2009,7 @@
               <w:noProof/>
             </w:rPr>
           </w:pPr>
-          <w:hyperlink w:anchor="_Toc210976432" w:history="1">
+          <w:hyperlink w:anchor="_Toc211263275" w:history="1">
             <w:r>
               <w:rPr>
                 <w:rStyle w:val="Hyperlink"/>
@@ -2050,7 +2050,7 @@
                 <w:noProof/>
                 <w:webHidden/>
               </w:rPr>
-              <w:instrText xml:space="preserve"> PAGEREF _Toc210976432 \h </w:instrText>
+              <w:instrText xml:space="preserve"> PAGEREF _Toc211263275 \h </w:instrText>
             </w:r>
             <w:r>
               <w:rPr>
@@ -2093,7 +2093,7 @@
               <w:noProof/>
             </w:rPr>
           </w:pPr>
-          <w:hyperlink w:anchor="_Toc210976433" w:history="1">
+          <w:hyperlink w:anchor="_Toc211263276" w:history="1">
             <w:r>
               <w:rPr>
                 <w:rStyle w:val="Hyperlink"/>
@@ -2134,7 +2134,7 @@
                 <w:noProof/>
                 <w:webHidden/>
               </w:rPr>
-              <w:instrText xml:space="preserve"> PAGEREF _Toc210976433 \h </w:instrText>
+              <w:instrText xml:space="preserve"> PAGEREF _Toc211263276 \h </w:instrText>
             </w:r>
             <w:r>
               <w:rPr>
@@ -2177,7 +2177,7 @@
               <w:noProof/>
             </w:rPr>
           </w:pPr>
-          <w:hyperlink w:anchor="_Toc210976434" w:history="1">
+          <w:hyperlink w:anchor="_Toc211263277" w:history="1">
             <w:r>
               <w:rPr>
                 <w:rStyle w:val="Hyperlink"/>
@@ -2218,7 +2218,7 @@
                 <w:noProof/>
                 <w:webHidden/>
               </w:rPr>
-              <w:instrText xml:space="preserve"> PAGEREF _Toc210976434 \h </w:instrText>
+              <w:instrText xml:space="preserve"> PAGEREF _Toc211263277 \h </w:instrText>
             </w:r>
             <w:r>
               <w:rPr>
@@ -2261,7 +2261,7 @@
               <w:noProof/>
             </w:rPr>
           </w:pPr>
-          <w:hyperlink w:anchor="_Toc210976435" w:history="1">
+          <w:hyperlink w:anchor="_Toc211263278" w:history="1">
             <w:r>
               <w:rPr>
                 <w:rStyle w:val="Hyperlink"/>
@@ -2302,7 +2302,7 @@
                 <w:noProof/>
                 <w:webHidden/>
               </w:rPr>
-              <w:instrText xml:space="preserve"> PAGEREF _Toc210976435 \h </w:instrText>
+              <w:instrText xml:space="preserve"> PAGEREF _Toc211263278 \h </w:instrText>
             </w:r>
             <w:r>
               <w:rPr>
@@ -2345,7 +2345,7 @@
               <w:noProof/>
             </w:rPr>
           </w:pPr>
-          <w:hyperlink w:anchor="_Toc210976436" w:history="1">
+          <w:hyperlink w:anchor="_Toc211263279" w:history="1">
             <w:r>
               <w:rPr>
                 <w:rStyle w:val="Hyperlink"/>
@@ -2386,7 +2386,7 @@
                 <w:noProof/>
                 <w:webHidden/>
               </w:rPr>
-              <w:instrText xml:space="preserve"> PAGEREF _Toc210976436 \h </w:instrText>
+              <w:instrText xml:space="preserve"> PAGEREF _Toc211263279 \h </w:instrText>
             </w:r>
             <w:r>
               <w:rPr>
@@ -2429,7 +2429,7 @@
               <w:noProof/>
             </w:rPr>
           </w:pPr>
-          <w:hyperlink w:anchor="_Toc210976437" w:history="1">
+          <w:hyperlink w:anchor="_Toc211263280" w:history="1">
             <w:r>
               <w:rPr>
                 <w:rStyle w:val="Hyperlink"/>
@@ -2470,7 +2470,7 @@
                 <w:noProof/>
                 <w:webHidden/>
               </w:rPr>
-              <w:instrText xml:space="preserve"> PAGEREF _Toc210976437 \h </w:instrText>
+              <w:instrText xml:space="preserve"> PAGEREF _Toc211263280 \h </w:instrText>
             </w:r>
             <w:r>
               <w:rPr>
@@ -2513,7 +2513,7 @@
               <w:noProof/>
             </w:rPr>
           </w:pPr>
-          <w:hyperlink w:anchor="_Toc210976438" w:history="1">
+          <w:hyperlink w:anchor="_Toc211263281" w:history="1">
             <w:r>
               <w:rPr>
                 <w:rStyle w:val="Hyperlink"/>
@@ -2554,7 +2554,7 @@
                 <w:noProof/>
                 <w:webHidden/>
               </w:rPr>
-              <w:instrText xml:space="preserve"> PAGEREF _Toc210976438 \h </w:instrText>
+              <w:instrText xml:space="preserve"> PAGEREF _Toc211263281 \h </w:instrText>
             </w:r>
             <w:r>
               <w:rPr>
@@ -2597,7 +2597,7 @@
               <w:noProof/>
             </w:rPr>
           </w:pPr>
-          <w:hyperlink w:anchor="_Toc210976439" w:history="1">
+          <w:hyperlink w:anchor="_Toc211263282" w:history="1">
             <w:r>
               <w:rPr>
                 <w:rStyle w:val="Hyperlink"/>
@@ -2638,7 +2638,7 @@
                 <w:noProof/>
                 <w:webHidden/>
               </w:rPr>
-              <w:instrText xml:space="preserve"> PAGEREF _Toc210976439 \h </w:instrText>
+              <w:instrText xml:space="preserve"> PAGEREF _Toc211263282 \h </w:instrText>
             </w:r>
             <w:r>
               <w:rPr>
@@ -2681,7 +2681,7 @@
               <w:noProof/>
             </w:rPr>
           </w:pPr>
-          <w:hyperlink w:anchor="_Toc210976440" w:history="1">
+          <w:hyperlink w:anchor="_Toc211263283" w:history="1">
             <w:r>
               <w:rPr>
                 <w:rStyle w:val="Hyperlink"/>
@@ -2722,7 +2722,7 @@
                 <w:noProof/>
                 <w:webHidden/>
               </w:rPr>
-              <w:instrText xml:space="preserve"> PAGEREF _Toc210976440 \h </w:instrText>
+              <w:instrText xml:space="preserve"> PAGEREF _Toc211263283 \h </w:instrText>
             </w:r>
             <w:r>
               <w:rPr>
@@ -2765,7 +2765,7 @@
               <w:noProof/>
             </w:rPr>
           </w:pPr>
-          <w:hyperlink w:anchor="_Toc210976441" w:history="1">
+          <w:hyperlink w:anchor="_Toc211263284" w:history="1">
             <w:r>
               <w:rPr>
                 <w:rStyle w:val="Hyperlink"/>
@@ -2806,7 +2806,7 @@
                 <w:noProof/>
                 <w:webHidden/>
               </w:rPr>
-              <w:instrText xml:space="preserve"> PAGEREF _Toc210976441 \h </w:instrText>
+              <w:instrText xml:space="preserve"> PAGEREF _Toc211263284 \h </w:instrText>
             </w:r>
             <w:r>
               <w:rPr>
@@ -2849,7 +2849,7 @@
               <w:noProof/>
             </w:rPr>
           </w:pPr>
-          <w:hyperlink w:anchor="_Toc210976442" w:history="1">
+          <w:hyperlink w:anchor="_Toc211263285" w:history="1">
             <w:r>
               <w:rPr>
                 <w:rStyle w:val="Hyperlink"/>
@@ -2890,7 +2890,7 @@
                 <w:noProof/>
                 <w:webHidden/>
               </w:rPr>
-              <w:instrText xml:space="preserve"> PAGEREF _Toc210976442 \h </w:instrText>
+              <w:instrText xml:space="preserve"> PAGEREF _Toc211263285 \h </w:instrText>
             </w:r>
             <w:r>
               <w:rPr>
@@ -2933,7 +2933,7 @@
               <w:noProof/>
             </w:rPr>
           </w:pPr>
-          <w:hyperlink w:anchor="_Toc210976443" w:history="1">
+          <w:hyperlink w:anchor="_Toc211263286" w:history="1">
             <w:r>
               <w:rPr>
                 <w:rStyle w:val="Hyperlink"/>
@@ -2974,7 +2974,7 @@
                 <w:noProof/>
                 <w:webHidden/>
               </w:rPr>
-              <w:instrText xml:space="preserve"> PAGEREF _Toc210976443 \h </w:instrText>
+              <w:instrText xml:space="preserve"> PAGEREF _Toc211263286 \h </w:instrText>
             </w:r>
             <w:r>
               <w:rPr>
@@ -3017,7 +3017,7 @@
               <w:noProof/>
             </w:rPr>
           </w:pPr>
-          <w:hyperlink w:anchor="_Toc210976444" w:history="1">
+          <w:hyperlink w:anchor="_Toc211263287" w:history="1">
             <w:r>
               <w:rPr>
                 <w:rStyle w:val="Hyperlink"/>
@@ -3058,7 +3058,7 @@
                 <w:noProof/>
                 <w:webHidden/>
               </w:rPr>
-              <w:instrText xml:space="preserve"> PAGEREF _Toc210976444 \h </w:instrText>
+              <w:instrText xml:space="preserve"> PAGEREF _Toc211263287 \h </w:instrText>
             </w:r>
             <w:r>
               <w:rPr>
@@ -3101,7 +3101,7 @@
               <w:noProof/>
             </w:rPr>
           </w:pPr>
-          <w:hyperlink w:anchor="_Toc210976445" w:history="1">
+          <w:hyperlink w:anchor="_Toc211263288" w:history="1">
             <w:r>
               <w:rPr>
                 <w:rStyle w:val="Hyperlink"/>
@@ -3142,7 +3142,7 @@
                 <w:noProof/>
                 <w:webHidden/>
               </w:rPr>
-              <w:instrText xml:space="preserve"> PAGEREF _Toc210976445 \h </w:instrText>
+              <w:instrText xml:space="preserve"> PAGEREF _Toc211263288 \h </w:instrText>
             </w:r>
             <w:r>
               <w:rPr>
@@ -3185,7 +3185,7 @@
               <w:noProof/>
             </w:rPr>
           </w:pPr>
-          <w:hyperlink w:anchor="_Toc210976446" w:history="1">
+          <w:hyperlink w:anchor="_Toc211263289" w:history="1">
             <w:r>
               <w:rPr>
                 <w:rStyle w:val="Hyperlink"/>
@@ -3226,7 +3226,7 @@
                 <w:noProof/>
                 <w:webHidden/>
               </w:rPr>
-              <w:instrText xml:space="preserve"> PAGEREF _Toc210976446 \h </w:instrText>
+              <w:instrText xml:space="preserve"> PAGEREF _Toc211263289 \h </w:instrText>
             </w:r>
             <w:r>
               <w:rPr>
@@ -3269,7 +3269,7 @@
               <w:noProof/>
             </w:rPr>
           </w:pPr>
-          <w:hyperlink w:anchor="_Toc210976447" w:history="1">
+          <w:hyperlink w:anchor="_Toc211263290" w:history="1">
             <w:r>
               <w:rPr>
                 <w:rStyle w:val="Hyperlink"/>
@@ -3310,7 +3310,7 @@
                 <w:noProof/>
                 <w:webHidden/>
               </w:rPr>
-              <w:instrText xml:space="preserve"> PAGEREF _Toc210976447 \h </w:instrText>
+              <w:instrText xml:space="preserve"> PAGEREF _Toc211263290 \h </w:instrText>
             </w:r>
             <w:r>
               <w:rPr>
@@ -3353,7 +3353,7 @@
               <w:noProof/>
             </w:rPr>
           </w:pPr>
-          <w:hyperlink w:anchor="_Toc210976448" w:history="1">
+          <w:hyperlink w:anchor="_Toc211263291" w:history="1">
             <w:r>
               <w:rPr>
                 <w:rStyle w:val="Hyperlink"/>
@@ -3394,7 +3394,7 @@
                 <w:noProof/>
                 <w:webHidden/>
               </w:rPr>
-              <w:instrText xml:space="preserve"> PAGEREF _Toc210976448 \h </w:instrText>
+              <w:instrText xml:space="preserve"> PAGEREF _Toc211263291 \h </w:instrText>
             </w:r>
             <w:r>
               <w:rPr>
@@ -3437,7 +3437,7 @@
               <w:noProof/>
             </w:rPr>
           </w:pPr>
-          <w:hyperlink w:anchor="_Toc210976449" w:history="1">
+          <w:hyperlink w:anchor="_Toc211263292" w:history="1">
             <w:r>
               <w:rPr>
                 <w:rStyle w:val="Hyperlink"/>
@@ -3478,7 +3478,7 @@
                 <w:noProof/>
                 <w:webHidden/>
               </w:rPr>
-              <w:instrText xml:space="preserve"> PAGEREF _Toc210976449 \h </w:instrText>
+              <w:instrText xml:space="preserve"> PAGEREF _Toc211263292 \h </w:instrText>
             </w:r>
             <w:r>
               <w:rPr>
@@ -3521,7 +3521,7 @@
               <w:noProof/>
             </w:rPr>
           </w:pPr>
-          <w:hyperlink w:anchor="_Toc210976450" w:history="1">
+          <w:hyperlink w:anchor="_Toc211263293" w:history="1">
             <w:r>
               <w:rPr>
                 <w:rStyle w:val="Hyperlink"/>
@@ -3562,7 +3562,7 @@
                 <w:noProof/>
                 <w:webHidden/>
               </w:rPr>
-              <w:instrText xml:space="preserve"> PAGEREF _Toc210976450 \h </w:instrText>
+              <w:instrText xml:space="preserve"> PAGEREF _Toc211263293 \h </w:instrText>
             </w:r>
             <w:r>
               <w:rPr>
@@ -3605,7 +3605,7 @@
               <w:noProof/>
             </w:rPr>
           </w:pPr>
-          <w:hyperlink w:anchor="_Toc210976451" w:history="1">
+          <w:hyperlink w:anchor="_Toc211263294" w:history="1">
             <w:r>
               <w:rPr>
                 <w:rStyle w:val="Hyperlink"/>
@@ -3646,7 +3646,7 @@
                 <w:noProof/>
                 <w:webHidden/>
               </w:rPr>
-              <w:instrText xml:space="preserve"> PAGEREF _Toc210976451 \h </w:instrText>
+              <w:instrText xml:space="preserve"> PAGEREF _Toc211263294 \h </w:instrText>
             </w:r>
             <w:r>
               <w:rPr>
@@ -3689,7 +3689,7 @@
               <w:noProof/>
             </w:rPr>
           </w:pPr>
-          <w:hyperlink w:anchor="_Toc210976452" w:history="1">
+          <w:hyperlink w:anchor="_Toc211263295" w:history="1">
             <w:r>
               <w:rPr>
                 <w:rStyle w:val="Hyperlink"/>
@@ -3730,7 +3730,7 @@
                 <w:noProof/>
                 <w:webHidden/>
               </w:rPr>
-              <w:instrText xml:space="preserve"> PAGEREF _Toc210976452 \h </w:instrText>
+              <w:instrText xml:space="preserve"> PAGEREF _Toc211263295 \h </w:instrText>
             </w:r>
             <w:r>
               <w:rPr>
@@ -3790,7 +3790,7 @@
       <w:pPr>
         <w:pStyle w:val="Heading1"/>
       </w:pPr>
-      <w:bookmarkStart w:id="0" w:name="_Toc210976409"/>
+      <w:bookmarkStart w:id="0" w:name="_Toc211263252"/>
       <w:r>
         <w:lastRenderedPageBreak/>
         <w:t>Getting Started</w:t>
@@ -4004,7 +4004,7 @@
       <w:pPr>
         <w:pStyle w:val="Heading1"/>
       </w:pPr>
-      <w:bookmarkStart w:id="1" w:name="_Toc210976410"/>
+      <w:bookmarkStart w:id="1" w:name="_Toc211263253"/>
       <w:r>
         <w:lastRenderedPageBreak/>
         <w:t>System Setup</w:t>
@@ -4019,7 +4019,7 @@
       <w:pPr>
         <w:pStyle w:val="Heading2"/>
       </w:pPr>
-      <w:bookmarkStart w:id="2" w:name="_Toc210976411"/>
+      <w:bookmarkStart w:id="2" w:name="_Toc211263254"/>
       <w:r>
         <w:t>Install Git</w:t>
       </w:r>
@@ -4048,7 +4048,7 @@
       <w:pPr>
         <w:pStyle w:val="Heading2"/>
       </w:pPr>
-      <w:bookmarkStart w:id="3" w:name="_Toc210976412"/>
+      <w:bookmarkStart w:id="3" w:name="_Toc211263255"/>
       <w:r>
         <w:t>Install Python</w:t>
       </w:r>
@@ -4090,7 +4090,7 @@
       <w:pPr>
         <w:pStyle w:val="Heading2"/>
       </w:pPr>
-      <w:bookmarkStart w:id="4" w:name="_Toc210976413"/>
+      <w:bookmarkStart w:id="4" w:name="_Toc211263256"/>
       <w:r>
         <w:t xml:space="preserve">Create </w:t>
       </w:r>
@@ -4140,7 +4140,7 @@
       <w:pPr>
         <w:pStyle w:val="Heading2"/>
       </w:pPr>
-      <w:bookmarkStart w:id="5" w:name="_Toc210976414"/>
+      <w:bookmarkStart w:id="5" w:name="_Toc211263257"/>
       <w:r>
         <w:t>Clone the base FlexRIO repo</w:t>
       </w:r>
@@ -4175,7 +4175,7 @@
       <w:pPr>
         <w:pStyle w:val="Heading2"/>
       </w:pPr>
-      <w:bookmarkStart w:id="6" w:name="_Toc210976415"/>
+      <w:bookmarkStart w:id="6" w:name="_Toc211263258"/>
       <w:r>
         <w:t>Install the LabVIEW FPGA HDL Tools</w:t>
       </w:r>
@@ -4253,7 +4253,7 @@
       <w:pPr>
         <w:pStyle w:val="Heading2"/>
       </w:pPr>
-      <w:bookmarkStart w:id="7" w:name="_Toc210976416"/>
+      <w:bookmarkStart w:id="7" w:name="_Toc211263259"/>
       <w:r>
         <w:lastRenderedPageBreak/>
         <w:t>Install Dependencies</w:t>
@@ -4377,7 +4377,7 @@
       <w:pPr>
         <w:pStyle w:val="Heading2"/>
       </w:pPr>
-      <w:bookmarkStart w:id="8" w:name="_Toc210976417"/>
+      <w:bookmarkStart w:id="8" w:name="_Toc211263260"/>
       <w:r>
         <w:t>Create and Synthesize the Vivado Project</w:t>
       </w:r>
@@ -4517,7 +4517,7 @@
       <w:pPr>
         <w:pStyle w:val="Heading2"/>
       </w:pPr>
-      <w:bookmarkStart w:id="9" w:name="_Toc210976418"/>
+      <w:bookmarkStart w:id="9" w:name="_Toc211263261"/>
       <w:r>
         <w:t>Install LabVIEW Patch</w:t>
       </w:r>
@@ -4620,7 +4620,7 @@
       <w:pPr>
         <w:pStyle w:val="Heading2"/>
       </w:pPr>
-      <w:bookmarkStart w:id="10" w:name="_Toc210976419"/>
+      <w:bookmarkStart w:id="10" w:name="_Toc211263262"/>
       <w:r>
         <w:t>Get the flexrio-custom repo</w:t>
       </w:r>
@@ -4729,7 +4729,7 @@
       <w:pPr>
         <w:pStyle w:val="Heading2"/>
       </w:pPr>
-      <w:bookmarkStart w:id="11" w:name="_Toc210976420"/>
+      <w:bookmarkStart w:id="11" w:name="_Toc211263263"/>
       <w:r>
         <w:t>NI Software</w:t>
       </w:r>
@@ -4787,7 +4787,7 @@
       <w:pPr>
         <w:pStyle w:val="Heading1"/>
       </w:pPr>
-      <w:bookmarkStart w:id="12" w:name="_Toc210976421"/>
+      <w:bookmarkStart w:id="12" w:name="_Toc211263264"/>
       <w:r>
         <w:lastRenderedPageBreak/>
         <w:t>CLIP Migration</w:t>
@@ -5099,7 +5099,7 @@
       <w:pPr>
         <w:pStyle w:val="Heading1"/>
       </w:pPr>
-      <w:bookmarkStart w:id="13" w:name="_Toc210976422"/>
+      <w:bookmarkStart w:id="13" w:name="_Toc211263265"/>
       <w:r>
         <w:lastRenderedPageBreak/>
         <w:t>Customize the PXIe-7903 with Aurora</w:t>
@@ -5111,7 +5111,7 @@
       <w:pPr>
         <w:pStyle w:val="Heading2"/>
       </w:pPr>
-      <w:bookmarkStart w:id="14" w:name="_Toc210976423"/>
+      <w:bookmarkStart w:id="14" w:name="_Toc211263266"/>
       <w:r>
         <w:t>Configure Project Settings INI for CLIP Migration</w:t>
       </w:r>
@@ -6135,7 +6135,7 @@
       <w:pPr>
         <w:pStyle w:val="Heading2"/>
       </w:pPr>
-      <w:bookmarkStart w:id="15" w:name="_Toc210976424"/>
+      <w:bookmarkStart w:id="15" w:name="_Toc211263267"/>
       <w:r>
         <w:lastRenderedPageBreak/>
         <w:t>Run CLIP Migration</w:t>
@@ -6274,7 +6274,7 @@
       <w:pPr>
         <w:pStyle w:val="Heading2"/>
       </w:pPr>
-      <w:bookmarkStart w:id="16" w:name="_Toc210976425"/>
+      <w:bookmarkStart w:id="16" w:name="_Toc211263268"/>
       <w:r>
         <w:t>Modify Board IO CSV</w:t>
       </w:r>
@@ -6964,7 +6964,7 @@
       <w:pPr>
         <w:pStyle w:val="Heading2"/>
       </w:pPr>
-      <w:bookmarkStart w:id="17" w:name="_Toc210976426"/>
+      <w:bookmarkStart w:id="17" w:name="_Toc211263269"/>
       <w:r>
         <w:lastRenderedPageBreak/>
         <w:t>Instantiate</w:t>
@@ -7078,7 +7078,7 @@
       <w:pPr>
         <w:pStyle w:val="Heading3"/>
       </w:pPr>
-      <w:bookmarkStart w:id="18" w:name="_Toc210976427"/>
+      <w:bookmarkStart w:id="18" w:name="_Toc211263270"/>
       <w:r>
         <w:t>Uncomment MGT Port Lines</w:t>
       </w:r>
@@ -7475,7 +7475,7 @@
       <w:pPr>
         <w:pStyle w:val="Heading3"/>
       </w:pPr>
-      <w:bookmarkStart w:id="19" w:name="_Toc210976428"/>
+      <w:bookmarkStart w:id="19" w:name="_Toc211263271"/>
       <w:r>
         <w:lastRenderedPageBreak/>
         <w:t>Generate TheWindow.vhd Stub</w:t>
@@ -7732,7 +7732,7 @@
       <w:pPr>
         <w:pStyle w:val="Heading3"/>
       </w:pPr>
-      <w:bookmarkStart w:id="20" w:name="_Toc210976429"/>
+      <w:bookmarkStart w:id="20" w:name="_Toc211263272"/>
       <w:r>
         <w:t xml:space="preserve">Add Custom Board IO to </w:t>
       </w:r>
@@ -8089,7 +8089,7 @@
       <w:pPr>
         <w:pStyle w:val="Heading3"/>
       </w:pPr>
-      <w:bookmarkStart w:id="21" w:name="_Toc210976430"/>
+      <w:bookmarkStart w:id="21" w:name="_Toc211263273"/>
       <w:r>
         <w:t>Add Custom Board IO Signal Definitions</w:t>
       </w:r>
@@ -8509,7 +8509,7 @@
       <w:pPr>
         <w:pStyle w:val="Heading3"/>
       </w:pPr>
-      <w:bookmarkStart w:id="22" w:name="_Toc210976431"/>
+      <w:bookmarkStart w:id="22" w:name="_Toc211263274"/>
       <w:r>
         <w:t>Add Custom Board IO Signals to</w:t>
       </w:r>
@@ -9190,7 +9190,7 @@
       <w:pPr>
         <w:pStyle w:val="Heading3"/>
       </w:pPr>
-      <w:bookmarkStart w:id="23" w:name="_Toc210976432"/>
+      <w:bookmarkStart w:id="23" w:name="_Toc211263275"/>
       <w:r>
         <w:t xml:space="preserve">Disconnect the CLIP IO Socket Ports on </w:t>
       </w:r>
@@ -11177,7 +11177,7 @@
       <w:pPr>
         <w:pStyle w:val="Heading3"/>
       </w:pPr>
-      <w:bookmarkStart w:id="24" w:name="_Toc210976433"/>
+      <w:bookmarkStart w:id="24" w:name="_Toc211263276"/>
       <w:r>
         <w:t>Instantiate the Aurora CLIP</w:t>
       </w:r>
@@ -11312,7 +11312,7 @@
       <w:pPr>
         <w:pStyle w:val="Heading3"/>
       </w:pPr>
-      <w:bookmarkStart w:id="25" w:name="_Toc210976434"/>
+      <w:bookmarkStart w:id="25" w:name="_Toc211263277"/>
       <w:r>
         <w:t>Modify Aurora CLIP Signals</w:t>
       </w:r>
@@ -12964,7 +12964,7 @@
       <w:pPr>
         <w:pStyle w:val="Heading3"/>
       </w:pPr>
-      <w:bookmarkStart w:id="26" w:name="_Toc210976435"/>
+      <w:bookmarkStart w:id="26" w:name="_Toc211263278"/>
       <w:r>
         <w:t>(Optional) Compare Against FlexRIO-Custom example</w:t>
       </w:r>
@@ -12996,7 +12996,7 @@
       <w:pPr>
         <w:pStyle w:val="Heading2"/>
       </w:pPr>
-      <w:bookmarkStart w:id="27" w:name="_Toc210976436"/>
+      <w:bookmarkStart w:id="27" w:name="_Toc211263279"/>
       <w:r>
         <w:t>Copy</w:t>
       </w:r>
@@ -13235,7 +13235,7 @@
       <w:pPr>
         <w:pStyle w:val="Heading2"/>
       </w:pPr>
-      <w:bookmarkStart w:id="28" w:name="_Toc210976437"/>
+      <w:bookmarkStart w:id="28" w:name="_Toc211263280"/>
       <w:r>
         <w:t>Add the CLIP HDL to the Vivado Project Sources</w:t>
       </w:r>
@@ -13644,7 +13644,7 @@
       <w:pPr>
         <w:pStyle w:val="Heading2"/>
       </w:pPr>
-      <w:bookmarkStart w:id="29" w:name="_Toc210976438"/>
+      <w:bookmarkStart w:id="29" w:name="_Toc211263281"/>
       <w:r>
         <w:t>Synthesize the Customized FPGA Target</w:t>
       </w:r>
@@ -13831,7 +13831,7 @@
       <w:pPr>
         <w:pStyle w:val="Heading2"/>
       </w:pPr>
-      <w:bookmarkStart w:id="30" w:name="_Toc210976439"/>
+      <w:bookmarkStart w:id="30" w:name="_Toc211263282"/>
       <w:r>
         <w:t>Create Custom LabVIEW FPGA Target</w:t>
       </w:r>
@@ -13841,7 +13841,7 @@
       <w:pPr>
         <w:pStyle w:val="Heading3"/>
       </w:pPr>
-      <w:bookmarkStart w:id="31" w:name="_Toc210976440"/>
+      <w:bookmarkStart w:id="31" w:name="_Toc211263283"/>
       <w:r>
         <w:t xml:space="preserve">Modify </w:t>
       </w:r>
@@ -14010,7 +14010,7 @@
       <w:pPr>
         <w:pStyle w:val="Heading3"/>
       </w:pPr>
-      <w:bookmarkStart w:id="32" w:name="_Toc210976441"/>
+      <w:bookmarkStart w:id="32" w:name="_Toc211263284"/>
       <w:r>
         <w:lastRenderedPageBreak/>
         <w:t>Generate and Install the Custom Target</w:t>
@@ -14146,7 +14146,7 @@
       <w:pPr>
         <w:pStyle w:val="Heading2"/>
       </w:pPr>
-      <w:bookmarkStart w:id="33" w:name="_Toc210976442"/>
+      <w:bookmarkStart w:id="33" w:name="_Toc211263285"/>
       <w:r>
         <w:t>Create the</w:t>
       </w:r>
@@ -14165,7 +14165,7 @@
       <w:pPr>
         <w:pStyle w:val="Heading3"/>
       </w:pPr>
-      <w:bookmarkStart w:id="34" w:name="_Toc210976443"/>
+      <w:bookmarkStart w:id="34" w:name="_Toc211263286"/>
       <w:r>
         <w:t>Create a LabVIEW FPGA project for the new custom target</w:t>
       </w:r>
@@ -14343,7 +14343,7 @@
       <w:pPr>
         <w:pStyle w:val="Heading3"/>
       </w:pPr>
-      <w:bookmarkStart w:id="35" w:name="_Toc210976444"/>
+      <w:bookmarkStart w:id="35" w:name="_Toc211263287"/>
       <w:r>
         <w:lastRenderedPageBreak/>
         <w:t>Create the Aurora Shipping Example Project for the PXIe-7903</w:t>
@@ -14474,7 +14474,7 @@
       <w:pPr>
         <w:pStyle w:val="Heading3"/>
       </w:pPr>
-      <w:bookmarkStart w:id="36" w:name="_Toc210976445"/>
+      <w:bookmarkStart w:id="36" w:name="_Toc211263288"/>
       <w:r>
         <w:t>Copy</w:t>
       </w:r>
@@ -14651,7 +14651,7 @@
       <w:pPr>
         <w:pStyle w:val="Heading3"/>
       </w:pPr>
-      <w:bookmarkStart w:id="37" w:name="_Toc210976446"/>
+      <w:bookmarkStart w:id="37" w:name="_Toc211263289"/>
       <w:r>
         <w:t>Add the Dummy CLIP</w:t>
       </w:r>
@@ -14897,7 +14897,7 @@
       <w:pPr>
         <w:pStyle w:val="Heading2"/>
       </w:pPr>
-      <w:bookmarkStart w:id="38" w:name="_Toc210976447"/>
+      <w:bookmarkStart w:id="38" w:name="_Toc211263290"/>
       <w:r>
         <w:lastRenderedPageBreak/>
         <w:t>Modify the FPGA VI IO Constants</w:t>
@@ -15284,7 +15284,7 @@
       <w:pPr>
         <w:pStyle w:val="Heading2"/>
       </w:pPr>
-      <w:bookmarkStart w:id="39" w:name="_Toc210976448"/>
+      <w:bookmarkStart w:id="39" w:name="_Toc211263291"/>
       <w:r>
         <w:t>Export LabVIEW FPGA Window Netlist</w:t>
       </w:r>
@@ -15310,7 +15310,7 @@
       <w:pPr>
         <w:pStyle w:val="Heading3"/>
       </w:pPr>
-      <w:bookmarkStart w:id="40" w:name="_Toc210976449"/>
+      <w:bookmarkStart w:id="40" w:name="_Toc211263292"/>
       <w:r>
         <w:t>Vivado Project Export</w:t>
       </w:r>
@@ -15383,7 +15383,7 @@
       <w:pPr>
         <w:pStyle w:val="Heading3"/>
       </w:pPr>
-      <w:bookmarkStart w:id="41" w:name="_Toc210976450"/>
+      <w:bookmarkStart w:id="41" w:name="_Toc211263293"/>
       <w:r>
         <w:t>Get the Netlist for The Window</w:t>
       </w:r>
@@ -15644,6 +15644,19 @@
     <w:p/>
     <w:p>
       <w:r>
+        <w:rPr>
+          <w:b/>
+          <w:bCs/>
+        </w:rPr>
+        <w:t>NOTE:</w:t>
+      </w:r>
+      <w:r>
+        <w:t xml:space="preserve"> Vivado has trouble when the project’s folder path is over 80 characters.  The script checks for this and may throw a long-path error.  If you are using the example that is in the flexrio-custom repo documents folder, the default location of the Vivado Project Export folder will likely create a long path.  You can simply move the Vivado Project Export folder to a shorter path before setting the INI setting.</w:t>
+      </w:r>
+    </w:p>
+    <w:p/>
+    <w:p>
+      <w:r>
         <w:t>At the command prompt, run the get-window command:</w:t>
       </w:r>
     </w:p>
@@ -15688,7 +15701,7 @@
       <w:pPr>
         <w:pStyle w:val="Heading2"/>
       </w:pPr>
-      <w:bookmarkStart w:id="42" w:name="_Toc210976451"/>
+      <w:bookmarkStart w:id="42" w:name="_Toc211263294"/>
       <w:r>
         <w:t>Build Custom FPGA Bitfile in Vivado</w:t>
       </w:r>
@@ -15921,7 +15934,6 @@
           <w:sz w:val="22"/>
           <w:szCs w:val="22"/>
         </w:rPr>
-        <w:lastRenderedPageBreak/>
         <w:t>nihdl</w:t>
       </w:r>
       <w:proofErr w:type="spellEnd"/>
@@ -16129,7 +16141,7 @@
       <w:pPr>
         <w:pStyle w:val="Heading2"/>
       </w:pPr>
-      <w:bookmarkStart w:id="43" w:name="_Toc210976452"/>
+      <w:bookmarkStart w:id="43" w:name="_Toc211263295"/>
       <w:r>
         <w:t>Run the Host example</w:t>
       </w:r>
@@ -17734,6 +17746,7 @@
   <w:style w:type="character" w:default="1" w:styleId="DefaultParagraphFont">
     <w:name w:val="Default Paragraph Font"/>
     <w:uiPriority w:val="1"/>
+    <w:semiHidden/>
     <w:unhideWhenUsed/>
   </w:style>
   <w:style w:type="table" w:default="1" w:styleId="TableNormal">

--- a/docs/public/HDL Workflow Hands-On Guide.docx
+++ b/docs/public/HDL Workflow Hands-On Guide.docx
@@ -4169,6 +4169,15 @@
         </w:rPr>
         <w:t>git clone https://github.com/ni/flexrio</w:t>
       </w:r>
+      <w:r>
+        <w:rPr>
+          <w:rFonts w:ascii="Consolas" w:hAnsi="Consolas"/>
+          <w:color w:val="7030A0"/>
+          <w:sz w:val="22"/>
+          <w:szCs w:val="22"/>
+        </w:rPr>
+        <w:t>-preview</w:t>
+      </w:r>
     </w:p>
     <w:p/>
     <w:p>
@@ -4654,6 +4663,18 @@
           </w:rPr>
           <w:t>https://github.com/ni/flexrio-custom</w:t>
         </w:r>
+        <w:r>
+          <w:rPr>
+            <w:rStyle w:val="Hyperlink"/>
+          </w:rPr>
+          <w:t>-</w:t>
+        </w:r>
+        <w:r>
+          <w:rPr>
+            <w:rStyle w:val="Hyperlink"/>
+          </w:rPr>
+          <w:t>preview</w:t>
+        </w:r>
       </w:hyperlink>
     </w:p>
     <w:p/>
@@ -4708,7 +4729,7 @@
             <w:sz w:val="22"/>
             <w:szCs w:val="22"/>
           </w:rPr>
-          <w:t>https://github.com/ni/flexrio-custom</w:t>
+          <w:t>https://github.com/ni/flexrio-custom-preview</w:t>
         </w:r>
       </w:hyperlink>
     </w:p>
@@ -7052,9 +7073,6 @@
         <w:t>dev\github\</w:t>
       </w:r>
       <w:r>
-        <w:t xml:space="preserve"> </w:t>
-      </w:r>
-      <w:r>
         <w:rPr>
           <w:rFonts w:ascii="Consolas" w:hAnsi="Consolas"/>
           <w:color w:val="3A7C22" w:themeColor="accent6" w:themeShade="BF"/>
@@ -7551,9 +7569,6 @@
         <w:t>dev\github\</w:t>
       </w:r>
       <w:r>
-        <w:t xml:space="preserve"> </w:t>
-      </w:r>
-      <w:r>
         <w:rPr>
           <w:rFonts w:ascii="Consolas" w:hAnsi="Consolas"/>
           <w:color w:val="3A7C22" w:themeColor="accent6" w:themeShade="BF"/>
@@ -13040,9 +13055,6 @@
           <w:szCs w:val="22"/>
         </w:rPr>
         <w:t>dev\github\</w:t>
-      </w:r>
-      <w:r>
-        <w:t xml:space="preserve"> </w:t>
       </w:r>
       <w:r>
         <w:rPr>
@@ -16124,7 +16136,25 @@
           <w:sz w:val="22"/>
           <w:szCs w:val="22"/>
         </w:rPr>
-        <w:t>C:\git\github\flexrio\targets\pxie-7903\objects\bitfiles</w:t>
+        <w:t>C:\git\github\flexrio</w:t>
+      </w:r>
+      <w:r>
+        <w:rPr>
+          <w:rFonts w:ascii="Consolas" w:hAnsi="Consolas"/>
+          <w:color w:val="3A7C22" w:themeColor="accent6" w:themeShade="BF"/>
+          <w:sz w:val="22"/>
+          <w:szCs w:val="22"/>
+        </w:rPr>
+        <w:t>-preview</w:t>
+      </w:r>
+      <w:r>
+        <w:rPr>
+          <w:rFonts w:ascii="Consolas" w:hAnsi="Consolas"/>
+          <w:color w:val="3A7C22" w:themeColor="accent6" w:themeShade="BF"/>
+          <w:sz w:val="22"/>
+          <w:szCs w:val="22"/>
+        </w:rPr>
+        <w:t>\targets\pxie-7903\objects\bitfiles</w:t>
       </w:r>
     </w:p>
     <w:p>
